--- a/remise3.docx
+++ b/remise3.docx
@@ -234,7 +234,7 @@
           <w:szCs w:val="24"/>
           <w:lang w:val="fr-FR"/>
         </w:rPr>
-        <w:t>3 – Partie 1</w:t>
+        <w:t xml:space="preserve">3 </w:t>
       </w:r>
     </w:p>
     <w:p>
@@ -678,7 +678,7 @@
           <w:r>
             <w:fldChar w:fldCharType="separate"/>
           </w:r>
-          <w:hyperlink w:anchor="_Toc213870517" w:history="1">
+          <w:hyperlink w:anchor="_Toc214210171" w:history="1">
             <w:r>
               <w:rPr>
                 <w:rStyle w:val="Lienhypertexte"/>
@@ -706,7 +706,7 @@
                 <w:noProof/>
                 <w:webHidden/>
               </w:rPr>
-              <w:instrText xml:space="preserve"> PAGEREF _Toc213870517 \h </w:instrText>
+              <w:instrText xml:space="preserve"> PAGEREF _Toc214210171 \h </w:instrText>
             </w:r>
             <w:r>
               <w:rPr>
@@ -751,7 +751,7 @@
               <w14:ligatures w14:val="standardContextual"/>
             </w:rPr>
           </w:pPr>
-          <w:hyperlink w:anchor="_Toc213870518" w:history="1">
+          <w:hyperlink w:anchor="_Toc214210172" w:history="1">
             <w:r>
               <w:rPr>
                 <w:rStyle w:val="Lienhypertexte"/>
@@ -779,7 +779,7 @@
                 <w:noProof/>
                 <w:webHidden/>
               </w:rPr>
-              <w:instrText xml:space="preserve"> PAGEREF _Toc213870518 \h </w:instrText>
+              <w:instrText xml:space="preserve"> PAGEREF _Toc214210172 \h </w:instrText>
             </w:r>
             <w:r>
               <w:rPr>
@@ -824,7 +824,7 @@
               <w14:ligatures w14:val="standardContextual"/>
             </w:rPr>
           </w:pPr>
-          <w:hyperlink w:anchor="_Toc213870519" w:history="1">
+          <w:hyperlink w:anchor="_Toc214210173" w:history="1">
             <w:r>
               <w:rPr>
                 <w:rStyle w:val="Lienhypertexte"/>
@@ -852,7 +852,7 @@
                 <w:noProof/>
                 <w:webHidden/>
               </w:rPr>
-              <w:instrText xml:space="preserve"> PAGEREF _Toc213870519 \h </w:instrText>
+              <w:instrText xml:space="preserve"> PAGEREF _Toc214210173 \h </w:instrText>
             </w:r>
             <w:r>
               <w:rPr>
@@ -897,7 +897,7 @@
               <w14:ligatures w14:val="standardContextual"/>
             </w:rPr>
           </w:pPr>
-          <w:hyperlink w:anchor="_Toc213870520" w:history="1">
+          <w:hyperlink w:anchor="_Toc214210174" w:history="1">
             <w:r>
               <w:rPr>
                 <w:rStyle w:val="Lienhypertexte"/>
@@ -925,7 +925,7 @@
                 <w:noProof/>
                 <w:webHidden/>
               </w:rPr>
-              <w:instrText xml:space="preserve"> PAGEREF _Toc213870520 \h </w:instrText>
+              <w:instrText xml:space="preserve"> PAGEREF _Toc214210174 \h </w:instrText>
             </w:r>
             <w:r>
               <w:rPr>
@@ -970,7 +970,7 @@
               <w14:ligatures w14:val="standardContextual"/>
             </w:rPr>
           </w:pPr>
-          <w:hyperlink w:anchor="_Toc213870521" w:history="1">
+          <w:hyperlink w:anchor="_Toc214210175" w:history="1">
             <w:r>
               <w:rPr>
                 <w:rStyle w:val="Lienhypertexte"/>
@@ -998,7 +998,7 @@
                 <w:noProof/>
                 <w:webHidden/>
               </w:rPr>
-              <w:instrText xml:space="preserve"> PAGEREF _Toc213870521 \h </w:instrText>
+              <w:instrText xml:space="preserve"> PAGEREF _Toc214210175 \h </w:instrText>
             </w:r>
             <w:r>
               <w:rPr>
@@ -1043,7 +1043,7 @@
               <w14:ligatures w14:val="standardContextual"/>
             </w:rPr>
           </w:pPr>
-          <w:hyperlink w:anchor="_Toc213870522" w:history="1">
+          <w:hyperlink w:anchor="_Toc214210176" w:history="1">
             <w:r>
               <w:rPr>
                 <w:rStyle w:val="Lienhypertexte"/>
@@ -1071,7 +1071,7 @@
                 <w:noProof/>
                 <w:webHidden/>
               </w:rPr>
-              <w:instrText xml:space="preserve"> PAGEREF _Toc213870522 \h </w:instrText>
+              <w:instrText xml:space="preserve"> PAGEREF _Toc214210176 \h </w:instrText>
             </w:r>
             <w:r>
               <w:rPr>
@@ -1116,7 +1116,7 @@
               <w14:ligatures w14:val="standardContextual"/>
             </w:rPr>
           </w:pPr>
-          <w:hyperlink w:anchor="_Toc213870523" w:history="1">
+          <w:hyperlink w:anchor="_Toc214210177" w:history="1">
             <w:r>
               <w:rPr>
                 <w:rStyle w:val="Lienhypertexte"/>
@@ -1144,7 +1144,7 @@
                 <w:noProof/>
                 <w:webHidden/>
               </w:rPr>
-              <w:instrText xml:space="preserve"> PAGEREF _Toc213870523 \h </w:instrText>
+              <w:instrText xml:space="preserve"> PAGEREF _Toc214210177 \h </w:instrText>
             </w:r>
             <w:r>
               <w:rPr>
@@ -1189,7 +1189,7 @@
               <w14:ligatures w14:val="standardContextual"/>
             </w:rPr>
           </w:pPr>
-          <w:hyperlink w:anchor="_Toc213870524" w:history="1">
+          <w:hyperlink w:anchor="_Toc214210178" w:history="1">
             <w:r>
               <w:rPr>
                 <w:rStyle w:val="Lienhypertexte"/>
@@ -1217,7 +1217,7 @@
                 <w:noProof/>
                 <w:webHidden/>
               </w:rPr>
-              <w:instrText xml:space="preserve"> PAGEREF _Toc213870524 \h </w:instrText>
+              <w:instrText xml:space="preserve"> PAGEREF _Toc214210178 \h </w:instrText>
             </w:r>
             <w:r>
               <w:rPr>
@@ -1238,6 +1238,152 @@
                 <w:webHidden/>
               </w:rPr>
               <w:t>4</w:t>
+            </w:r>
+            <w:r>
+              <w:rPr>
+                <w:noProof/>
+                <w:webHidden/>
+              </w:rPr>
+              <w:fldChar w:fldCharType="end"/>
+            </w:r>
+          </w:hyperlink>
+        </w:p>
+        <w:p>
+          <w:pPr>
+            <w:pStyle w:val="TM3"/>
+            <w:tabs>
+              <w:tab w:val="right" w:leader="dot" w:pos="9622"/>
+            </w:tabs>
+            <w:rPr>
+              <w:noProof/>
+              <w:kern w:val="2"/>
+              <w:sz w:val="24"/>
+              <w:szCs w:val="24"/>
+              <w14:ligatures w14:val="standardContextual"/>
+            </w:rPr>
+          </w:pPr>
+          <w:hyperlink w:anchor="_Toc214210179" w:history="1">
+            <w:r>
+              <w:rPr>
+                <w:rStyle w:val="Lienhypertexte"/>
+                <w:noProof/>
+                <w:lang w:val="fr-FR" w:eastAsia="en-US"/>
+              </w:rPr>
+              <w:t>Node.js</w:t>
+            </w:r>
+            <w:r>
+              <w:rPr>
+                <w:noProof/>
+                <w:webHidden/>
+              </w:rPr>
+              <w:tab/>
+            </w:r>
+            <w:r>
+              <w:rPr>
+                <w:noProof/>
+                <w:webHidden/>
+              </w:rPr>
+              <w:fldChar w:fldCharType="begin"/>
+            </w:r>
+            <w:r>
+              <w:rPr>
+                <w:noProof/>
+                <w:webHidden/>
+              </w:rPr>
+              <w:instrText xml:space="preserve"> PAGEREF _Toc214210179 \h </w:instrText>
+            </w:r>
+            <w:r>
+              <w:rPr>
+                <w:noProof/>
+                <w:webHidden/>
+              </w:rPr>
+            </w:r>
+            <w:r>
+              <w:rPr>
+                <w:noProof/>
+                <w:webHidden/>
+              </w:rPr>
+              <w:fldChar w:fldCharType="separate"/>
+            </w:r>
+            <w:r>
+              <w:rPr>
+                <w:noProof/>
+                <w:webHidden/>
+              </w:rPr>
+              <w:t>4</w:t>
+            </w:r>
+            <w:r>
+              <w:rPr>
+                <w:noProof/>
+                <w:webHidden/>
+              </w:rPr>
+              <w:fldChar w:fldCharType="end"/>
+            </w:r>
+          </w:hyperlink>
+        </w:p>
+        <w:p>
+          <w:pPr>
+            <w:pStyle w:val="TM3"/>
+            <w:tabs>
+              <w:tab w:val="right" w:leader="dot" w:pos="9622"/>
+            </w:tabs>
+            <w:rPr>
+              <w:noProof/>
+              <w:kern w:val="2"/>
+              <w:sz w:val="24"/>
+              <w:szCs w:val="24"/>
+              <w14:ligatures w14:val="standardContextual"/>
+            </w:rPr>
+          </w:pPr>
+          <w:hyperlink w:anchor="_Toc214210180" w:history="1">
+            <w:r>
+              <w:rPr>
+                <w:rStyle w:val="Lienhypertexte"/>
+                <w:noProof/>
+                <w:lang w:val="fr-FR" w:eastAsia="en-US"/>
+              </w:rPr>
+              <w:t>API Laravel</w:t>
+            </w:r>
+            <w:r>
+              <w:rPr>
+                <w:noProof/>
+                <w:webHidden/>
+              </w:rPr>
+              <w:tab/>
+            </w:r>
+            <w:r>
+              <w:rPr>
+                <w:noProof/>
+                <w:webHidden/>
+              </w:rPr>
+              <w:fldChar w:fldCharType="begin"/>
+            </w:r>
+            <w:r>
+              <w:rPr>
+                <w:noProof/>
+                <w:webHidden/>
+              </w:rPr>
+              <w:instrText xml:space="preserve"> PAGEREF _Toc214210180 \h </w:instrText>
+            </w:r>
+            <w:r>
+              <w:rPr>
+                <w:noProof/>
+                <w:webHidden/>
+              </w:rPr>
+            </w:r>
+            <w:r>
+              <w:rPr>
+                <w:noProof/>
+                <w:webHidden/>
+              </w:rPr>
+              <w:fldChar w:fldCharType="separate"/>
+            </w:r>
+            <w:r>
+              <w:rPr>
+                <w:noProof/>
+                <w:webHidden/>
+              </w:rPr>
+              <w:t>5</w:t>
             </w:r>
             <w:r>
               <w:rPr>
@@ -1262,7 +1408,7 @@
               <w14:ligatures w14:val="standardContextual"/>
             </w:rPr>
           </w:pPr>
-          <w:hyperlink w:anchor="_Toc213870525" w:history="1">
+          <w:hyperlink w:anchor="_Toc214210181" w:history="1">
             <w:r>
               <w:rPr>
                 <w:rStyle w:val="Lienhypertexte"/>
@@ -1290,7 +1436,7 @@
                 <w:noProof/>
                 <w:webHidden/>
               </w:rPr>
-              <w:instrText xml:space="preserve"> PAGEREF _Toc213870525 \h </w:instrText>
+              <w:instrText xml:space="preserve"> PAGEREF _Toc214210181 \h </w:instrText>
             </w:r>
             <w:r>
               <w:rPr>
@@ -1310,7 +1456,7 @@
                 <w:noProof/>
                 <w:webHidden/>
               </w:rPr>
-              <w:t>4</w:t>
+              <w:t>6</w:t>
             </w:r>
             <w:r>
               <w:rPr>
@@ -1335,7 +1481,7 @@
               <w14:ligatures w14:val="standardContextual"/>
             </w:rPr>
           </w:pPr>
-          <w:hyperlink w:anchor="_Toc213870526" w:history="1">
+          <w:hyperlink w:anchor="_Toc214210182" w:history="1">
             <w:r>
               <w:rPr>
                 <w:rStyle w:val="Lienhypertexte"/>
@@ -1362,7 +1508,7 @@
                 <w:noProof/>
                 <w:webHidden/>
               </w:rPr>
-              <w:instrText xml:space="preserve"> PAGEREF _Toc213870526 \h </w:instrText>
+              <w:instrText xml:space="preserve"> PAGEREF _Toc214210182 \h </w:instrText>
             </w:r>
             <w:r>
               <w:rPr>
@@ -1382,7 +1528,7 @@
                 <w:noProof/>
                 <w:webHidden/>
               </w:rPr>
-              <w:t>4</w:t>
+              <w:t>6</w:t>
             </w:r>
             <w:r>
               <w:rPr>
@@ -1407,7 +1553,7 @@
               <w14:ligatures w14:val="standardContextual"/>
             </w:rPr>
           </w:pPr>
-          <w:hyperlink w:anchor="_Toc213870527" w:history="1">
+          <w:hyperlink w:anchor="_Toc214210183" w:history="1">
             <w:r>
               <w:rPr>
                 <w:rStyle w:val="Lienhypertexte"/>
@@ -1435,7 +1581,7 @@
                 <w:noProof/>
                 <w:webHidden/>
               </w:rPr>
-              <w:instrText xml:space="preserve"> PAGEREF _Toc213870527 \h </w:instrText>
+              <w:instrText xml:space="preserve"> PAGEREF _Toc214210183 \h </w:instrText>
             </w:r>
             <w:r>
               <w:rPr>
@@ -1455,7 +1601,7 @@
                 <w:noProof/>
                 <w:webHidden/>
               </w:rPr>
-              <w:t>5</w:t>
+              <w:t>6</w:t>
             </w:r>
             <w:r>
               <w:rPr>
@@ -1480,7 +1626,7 @@
               <w14:ligatures w14:val="standardContextual"/>
             </w:rPr>
           </w:pPr>
-          <w:hyperlink w:anchor="_Toc213870528" w:history="1">
+          <w:hyperlink w:anchor="_Toc214210184" w:history="1">
             <w:r>
               <w:rPr>
                 <w:rStyle w:val="Lienhypertexte"/>
@@ -1508,7 +1654,7 @@
                 <w:noProof/>
                 <w:webHidden/>
               </w:rPr>
-              <w:instrText xml:space="preserve"> PAGEREF _Toc213870528 \h </w:instrText>
+              <w:instrText xml:space="preserve"> PAGEREF _Toc214210184 \h </w:instrText>
             </w:r>
             <w:r>
               <w:rPr>
@@ -1528,7 +1674,7 @@
                 <w:noProof/>
                 <w:webHidden/>
               </w:rPr>
-              <w:t>5</w:t>
+              <w:t>7</w:t>
             </w:r>
             <w:r>
               <w:rPr>
@@ -1553,7 +1699,7 @@
               <w14:ligatures w14:val="standardContextual"/>
             </w:rPr>
           </w:pPr>
-          <w:hyperlink w:anchor="_Toc213870529" w:history="1">
+          <w:hyperlink w:anchor="_Toc214210185" w:history="1">
             <w:r>
               <w:rPr>
                 <w:rStyle w:val="Lienhypertexte"/>
@@ -1581,7 +1727,7 @@
                 <w:noProof/>
                 <w:webHidden/>
               </w:rPr>
-              <w:instrText xml:space="preserve"> PAGEREF _Toc213870529 \h </w:instrText>
+              <w:instrText xml:space="preserve"> PAGEREF _Toc214210185 \h </w:instrText>
             </w:r>
             <w:r>
               <w:rPr>
@@ -1601,7 +1747,7 @@
                 <w:noProof/>
                 <w:webHidden/>
               </w:rPr>
-              <w:t>5</w:t>
+              <w:t>7</w:t>
             </w:r>
             <w:r>
               <w:rPr>
@@ -1626,7 +1772,7 @@
               <w14:ligatures w14:val="standardContextual"/>
             </w:rPr>
           </w:pPr>
-          <w:hyperlink w:anchor="_Toc213870530" w:history="1">
+          <w:hyperlink w:anchor="_Toc214210186" w:history="1">
             <w:r>
               <w:rPr>
                 <w:rStyle w:val="Lienhypertexte"/>
@@ -1654,7 +1800,7 @@
                 <w:noProof/>
                 <w:webHidden/>
               </w:rPr>
-              <w:instrText xml:space="preserve"> PAGEREF _Toc213870530 \h </w:instrText>
+              <w:instrText xml:space="preserve"> PAGEREF _Toc214210186 \h </w:instrText>
             </w:r>
             <w:r>
               <w:rPr>
@@ -1674,7 +1820,7 @@
                 <w:noProof/>
                 <w:webHidden/>
               </w:rPr>
-              <w:t>5</w:t>
+              <w:t>7</w:t>
             </w:r>
             <w:r>
               <w:rPr>
@@ -1699,7 +1845,7 @@
               <w14:ligatures w14:val="standardContextual"/>
             </w:rPr>
           </w:pPr>
-          <w:hyperlink w:anchor="_Toc213870531" w:history="1">
+          <w:hyperlink w:anchor="_Toc214210187" w:history="1">
             <w:r>
               <w:rPr>
                 <w:rStyle w:val="Lienhypertexte"/>
@@ -1727,7 +1873,7 @@
                 <w:noProof/>
                 <w:webHidden/>
               </w:rPr>
-              <w:instrText xml:space="preserve"> PAGEREF _Toc213870531 \h </w:instrText>
+              <w:instrText xml:space="preserve"> PAGEREF _Toc214210187 \h </w:instrText>
             </w:r>
             <w:r>
               <w:rPr>
@@ -1747,7 +1893,7 @@
                 <w:noProof/>
                 <w:webHidden/>
               </w:rPr>
-              <w:t>5</w:t>
+              <w:t>7</w:t>
             </w:r>
             <w:r>
               <w:rPr>
@@ -1772,7 +1918,7 @@
               <w14:ligatures w14:val="standardContextual"/>
             </w:rPr>
           </w:pPr>
-          <w:hyperlink w:anchor="_Toc213870532" w:history="1">
+          <w:hyperlink w:anchor="_Toc214210188" w:history="1">
             <w:r>
               <w:rPr>
                 <w:rStyle w:val="Lienhypertexte"/>
@@ -1800,7 +1946,7 @@
                 <w:noProof/>
                 <w:webHidden/>
               </w:rPr>
-              <w:instrText xml:space="preserve"> PAGEREF _Toc213870532 \h </w:instrText>
+              <w:instrText xml:space="preserve"> PAGEREF _Toc214210188 \h </w:instrText>
             </w:r>
             <w:r>
               <w:rPr>
@@ -1820,7 +1966,7 @@
                 <w:noProof/>
                 <w:webHidden/>
               </w:rPr>
-              <w:t>6</w:t>
+              <w:t>9</w:t>
             </w:r>
             <w:r>
               <w:rPr>
@@ -1845,7 +1991,7 @@
               <w14:ligatures w14:val="standardContextual"/>
             </w:rPr>
           </w:pPr>
-          <w:hyperlink w:anchor="_Toc213870533" w:history="1">
+          <w:hyperlink w:anchor="_Toc214210189" w:history="1">
             <w:r>
               <w:rPr>
                 <w:rStyle w:val="Lienhypertexte"/>
@@ -1873,7 +2019,7 @@
                 <w:noProof/>
                 <w:webHidden/>
               </w:rPr>
-              <w:instrText xml:space="preserve"> PAGEREF _Toc213870533 \h </w:instrText>
+              <w:instrText xml:space="preserve"> PAGEREF _Toc214210189 \h </w:instrText>
             </w:r>
             <w:r>
               <w:rPr>
@@ -1893,7 +2039,7 @@
                 <w:noProof/>
                 <w:webHidden/>
               </w:rPr>
-              <w:t>6</w:t>
+              <w:t>9</w:t>
             </w:r>
             <w:r>
               <w:rPr>
@@ -1943,7 +2089,7 @@
           <w:lang w:val="fr-FR" w:eastAsia="en-US"/>
         </w:rPr>
       </w:pPr>
-      <w:bookmarkStart w:id="0" w:name="_Toc213870517"/>
+      <w:bookmarkStart w:id="0" w:name="_Toc214210171"/>
       <w:r>
         <w:rPr>
           <w:lang w:val="fr-FR" w:eastAsia="en-US"/>
@@ -1966,7 +2112,7 @@
           <w:lang w:val="fr-FR" w:eastAsia="en-US"/>
         </w:rPr>
       </w:pPr>
-      <w:bookmarkStart w:id="1" w:name="_Toc213870518"/>
+      <w:bookmarkStart w:id="1" w:name="_Toc214210172"/>
       <w:r>
         <w:rPr>
           <w:lang w:val="fr-FR" w:eastAsia="en-US"/>
@@ -1982,7 +2128,7 @@
           <w:lang w:val="fr-FR" w:eastAsia="en-US"/>
         </w:rPr>
       </w:pPr>
-      <w:bookmarkStart w:id="2" w:name="_Toc213870519"/>
+      <w:bookmarkStart w:id="2" w:name="_Toc214210173"/>
       <w:r>
         <w:rPr>
           <w:lang w:val="fr-FR" w:eastAsia="en-US"/>
@@ -2017,7 +2163,7 @@
           <w:lang w:val="fr-FR" w:eastAsia="en-US"/>
         </w:rPr>
       </w:pPr>
-      <w:bookmarkStart w:id="3" w:name="_Toc213870520"/>
+      <w:bookmarkStart w:id="3" w:name="_Toc214210174"/>
       <w:r>
         <w:rPr>
           <w:lang w:val="fr-FR" w:eastAsia="en-US"/>
@@ -2038,17 +2184,43 @@
           <w:lang w:val="fr-FR" w:eastAsia="en-US"/>
         </w:rPr>
       </w:pPr>
-      <w:r>
-        <w:rPr>
-          <w:lang w:val="fr-FR" w:eastAsia="en-US"/>
-        </w:rPr>
-        <w:t>Angular 18</w:t>
-      </w:r>
-      <w:r>
-        <w:rPr>
-          <w:lang w:val="fr-FR" w:eastAsia="en-US"/>
-        </w:rPr>
-        <w:t xml:space="preserve"> &amp; Laravel</w:t>
+      <w:proofErr w:type="spellStart"/>
+      <w:r>
+        <w:rPr>
+          <w:lang w:val="fr-FR" w:eastAsia="en-US"/>
+        </w:rPr>
+        <w:t>Angular</w:t>
+      </w:r>
+      <w:proofErr w:type="spellEnd"/>
+      <w:r>
+        <w:rPr>
+          <w:lang w:val="fr-FR" w:eastAsia="en-US"/>
+        </w:rPr>
+        <w:t xml:space="preserve"> 18</w:t>
+      </w:r>
+      <w:r>
+        <w:rPr>
+          <w:lang w:val="fr-FR" w:eastAsia="en-US"/>
+        </w:rPr>
+        <w:t xml:space="preserve"> &amp;</w:t>
+      </w:r>
+      <w:r>
+        <w:rPr>
+          <w:lang w:val="fr-FR" w:eastAsia="en-US"/>
+        </w:rPr>
+        <w:t xml:space="preserve"> API</w:t>
+      </w:r>
+      <w:r>
+        <w:rPr>
+          <w:lang w:val="fr-FR" w:eastAsia="en-US"/>
+        </w:rPr>
+        <w:t xml:space="preserve"> Laravel</w:t>
+      </w:r>
+      <w:r>
+        <w:rPr>
+          <w:lang w:val="fr-FR" w:eastAsia="en-US"/>
+        </w:rPr>
+        <w:t xml:space="preserve"> avec Node.js</w:t>
       </w:r>
     </w:p>
     <w:p>
@@ -2058,7 +2230,7 @@
           <w:lang w:val="fr-FR" w:eastAsia="en-US"/>
         </w:rPr>
       </w:pPr>
-      <w:bookmarkStart w:id="4" w:name="_Toc213870521"/>
+      <w:bookmarkStart w:id="4" w:name="_Toc214210175"/>
       <w:r>
         <w:rPr>
           <w:lang w:val="fr-FR" w:eastAsia="en-US"/>
@@ -2091,6 +2263,13 @@
     </w:p>
     <w:p>
       <w:pPr>
+        <w:rPr>
+          <w:lang w:val="fr-FR" w:eastAsia="en-US"/>
+        </w:rPr>
+      </w:pPr>
+    </w:p>
+    <w:p>
+      <w:pPr>
         <w:spacing w:after="160" w:line="278" w:lineRule="auto"/>
         <w:rPr>
           <w:b/>
@@ -2104,402 +2283,1022 @@
           <w:bCs/>
           <w:lang w:eastAsia="en-US"/>
         </w:rPr>
-        <w:t>Explorer et comparer différentes options technologiques.</w:t>
+        <w:t>Générer un plan d’exploration (objectifs, livrables, échéancier).</w:t>
       </w:r>
     </w:p>
     <w:p>
       <w:pPr>
         <w:spacing w:after="160" w:line="278" w:lineRule="auto"/>
+        <w:rPr>
+          <w:lang w:eastAsia="en-US"/>
+        </w:rPr>
+      </w:pPr>
+      <w:r>
+        <w:rPr>
+          <w:lang w:eastAsia="en-US"/>
+        </w:rPr>
+        <w:t xml:space="preserve">Semaine 1 : Apprivoiser </w:t>
+      </w:r>
+      <w:proofErr w:type="spellStart"/>
+      <w:r>
+        <w:rPr>
+          <w:lang w:eastAsia="en-US"/>
+        </w:rPr>
+        <w:t>Angular</w:t>
+      </w:r>
+      <w:proofErr w:type="spellEnd"/>
+      <w:r>
+        <w:rPr>
+          <w:lang w:eastAsia="en-US"/>
+        </w:rPr>
+        <w:t xml:space="preserve"> 18</w:t>
+      </w:r>
+      <w:r>
+        <w:rPr>
+          <w:lang w:eastAsia="en-US"/>
+        </w:rPr>
+        <w:t xml:space="preserve">, se familiariser avec l’environnement </w:t>
+      </w:r>
+      <w:proofErr w:type="spellStart"/>
+      <w:r>
+        <w:rPr>
+          <w:lang w:eastAsia="en-US"/>
+        </w:rPr>
+        <w:t>Angular</w:t>
+      </w:r>
+      <w:proofErr w:type="spellEnd"/>
+      <w:r>
+        <w:rPr>
+          <w:lang w:eastAsia="en-US"/>
+        </w:rPr>
+        <w:t xml:space="preserve"> et ses fichiers</w:t>
+      </w:r>
+    </w:p>
+    <w:p>
+      <w:pPr>
+        <w:spacing w:after="160" w:line="278" w:lineRule="auto"/>
+        <w:rPr>
+          <w:lang w:eastAsia="en-US"/>
+        </w:rPr>
+      </w:pPr>
+      <w:r>
+        <w:rPr>
+          <w:lang w:eastAsia="en-US"/>
+        </w:rPr>
+        <w:t xml:space="preserve">Semaine 2 : </w:t>
+      </w:r>
+      <w:r>
+        <w:rPr>
+          <w:lang w:eastAsia="en-US"/>
+        </w:rPr>
+        <w:t xml:space="preserve">Début du projet dans </w:t>
+      </w:r>
+      <w:proofErr w:type="spellStart"/>
+      <w:r>
+        <w:rPr>
+          <w:lang w:eastAsia="en-US"/>
+        </w:rPr>
+        <w:t>VSCode</w:t>
+      </w:r>
+      <w:proofErr w:type="spellEnd"/>
+    </w:p>
+    <w:p>
+      <w:pPr>
+        <w:spacing w:after="160" w:line="278" w:lineRule="auto"/>
+        <w:rPr>
+          <w:lang w:eastAsia="en-US"/>
+        </w:rPr>
+      </w:pPr>
+      <w:r>
+        <w:rPr>
+          <w:lang w:eastAsia="en-US"/>
+        </w:rPr>
+        <w:t xml:space="preserve">Semaine 3 : </w:t>
+      </w:r>
+      <w:r>
+        <w:rPr>
+          <w:lang w:eastAsia="en-US"/>
+        </w:rPr>
+        <w:t>Préparation de la démonstration</w:t>
+      </w:r>
+      <w:r>
+        <w:rPr>
+          <w:lang w:eastAsia="en-US"/>
+        </w:rPr>
+        <w:br w:type="page"/>
+      </w:r>
+    </w:p>
+    <w:p>
+      <w:pPr>
+        <w:pStyle w:val="Titre1"/>
+        <w:rPr>
+          <w:lang w:eastAsia="en-US"/>
+        </w:rPr>
+      </w:pPr>
+      <w:bookmarkStart w:id="5" w:name="_Toc214210176"/>
+      <w:r>
+        <w:rPr>
+          <w:lang w:eastAsia="en-US"/>
+        </w:rPr>
+        <w:lastRenderedPageBreak/>
+        <w:t>Partie 2 - Exploration technique</w:t>
+      </w:r>
+      <w:bookmarkEnd w:id="5"/>
+      <w:r>
+        <w:rPr>
+          <w:lang w:eastAsia="en-US"/>
+        </w:rPr>
+        <w:t xml:space="preserve"> </w:t>
+      </w:r>
+    </w:p>
+    <w:p>
+      <w:pPr>
+        <w:pStyle w:val="Titre2"/>
+        <w:rPr>
+          <w:lang w:val="fr-FR" w:eastAsia="en-US"/>
+        </w:rPr>
+      </w:pPr>
+      <w:bookmarkStart w:id="6" w:name="_Toc214210177"/>
+      <w:r>
+        <w:rPr>
+          <w:lang w:val="fr-FR" w:eastAsia="en-US"/>
+        </w:rPr>
+        <w:t>Technologie(s) explorée(s)</w:t>
+      </w:r>
+      <w:bookmarkEnd w:id="6"/>
+    </w:p>
+    <w:p>
+      <w:pPr>
+        <w:pStyle w:val="Titre3"/>
+        <w:rPr>
+          <w:lang w:eastAsia="en-US"/>
+        </w:rPr>
+      </w:pPr>
+      <w:bookmarkStart w:id="7" w:name="_Toc214210178"/>
+      <w:proofErr w:type="spellStart"/>
+      <w:r>
+        <w:rPr>
+          <w:lang w:eastAsia="en-US"/>
+        </w:rPr>
+        <w:t>Angular</w:t>
+      </w:r>
+      <w:proofErr w:type="spellEnd"/>
+      <w:r>
+        <w:rPr>
+          <w:lang w:eastAsia="en-US"/>
+        </w:rPr>
+        <w:t xml:space="preserve"> 18</w:t>
+      </w:r>
+      <w:bookmarkEnd w:id="7"/>
+    </w:p>
+    <w:p>
+      <w:pPr>
+        <w:rPr>
+          <w:lang w:eastAsia="en-US"/>
+        </w:rPr>
+      </w:pPr>
+      <w:proofErr w:type="spellStart"/>
+      <w:r>
+        <w:rPr>
+          <w:lang w:eastAsia="en-US"/>
+        </w:rPr>
+        <w:t>Angular</w:t>
+      </w:r>
+      <w:proofErr w:type="spellEnd"/>
+      <w:r>
+        <w:rPr>
+          <w:lang w:eastAsia="en-US"/>
+        </w:rPr>
+        <w:t xml:space="preserve"> 18 est une version majeure du </w:t>
+      </w:r>
+      <w:proofErr w:type="spellStart"/>
+      <w:r>
+        <w:rPr>
+          <w:lang w:eastAsia="en-US"/>
+        </w:rPr>
+        <w:t>framework</w:t>
+      </w:r>
+      <w:proofErr w:type="spellEnd"/>
+      <w:r>
+        <w:rPr>
+          <w:lang w:eastAsia="en-US"/>
+        </w:rPr>
+        <w:t xml:space="preserve"> web open source de Google. Elle apporte de</w:t>
+      </w:r>
+      <w:r>
+        <w:rPr>
+          <w:lang w:eastAsia="en-US"/>
+        </w:rPr>
+        <w:t>s</w:t>
+      </w:r>
+      <w:r>
+        <w:rPr>
+          <w:lang w:eastAsia="en-US"/>
+        </w:rPr>
+        <w:t xml:space="preserve"> améliorations en performance, réactivité et outillage, tout en simplifiant le développement avec des nouveautés comme les composants autonomes (</w:t>
+      </w:r>
+      <w:r>
+        <w:rPr>
+          <w:i/>
+          <w:iCs/>
+          <w:lang w:eastAsia="en-US"/>
+        </w:rPr>
+        <w:t>standalone components</w:t>
+      </w:r>
+      <w:r>
+        <w:rPr>
+          <w:lang w:eastAsia="en-US"/>
+        </w:rPr>
+        <w:t xml:space="preserve">) et la possibilité de stocker la sortie </w:t>
+      </w:r>
+      <w:proofErr w:type="gramStart"/>
+      <w:r>
+        <w:rPr>
+          <w:lang w:eastAsia="en-US"/>
+        </w:rPr>
+        <w:t xml:space="preserve">d'un </w:t>
+      </w:r>
+      <w:r>
+        <w:rPr>
+          <w:i/>
+          <w:iCs/>
+          <w:lang w:eastAsia="en-US"/>
+        </w:rPr>
+        <w:t>pipe</w:t>
+      </w:r>
+      <w:proofErr w:type="gramEnd"/>
+      <w:r>
+        <w:rPr>
+          <w:i/>
+          <w:iCs/>
+          <w:lang w:eastAsia="en-US"/>
+        </w:rPr>
+        <w:t> </w:t>
+      </w:r>
+      <w:proofErr w:type="spellStart"/>
+      <w:r>
+        <w:rPr>
+          <w:i/>
+          <w:iCs/>
+          <w:lang w:eastAsia="en-US"/>
+        </w:rPr>
+        <w:t>async</w:t>
+      </w:r>
+      <w:proofErr w:type="spellEnd"/>
+      <w:r>
+        <w:rPr>
+          <w:lang w:eastAsia="en-US"/>
+        </w:rPr>
+        <w:t> dans une variable avec la syntaxe </w:t>
+      </w:r>
+      <w:r>
+        <w:rPr>
+          <w:i/>
+          <w:iCs/>
+          <w:lang w:eastAsia="en-US"/>
+        </w:rPr>
+        <w:t>@let</w:t>
+      </w:r>
+      <w:r>
+        <w:rPr>
+          <w:lang w:eastAsia="en-US"/>
+        </w:rPr>
+        <w:t>.</w:t>
+      </w:r>
+    </w:p>
+    <w:p>
+      <w:pPr>
+        <w:rPr>
+          <w:lang w:eastAsia="en-US"/>
+        </w:rPr>
+      </w:pPr>
+      <w:r>
+        <w:rPr>
+          <w:lang w:eastAsia="en-US"/>
+        </w:rPr>
+        <w:t xml:space="preserve">Ce </w:t>
+      </w:r>
+      <w:proofErr w:type="spellStart"/>
+      <w:r>
+        <w:rPr>
+          <w:lang w:eastAsia="en-US"/>
+        </w:rPr>
+        <w:t>framework</w:t>
+      </w:r>
+      <w:proofErr w:type="spellEnd"/>
+      <w:r>
+        <w:rPr>
+          <w:lang w:eastAsia="en-US"/>
+        </w:rPr>
+        <w:t xml:space="preserve"> est utilisé pour créer des applications web modernes et performantes, comme des SPA (</w:t>
+      </w:r>
+      <w:r>
+        <w:rPr>
+          <w:i/>
+          <w:iCs/>
+          <w:lang w:eastAsia="en-US"/>
+        </w:rPr>
+        <w:t>Single Page Applications</w:t>
+      </w:r>
+      <w:r>
+        <w:rPr>
+          <w:lang w:eastAsia="en-US"/>
+        </w:rPr>
+        <w:t xml:space="preserve">). Il facilite la gestion d’état grâce aux nouveaux signaux réactifs et offre une meilleure </w:t>
+      </w:r>
+      <w:proofErr w:type="spellStart"/>
+      <w:r>
+        <w:rPr>
+          <w:lang w:eastAsia="en-US"/>
+        </w:rPr>
+        <w:t>composabilité</w:t>
+      </w:r>
+      <w:proofErr w:type="spellEnd"/>
+      <w:r>
+        <w:rPr>
+          <w:lang w:eastAsia="en-US"/>
+        </w:rPr>
+        <w:t xml:space="preserve"> pour les interfaces complexes.</w:t>
+      </w:r>
+      <w:r>
+        <w:rPr>
+          <w:lang w:eastAsia="en-US"/>
+        </w:rPr>
+        <w:t xml:space="preserve"> Ses utilisations typiques incluent des applications nécessitant une interface utilisateur réactive, un rendu rapide et une bonne scalabilité, comme des tableaux de bord, des plateformes d'e-commerce ou des applications internes. Les développeurs l'exploitent pour optimiser le chargement des pages, améliorer la </w:t>
+      </w:r>
+      <w:proofErr w:type="spellStart"/>
+      <w:r>
+        <w:rPr>
+          <w:lang w:eastAsia="en-US"/>
+        </w:rPr>
+        <w:t>composabilité</w:t>
+      </w:r>
+      <w:proofErr w:type="spellEnd"/>
+      <w:r>
+        <w:rPr>
+          <w:lang w:eastAsia="en-US"/>
+        </w:rPr>
+        <w:t xml:space="preserve"> </w:t>
+      </w:r>
+      <w:r>
+        <w:rPr>
+          <w:lang w:eastAsia="en-US"/>
+        </w:rPr>
+        <w:t>et simplifier le débogage. </w:t>
+      </w:r>
+    </w:p>
+    <w:p>
+      <w:pPr>
+        <w:rPr>
+          <w:lang w:eastAsia="en-US"/>
+        </w:rPr>
+      </w:pPr>
+      <w:r>
+        <w:rPr>
+          <w:lang w:eastAsia="en-US"/>
+        </w:rPr>
+        <w:t>Les</w:t>
+      </w:r>
+      <w:r>
+        <w:rPr>
+          <w:lang w:eastAsia="en-US"/>
+        </w:rPr>
+        <w:t xml:space="preserve"> meilleures pratiques incluent l'utilisation des nouvelles fonctionnalités comme le Control Flow et les composants autonomes, l'adoption de la gestion d'état avec les signaux</w:t>
+      </w:r>
+      <w:r>
+        <w:rPr>
+          <w:lang w:eastAsia="en-US"/>
+        </w:rPr>
+        <w:t xml:space="preserve"> et</w:t>
+      </w:r>
+      <w:r>
+        <w:rPr>
+          <w:lang w:eastAsia="en-US"/>
+        </w:rPr>
+        <w:t xml:space="preserve"> l'optimisation des performances grâce au </w:t>
+      </w:r>
+      <w:proofErr w:type="spellStart"/>
+      <w:r>
+        <w:rPr>
+          <w:i/>
+          <w:iCs/>
+          <w:lang w:eastAsia="en-US"/>
+        </w:rPr>
+        <w:t>lazy</w:t>
+      </w:r>
+      <w:proofErr w:type="spellEnd"/>
+      <w:r>
+        <w:rPr>
+          <w:i/>
+          <w:iCs/>
+          <w:lang w:eastAsia="en-US"/>
+        </w:rPr>
+        <w:t xml:space="preserve"> </w:t>
+      </w:r>
+      <w:proofErr w:type="spellStart"/>
+      <w:r>
+        <w:rPr>
+          <w:i/>
+          <w:iCs/>
+          <w:lang w:eastAsia="en-US"/>
+        </w:rPr>
+        <w:t>loading</w:t>
+      </w:r>
+      <w:proofErr w:type="spellEnd"/>
+      <w:r>
+        <w:rPr>
+          <w:lang w:eastAsia="en-US"/>
+        </w:rPr>
+        <w:t xml:space="preserve">. </w:t>
+      </w:r>
+      <w:r>
+        <w:rPr>
+          <w:lang w:eastAsia="en-US"/>
+        </w:rPr>
+        <w:t>De plus, il est important de maintenir une structure de projet propre et de sécuriser les applications contre les failles. </w:t>
+      </w:r>
+    </w:p>
+    <w:p>
+      <w:pPr>
+        <w:rPr>
+          <w:lang w:eastAsia="en-US"/>
+        </w:rPr>
+      </w:pPr>
+      <w:proofErr w:type="spellStart"/>
+      <w:r>
+        <w:rPr>
+          <w:lang w:eastAsia="en-US"/>
+        </w:rPr>
+        <w:t>Angular</w:t>
+      </w:r>
+      <w:proofErr w:type="spellEnd"/>
+      <w:r>
+        <w:rPr>
+          <w:lang w:eastAsia="en-US"/>
+        </w:rPr>
+        <w:t xml:space="preserve"> 18 s’intègre facilement avec de nombreux outils et environnements modernes. Il fonctionne bien avec des backends comme Node.js, Laravel ou </w:t>
+      </w:r>
+      <w:proofErr w:type="spellStart"/>
+      <w:r>
+        <w:rPr>
+          <w:lang w:eastAsia="en-US"/>
+        </w:rPr>
+        <w:t>Firebase</w:t>
+      </w:r>
+      <w:proofErr w:type="spellEnd"/>
+      <w:r>
+        <w:rPr>
+          <w:lang w:eastAsia="en-US"/>
+        </w:rPr>
+        <w:t xml:space="preserve"> grâce à ses services HTTP, et s’appuie sur des outils de développement tels que VS Code, Git ou Docker.</w:t>
+      </w:r>
+    </w:p>
+    <w:p>
+      <w:pPr>
+        <w:pStyle w:val="Titre3"/>
+        <w:rPr>
+          <w:lang w:val="fr-FR" w:eastAsia="en-US"/>
+        </w:rPr>
+      </w:pPr>
+      <w:bookmarkStart w:id="8" w:name="_Toc214210179"/>
+      <w:r>
+        <w:rPr>
+          <w:lang w:val="fr-FR" w:eastAsia="en-US"/>
+        </w:rPr>
+        <w:t>Node.js</w:t>
+      </w:r>
+      <w:bookmarkEnd w:id="8"/>
+    </w:p>
+    <w:p>
+      <w:pPr>
+        <w:rPr>
+          <w:lang w:eastAsia="en-US"/>
+        </w:rPr>
+      </w:pPr>
+      <w:r>
+        <w:rPr>
+          <w:lang w:eastAsia="en-US"/>
+        </w:rPr>
+        <w:t xml:space="preserve">Node.js est un environnement d'exécution JavaScript </w:t>
+      </w:r>
+      <w:r>
+        <w:rPr>
+          <w:lang w:eastAsia="en-US"/>
+        </w:rPr>
+        <w:t>open-source</w:t>
+      </w:r>
+      <w:r>
+        <w:rPr>
+          <w:lang w:eastAsia="en-US"/>
+        </w:rPr>
+        <w:t xml:space="preserve"> qui permet d'écrire des programmes côté serveur en </w:t>
+      </w:r>
+      <w:proofErr w:type="spellStart"/>
+      <w:r>
+        <w:rPr>
+          <w:lang w:eastAsia="en-US"/>
+        </w:rPr>
+        <w:t>JavaScrip</w:t>
+      </w:r>
+      <w:proofErr w:type="spellEnd"/>
+      <w:r>
+        <w:rPr>
+          <w:lang w:eastAsia="en-US"/>
+        </w:rPr>
+        <w:t xml:space="preserve">. Il utilise le moteur V8 de Google et une architecture </w:t>
+      </w:r>
+      <w:r>
+        <w:rPr>
+          <w:lang w:eastAsia="en-US"/>
+        </w:rPr>
+        <w:t>événementielle</w:t>
+      </w:r>
+      <w:r>
+        <w:rPr>
+          <w:lang w:eastAsia="en-US"/>
+        </w:rPr>
+        <w:t xml:space="preserve">, non bloquante et </w:t>
+      </w:r>
+      <w:r>
+        <w:rPr>
+          <w:lang w:eastAsia="en-US"/>
+        </w:rPr>
+        <w:t>asynchrone</w:t>
+      </w:r>
+      <w:r>
+        <w:rPr>
+          <w:lang w:eastAsia="en-US"/>
+        </w:rPr>
+        <w:t xml:space="preserve"> pour créer des applications réseau performantes et évolutives, comme des serveurs web ou des applications en temps réel. </w:t>
+      </w:r>
+    </w:p>
+    <w:p>
+      <w:pPr>
+        <w:rPr>
+          <w:lang w:val="fr-FR" w:eastAsia="en-US"/>
+        </w:rPr>
+      </w:pPr>
+      <w:r>
+        <w:rPr>
+          <w:lang w:eastAsia="en-US"/>
+        </w:rPr>
+        <w:t>C’</w:t>
+      </w:r>
+      <w:r>
+        <w:rPr>
+          <w:lang w:eastAsia="en-US"/>
+        </w:rPr>
+        <w:t xml:space="preserve">est couramment utilisé pour le développement backend d'applications web, la création d'APIs (REST et autres), la construction d'applications temps réel (comme les jeux et les plateformes de chat), le streaming de données et la création de </w:t>
+      </w:r>
+      <w:proofErr w:type="spellStart"/>
+      <w:r>
+        <w:rPr>
+          <w:lang w:eastAsia="en-US"/>
+        </w:rPr>
+        <w:t>microservices</w:t>
+      </w:r>
+      <w:proofErr w:type="spellEnd"/>
+      <w:r>
+        <w:rPr>
+          <w:lang w:eastAsia="en-US"/>
+        </w:rPr>
+        <w:t>. Son architecture le rend particulièrement efficace pour les opérations d'entrée/sortie (I/O) intensives. </w:t>
+      </w:r>
+      <w:r>
+        <w:rPr>
+          <w:lang w:val="fr-FR" w:eastAsia="en-US"/>
+        </w:rPr>
+        <w:t xml:space="preserve"> </w:t>
+      </w:r>
+    </w:p>
+    <w:p>
+      <w:pPr>
+        <w:rPr>
+          <w:lang w:val="fr-FR" w:eastAsia="en-US"/>
+        </w:rPr>
+      </w:pPr>
+      <w:r>
+        <w:rPr>
+          <w:lang w:eastAsia="en-US"/>
+        </w:rPr>
+        <w:t xml:space="preserve">Les meilleures pratiques pour Node.js incluent l'externalisation de la configuration avec des variables d'environnement, la gestion des erreurs avec des bibliothèques comme Winston ou Pino, la structuration du code selon des modèles comme le MVC, et l'utilisation de </w:t>
+      </w:r>
+      <w:proofErr w:type="spellStart"/>
+      <w:r>
+        <w:rPr>
+          <w:lang w:eastAsia="en-US"/>
+        </w:rPr>
+        <w:t>frameworks</w:t>
+      </w:r>
+      <w:proofErr w:type="spellEnd"/>
+      <w:r>
+        <w:rPr>
+          <w:lang w:eastAsia="en-US"/>
+        </w:rPr>
+        <w:t xml:space="preserve"> comme Express pour une gestion efficace des requêtes. Il est également crucial d'éviter de bloquer la boucle </w:t>
+      </w:r>
+      <w:r>
+        <w:rPr>
+          <w:lang w:eastAsia="en-US"/>
+        </w:rPr>
+        <w:lastRenderedPageBreak/>
+        <w:t>d'événements en utilisant correctement les opérations asynchrones, les promesses et </w:t>
+      </w:r>
+      <w:proofErr w:type="spellStart"/>
+      <w:r>
+        <w:rPr>
+          <w:lang w:eastAsia="en-US"/>
+        </w:rPr>
+        <w:t>async</w:t>
+      </w:r>
+      <w:proofErr w:type="spellEnd"/>
+      <w:r>
+        <w:rPr>
+          <w:lang w:eastAsia="en-US"/>
+        </w:rPr>
+        <w:t>/</w:t>
+      </w:r>
+      <w:proofErr w:type="spellStart"/>
+      <w:r>
+        <w:rPr>
+          <w:lang w:eastAsia="en-US"/>
+        </w:rPr>
+        <w:t>await</w:t>
+      </w:r>
+      <w:proofErr w:type="spellEnd"/>
+      <w:r>
+        <w:rPr>
+          <w:lang w:eastAsia="en-US"/>
+        </w:rPr>
+        <w:t xml:space="preserve">, et de tester rigoureusement le code avec des outils comme </w:t>
+      </w:r>
+      <w:proofErr w:type="spellStart"/>
+      <w:r>
+        <w:rPr>
+          <w:lang w:eastAsia="en-US"/>
+        </w:rPr>
+        <w:t>Jest</w:t>
+      </w:r>
+      <w:proofErr w:type="spellEnd"/>
+      <w:r>
+        <w:rPr>
+          <w:lang w:eastAsia="en-US"/>
+        </w:rPr>
+        <w:t xml:space="preserve"> ou Mocha. </w:t>
+      </w:r>
+    </w:p>
+    <w:p>
+      <w:pPr>
+        <w:pStyle w:val="Titre3"/>
+        <w:rPr>
+          <w:lang w:val="fr-FR" w:eastAsia="en-US"/>
+        </w:rPr>
+      </w:pPr>
+      <w:bookmarkStart w:id="9" w:name="_Toc214210180"/>
+      <w:r>
+        <w:rPr>
+          <w:lang w:val="fr-FR" w:eastAsia="en-US"/>
+        </w:rPr>
+        <w:t>API Laravel</w:t>
+      </w:r>
+      <w:bookmarkEnd w:id="9"/>
+    </w:p>
+    <w:p>
+      <w:pPr>
+        <w:rPr>
+          <w:lang w:eastAsia="en-US"/>
+        </w:rPr>
+      </w:pPr>
+      <w:r>
+        <w:rPr>
+          <w:lang w:eastAsia="en-US"/>
+        </w:rPr>
+        <w:t>Une API Laravel est une interface permettant à des applications externes d’interagir avec une application Laravel via HTTP, généralement en utilisant JSON comme format de données.</w:t>
+      </w:r>
+      <w:r>
+        <w:rPr>
+          <w:lang w:eastAsia="en-US"/>
+        </w:rPr>
+        <w:t xml:space="preserve"> </w:t>
+      </w:r>
+      <w:r>
+        <w:rPr>
+          <w:lang w:eastAsia="en-US"/>
+        </w:rPr>
+        <w:t>Laravel fournit des outils pour créer facilement des routes, contrôleurs et ressources API.</w:t>
+      </w:r>
+      <w:r>
+        <w:rPr>
+          <w:lang w:eastAsia="en-US"/>
+        </w:rPr>
+        <w:t xml:space="preserve"> </w:t>
+      </w:r>
+      <w:r>
+        <w:rPr>
+          <w:lang w:eastAsia="en-US"/>
+        </w:rPr>
+        <w:t xml:space="preserve">Une API sépare le </w:t>
+      </w:r>
+      <w:proofErr w:type="spellStart"/>
+      <w:r>
+        <w:rPr>
+          <w:lang w:eastAsia="en-US"/>
+        </w:rPr>
+        <w:t>back-end</w:t>
+      </w:r>
+      <w:proofErr w:type="spellEnd"/>
+      <w:r>
+        <w:rPr>
+          <w:lang w:eastAsia="en-US"/>
+        </w:rPr>
+        <w:t xml:space="preserve"> (Laravel) du </w:t>
+      </w:r>
+      <w:proofErr w:type="spellStart"/>
+      <w:r>
+        <w:rPr>
+          <w:lang w:eastAsia="en-US"/>
+        </w:rPr>
+        <w:t>front-end</w:t>
+      </w:r>
+      <w:proofErr w:type="spellEnd"/>
+      <w:r>
+        <w:rPr>
+          <w:lang w:eastAsia="en-US"/>
+        </w:rPr>
+        <w:t>.</w:t>
+      </w:r>
+    </w:p>
+    <w:p>
+      <w:pPr>
+        <w:rPr>
+          <w:lang w:eastAsia="en-US"/>
+        </w:rPr>
+      </w:pPr>
+      <w:r>
+        <w:rPr>
+          <w:lang w:eastAsia="en-US"/>
+        </w:rPr>
+        <w:t>Laravel offre des fonctionnalités robustes pour créer des API, un système de routage flexible, un ORM pour interagir avec les bases de données, des outils de validation, un système d'authentification et d'autorisation</w:t>
+      </w:r>
+      <w:r>
+        <w:rPr>
+          <w:lang w:eastAsia="en-US"/>
+        </w:rPr>
+        <w:t>, et</w:t>
+      </w:r>
+      <w:r>
+        <w:rPr>
+          <w:lang w:eastAsia="en-US"/>
+        </w:rPr>
+        <w:t xml:space="preserve"> la gestion de la sérialisation des réponses avec les ressources API. Ces fonctionnalités permettent de construire des API sécurisées, évolutives et maintenables. </w:t>
+      </w:r>
+    </w:p>
+    <w:p>
+      <w:pPr>
+        <w:rPr>
+          <w:lang w:eastAsia="en-US"/>
+        </w:rPr>
+      </w:pPr>
+      <w:r>
+        <w:rPr>
+          <w:lang w:eastAsia="en-US"/>
+        </w:rPr>
+        <w:t>Les meilleures pratiques d’un API Laravel est d’utiliser JSON comme format de réponse, de séparer les routes web et les routes API</w:t>
+      </w:r>
+      <w:r>
+        <w:rPr>
+          <w:lang w:eastAsia="en-US"/>
+        </w:rPr>
+        <w:t>. Il faut aussi gérer les erreurs avec des réponses standardisées (</w:t>
+      </w:r>
+      <w:proofErr w:type="spellStart"/>
+      <w:proofErr w:type="gramStart"/>
+      <w:r>
+        <w:rPr>
+          <w:lang w:eastAsia="en-US"/>
+        </w:rPr>
+        <w:t>response</w:t>
+      </w:r>
+      <w:proofErr w:type="spellEnd"/>
+      <w:r>
+        <w:rPr>
+          <w:lang w:eastAsia="en-US"/>
+        </w:rPr>
+        <w:t>(</w:t>
+      </w:r>
+      <w:proofErr w:type="gramEnd"/>
+      <w:r>
+        <w:rPr>
+          <w:lang w:eastAsia="en-US"/>
+        </w:rPr>
+        <w:t>)-&gt;</w:t>
+      </w:r>
+      <w:proofErr w:type="spellStart"/>
+      <w:proofErr w:type="gramStart"/>
+      <w:r>
+        <w:rPr>
+          <w:lang w:eastAsia="en-US"/>
+        </w:rPr>
+        <w:t>json</w:t>
+      </w:r>
+      <w:proofErr w:type="spellEnd"/>
+      <w:r>
+        <w:rPr>
+          <w:lang w:eastAsia="en-US"/>
+        </w:rPr>
+        <w:t>(</w:t>
+      </w:r>
+      <w:proofErr w:type="gramEnd"/>
+      <w:r>
+        <w:rPr>
+          <w:lang w:eastAsia="en-US"/>
+        </w:rPr>
+        <w:t>[...], 400)).</w:t>
+      </w:r>
+      <w:r>
+        <w:rPr>
+          <w:lang w:eastAsia="en-US"/>
+        </w:rPr>
+        <w:t xml:space="preserve"> L’utilisation de </w:t>
+      </w:r>
+      <w:proofErr w:type="spellStart"/>
+      <w:r>
+        <w:rPr>
+          <w:lang w:eastAsia="en-US"/>
+        </w:rPr>
+        <w:t>tokens</w:t>
+      </w:r>
+      <w:proofErr w:type="spellEnd"/>
+      <w:r>
+        <w:rPr>
+          <w:lang w:eastAsia="en-US"/>
+        </w:rPr>
+        <w:t xml:space="preserve"> ou de </w:t>
+      </w:r>
+      <w:proofErr w:type="spellStart"/>
+      <w:r>
+        <w:rPr>
+          <w:lang w:eastAsia="en-US"/>
+        </w:rPr>
+        <w:t>Auth</w:t>
+      </w:r>
+      <w:proofErr w:type="spellEnd"/>
+      <w:r>
+        <w:rPr>
+          <w:lang w:eastAsia="en-US"/>
+        </w:rPr>
+        <w:t xml:space="preserve">, documenter l’API et limiter les requêtes avec </w:t>
+      </w:r>
+      <w:proofErr w:type="spellStart"/>
+      <w:r>
+        <w:rPr>
+          <w:i/>
+          <w:iCs/>
+          <w:lang w:eastAsia="en-US"/>
+        </w:rPr>
+        <w:t>throttle</w:t>
+      </w:r>
+      <w:proofErr w:type="spellEnd"/>
+      <w:r>
+        <w:rPr>
+          <w:lang w:eastAsia="en-US"/>
+        </w:rPr>
+        <w:t xml:space="preserve"> pour éviter des brèches de sécurités.</w:t>
+      </w:r>
+    </w:p>
+    <w:p>
+      <w:pPr>
+        <w:rPr>
+          <w:lang w:eastAsia="en-US"/>
+        </w:rPr>
+      </w:pPr>
+      <w:r>
+        <w:rPr>
+          <w:lang w:eastAsia="en-US"/>
+        </w:rPr>
+        <w:t xml:space="preserve">Les utilisations courantes d’un API Laravel sont : le </w:t>
+      </w:r>
+      <w:proofErr w:type="spellStart"/>
+      <w:r>
+        <w:rPr>
+          <w:lang w:eastAsia="en-US"/>
+        </w:rPr>
+        <w:t>back-end</w:t>
+      </w:r>
+      <w:proofErr w:type="spellEnd"/>
+      <w:r>
+        <w:rPr>
+          <w:lang w:eastAsia="en-US"/>
+        </w:rPr>
+        <w:t xml:space="preserve"> pour des applications mobiles ou </w:t>
+      </w:r>
+      <w:r>
+        <w:rPr>
+          <w:lang w:eastAsia="en-US"/>
+        </w:rPr>
+        <w:t>SPA</w:t>
+      </w:r>
+      <w:r>
+        <w:rPr>
+          <w:lang w:eastAsia="en-US"/>
+        </w:rPr>
+        <w:t xml:space="preserve">, le </w:t>
+      </w:r>
+      <w:proofErr w:type="spellStart"/>
+      <w:r>
+        <w:rPr>
+          <w:lang w:eastAsia="en-US"/>
+        </w:rPr>
+        <w:t>back-end</w:t>
+      </w:r>
+      <w:proofErr w:type="spellEnd"/>
+      <w:r>
+        <w:rPr>
+          <w:lang w:eastAsia="en-US"/>
+        </w:rPr>
+        <w:t xml:space="preserve"> d’applications qui exposent des données publiques ou des micro-services et intégration entre différents systèmes.</w:t>
+      </w:r>
+    </w:p>
+    <w:p>
+      <w:pPr>
         <w:rPr>
           <w:b/>
           <w:bCs/>
           <w:lang w:eastAsia="en-US"/>
         </w:rPr>
       </w:pPr>
-    </w:p>
-    <w:p>
-      <w:pPr>
-        <w:spacing w:after="160" w:line="278" w:lineRule="auto"/>
+      <w:r>
         <w:rPr>
           <w:b/>
           <w:bCs/>
           <w:lang w:eastAsia="en-US"/>
         </w:rPr>
-      </w:pPr>
-      <w:r>
-        <w:rPr>
-          <w:b/>
-          <w:bCs/>
-          <w:lang w:eastAsia="en-US"/>
-        </w:rPr>
-        <w:t xml:space="preserve">Identifier leurs avantages, limites et domaines d’application. </w:t>
-      </w:r>
-    </w:p>
-    <w:p>
-      <w:pPr>
-        <w:spacing w:after="160" w:line="278" w:lineRule="auto"/>
-        <w:rPr>
-          <w:b/>
-          <w:bCs/>
-          <w:lang w:eastAsia="en-US"/>
-        </w:rPr>
-      </w:pPr>
-    </w:p>
-    <w:p>
-      <w:pPr>
-        <w:spacing w:after="160" w:line="278" w:lineRule="auto"/>
-        <w:rPr>
-          <w:b/>
-          <w:bCs/>
-          <w:lang w:eastAsia="en-US"/>
-        </w:rPr>
-      </w:pPr>
-      <w:r>
-        <w:rPr>
-          <w:b/>
-          <w:bCs/>
-          <w:lang w:eastAsia="en-US"/>
-        </w:rPr>
-        <w:t>Générer un plan d’exploration (objectifs, livrables, échéancier).</w:t>
-      </w:r>
-    </w:p>
-    <w:p>
-      <w:pPr>
-        <w:spacing w:after="160" w:line="278" w:lineRule="auto"/>
-        <w:rPr>
-          <w:lang w:eastAsia="en-US"/>
-        </w:rPr>
-      </w:pPr>
-      <w:r>
-        <w:rPr>
-          <w:lang w:eastAsia="en-US"/>
-        </w:rPr>
-        <w:t>Semaine 1 : Apprivoiser Angular 18</w:t>
-      </w:r>
-      <w:r>
-        <w:rPr>
-          <w:lang w:eastAsia="en-US"/>
-        </w:rPr>
-        <w:t>, se familiariser avec l’environnement Angular et ses fichiers</w:t>
-      </w:r>
-    </w:p>
-    <w:p>
-      <w:pPr>
-        <w:spacing w:after="160" w:line="278" w:lineRule="auto"/>
-        <w:rPr>
-          <w:lang w:eastAsia="en-US"/>
-        </w:rPr>
-      </w:pPr>
-      <w:r>
-        <w:rPr>
-          <w:lang w:eastAsia="en-US"/>
-        </w:rPr>
-        <w:t xml:space="preserve">Semaine 2 : </w:t>
-      </w:r>
-    </w:p>
-    <w:p>
-      <w:pPr>
-        <w:spacing w:after="160" w:line="278" w:lineRule="auto"/>
-        <w:rPr>
-          <w:lang w:eastAsia="en-US"/>
-        </w:rPr>
-      </w:pPr>
-      <w:r>
-        <w:rPr>
-          <w:lang w:eastAsia="en-US"/>
-        </w:rPr>
-        <w:t xml:space="preserve">Semaine 3 : </w:t>
-      </w:r>
-      <w:r>
-        <w:rPr>
-          <w:lang w:eastAsia="en-US"/>
-        </w:rPr>
-        <w:br w:type="page"/>
-      </w:r>
-    </w:p>
-    <w:p>
-      <w:pPr>
-        <w:pStyle w:val="Titre1"/>
-        <w:rPr>
-          <w:lang w:eastAsia="en-US"/>
-        </w:rPr>
-      </w:pPr>
-      <w:bookmarkStart w:id="5" w:name="_Toc213870522"/>
-      <w:r>
-        <w:rPr>
-          <w:lang w:eastAsia="en-US"/>
+        <w:t>Diagramme du fonctionnement d’un API Laravel, généré par Chat GPT.</w:t>
+      </w:r>
+    </w:p>
+    <w:p>
+      <w:pPr>
+        <w:rPr>
+          <w:lang w:eastAsia="en-US"/>
+        </w:rPr>
+      </w:pPr>
+      <w:r>
+        <w:rPr>
+          <w:lang w:val="fr-FR" w:eastAsia="en-US"/>
+        </w:rPr>
+        <w:drawing>
+          <wp:inline distT="0" distB="0" distL="0" distR="0" wp14:anchorId="2A1CFE1D" wp14:editId="6A049268">
+            <wp:extent cx="4921321" cy="3249608"/>
+            <wp:effectExtent l="0" t="0" r="0" b="8255"/>
+            <wp:docPr id="1871199399" name="Image 1" descr="Une image contenant texte, capture d’écran, Police, nombre&#10;&#10;Le contenu généré par l’IA peut être incorrect."/>
+            <wp:cNvGraphicFramePr>
+              <a:graphicFrameLocks xmlns:a="http://schemas.openxmlformats.org/drawingml/2006/main" noChangeAspect="1"/>
+            </wp:cNvGraphicFramePr>
+            <a:graphic xmlns:a="http://schemas.openxmlformats.org/drawingml/2006/main">
+              <a:graphicData uri="http://schemas.openxmlformats.org/drawingml/2006/picture">
+                <pic:pic xmlns:pic="http://schemas.openxmlformats.org/drawingml/2006/picture">
+                  <pic:nvPicPr>
+                    <pic:cNvPr id="1871199399" name="Image 1" descr="Une image contenant texte, capture d’écran, Police, nombre&#10;&#10;Le contenu généré par l’IA peut être incorrect."/>
+                    <pic:cNvPicPr/>
+                  </pic:nvPicPr>
+                  <pic:blipFill>
+                    <a:blip r:embed="rId9"/>
+                    <a:stretch>
+                      <a:fillRect/>
+                    </a:stretch>
+                  </pic:blipFill>
+                  <pic:spPr>
+                    <a:xfrm>
+                      <a:off x="0" y="0"/>
+                      <a:ext cx="4928123" cy="3254099"/>
+                    </a:xfrm>
+                    <a:prstGeom prst="rect">
+                      <a:avLst/>
+                    </a:prstGeom>
+                  </pic:spPr>
+                </pic:pic>
+              </a:graphicData>
+            </a:graphic>
+          </wp:inline>
+        </w:drawing>
+      </w:r>
+    </w:p>
+    <w:p>
+      <w:pPr>
+        <w:pStyle w:val="Titre2"/>
+        <w:rPr>
+          <w:lang w:val="fr-FR" w:eastAsia="en-US"/>
+        </w:rPr>
+      </w:pPr>
+      <w:bookmarkStart w:id="10" w:name="_Toc214210181"/>
+      <w:r>
+        <w:rPr>
+          <w:lang w:val="fr-FR" w:eastAsia="en-US"/>
         </w:rPr>
         <w:lastRenderedPageBreak/>
-        <w:t>Partie 2 - Exploration technique</w:t>
-      </w:r>
-      <w:bookmarkEnd w:id="5"/>
-      <w:r>
-        <w:rPr>
-          <w:lang w:eastAsia="en-US"/>
-        </w:rPr>
-        <w:t xml:space="preserve"> </w:t>
-      </w:r>
-    </w:p>
-    <w:p>
-      <w:pPr>
-        <w:pStyle w:val="Titre2"/>
-        <w:rPr>
-          <w:lang w:val="fr-FR" w:eastAsia="en-US"/>
-        </w:rPr>
-      </w:pPr>
-      <w:bookmarkStart w:id="6" w:name="_Toc213870523"/>
-      <w:r>
-        <w:rPr>
-          <w:lang w:val="fr-FR" w:eastAsia="en-US"/>
-        </w:rPr>
-        <w:t>Technologie(s) explorée(s)</w:t>
-      </w:r>
-      <w:bookmarkEnd w:id="6"/>
-    </w:p>
-    <w:p>
-      <w:pPr>
-        <w:rPr>
-          <w:lang w:val="fr-FR" w:eastAsia="en-US"/>
-        </w:rPr>
-      </w:pPr>
-      <w:r>
-        <w:rPr>
-          <w:lang w:eastAsia="en-US"/>
-        </w:rPr>
-        <w:t>(</w:t>
-      </w:r>
-      <w:r>
-        <w:rPr>
-          <w:lang w:eastAsia="en-US"/>
-        </w:rPr>
-        <w:t>Approfondissez vos connaissances sur la technologie choisie en explorant ses fonctionnalités, cas d’utilisation typiques et meilleures pratiques.</w:t>
-      </w:r>
-      <w:r>
-        <w:rPr>
-          <w:lang w:eastAsia="en-US"/>
-        </w:rPr>
-        <w:t xml:space="preserve"> </w:t>
-      </w:r>
-      <w:r>
-        <w:rPr>
-          <w:lang w:eastAsia="en-US"/>
-        </w:rPr>
-        <w:t>Identifiez comment elle s’intègre avec d’autres outils ou environnements.</w:t>
-      </w:r>
-      <w:r>
-        <w:rPr>
-          <w:lang w:eastAsia="en-US"/>
-        </w:rPr>
-        <w:t>)</w:t>
-      </w:r>
-    </w:p>
-    <w:p>
-      <w:pPr>
-        <w:pStyle w:val="Titre3"/>
-        <w:rPr>
-          <w:lang w:eastAsia="en-US"/>
-        </w:rPr>
-      </w:pPr>
-      <w:bookmarkStart w:id="7" w:name="_Toc213870524"/>
-      <w:r>
-        <w:rPr>
-          <w:lang w:eastAsia="en-US"/>
-        </w:rPr>
-        <w:t>Angular 18</w:t>
-      </w:r>
-      <w:bookmarkEnd w:id="7"/>
-    </w:p>
-    <w:p>
-      <w:pPr>
-        <w:rPr>
-          <w:lang w:eastAsia="en-US"/>
-        </w:rPr>
-      </w:pPr>
-      <w:r>
-        <w:rPr>
-          <w:lang w:eastAsia="en-US"/>
-        </w:rPr>
-        <w:t>Angular 18 est une version majeure du framework web open source de Google. Elle apporte de</w:t>
-      </w:r>
-      <w:r>
-        <w:rPr>
-          <w:lang w:eastAsia="en-US"/>
-        </w:rPr>
-        <w:t>s</w:t>
-      </w:r>
-      <w:r>
-        <w:rPr>
-          <w:lang w:eastAsia="en-US"/>
-        </w:rPr>
-        <w:t xml:space="preserve"> améliorations en performance, réactivité et outillage, tout en simplifiant le développement avec des nouveautés comme les composants autonomes (</w:t>
-      </w:r>
-      <w:r>
-        <w:rPr>
-          <w:i/>
-          <w:iCs/>
-          <w:lang w:eastAsia="en-US"/>
-        </w:rPr>
-        <w:t>standalone components</w:t>
-      </w:r>
-      <w:r>
-        <w:rPr>
-          <w:lang w:eastAsia="en-US"/>
-        </w:rPr>
-        <w:t xml:space="preserve">) et la possibilité de stocker la sortie d'un </w:t>
-      </w:r>
-      <w:r>
-        <w:rPr>
-          <w:i/>
-          <w:iCs/>
-          <w:lang w:eastAsia="en-US"/>
-        </w:rPr>
-        <w:t>pipe async</w:t>
-      </w:r>
-      <w:r>
-        <w:rPr>
-          <w:lang w:eastAsia="en-US"/>
-        </w:rPr>
-        <w:t> dans une variable avec la syntaxe </w:t>
-      </w:r>
-      <w:r>
-        <w:rPr>
-          <w:i/>
-          <w:iCs/>
-          <w:lang w:eastAsia="en-US"/>
-        </w:rPr>
-        <w:t>@let</w:t>
-      </w:r>
-      <w:r>
-        <w:rPr>
-          <w:lang w:eastAsia="en-US"/>
-        </w:rPr>
-        <w:t>.</w:t>
-      </w:r>
-    </w:p>
-    <w:p>
-      <w:pPr>
-        <w:rPr>
-          <w:lang w:eastAsia="en-US"/>
-        </w:rPr>
-      </w:pPr>
-      <w:r>
-        <w:rPr>
-          <w:lang w:eastAsia="en-US"/>
-        </w:rPr>
-        <w:t>Ce framework est utilisé pour créer des applications web modernes et performantes, comme des SPA (</w:t>
-      </w:r>
-      <w:r>
-        <w:rPr>
-          <w:i/>
-          <w:iCs/>
-          <w:lang w:eastAsia="en-US"/>
-        </w:rPr>
-        <w:t>Single Page Applications</w:t>
-      </w:r>
-      <w:r>
-        <w:rPr>
-          <w:lang w:eastAsia="en-US"/>
-        </w:rPr>
-        <w:t>). Il facilite la gestion d’état grâce aux nouveaux signaux réactifs et offre une meilleure composabilité pour les interfaces complexes.</w:t>
-      </w:r>
-      <w:r>
-        <w:rPr>
-          <w:lang w:eastAsia="en-US"/>
-        </w:rPr>
-        <w:t xml:space="preserve"> Ses utilisations typiques incluent des applications nécessitant une interface utilisateur réactive, un rendu rapide et une bonne scalabilité, comme des tableaux de bord, des plateformes d'e-commerce ou des applications internes. Les développeurs l'exploitent pour optimiser le chargement des pages, améliorer la composabilité</w:t>
-      </w:r>
-      <w:r>
-        <w:rPr>
-          <w:lang w:eastAsia="en-US"/>
-        </w:rPr>
-        <w:t xml:space="preserve"> </w:t>
-      </w:r>
-      <w:r>
-        <w:rPr>
-          <w:lang w:eastAsia="en-US"/>
-        </w:rPr>
-        <w:t>et simplifier le débogage. </w:t>
-      </w:r>
-    </w:p>
-    <w:p>
-      <w:pPr>
-        <w:rPr>
-          <w:lang w:eastAsia="en-US"/>
-        </w:rPr>
-      </w:pPr>
-      <w:r>
-        <w:rPr>
-          <w:lang w:eastAsia="en-US"/>
-        </w:rPr>
-        <w:t>Les</w:t>
-      </w:r>
-      <w:r>
-        <w:rPr>
-          <w:lang w:eastAsia="en-US"/>
-        </w:rPr>
-        <w:t xml:space="preserve"> meilleures pratiques incluent l'utilisation des nouvelles fonctionnalités comme le Control Flow et les composants autonomes, l'adoption de la gestion d'état avec les signaux</w:t>
-      </w:r>
-      <w:r>
-        <w:rPr>
-          <w:lang w:eastAsia="en-US"/>
-        </w:rPr>
-        <w:t xml:space="preserve"> et</w:t>
-      </w:r>
-      <w:r>
-        <w:rPr>
-          <w:lang w:eastAsia="en-US"/>
-        </w:rPr>
-        <w:t xml:space="preserve"> l'optimisation des performances grâce au </w:t>
-      </w:r>
-      <w:r>
-        <w:rPr>
-          <w:i/>
-          <w:iCs/>
-          <w:lang w:eastAsia="en-US"/>
-        </w:rPr>
-        <w:t>lazy loading</w:t>
-      </w:r>
-      <w:r>
-        <w:rPr>
-          <w:lang w:eastAsia="en-US"/>
-        </w:rPr>
-        <w:t xml:space="preserve">. </w:t>
-      </w:r>
-      <w:r>
-        <w:rPr>
-          <w:lang w:eastAsia="en-US"/>
-        </w:rPr>
-        <w:t>De plus, il est important de maintenir une structure de projet propre et de sécuriser les applications contre les failles. </w:t>
-      </w:r>
-    </w:p>
-    <w:p>
-      <w:pPr>
-        <w:rPr>
-          <w:lang w:val="fr-FR" w:eastAsia="en-US"/>
-        </w:rPr>
-      </w:pPr>
-      <w:r>
-        <w:rPr>
-          <w:lang w:eastAsia="en-US"/>
-        </w:rPr>
-        <w:t>Angular 18 s’intègre facilement avec de nombreux outils et environnements modernes. Il fonctionne bien avec des backends comme Node.js, Laravel ou Firebase grâce à ses services HTTP, et s’appuie sur des outils de développement tels que VS Code, Git ou Docker.</w:t>
-      </w:r>
-    </w:p>
-    <w:p>
-      <w:pPr>
-        <w:pStyle w:val="Titre2"/>
-        <w:rPr>
-          <w:lang w:val="fr-FR" w:eastAsia="en-US"/>
-        </w:rPr>
-      </w:pPr>
-      <w:bookmarkStart w:id="8" w:name="_Toc213870525"/>
-      <w:r>
-        <w:rPr>
-          <w:lang w:val="fr-FR" w:eastAsia="en-US"/>
-        </w:rPr>
         <w:t>Principales découvertes</w:t>
       </w:r>
-      <w:bookmarkEnd w:id="8"/>
+      <w:bookmarkEnd w:id="10"/>
     </w:p>
     <w:p>
       <w:pPr>
@@ -2512,12 +3311,28 @@
           <w:lang w:val="fr-FR" w:eastAsia="en-US"/>
         </w:rPr>
       </w:pPr>
-      <w:r>
-        <w:rPr>
-          <w:lang w:val="fr-FR" w:eastAsia="en-US"/>
-        </w:rPr>
-        <w:t>Angular 18 est un framework</w:t>
-      </w:r>
+      <w:proofErr w:type="spellStart"/>
+      <w:r>
+        <w:rPr>
+          <w:lang w:val="fr-FR" w:eastAsia="en-US"/>
+        </w:rPr>
+        <w:t>Angular</w:t>
+      </w:r>
+      <w:proofErr w:type="spellEnd"/>
+      <w:r>
+        <w:rPr>
+          <w:lang w:val="fr-FR" w:eastAsia="en-US"/>
+        </w:rPr>
+        <w:t xml:space="preserve"> 18 est un </w:t>
+      </w:r>
+      <w:proofErr w:type="spellStart"/>
+      <w:r>
+        <w:rPr>
+          <w:lang w:val="fr-FR" w:eastAsia="en-US"/>
+        </w:rPr>
+        <w:t>framework</w:t>
+      </w:r>
+      <w:proofErr w:type="spellEnd"/>
       <w:r>
         <w:rPr>
           <w:lang w:val="fr-FR" w:eastAsia="en-US"/>
@@ -2552,8 +3367,16 @@
         <w:rPr>
           <w:lang w:val="fr-FR" w:eastAsia="en-US"/>
         </w:rPr>
-        <w:t>C’est basé sur TypeScript</w:t>
-      </w:r>
+        <w:t xml:space="preserve">C’est basé sur </w:t>
+      </w:r>
+      <w:proofErr w:type="spellStart"/>
+      <w:r>
+        <w:rPr>
+          <w:lang w:val="fr-FR" w:eastAsia="en-US"/>
+        </w:rPr>
+        <w:t>TypeScript</w:t>
+      </w:r>
+      <w:proofErr w:type="spellEnd"/>
       <w:r>
         <w:rPr>
           <w:lang w:val="fr-FR" w:eastAsia="en-US"/>
@@ -2587,107 +3410,147 @@
     </w:p>
     <w:p>
       <w:pPr>
-        <w:pStyle w:val="Titre2"/>
-        <w:rPr>
-          <w:lang w:val="fr-FR" w:eastAsia="en-US"/>
-        </w:rPr>
-      </w:pPr>
-      <w:bookmarkStart w:id="9" w:name="_Toc213870526"/>
-      <w:r>
-        <w:t>Clarifications</w:t>
-      </w:r>
-      <w:bookmarkEnd w:id="9"/>
-      <w:r>
-        <w:t xml:space="preserve"> </w:t>
-      </w:r>
-    </w:p>
-    <w:p>
-      <w:pPr>
-        <w:rPr>
-          <w:lang w:eastAsia="en-US"/>
-        </w:rPr>
-      </w:pPr>
-      <w:r>
-        <w:rPr>
-          <w:lang w:eastAsia="en-US"/>
-        </w:rPr>
-        <w:t>Utilisation de l’IA :</w:t>
-      </w:r>
-    </w:p>
-    <w:p>
-      <w:pPr>
-        <w:rPr>
-          <w:lang w:eastAsia="en-US"/>
-        </w:rPr>
-      </w:pPr>
-      <w:r>
-        <w:rPr>
-          <w:lang w:val="fr-FR" w:eastAsia="en-US"/>
-        </w:rPr>
-        <w:t>(</w:t>
-      </w:r>
-      <w:r>
-        <w:rPr>
-          <w:lang w:eastAsia="en-US"/>
-        </w:rPr>
-        <w:t>Clarifier des concepts complexes à l’aide de l’IA. Générer des explications, schémas ou comparaisons techniques.</w:t>
-      </w:r>
-      <w:r>
-        <w:rPr>
-          <w:lang w:eastAsia="en-US"/>
-        </w:rPr>
-        <w:t>)</w:t>
-      </w:r>
-    </w:p>
-    <w:p>
-      <w:pPr>
-        <w:rPr>
-          <w:lang w:eastAsia="en-US"/>
-        </w:rPr>
-      </w:pPr>
+        <w:pStyle w:val="Paragraphedeliste"/>
+        <w:numPr>
+          <w:ilvl w:val="0"/>
+          <w:numId w:val="18"/>
+        </w:numPr>
+        <w:rPr>
+          <w:lang w:val="fr-FR" w:eastAsia="en-US"/>
+        </w:rPr>
+      </w:pPr>
+      <w:r>
+        <w:rPr>
+          <w:lang w:eastAsia="en-US"/>
+        </w:rPr>
+        <w:t>Avant Node.js, JavaScript était presque exclusivement côté client.</w:t>
+      </w:r>
+    </w:p>
+    <w:p>
+      <w:pPr>
+        <w:pStyle w:val="Paragraphedeliste"/>
+        <w:numPr>
+          <w:ilvl w:val="0"/>
+          <w:numId w:val="18"/>
+        </w:numPr>
+        <w:rPr>
+          <w:lang w:val="fr-FR" w:eastAsia="en-US"/>
+        </w:rPr>
+      </w:pPr>
+      <w:r>
+        <w:rPr>
+          <w:lang w:eastAsia="en-US"/>
+        </w:rPr>
+        <w:t xml:space="preserve">Node.js inclut </w:t>
+      </w:r>
+      <w:proofErr w:type="spellStart"/>
+      <w:r>
+        <w:rPr>
+          <w:lang w:eastAsia="en-US"/>
+        </w:rPr>
+        <w:t>npm</w:t>
+      </w:r>
+      <w:proofErr w:type="spellEnd"/>
       <w:r>
         <w:rPr>
           <w:b/>
           <w:bCs/>
           <w:lang w:eastAsia="en-US"/>
         </w:rPr>
-        <w:lastRenderedPageBreak/>
-        <w:t>C</w:t>
-      </w:r>
+        <w:t>.</w:t>
+      </w:r>
+    </w:p>
+    <w:p>
+      <w:pPr>
+        <w:pStyle w:val="Paragraphedeliste"/>
+        <w:numPr>
+          <w:ilvl w:val="0"/>
+          <w:numId w:val="18"/>
+        </w:numPr>
+        <w:rPr>
+          <w:lang w:val="fr-FR" w:eastAsia="en-US"/>
+        </w:rPr>
+      </w:pPr>
+      <w:r>
+        <w:rPr>
+          <w:lang w:eastAsia="en-US"/>
+        </w:rPr>
+        <w:t>Node.js utilise un système de modules pour structurer le code.</w:t>
+      </w:r>
+    </w:p>
+    <w:p>
+      <w:pPr>
+        <w:pStyle w:val="Titre2"/>
+        <w:rPr>
+          <w:lang w:val="fr-FR" w:eastAsia="en-US"/>
+        </w:rPr>
+      </w:pPr>
+      <w:bookmarkStart w:id="11" w:name="_Toc214210182"/>
+      <w:r>
+        <w:t>Clarifications</w:t>
+      </w:r>
+      <w:bookmarkEnd w:id="11"/>
+      <w:r>
+        <w:t xml:space="preserve"> </w:t>
+      </w:r>
+    </w:p>
+    <w:p>
+      <w:pPr>
+        <w:rPr>
+          <w:lang w:eastAsia="en-US"/>
+        </w:rPr>
+      </w:pPr>
       <w:r>
         <w:rPr>
           <w:b/>
           <w:bCs/>
           <w:lang w:eastAsia="en-US"/>
         </w:rPr>
-        <w:t>omposants autonomes</w:t>
-      </w:r>
-      <w:r>
-        <w:rPr>
-          <w:lang w:eastAsia="en-US"/>
-        </w:rPr>
-        <w:t xml:space="preserve"> : </w:t>
-      </w:r>
-      <w:r>
-        <w:rPr>
-          <w:lang w:eastAsia="en-US"/>
-        </w:rPr>
-        <w:t>Composants qui n’ont pas besoin d’être déclarés dans un module pour fonctionner.</w:t>
-      </w:r>
-    </w:p>
-    <w:p>
-      <w:pPr>
-        <w:rPr>
-          <w:lang w:eastAsia="en-US"/>
-        </w:rPr>
-      </w:pPr>
+        <w:t>C</w:t>
+      </w:r>
       <w:r>
         <w:rPr>
           <w:b/>
           <w:bCs/>
           <w:lang w:eastAsia="en-US"/>
         </w:rPr>
-        <w:t xml:space="preserve">Sortie d'un </w:t>
+        <w:t>omposants autonomes</w:t>
+      </w:r>
+      <w:r>
+        <w:rPr>
+          <w:lang w:eastAsia="en-US"/>
+        </w:rPr>
+        <w:t xml:space="preserve"> : </w:t>
+      </w:r>
+      <w:r>
+        <w:rPr>
+          <w:lang w:eastAsia="en-US"/>
+        </w:rPr>
+        <w:t>Composants qui n’ont pas besoin d’être déclarés dans un module pour fonctionner.</w:t>
+      </w:r>
+    </w:p>
+    <w:p>
+      <w:pPr>
+        <w:rPr>
+          <w:lang w:eastAsia="en-US"/>
+        </w:rPr>
+      </w:pPr>
+      <w:r>
+        <w:rPr>
+          <w:b/>
+          <w:bCs/>
+          <w:lang w:eastAsia="en-US"/>
+        </w:rPr>
+        <w:t xml:space="preserve">Sortie </w:t>
+      </w:r>
+      <w:proofErr w:type="gramStart"/>
+      <w:r>
+        <w:rPr>
+          <w:b/>
+          <w:bCs/>
+          <w:lang w:eastAsia="en-US"/>
+        </w:rPr>
+        <w:t xml:space="preserve">d'un </w:t>
       </w:r>
       <w:r>
         <w:rPr>
@@ -2697,147 +3560,9 @@
           <w:iCs/>
           <w:lang w:eastAsia="en-US"/>
         </w:rPr>
-        <w:t>pipe async</w:t>
-      </w:r>
-      <w:r>
-        <w:rPr>
-          <w:lang w:eastAsia="en-US"/>
-        </w:rPr>
-        <w:t> : Valeur</w:t>
-      </w:r>
-      <w:r>
-        <w:rPr>
-          <w:b/>
-          <w:bCs/>
-          <w:lang w:eastAsia="en-US"/>
-        </w:rPr>
-        <w:t xml:space="preserve"> </w:t>
-      </w:r>
-      <w:r>
-        <w:rPr>
-          <w:lang w:eastAsia="en-US"/>
-        </w:rPr>
-        <w:t>finale d’une donnée asynchrone.</w:t>
-      </w:r>
-    </w:p>
-    <w:p>
-      <w:pPr>
-        <w:rPr>
-          <w:lang w:eastAsia="en-US"/>
-        </w:rPr>
-      </w:pPr>
-      <w:r>
-        <w:rPr>
-          <w:b/>
-          <w:bCs/>
-          <w:lang w:eastAsia="en-US"/>
-        </w:rPr>
-        <w:t>SPA :</w:t>
-      </w:r>
-      <w:r>
-        <w:rPr>
-          <w:b/>
-          <w:bCs/>
-        </w:rPr>
-        <w:t xml:space="preserve"> </w:t>
-      </w:r>
-      <w:r>
-        <w:rPr>
-          <w:lang w:eastAsia="en-US"/>
-        </w:rPr>
-        <w:t>U</w:t>
-      </w:r>
-      <w:r>
-        <w:rPr>
-          <w:lang w:eastAsia="en-US"/>
-        </w:rPr>
-        <w:t>ne application web qui charge une seule page HTML et met à jour son contenu dynamiquement sans recharger toute la page à chaque action</w:t>
-      </w:r>
-      <w:r>
-        <w:rPr>
-          <w:lang w:eastAsia="en-US"/>
-        </w:rPr>
-        <w:t>. (</w:t>
-      </w:r>
-      <w:r>
-        <w:rPr>
-          <w:lang w:eastAsia="en-US"/>
-        </w:rPr>
-        <w:t>Single Page Application)</w:t>
-      </w:r>
-    </w:p>
-    <w:p>
-      <w:pPr>
-        <w:rPr>
-          <w:lang w:eastAsia="en-US"/>
-        </w:rPr>
-      </w:pPr>
-      <w:r>
-        <w:rPr>
-          <w:b/>
-          <w:bCs/>
-          <w:lang w:eastAsia="en-US"/>
-        </w:rPr>
-        <w:t>Signaux réactifs</w:t>
-      </w:r>
-      <w:r>
-        <w:rPr>
-          <w:lang w:eastAsia="en-US"/>
-        </w:rPr>
-        <w:t> :</w:t>
-      </w:r>
-      <w:r>
-        <w:rPr>
-          <w:lang w:eastAsia="en-US"/>
-        </w:rPr>
-        <w:t xml:space="preserve"> </w:t>
-      </w:r>
-      <w:r>
-        <w:rPr>
-          <w:lang w:eastAsia="en-US"/>
-        </w:rPr>
-        <w:t>Valeurs qui “réagissent” automatiquement aux changements.</w:t>
-      </w:r>
-    </w:p>
-    <w:p>
-      <w:pPr>
-        <w:rPr>
-          <w:lang w:eastAsia="en-US"/>
-        </w:rPr>
-      </w:pPr>
-      <w:r>
-        <w:rPr>
-          <w:b/>
-          <w:bCs/>
-          <w:lang w:eastAsia="en-US"/>
-        </w:rPr>
-        <w:t>Composabilité</w:t>
-      </w:r>
-      <w:r>
-        <w:rPr>
-          <w:lang w:eastAsia="en-US"/>
-        </w:rPr>
-        <w:t> :</w:t>
-      </w:r>
-      <w:r>
-        <w:rPr>
-          <w:lang w:eastAsia="en-US"/>
-        </w:rPr>
-        <w:t xml:space="preserve"> </w:t>
-      </w:r>
-      <w:r>
-        <w:rPr>
-          <w:lang w:eastAsia="en-US"/>
-        </w:rPr>
-        <w:t>Capacité à être construit à partir de composants indépendants et réutilisables.</w:t>
-      </w:r>
-    </w:p>
-    <w:p>
-      <w:pPr>
-        <w:rPr>
-          <w:lang w:eastAsia="en-US"/>
-        </w:rPr>
-      </w:pPr>
+        <w:t>pipe</w:t>
+      </w:r>
+      <w:proofErr w:type="gramEnd"/>
       <w:r>
         <w:rPr>
           <w:b/>
@@ -2846,33 +3571,9 @@
           <w:iCs/>
           <w:lang w:eastAsia="en-US"/>
         </w:rPr>
-        <w:t>Control Flow</w:t>
-      </w:r>
-      <w:r>
-        <w:rPr>
-          <w:lang w:eastAsia="en-US"/>
-        </w:rPr>
-        <w:t xml:space="preserve"> :</w:t>
-      </w:r>
-      <w:r>
-        <w:rPr>
-          <w:lang w:eastAsia="en-US"/>
-        </w:rPr>
-        <w:t xml:space="preserve"> Permet de contrôler l’affichage ou le comportement des éléments dans le template en fonction de conditions ou de boucles</w:t>
-      </w:r>
-      <w:r>
-        <w:rPr>
-          <w:lang w:eastAsia="en-US"/>
-        </w:rPr>
-        <w:t>. (Flux de contrôle)</w:t>
-      </w:r>
-    </w:p>
-    <w:p>
-      <w:pPr>
-        <w:rPr>
-          <w:lang w:eastAsia="en-US"/>
-        </w:rPr>
-      </w:pPr>
+        <w:t> </w:t>
+      </w:r>
+      <w:proofErr w:type="spellStart"/>
       <w:r>
         <w:rPr>
           <w:b/>
@@ -2881,16 +3582,241 @@
           <w:iCs/>
           <w:lang w:eastAsia="en-US"/>
         </w:rPr>
-        <w:t>Lazy loading</w:t>
-      </w:r>
-      <w:r>
-        <w:rPr>
+        <w:t>async</w:t>
+      </w:r>
+      <w:proofErr w:type="spellEnd"/>
+      <w:r>
+        <w:rPr>
+          <w:lang w:eastAsia="en-US"/>
+        </w:rPr>
+        <w:t> : Valeur</w:t>
+      </w:r>
+      <w:r>
+        <w:rPr>
+          <w:b/>
+          <w:bCs/>
+          <w:lang w:eastAsia="en-US"/>
+        </w:rPr>
+        <w:t xml:space="preserve"> </w:t>
+      </w:r>
+      <w:r>
+        <w:rPr>
+          <w:lang w:eastAsia="en-US"/>
+        </w:rPr>
+        <w:t>finale d’une donnée asynchrone.</w:t>
+      </w:r>
+    </w:p>
+    <w:p>
+      <w:pPr>
+        <w:rPr>
+          <w:lang w:eastAsia="en-US"/>
+        </w:rPr>
+      </w:pPr>
+      <w:r>
+        <w:rPr>
+          <w:b/>
+          <w:bCs/>
+          <w:lang w:eastAsia="en-US"/>
+        </w:rPr>
+        <w:t>SPA :</w:t>
+      </w:r>
+      <w:r>
+        <w:rPr>
+          <w:b/>
+          <w:bCs/>
+        </w:rPr>
+        <w:t xml:space="preserve"> </w:t>
+      </w:r>
+      <w:r>
+        <w:rPr>
+          <w:lang w:eastAsia="en-US"/>
+        </w:rPr>
+        <w:t>U</w:t>
+      </w:r>
+      <w:r>
+        <w:rPr>
+          <w:lang w:eastAsia="en-US"/>
+        </w:rPr>
+        <w:t>ne application web qui charge une seule page HTML et met à jour son contenu dynamiquement sans recharger toute la page à chaque action</w:t>
+      </w:r>
+      <w:r>
+        <w:rPr>
+          <w:lang w:eastAsia="en-US"/>
+        </w:rPr>
+        <w:t>. (</w:t>
+      </w:r>
+      <w:r>
+        <w:rPr>
+          <w:lang w:eastAsia="en-US"/>
+        </w:rPr>
+        <w:t>Single Page Application)</w:t>
+      </w:r>
+    </w:p>
+    <w:p>
+      <w:pPr>
+        <w:rPr>
+          <w:lang w:eastAsia="en-US"/>
+        </w:rPr>
+      </w:pPr>
+      <w:r>
+        <w:rPr>
+          <w:b/>
+          <w:bCs/>
+          <w:lang w:eastAsia="en-US"/>
+        </w:rPr>
+        <w:t>Signaux réactifs</w:t>
+      </w:r>
+      <w:r>
+        <w:rPr>
+          <w:lang w:eastAsia="en-US"/>
+        </w:rPr>
+        <w:t> :</w:t>
+      </w:r>
+      <w:r>
+        <w:rPr>
+          <w:lang w:eastAsia="en-US"/>
+        </w:rPr>
+        <w:t xml:space="preserve"> </w:t>
+      </w:r>
+      <w:r>
+        <w:rPr>
+          <w:lang w:eastAsia="en-US"/>
+        </w:rPr>
+        <w:t>Valeurs qui “réagissent” automatiquement aux changements.</w:t>
+      </w:r>
+    </w:p>
+    <w:p>
+      <w:pPr>
+        <w:rPr>
+          <w:lang w:eastAsia="en-US"/>
+        </w:rPr>
+      </w:pPr>
+      <w:proofErr w:type="spellStart"/>
+      <w:r>
+        <w:rPr>
+          <w:b/>
+          <w:bCs/>
+          <w:lang w:eastAsia="en-US"/>
+        </w:rPr>
+        <w:t>Composabilité</w:t>
+      </w:r>
+      <w:proofErr w:type="spellEnd"/>
+      <w:r>
+        <w:rPr>
+          <w:lang w:eastAsia="en-US"/>
+        </w:rPr>
+        <w:t> :</w:t>
+      </w:r>
+      <w:r>
+        <w:rPr>
+          <w:lang w:eastAsia="en-US"/>
+        </w:rPr>
+        <w:t xml:space="preserve"> </w:t>
+      </w:r>
+      <w:r>
+        <w:rPr>
+          <w:lang w:eastAsia="en-US"/>
+        </w:rPr>
+        <w:t>Capacité à être construit à partir de composants indépendants et réutilisables.</w:t>
+      </w:r>
+    </w:p>
+    <w:p>
+      <w:pPr>
+        <w:rPr>
+          <w:lang w:eastAsia="en-US"/>
+        </w:rPr>
+      </w:pPr>
+      <w:r>
+        <w:rPr>
+          <w:b/>
+          <w:bCs/>
           <w:i/>
           <w:iCs/>
           <w:lang w:eastAsia="en-US"/>
         </w:rPr>
+        <w:t>Control Flow</w:t>
+      </w:r>
+      <w:r>
+        <w:rPr>
+          <w:lang w:eastAsia="en-US"/>
+        </w:rPr>
+        <w:t xml:space="preserve"> :</w:t>
+      </w:r>
+      <w:r>
+        <w:rPr>
+          <w:lang w:eastAsia="en-US"/>
+        </w:rPr>
+        <w:t xml:space="preserve"> Permet de contrôler l’affichage ou le comportement des éléments dans le </w:t>
+      </w:r>
+      <w:proofErr w:type="spellStart"/>
+      <w:r>
+        <w:rPr>
+          <w:lang w:eastAsia="en-US"/>
+        </w:rPr>
+        <w:t>template</w:t>
+      </w:r>
+      <w:proofErr w:type="spellEnd"/>
+      <w:r>
+        <w:rPr>
+          <w:lang w:eastAsia="en-US"/>
+        </w:rPr>
+        <w:t xml:space="preserve"> en fonction de conditions ou de boucles</w:t>
+      </w:r>
+      <w:r>
+        <w:rPr>
+          <w:lang w:eastAsia="en-US"/>
+        </w:rPr>
+        <w:t>. (Flux de contrôle)</w:t>
+      </w:r>
+    </w:p>
+    <w:p>
+      <w:pPr>
+        <w:rPr>
+          <w:lang w:eastAsia="en-US"/>
+        </w:rPr>
+      </w:pPr>
+      <w:proofErr w:type="spellStart"/>
+      <w:r>
+        <w:rPr>
+          <w:b/>
+          <w:bCs/>
+          <w:i/>
+          <w:iCs/>
+          <w:lang w:eastAsia="en-US"/>
+        </w:rPr>
+        <w:t>Lazy</w:t>
+      </w:r>
+      <w:proofErr w:type="spellEnd"/>
+      <w:r>
+        <w:rPr>
+          <w:b/>
+          <w:bCs/>
+          <w:i/>
+          <w:iCs/>
+          <w:lang w:eastAsia="en-US"/>
+        </w:rPr>
         <w:t xml:space="preserve"> </w:t>
       </w:r>
+      <w:proofErr w:type="spellStart"/>
+      <w:r>
+        <w:rPr>
+          <w:b/>
+          <w:bCs/>
+          <w:i/>
+          <w:iCs/>
+          <w:lang w:eastAsia="en-US"/>
+        </w:rPr>
+        <w:t>loading</w:t>
+      </w:r>
+      <w:proofErr w:type="spellEnd"/>
+      <w:r>
+        <w:rPr>
+          <w:i/>
+          <w:iCs/>
+          <w:lang w:eastAsia="en-US"/>
+        </w:rPr>
+        <w:t xml:space="preserve"> </w:t>
+      </w:r>
       <w:r>
         <w:rPr>
           <w:lang w:eastAsia="en-US"/>
@@ -2912,115 +3838,525 @@
     </w:p>
     <w:p>
       <w:pPr>
+        <w:rPr>
+          <w:lang w:eastAsia="en-US"/>
+        </w:rPr>
+      </w:pPr>
+      <w:r>
+        <w:rPr>
+          <w:b/>
+          <w:bCs/>
+          <w:lang w:eastAsia="en-US"/>
+        </w:rPr>
+        <w:t>O</w:t>
+      </w:r>
+      <w:r>
+        <w:rPr>
+          <w:b/>
+          <w:bCs/>
+          <w:lang w:eastAsia="en-US"/>
+        </w:rPr>
+        <w:t>pen-source</w:t>
+      </w:r>
+      <w:r>
+        <w:rPr>
+          <w:b/>
+          <w:bCs/>
+          <w:lang w:eastAsia="en-US"/>
+        </w:rPr>
+        <w:t> </w:t>
+      </w:r>
+      <w:r>
+        <w:rPr>
+          <w:lang w:eastAsia="en-US"/>
+        </w:rPr>
+        <w:t>: Code</w:t>
+      </w:r>
+      <w:r>
+        <w:rPr>
+          <w:lang w:eastAsia="en-US"/>
+        </w:rPr>
+        <w:t xml:space="preserve"> source disposition </w:t>
+      </w:r>
+      <w:r>
+        <w:rPr>
+          <w:lang w:eastAsia="en-US"/>
+        </w:rPr>
+        <w:t>au</w:t>
+      </w:r>
+      <w:r>
+        <w:rPr>
+          <w:lang w:eastAsia="en-US"/>
+        </w:rPr>
+        <w:t xml:space="preserve"> public</w:t>
+      </w:r>
+      <w:r>
+        <w:rPr>
+          <w:lang w:eastAsia="en-US"/>
+        </w:rPr>
+        <w:t>.</w:t>
+      </w:r>
+    </w:p>
+    <w:p>
+      <w:pPr>
+        <w:rPr>
+          <w:lang w:eastAsia="en-US"/>
+        </w:rPr>
+      </w:pPr>
+      <w:proofErr w:type="spellStart"/>
+      <w:r>
+        <w:rPr>
+          <w:b/>
+          <w:bCs/>
+          <w:lang w:eastAsia="en-US"/>
+        </w:rPr>
+        <w:t>Npm</w:t>
+      </w:r>
+      <w:proofErr w:type="spellEnd"/>
+      <w:r>
+        <w:rPr>
+          <w:lang w:eastAsia="en-US"/>
+        </w:rPr>
+        <w:t xml:space="preserve"> : </w:t>
+      </w:r>
+      <w:r>
+        <w:rPr>
+          <w:lang w:eastAsia="en-US"/>
+        </w:rPr>
+        <w:t>G</w:t>
+      </w:r>
+      <w:r>
+        <w:rPr>
+          <w:lang w:eastAsia="en-US"/>
+        </w:rPr>
+        <w:t>estionnaire de paquets le plus populaire pour JavaScript</w:t>
+      </w:r>
+      <w:r>
+        <w:rPr>
+          <w:lang w:eastAsia="en-US"/>
+        </w:rPr>
+        <w:t>.</w:t>
+      </w:r>
+    </w:p>
+    <w:p>
+      <w:pPr>
+        <w:rPr>
+          <w:lang w:eastAsia="en-US"/>
+        </w:rPr>
+      </w:pPr>
+      <w:r>
+        <w:rPr>
+          <w:b/>
+          <w:bCs/>
+          <w:lang w:eastAsia="en-US"/>
+        </w:rPr>
+        <w:t>ORM</w:t>
+      </w:r>
+      <w:r>
+        <w:rPr>
+          <w:lang w:eastAsia="en-US"/>
+        </w:rPr>
+        <w:t> :</w:t>
+      </w:r>
+      <w:r>
+        <w:rPr>
+          <w:lang w:eastAsia="en-US"/>
+        </w:rPr>
+        <w:t xml:space="preserve"> </w:t>
+      </w:r>
+      <w:r>
+        <w:rPr>
+          <w:lang w:eastAsia="en-US"/>
+        </w:rPr>
+        <w:t>C</w:t>
+      </w:r>
+      <w:r>
+        <w:rPr>
+          <w:lang w:eastAsia="en-US"/>
+        </w:rPr>
+        <w:t>onvertir des données entre une base de données relationnelle (tables) et des objets dans un langage de programmation orienté objet.</w:t>
+      </w:r>
+      <w:r>
+        <w:rPr>
+          <w:lang w:eastAsia="en-US"/>
+        </w:rPr>
+        <w:t xml:space="preserve"> </w:t>
+      </w:r>
+      <w:r>
+        <w:rPr>
+          <w:lang w:eastAsia="en-US"/>
+        </w:rPr>
+        <w:t>(Object-</w:t>
+      </w:r>
+      <w:proofErr w:type="spellStart"/>
+      <w:r>
+        <w:rPr>
+          <w:lang w:eastAsia="en-US"/>
+        </w:rPr>
+        <w:t>Relational</w:t>
+      </w:r>
+      <w:proofErr w:type="spellEnd"/>
+      <w:r>
+        <w:rPr>
+          <w:lang w:eastAsia="en-US"/>
+        </w:rPr>
+        <w:t xml:space="preserve"> Mapping</w:t>
+      </w:r>
+      <w:r>
+        <w:rPr>
+          <w:b/>
+          <w:bCs/>
+          <w:lang w:eastAsia="en-US"/>
+        </w:rPr>
+        <w:t>)</w:t>
+      </w:r>
+    </w:p>
+    <w:p>
+      <w:pPr>
+        <w:rPr>
+          <w:lang w:eastAsia="en-US"/>
+        </w:rPr>
+      </w:pPr>
+      <w:proofErr w:type="spellStart"/>
+      <w:r>
+        <w:rPr>
+          <w:b/>
+          <w:bCs/>
+          <w:i/>
+          <w:iCs/>
+          <w:lang w:eastAsia="en-US"/>
+        </w:rPr>
+        <w:t>T</w:t>
+      </w:r>
+      <w:r>
+        <w:rPr>
+          <w:b/>
+          <w:bCs/>
+          <w:i/>
+          <w:iCs/>
+          <w:lang w:eastAsia="en-US"/>
+        </w:rPr>
+        <w:t>hrottle</w:t>
+      </w:r>
+      <w:proofErr w:type="spellEnd"/>
+      <w:r>
+        <w:rPr>
+          <w:lang w:eastAsia="en-US"/>
+        </w:rPr>
+        <w:t> :</w:t>
+      </w:r>
+      <w:r>
+        <w:rPr>
+          <w:lang w:eastAsia="en-US"/>
+        </w:rPr>
+        <w:t xml:space="preserve"> </w:t>
+      </w:r>
+      <w:r>
+        <w:rPr>
+          <w:lang w:eastAsia="en-US"/>
+        </w:rPr>
+        <w:t>L</w:t>
+      </w:r>
+      <w:r>
+        <w:rPr>
+          <w:lang w:eastAsia="en-US"/>
+        </w:rPr>
+        <w:t>imiter la fréquence ou la vitesse à laquelle une opération peut être exécutée.</w:t>
+      </w:r>
+    </w:p>
+    <w:p>
+      <w:pPr>
         <w:pStyle w:val="Titre2"/>
         <w:rPr>
           <w:lang w:eastAsia="en-US"/>
         </w:rPr>
       </w:pPr>
-      <w:bookmarkStart w:id="10" w:name="_Toc213870527"/>
+      <w:bookmarkStart w:id="12" w:name="_Toc214210183"/>
       <w:r>
         <w:rPr>
           <w:lang w:eastAsia="en-US"/>
         </w:rPr>
         <w:t>Ressources</w:t>
       </w:r>
-      <w:bookmarkEnd w:id="10"/>
-    </w:p>
-    <w:p>
-      <w:pPr>
-        <w:rPr>
-          <w:lang w:eastAsia="en-US"/>
-        </w:rPr>
-      </w:pPr>
-      <w:r>
-        <w:rPr>
-          <w:lang w:eastAsia="en-US"/>
-        </w:rPr>
-        <w:t>Utilisation de l’IA :</w:t>
-      </w:r>
-    </w:p>
-    <w:p>
-      <w:pPr>
-        <w:rPr>
-          <w:lang w:eastAsia="en-US"/>
-        </w:rPr>
-      </w:pPr>
-      <w:r>
-        <w:rPr>
-          <w:lang w:eastAsia="en-US"/>
-        </w:rPr>
-        <w:t>(</w:t>
-      </w:r>
-      <w:r>
-        <w:rPr>
-          <w:lang w:eastAsia="en-US"/>
-        </w:rPr>
-        <w:t>Rechercher et résumer des ressources d’apprentissage (tutoriels, guides, documentation</w:t>
-      </w:r>
-      <w:r>
-        <w:rPr>
-          <w:lang w:eastAsia="en-US"/>
+      <w:bookmarkEnd w:id="12"/>
+    </w:p>
+    <w:p>
+      <w:pPr>
+        <w:rPr>
+          <w:lang w:eastAsia="en-US"/>
+        </w:rPr>
+      </w:pPr>
+      <w:r>
+        <w:rPr>
+          <w:lang w:eastAsia="en-US"/>
+        </w:rPr>
+        <w:t xml:space="preserve">Cours de 3 jours, </w:t>
+      </w:r>
+      <w:r>
+        <w:rPr>
+          <w:lang w:eastAsia="en-US"/>
+        </w:rPr>
+        <w:t>pour</w:t>
+      </w:r>
+      <w:r>
+        <w:rPr>
+          <w:lang w:eastAsia="en-US"/>
+        </w:rPr>
+        <w:t xml:space="preserve"> développeurs Web qui veulent apprendre </w:t>
+      </w:r>
+      <w:proofErr w:type="spellStart"/>
+      <w:r>
+        <w:rPr>
+          <w:lang w:eastAsia="en-US"/>
+        </w:rPr>
+        <w:t>Angular</w:t>
+      </w:r>
+      <w:proofErr w:type="spellEnd"/>
+      <w:r>
+        <w:rPr>
+          <w:lang w:eastAsia="en-US"/>
+        </w:rPr>
+        <w:t xml:space="preserve"> avec de bonnes bases</w:t>
+      </w:r>
+      <w:r>
+        <w:rPr>
+          <w:lang w:eastAsia="en-US"/>
+        </w:rPr>
+        <w:t> :</w:t>
+      </w:r>
+      <w:r>
+        <w:rPr>
+          <w:lang w:eastAsia="en-US"/>
+        </w:rPr>
+        <w:br/>
+      </w:r>
+      <w:hyperlink r:id="rId10" w:history="1">
+        <w:r>
+          <w:rPr>
+            <w:rStyle w:val="Lienhypertexte"/>
+            <w:lang w:eastAsia="en-US"/>
+          </w:rPr>
+          <w:t>https://www.globalknowledge.com/us-en/course/154895/introduction-to-angular-essentials/?utm_source=google&amp;utm_medium=cpc&amp;utm_campaign=GK_NA_Google_NonBrand_DSA&amp;utm_content={adgroup}&amp;utm_term=angular%2018%20training&amp;campaignid=21758139996&amp;adid=765158792151&amp;gad_source=1&amp;gad_campaignid=21758139996&amp;gbraid=0AAAAAD_i1UYOqQfHyZ8iyTBr5pbQFGfPw&amp;gclid=Cj0KCQiAiebIBhDmARIsAE8PGNIFVkZN8LF5-v4_mALHUKgSRdQd3Ju53owr1zp5ZZH1yFXHJsz3EYUaAphqEALw_wcB</w:t>
+        </w:r>
+      </w:hyperlink>
+    </w:p>
+    <w:p>
+      <w:pPr>
+        <w:rPr>
+          <w:lang w:val="fr-FR" w:eastAsia="en-US"/>
+        </w:rPr>
+      </w:pPr>
+      <w:r>
+        <w:rPr>
+          <w:lang w:val="fr-FR" w:eastAsia="en-US"/>
+        </w:rPr>
+        <w:lastRenderedPageBreak/>
+        <w:t xml:space="preserve">Documentation de </w:t>
+      </w:r>
+      <w:proofErr w:type="spellStart"/>
+      <w:r>
+        <w:rPr>
+          <w:lang w:val="fr-FR" w:eastAsia="en-US"/>
+        </w:rPr>
+        <w:t>Angular</w:t>
+      </w:r>
+      <w:proofErr w:type="spellEnd"/>
+      <w:r>
+        <w:rPr>
+          <w:lang w:val="fr-FR" w:eastAsia="en-US"/>
+        </w:rPr>
+        <w:t xml:space="preserve"> 18</w:t>
+      </w:r>
+      <w:r>
+        <w:rPr>
+          <w:lang w:val="fr-FR" w:eastAsia="en-US"/>
+        </w:rPr>
+        <w:t> :</w:t>
+      </w:r>
+      <w:r>
+        <w:rPr>
+          <w:lang w:val="fr-FR" w:eastAsia="en-US"/>
+        </w:rPr>
+        <w:br/>
+      </w:r>
+      <w:hyperlink r:id="rId11" w:history="1">
+        <w:r>
+          <w:rPr>
+            <w:rStyle w:val="Lienhypertexte"/>
+            <w:lang w:val="fr-FR" w:eastAsia="en-US"/>
+          </w:rPr>
+          <w:t>https://angular.dev/overview</w:t>
+        </w:r>
+      </w:hyperlink>
+    </w:p>
+    <w:p>
+      <w:pPr>
+        <w:rPr>
+          <w:lang w:val="fr-FR" w:eastAsia="en-US"/>
+        </w:rPr>
+      </w:pPr>
+      <w:r>
+        <w:rPr>
+          <w:lang w:val="fr-FR" w:eastAsia="en-US"/>
+        </w:rPr>
+        <w:t>Documentation Node.js</w:t>
+      </w:r>
+      <w:r>
+        <w:rPr>
+          <w:lang w:val="fr-FR" w:eastAsia="en-US"/>
+        </w:rPr>
+        <w:t xml:space="preserve"> : </w:t>
+      </w:r>
+      <w:r>
+        <w:rPr>
+          <w:lang w:val="fr-FR" w:eastAsia="en-US"/>
+        </w:rPr>
+        <w:br/>
+      </w:r>
+      <w:hyperlink r:id="rId12" w:history="1">
+        <w:r>
+          <w:rPr>
+            <w:rStyle w:val="Lienhypertexte"/>
+            <w:lang w:val="fr-FR" w:eastAsia="en-US"/>
+          </w:rPr>
+          <w:t>https://nodejs.org/docs/latest/api/</w:t>
+        </w:r>
+      </w:hyperlink>
+    </w:p>
+    <w:p>
+      <w:pPr>
+        <w:rPr>
+          <w:lang w:val="fr-FR" w:eastAsia="en-US"/>
+        </w:rPr>
+      </w:pPr>
+      <w:r>
+        <w:rPr>
+          <w:lang w:val="fr-FR" w:eastAsia="en-US"/>
+        </w:rPr>
+        <w:t>Documentation Laravel</w:t>
+      </w:r>
+      <w:r>
+        <w:rPr>
+          <w:lang w:val="fr-FR" w:eastAsia="en-US"/>
+        </w:rPr>
+        <w:t xml:space="preserve"> : </w:t>
+      </w:r>
+      <w:r>
+        <w:rPr>
+          <w:lang w:val="fr-FR" w:eastAsia="en-US"/>
+        </w:rPr>
+        <w:br/>
+      </w:r>
+      <w:hyperlink r:id="rId13" w:history="1">
+        <w:r>
+          <w:rPr>
+            <w:rStyle w:val="Lienhypertexte"/>
+            <w:lang w:val="fr-FR" w:eastAsia="en-US"/>
+          </w:rPr>
+          <w:t>https://laravel.com/docs/12.x/eloquent-resources</w:t>
+        </w:r>
+      </w:hyperlink>
+    </w:p>
+    <w:p>
+      <w:pPr>
+        <w:rPr>
+          <w:lang w:val="fr-FR" w:eastAsia="en-US"/>
+        </w:rPr>
+      </w:pPr>
+      <w:r>
+        <w:rPr>
+          <w:lang w:val="fr-FR" w:eastAsia="en-US"/>
+        </w:rPr>
+        <w:t>Documentation API Laravel</w:t>
+      </w:r>
+      <w:r>
+        <w:rPr>
+          <w:lang w:val="fr-FR" w:eastAsia="en-US"/>
+        </w:rPr>
+        <w:t xml:space="preserve"> : </w:t>
+      </w:r>
+      <w:r>
+        <w:rPr>
+          <w:lang w:val="fr-FR" w:eastAsia="en-US"/>
+        </w:rPr>
+        <w:br/>
+      </w:r>
+      <w:hyperlink r:id="rId14" w:history="1">
+        <w:r>
+          <w:rPr>
+            <w:rStyle w:val="Lienhypertexte"/>
+            <w:lang w:val="fr-FR" w:eastAsia="en-US"/>
+          </w:rPr>
+          <w:t>https://api.laravel.com/docs/12.x/index.html</w:t>
+        </w:r>
+      </w:hyperlink>
+    </w:p>
+    <w:p>
+      <w:pPr>
+        <w:pStyle w:val="Titre2"/>
+        <w:rPr>
+          <w:lang w:val="fr-FR" w:eastAsia="en-US"/>
+        </w:rPr>
+      </w:pPr>
+      <w:bookmarkStart w:id="13" w:name="_Toc214210184"/>
+      <w:r>
+        <w:rPr>
+          <w:lang w:val="fr-FR" w:eastAsia="en-US"/>
+        </w:rPr>
+        <w:t>Apport de l’AI dans le processus</w:t>
+      </w:r>
+      <w:bookmarkEnd w:id="13"/>
+    </w:p>
+    <w:p>
+      <w:pPr>
+        <w:rPr>
+          <w:lang w:val="fr-FR" w:eastAsia="en-US"/>
+        </w:rPr>
+      </w:pPr>
+      <w:r>
+        <w:rPr>
+          <w:lang w:val="fr-FR" w:eastAsia="en-US"/>
+        </w:rPr>
+        <w:t>Recherche de ressources d’apprentissages sur les technologies et clarifications de concepts plus compliqués.</w:t>
+      </w:r>
+    </w:p>
+    <w:p>
+      <w:pPr>
+        <w:pStyle w:val="Titre2"/>
+        <w:rPr>
+          <w:lang w:val="fr-FR" w:eastAsia="en-US"/>
+        </w:rPr>
+      </w:pPr>
+      <w:bookmarkStart w:id="14" w:name="_Toc214210185"/>
+      <w:r>
+        <w:rPr>
+          <w:lang w:val="fr-FR" w:eastAsia="en-US"/>
+        </w:rPr>
+        <w:t>Réflexions critique</w:t>
+      </w:r>
+      <w:bookmarkEnd w:id="14"/>
+      <w:r>
+        <w:rPr>
+          <w:lang w:val="fr-FR" w:eastAsia="en-US"/>
         </w:rPr>
         <w:t xml:space="preserve"> </w:t>
       </w:r>
-      <w:r>
-        <w:rPr>
-          <w:lang w:eastAsia="en-US"/>
-        </w:rPr>
-        <w:t>technique.</w:t>
-      </w:r>
-      <w:r>
-        <w:rPr>
-          <w:lang w:eastAsia="en-US"/>
-        </w:rPr>
-        <w:t>)</w:t>
-      </w:r>
-    </w:p>
-    <w:p>
-      <w:pPr>
-        <w:rPr>
-          <w:lang w:val="fr-FR" w:eastAsia="en-US"/>
-        </w:rPr>
-      </w:pPr>
-    </w:p>
-    <w:p>
-      <w:pPr>
-        <w:pStyle w:val="Titre2"/>
-        <w:rPr>
-          <w:lang w:val="fr-FR" w:eastAsia="en-US"/>
-        </w:rPr>
-      </w:pPr>
-      <w:bookmarkStart w:id="11" w:name="_Toc213870528"/>
-      <w:r>
-        <w:rPr>
-          <w:lang w:val="fr-FR" w:eastAsia="en-US"/>
-        </w:rPr>
-        <w:t>Apport de l’AI dans le processus</w:t>
-      </w:r>
-      <w:bookmarkEnd w:id="11"/>
-    </w:p>
-    <w:p>
-      <w:pPr>
-        <w:rPr>
-          <w:lang w:val="fr-FR" w:eastAsia="en-US"/>
-        </w:rPr>
-      </w:pPr>
-    </w:p>
-    <w:p>
-      <w:pPr>
-        <w:pStyle w:val="Titre2"/>
-        <w:rPr>
-          <w:lang w:val="fr-FR" w:eastAsia="en-US"/>
-        </w:rPr>
-      </w:pPr>
-      <w:bookmarkStart w:id="12" w:name="_Toc213870529"/>
-      <w:r>
-        <w:rPr>
-          <w:lang w:val="fr-FR" w:eastAsia="en-US"/>
-        </w:rPr>
-        <w:t>Réflexions critique</w:t>
-      </w:r>
-      <w:bookmarkEnd w:id="12"/>
+    </w:p>
+    <w:p>
+      <w:pPr>
+        <w:pStyle w:val="Titre3"/>
+        <w:rPr>
+          <w:lang w:val="fr-FR" w:eastAsia="en-US"/>
+        </w:rPr>
+      </w:pPr>
+      <w:bookmarkStart w:id="15" w:name="_Toc214210186"/>
+      <w:r>
+        <w:rPr>
+          <w:lang w:val="fr-FR" w:eastAsia="en-US"/>
+        </w:rPr>
+        <w:t>Sur les limites de la technologie</w:t>
+      </w:r>
+      <w:bookmarkEnd w:id="15"/>
       <w:r>
         <w:rPr>
           <w:lang w:val="fr-FR" w:eastAsia="en-US"/>
@@ -3030,56 +4366,518 @@
     </w:p>
     <w:p>
       <w:pPr>
+        <w:pStyle w:val="Titre4"/>
+        <w:rPr>
+          <w:lang w:val="fr-FR" w:eastAsia="en-US"/>
+        </w:rPr>
+      </w:pPr>
+      <w:proofErr w:type="spellStart"/>
+      <w:r>
+        <w:rPr>
+          <w:lang w:val="fr-FR" w:eastAsia="en-US"/>
+        </w:rPr>
+        <w:t>Angular</w:t>
+      </w:r>
+      <w:proofErr w:type="spellEnd"/>
+      <w:r>
+        <w:rPr>
+          <w:lang w:val="fr-FR" w:eastAsia="en-US"/>
+        </w:rPr>
+        <w:t xml:space="preserve"> 18</w:t>
+      </w:r>
+    </w:p>
+    <w:p>
+      <w:pPr>
+        <w:pStyle w:val="Paragraphedeliste"/>
+        <w:numPr>
+          <w:ilvl w:val="0"/>
+          <w:numId w:val="23"/>
+        </w:numPr>
+        <w:rPr>
+          <w:lang w:val="fr-FR" w:eastAsia="en-US"/>
+        </w:rPr>
+      </w:pPr>
+      <w:r>
+        <w:rPr>
+          <w:lang w:val="fr-FR" w:eastAsia="en-US"/>
+        </w:rPr>
+        <w:t>Assez complexe, il y a beaucoup de concepts à maîtriser.</w:t>
+      </w:r>
+    </w:p>
+    <w:p>
+      <w:pPr>
+        <w:pStyle w:val="Paragraphedeliste"/>
+        <w:numPr>
+          <w:ilvl w:val="0"/>
+          <w:numId w:val="23"/>
+        </w:numPr>
+        <w:rPr>
+          <w:lang w:val="fr-FR" w:eastAsia="en-US"/>
+        </w:rPr>
+      </w:pPr>
+      <w:r>
+        <w:rPr>
+          <w:lang w:val="fr-FR" w:eastAsia="en-US"/>
+        </w:rPr>
+        <w:t>Les bundles sont volumineux donc le chargement est plus lent pour les petites applications.</w:t>
+      </w:r>
+    </w:p>
+    <w:p>
+      <w:pPr>
+        <w:pStyle w:val="Paragraphedeliste"/>
+        <w:numPr>
+          <w:ilvl w:val="0"/>
+          <w:numId w:val="23"/>
+        </w:numPr>
+        <w:rPr>
+          <w:lang w:val="fr-FR" w:eastAsia="en-US"/>
+        </w:rPr>
+      </w:pPr>
+      <w:r>
+        <w:rPr>
+          <w:lang w:val="fr-FR" w:eastAsia="en-US"/>
+        </w:rPr>
+        <w:t>L’architecture est moins flexible pour « bricoler » comme elle est plus stricte.</w:t>
+      </w:r>
+    </w:p>
+    <w:p>
+      <w:pPr>
+        <w:pStyle w:val="Paragraphedeliste"/>
+        <w:numPr>
+          <w:ilvl w:val="0"/>
+          <w:numId w:val="23"/>
+        </w:numPr>
+        <w:rPr>
+          <w:lang w:val="fr-FR" w:eastAsia="en-US"/>
+        </w:rPr>
+      </w:pPr>
+      <w:r>
+        <w:rPr>
+          <w:lang w:val="fr-FR" w:eastAsia="en-US"/>
+        </w:rPr>
+        <w:t>Les migrations sont lourdes, donc les mises à jour peuvent demander d’importants ajustements.</w:t>
+      </w:r>
+    </w:p>
+    <w:p>
+      <w:pPr>
+        <w:pStyle w:val="Titre4"/>
+        <w:rPr>
+          <w:lang w:val="fr-FR" w:eastAsia="en-US"/>
+        </w:rPr>
+      </w:pPr>
+      <w:r>
+        <w:rPr>
+          <w:lang w:val="fr-FR" w:eastAsia="en-US"/>
+        </w:rPr>
+        <w:t>Node.js</w:t>
+      </w:r>
+    </w:p>
+    <w:p>
+      <w:pPr>
+        <w:pStyle w:val="Paragraphedeliste"/>
+        <w:numPr>
+          <w:ilvl w:val="0"/>
+          <w:numId w:val="24"/>
+        </w:numPr>
+        <w:rPr>
+          <w:lang w:val="fr-FR" w:eastAsia="en-US"/>
+        </w:rPr>
+      </w:pPr>
+      <w:r>
+        <w:rPr>
+          <w:lang w:val="fr-FR" w:eastAsia="en-US"/>
+        </w:rPr>
+        <w:t>Comme c’est « single-thread », des calculs peuvent bloquer l’application.</w:t>
+      </w:r>
+    </w:p>
+    <w:p>
+      <w:pPr>
+        <w:pStyle w:val="Paragraphedeliste"/>
+        <w:numPr>
+          <w:ilvl w:val="0"/>
+          <w:numId w:val="24"/>
+        </w:numPr>
+        <w:rPr>
+          <w:lang w:val="fr-FR" w:eastAsia="en-US"/>
+        </w:rPr>
+      </w:pPr>
+      <w:r>
+        <w:rPr>
+          <w:lang w:val="fr-FR" w:eastAsia="en-US"/>
+        </w:rPr>
+        <w:t>L’asynchrone est complexe, le code pourrait être difficile à maintenir.</w:t>
+      </w:r>
+    </w:p>
+    <w:p>
+      <w:pPr>
+        <w:pStyle w:val="Paragraphedeliste"/>
+        <w:numPr>
+          <w:ilvl w:val="0"/>
+          <w:numId w:val="24"/>
+        </w:numPr>
+        <w:rPr>
+          <w:lang w:val="fr-FR" w:eastAsia="en-US"/>
+        </w:rPr>
+      </w:pPr>
+      <w:r>
+        <w:rPr>
+          <w:lang w:val="fr-FR" w:eastAsia="en-US"/>
+        </w:rPr>
+        <w:t>Certains packages sont obsolètes ou non-sécurisés.</w:t>
+      </w:r>
+    </w:p>
+    <w:p>
+      <w:pPr>
+        <w:pStyle w:val="Paragraphedeliste"/>
+        <w:numPr>
+          <w:ilvl w:val="0"/>
+          <w:numId w:val="24"/>
+        </w:numPr>
+        <w:rPr>
+          <w:lang w:val="fr-FR" w:eastAsia="en-US"/>
+        </w:rPr>
+      </w:pPr>
+      <w:r>
+        <w:rPr>
+          <w:lang w:val="fr-FR" w:eastAsia="en-US"/>
+        </w:rPr>
+        <w:t>Comme il n’y a pas de typage natif, il y a des erreurs possibles.</w:t>
+      </w:r>
+    </w:p>
+    <w:p>
+      <w:pPr>
+        <w:pStyle w:val="Titre4"/>
+        <w:rPr>
+          <w:lang w:val="fr-FR" w:eastAsia="en-US"/>
+        </w:rPr>
+      </w:pPr>
+      <w:r>
+        <w:rPr>
+          <w:lang w:val="fr-FR" w:eastAsia="en-US"/>
+        </w:rPr>
+        <w:t>API Laravel</w:t>
+      </w:r>
+    </w:p>
+    <w:p>
+      <w:pPr>
+        <w:pStyle w:val="Paragraphedeliste"/>
+        <w:numPr>
+          <w:ilvl w:val="0"/>
+          <w:numId w:val="25"/>
+        </w:numPr>
+        <w:rPr>
+          <w:lang w:val="fr-FR" w:eastAsia="en-US"/>
+        </w:rPr>
+      </w:pPr>
+      <w:r>
+        <w:rPr>
+          <w:lang w:val="fr-FR" w:eastAsia="en-US"/>
+        </w:rPr>
+        <w:t xml:space="preserve">Laravel est plus lourd que d’autres </w:t>
+      </w:r>
+      <w:proofErr w:type="spellStart"/>
+      <w:r>
+        <w:rPr>
+          <w:lang w:val="fr-FR" w:eastAsia="en-US"/>
+        </w:rPr>
+        <w:t>frameworks</w:t>
+      </w:r>
+      <w:proofErr w:type="spellEnd"/>
+      <w:r>
+        <w:rPr>
+          <w:lang w:val="fr-FR" w:eastAsia="en-US"/>
+        </w:rPr>
+        <w:t>, il peut ralentir l’API.</w:t>
+      </w:r>
+    </w:p>
+    <w:p>
+      <w:pPr>
+        <w:pStyle w:val="Paragraphedeliste"/>
+        <w:numPr>
+          <w:ilvl w:val="0"/>
+          <w:numId w:val="25"/>
+        </w:numPr>
+        <w:rPr>
+          <w:lang w:val="fr-FR" w:eastAsia="en-US"/>
+        </w:rPr>
+      </w:pPr>
+      <w:r>
+        <w:rPr>
+          <w:lang w:val="fr-FR" w:eastAsia="en-US"/>
+        </w:rPr>
+        <w:t>Les plus gros projets sont très gourmands en mémoire.</w:t>
+      </w:r>
+    </w:p>
+    <w:p>
+      <w:pPr>
+        <w:pStyle w:val="Paragraphedeliste"/>
+        <w:numPr>
+          <w:ilvl w:val="0"/>
+          <w:numId w:val="25"/>
+        </w:numPr>
+        <w:rPr>
+          <w:lang w:val="fr-FR" w:eastAsia="en-US"/>
+        </w:rPr>
+      </w:pPr>
+      <w:r>
+        <w:rPr>
+          <w:lang w:val="fr-FR" w:eastAsia="en-US"/>
+        </w:rPr>
+        <w:t xml:space="preserve">Peut être complexe pour des débutants à cause de l’écosystème (middleware, </w:t>
+      </w:r>
+      <w:proofErr w:type="spellStart"/>
+      <w:r>
+        <w:rPr>
+          <w:lang w:val="fr-FR" w:eastAsia="en-US"/>
+        </w:rPr>
+        <w:t>resources</w:t>
+      </w:r>
+      <w:proofErr w:type="spellEnd"/>
+      <w:r>
+        <w:rPr>
+          <w:lang w:val="fr-FR" w:eastAsia="en-US"/>
+        </w:rPr>
+        <w:t>, services…)</w:t>
+      </w:r>
+    </w:p>
+    <w:p>
+      <w:pPr>
         <w:pStyle w:val="Titre3"/>
         <w:rPr>
           <w:lang w:val="fr-FR" w:eastAsia="en-US"/>
         </w:rPr>
       </w:pPr>
-      <w:bookmarkStart w:id="13" w:name="_Toc213870530"/>
-      <w:r>
-        <w:rPr>
-          <w:lang w:val="fr-FR" w:eastAsia="en-US"/>
-        </w:rPr>
-        <w:t>Sur les limites de la technologie</w:t>
-      </w:r>
-      <w:bookmarkEnd w:id="13"/>
-      <w:r>
-        <w:rPr>
-          <w:lang w:val="fr-FR" w:eastAsia="en-US"/>
-        </w:rPr>
-        <w:t xml:space="preserve"> </w:t>
-      </w:r>
-    </w:p>
-    <w:p>
-      <w:pPr>
-        <w:rPr>
-          <w:lang w:val="fr-FR" w:eastAsia="en-US"/>
-        </w:rPr>
-      </w:pPr>
-    </w:p>
-    <w:p>
-      <w:pPr>
-        <w:pStyle w:val="Titre3"/>
-        <w:rPr>
-          <w:lang w:val="fr-FR" w:eastAsia="en-US"/>
-        </w:rPr>
-      </w:pPr>
-      <w:bookmarkStart w:id="14" w:name="_Toc213870531"/>
+      <w:bookmarkStart w:id="16" w:name="_Toc214210187"/>
       <w:r>
         <w:rPr>
           <w:lang w:val="fr-FR" w:eastAsia="en-US"/>
         </w:rPr>
         <w:t>Sur le potentiel de la technologie</w:t>
       </w:r>
-      <w:bookmarkEnd w:id="14"/>
-    </w:p>
-    <w:p>
-      <w:pPr>
-        <w:spacing w:after="160" w:line="278" w:lineRule="auto"/>
-        <w:rPr>
-          <w:lang w:val="fr-FR" w:eastAsia="en-US"/>
-        </w:rPr>
-      </w:pPr>
+      <w:bookmarkEnd w:id="16"/>
+    </w:p>
+    <w:p>
+      <w:pPr>
+        <w:pStyle w:val="Titre4"/>
+        <w:rPr>
+          <w:lang w:val="fr-FR" w:eastAsia="en-US"/>
+        </w:rPr>
+      </w:pPr>
+      <w:proofErr w:type="spellStart"/>
+      <w:r>
+        <w:rPr>
+          <w:lang w:val="fr-FR" w:eastAsia="en-US"/>
+        </w:rPr>
+        <w:t>Angular</w:t>
+      </w:r>
+      <w:proofErr w:type="spellEnd"/>
+      <w:r>
+        <w:rPr>
+          <w:lang w:val="fr-FR" w:eastAsia="en-US"/>
+        </w:rPr>
+        <w:t xml:space="preserve"> 18</w:t>
+      </w:r>
+    </w:p>
+    <w:p>
+      <w:pPr>
+        <w:pStyle w:val="Paragraphedeliste"/>
+        <w:numPr>
+          <w:ilvl w:val="0"/>
+          <w:numId w:val="26"/>
+        </w:numPr>
+        <w:rPr>
+          <w:lang w:val="fr-FR" w:eastAsia="en-US"/>
+        </w:rPr>
+      </w:pPr>
+      <w:r>
+        <w:rPr>
+          <w:lang w:val="fr-FR" w:eastAsia="en-US"/>
+        </w:rPr>
+        <w:t>Code sûr et maintenable.</w:t>
+      </w:r>
+    </w:p>
+    <w:p>
+      <w:pPr>
+        <w:pStyle w:val="Paragraphedeliste"/>
+        <w:numPr>
+          <w:ilvl w:val="0"/>
+          <w:numId w:val="26"/>
+        </w:numPr>
+        <w:rPr>
+          <w:lang w:val="fr-FR" w:eastAsia="en-US"/>
+        </w:rPr>
+      </w:pPr>
+      <w:r>
+        <w:rPr>
+          <w:lang w:val="fr-FR" w:eastAsia="en-US"/>
+        </w:rPr>
+        <w:t>Technologie très réactive et dynamique.</w:t>
+      </w:r>
+    </w:p>
+    <w:p>
+      <w:pPr>
+        <w:pStyle w:val="Titre4"/>
+        <w:rPr>
+          <w:lang w:val="fr-FR" w:eastAsia="en-US"/>
+        </w:rPr>
+      </w:pPr>
+      <w:r>
+        <w:rPr>
+          <w:lang w:val="fr-FR" w:eastAsia="en-US"/>
+        </w:rPr>
+        <w:lastRenderedPageBreak/>
+        <w:t>Node.js</w:t>
+      </w:r>
+    </w:p>
+    <w:p>
+      <w:pPr>
+        <w:pStyle w:val="Paragraphedeliste"/>
+        <w:numPr>
+          <w:ilvl w:val="0"/>
+          <w:numId w:val="27"/>
+        </w:numPr>
+        <w:rPr>
+          <w:lang w:val="fr-FR" w:eastAsia="en-US"/>
+        </w:rPr>
+      </w:pPr>
+      <w:r>
+        <w:rPr>
+          <w:lang w:val="fr-FR" w:eastAsia="en-US"/>
+        </w:rPr>
+        <w:t>Idéal pour une application en temps réel.</w:t>
+      </w:r>
+    </w:p>
+    <w:p>
+      <w:pPr>
+        <w:pStyle w:val="Paragraphedeliste"/>
+        <w:numPr>
+          <w:ilvl w:val="0"/>
+          <w:numId w:val="27"/>
+        </w:numPr>
+        <w:rPr>
+          <w:lang w:val="fr-FR" w:eastAsia="en-US"/>
+        </w:rPr>
+      </w:pPr>
+      <w:r>
+        <w:rPr>
+          <w:lang w:val="fr-FR" w:eastAsia="en-US"/>
+        </w:rPr>
+        <w:t>Capable de gérer de nombreuses connexions simultanées.</w:t>
+      </w:r>
+    </w:p>
+    <w:p>
+      <w:pPr>
+        <w:pStyle w:val="Paragraphedeliste"/>
+        <w:numPr>
+          <w:ilvl w:val="0"/>
+          <w:numId w:val="27"/>
+        </w:numPr>
+        <w:rPr>
+          <w:lang w:val="fr-FR" w:eastAsia="en-US"/>
+        </w:rPr>
+      </w:pPr>
+      <w:r>
+        <w:rPr>
+          <w:lang w:val="fr-FR" w:eastAsia="en-US"/>
+        </w:rPr>
+        <w:t xml:space="preserve">Comme </w:t>
+      </w:r>
+      <w:proofErr w:type="spellStart"/>
+      <w:r>
+        <w:rPr>
+          <w:lang w:val="fr-FR" w:eastAsia="en-US"/>
+        </w:rPr>
+        <w:t>npm</w:t>
+      </w:r>
+      <w:proofErr w:type="spellEnd"/>
+      <w:r>
+        <w:rPr>
+          <w:lang w:val="fr-FR" w:eastAsia="en-US"/>
+        </w:rPr>
+        <w:t xml:space="preserve"> est présent, il y a beaucoup de package disponible, ce qui accélère le développement.</w:t>
+      </w:r>
+    </w:p>
+    <w:p>
+      <w:pPr>
+        <w:pStyle w:val="Titre4"/>
+        <w:rPr>
+          <w:lang w:val="fr-FR" w:eastAsia="en-US"/>
+        </w:rPr>
+      </w:pPr>
+      <w:r>
+        <w:rPr>
+          <w:lang w:val="fr-FR" w:eastAsia="en-US"/>
+        </w:rPr>
+        <w:t>API Laravel</w:t>
+      </w:r>
+    </w:p>
+    <w:p>
+      <w:pPr>
+        <w:pStyle w:val="Paragraphedeliste"/>
+        <w:numPr>
+          <w:ilvl w:val="0"/>
+          <w:numId w:val="28"/>
+        </w:numPr>
+        <w:rPr>
+          <w:lang w:val="fr-FR" w:eastAsia="en-US"/>
+        </w:rPr>
+      </w:pPr>
+      <w:r>
+        <w:rPr>
+          <w:lang w:val="fr-FR" w:eastAsia="en-US"/>
+        </w:rPr>
+        <w:t>Intégration facile d’un API</w:t>
+      </w:r>
+    </w:p>
+    <w:p>
+      <w:pPr>
+        <w:pStyle w:val="Paragraphedeliste"/>
+        <w:numPr>
+          <w:ilvl w:val="0"/>
+          <w:numId w:val="28"/>
+        </w:numPr>
+        <w:rPr>
+          <w:lang w:val="fr-FR" w:eastAsia="en-US"/>
+        </w:rPr>
+      </w:pPr>
+      <w:r>
+        <w:rPr>
+          <w:lang w:val="fr-FR" w:eastAsia="en-US"/>
+        </w:rPr>
+        <w:t>Très sécuritaire, protections intégrées contre CRSF, XSS, injections SQL…</w:t>
+      </w:r>
+    </w:p>
+    <w:p>
+      <w:pPr>
+        <w:pStyle w:val="Paragraphedeliste"/>
+        <w:numPr>
+          <w:ilvl w:val="0"/>
+          <w:numId w:val="28"/>
+        </w:numPr>
+        <w:rPr>
+          <w:lang w:val="fr-FR" w:eastAsia="en-US"/>
+        </w:rPr>
+      </w:pPr>
+      <w:r>
+        <w:rPr>
+          <w:lang w:val="fr-FR" w:eastAsia="en-US"/>
+        </w:rPr>
+        <w:t xml:space="preserve">Facilité à connecter à différents </w:t>
+      </w:r>
+      <w:proofErr w:type="spellStart"/>
+      <w:r>
+        <w:rPr>
+          <w:lang w:val="fr-FR" w:eastAsia="en-US"/>
+        </w:rPr>
+        <w:t>front-end</w:t>
+      </w:r>
+      <w:proofErr w:type="spellEnd"/>
+      <w:r>
+        <w:rPr>
+          <w:lang w:val="fr-FR" w:eastAsia="en-US"/>
+        </w:rPr>
+        <w:t xml:space="preserve"> ou d’autres services.</w:t>
+      </w:r>
       <w:r>
         <w:rPr>
           <w:lang w:val="fr-FR" w:eastAsia="en-US"/>
@@ -3094,7 +4892,7 @@
           <w:lang w:val="fr-FR" w:eastAsia="en-US"/>
         </w:rPr>
       </w:pPr>
-      <w:bookmarkStart w:id="15" w:name="_Toc213870532"/>
+      <w:bookmarkStart w:id="17" w:name="_Toc214210188"/>
       <w:r>
         <w:rPr>
           <w:lang w:val="fr-FR" w:eastAsia="en-US"/>
@@ -3102,7 +4900,7 @@
         <w:lastRenderedPageBreak/>
         <w:t>Partie 3 – Démonstration</w:t>
       </w:r>
-      <w:bookmarkEnd w:id="15"/>
+      <w:bookmarkEnd w:id="17"/>
     </w:p>
     <w:p>
       <w:pPr>
@@ -3111,14 +4909,14 @@
           <w:lang w:val="fr-FR" w:eastAsia="en-US"/>
         </w:rPr>
       </w:pPr>
-      <w:bookmarkStart w:id="16" w:name="_Toc213870533"/>
+      <w:bookmarkStart w:id="18" w:name="_Toc214210189"/>
       <w:r>
         <w:rPr>
           <w:lang w:val="fr-FR" w:eastAsia="en-US"/>
         </w:rPr>
         <w:t>Lien vers notre démonstration :</w:t>
       </w:r>
-      <w:bookmarkEnd w:id="16"/>
+      <w:bookmarkEnd w:id="18"/>
       <w:r>
         <w:rPr>
           <w:lang w:val="fr-FR" w:eastAsia="en-US"/>
@@ -3275,7 +5073,7 @@
       </w:r>
     </w:p>
     <w:sectPr>
-      <w:footerReference w:type="default" r:id="rId9"/>
+      <w:footerReference w:type="default" r:id="rId15"/>
       <w:pgSz w:w="12240" w:h="15840"/>
       <w:pgMar w:top="1418" w:right="1304" w:bottom="1418" w:left="1304" w:header="709" w:footer="709" w:gutter="0"/>
       <w:cols w:space="708"/>
@@ -3470,6 +5268,92 @@
     </w:lvl>
   </w:abstractNum>
   <w:abstractNum w:abstractNumId="1" w15:restartNumberingAfterBreak="0">
+    <w:nsid w:val="00A01C29"/>
+    <w:multiLevelType w:val="hybridMultilevel"/>
+    <w:tmpl w:val="2C6C7506"/>
+    <w:lvl w:ilvl="0" w:tplc="0C0C000F">
+      <w:start w:val="1"/>
+      <w:numFmt w:val="decimal"/>
+      <w:lvlText w:val="%1."/>
+      <w:lvlJc w:val="left"/>
+      <w:pPr>
+        <w:ind w:left="720" w:hanging="360"/>
+      </w:pPr>
+    </w:lvl>
+    <w:lvl w:ilvl="1" w:tplc="0C0C0019" w:tentative="1">
+      <w:start w:val="1"/>
+      <w:numFmt w:val="lowerLetter"/>
+      <w:lvlText w:val="%2."/>
+      <w:lvlJc w:val="left"/>
+      <w:pPr>
+        <w:ind w:left="1440" w:hanging="360"/>
+      </w:pPr>
+    </w:lvl>
+    <w:lvl w:ilvl="2" w:tplc="0C0C001B" w:tentative="1">
+      <w:start w:val="1"/>
+      <w:numFmt w:val="lowerRoman"/>
+      <w:lvlText w:val="%3."/>
+      <w:lvlJc w:val="right"/>
+      <w:pPr>
+        <w:ind w:left="2160" w:hanging="180"/>
+      </w:pPr>
+    </w:lvl>
+    <w:lvl w:ilvl="3" w:tplc="0C0C000F" w:tentative="1">
+      <w:start w:val="1"/>
+      <w:numFmt w:val="decimal"/>
+      <w:lvlText w:val="%4."/>
+      <w:lvlJc w:val="left"/>
+      <w:pPr>
+        <w:ind w:left="2880" w:hanging="360"/>
+      </w:pPr>
+    </w:lvl>
+    <w:lvl w:ilvl="4" w:tplc="0C0C0019" w:tentative="1">
+      <w:start w:val="1"/>
+      <w:numFmt w:val="lowerLetter"/>
+      <w:lvlText w:val="%5."/>
+      <w:lvlJc w:val="left"/>
+      <w:pPr>
+        <w:ind w:left="3600" w:hanging="360"/>
+      </w:pPr>
+    </w:lvl>
+    <w:lvl w:ilvl="5" w:tplc="0C0C001B" w:tentative="1">
+      <w:start w:val="1"/>
+      <w:numFmt w:val="lowerRoman"/>
+      <w:lvlText w:val="%6."/>
+      <w:lvlJc w:val="right"/>
+      <w:pPr>
+        <w:ind w:left="4320" w:hanging="180"/>
+      </w:pPr>
+    </w:lvl>
+    <w:lvl w:ilvl="6" w:tplc="0C0C000F" w:tentative="1">
+      <w:start w:val="1"/>
+      <w:numFmt w:val="decimal"/>
+      <w:lvlText w:val="%7."/>
+      <w:lvlJc w:val="left"/>
+      <w:pPr>
+        <w:ind w:left="5040" w:hanging="360"/>
+      </w:pPr>
+    </w:lvl>
+    <w:lvl w:ilvl="7" w:tplc="0C0C0019" w:tentative="1">
+      <w:start w:val="1"/>
+      <w:numFmt w:val="lowerLetter"/>
+      <w:lvlText w:val="%8."/>
+      <w:lvlJc w:val="left"/>
+      <w:pPr>
+        <w:ind w:left="5760" w:hanging="360"/>
+      </w:pPr>
+    </w:lvl>
+    <w:lvl w:ilvl="8" w:tplc="0C0C001B" w:tentative="1">
+      <w:start w:val="1"/>
+      <w:numFmt w:val="lowerRoman"/>
+      <w:lvlText w:val="%9."/>
+      <w:lvlJc w:val="right"/>
+      <w:pPr>
+        <w:ind w:left="6480" w:hanging="180"/>
+      </w:pPr>
+    </w:lvl>
+  </w:abstractNum>
+  <w:abstractNum w:abstractNumId="2" w15:restartNumberingAfterBreak="0">
     <w:nsid w:val="00A96FA6"/>
     <w:multiLevelType w:val="hybridMultilevel"/>
     <w:tmpl w:val="6802AFBE"/>
@@ -3555,7 +5439,7 @@
       </w:pPr>
     </w:lvl>
   </w:abstractNum>
-  <w:abstractNum w:abstractNumId="2" w15:restartNumberingAfterBreak="0">
+  <w:abstractNum w:abstractNumId="3" w15:restartNumberingAfterBreak="0">
     <w:nsid w:val="075B5DB6"/>
     <w:multiLevelType w:val="hybridMultilevel"/>
     <w:tmpl w:val="E1F04468"/>
@@ -3641,7 +5525,7 @@
       </w:pPr>
     </w:lvl>
   </w:abstractNum>
-  <w:abstractNum w:abstractNumId="3" w15:restartNumberingAfterBreak="0">
+  <w:abstractNum w:abstractNumId="4" w15:restartNumberingAfterBreak="0">
     <w:nsid w:val="0A4E7FCC"/>
     <w:multiLevelType w:val="hybridMultilevel"/>
     <w:tmpl w:val="FDB6F64A"/>
@@ -3727,7 +5611,265 @@
       </w:pPr>
     </w:lvl>
   </w:abstractNum>
-  <w:abstractNum w:abstractNumId="4" w15:restartNumberingAfterBreak="0">
+  <w:abstractNum w:abstractNumId="5" w15:restartNumberingAfterBreak="0">
+    <w:nsid w:val="13E023CF"/>
+    <w:multiLevelType w:val="hybridMultilevel"/>
+    <w:tmpl w:val="094891B0"/>
+    <w:lvl w:ilvl="0" w:tplc="0C0C000F">
+      <w:start w:val="1"/>
+      <w:numFmt w:val="decimal"/>
+      <w:lvlText w:val="%1."/>
+      <w:lvlJc w:val="left"/>
+      <w:pPr>
+        <w:ind w:left="720" w:hanging="360"/>
+      </w:pPr>
+    </w:lvl>
+    <w:lvl w:ilvl="1" w:tplc="0C0C0019" w:tentative="1">
+      <w:start w:val="1"/>
+      <w:numFmt w:val="lowerLetter"/>
+      <w:lvlText w:val="%2."/>
+      <w:lvlJc w:val="left"/>
+      <w:pPr>
+        <w:ind w:left="1440" w:hanging="360"/>
+      </w:pPr>
+    </w:lvl>
+    <w:lvl w:ilvl="2" w:tplc="0C0C001B" w:tentative="1">
+      <w:start w:val="1"/>
+      <w:numFmt w:val="lowerRoman"/>
+      <w:lvlText w:val="%3."/>
+      <w:lvlJc w:val="right"/>
+      <w:pPr>
+        <w:ind w:left="2160" w:hanging="180"/>
+      </w:pPr>
+    </w:lvl>
+    <w:lvl w:ilvl="3" w:tplc="0C0C000F" w:tentative="1">
+      <w:start w:val="1"/>
+      <w:numFmt w:val="decimal"/>
+      <w:lvlText w:val="%4."/>
+      <w:lvlJc w:val="left"/>
+      <w:pPr>
+        <w:ind w:left="2880" w:hanging="360"/>
+      </w:pPr>
+    </w:lvl>
+    <w:lvl w:ilvl="4" w:tplc="0C0C0019" w:tentative="1">
+      <w:start w:val="1"/>
+      <w:numFmt w:val="lowerLetter"/>
+      <w:lvlText w:val="%5."/>
+      <w:lvlJc w:val="left"/>
+      <w:pPr>
+        <w:ind w:left="3600" w:hanging="360"/>
+      </w:pPr>
+    </w:lvl>
+    <w:lvl w:ilvl="5" w:tplc="0C0C001B" w:tentative="1">
+      <w:start w:val="1"/>
+      <w:numFmt w:val="lowerRoman"/>
+      <w:lvlText w:val="%6."/>
+      <w:lvlJc w:val="right"/>
+      <w:pPr>
+        <w:ind w:left="4320" w:hanging="180"/>
+      </w:pPr>
+    </w:lvl>
+    <w:lvl w:ilvl="6" w:tplc="0C0C000F" w:tentative="1">
+      <w:start w:val="1"/>
+      <w:numFmt w:val="decimal"/>
+      <w:lvlText w:val="%7."/>
+      <w:lvlJc w:val="left"/>
+      <w:pPr>
+        <w:ind w:left="5040" w:hanging="360"/>
+      </w:pPr>
+    </w:lvl>
+    <w:lvl w:ilvl="7" w:tplc="0C0C0019" w:tentative="1">
+      <w:start w:val="1"/>
+      <w:numFmt w:val="lowerLetter"/>
+      <w:lvlText w:val="%8."/>
+      <w:lvlJc w:val="left"/>
+      <w:pPr>
+        <w:ind w:left="5760" w:hanging="360"/>
+      </w:pPr>
+    </w:lvl>
+    <w:lvl w:ilvl="8" w:tplc="0C0C001B" w:tentative="1">
+      <w:start w:val="1"/>
+      <w:numFmt w:val="lowerRoman"/>
+      <w:lvlText w:val="%9."/>
+      <w:lvlJc w:val="right"/>
+      <w:pPr>
+        <w:ind w:left="6480" w:hanging="180"/>
+      </w:pPr>
+    </w:lvl>
+  </w:abstractNum>
+  <w:abstractNum w:abstractNumId="6" w15:restartNumberingAfterBreak="0">
+    <w:nsid w:val="16E1749A"/>
+    <w:multiLevelType w:val="hybridMultilevel"/>
+    <w:tmpl w:val="F6304C74"/>
+    <w:lvl w:ilvl="0" w:tplc="0C0C000F">
+      <w:start w:val="1"/>
+      <w:numFmt w:val="decimal"/>
+      <w:lvlText w:val="%1."/>
+      <w:lvlJc w:val="left"/>
+      <w:pPr>
+        <w:ind w:left="720" w:hanging="360"/>
+      </w:pPr>
+    </w:lvl>
+    <w:lvl w:ilvl="1" w:tplc="0C0C0019" w:tentative="1">
+      <w:start w:val="1"/>
+      <w:numFmt w:val="lowerLetter"/>
+      <w:lvlText w:val="%2."/>
+      <w:lvlJc w:val="left"/>
+      <w:pPr>
+        <w:ind w:left="1440" w:hanging="360"/>
+      </w:pPr>
+    </w:lvl>
+    <w:lvl w:ilvl="2" w:tplc="0C0C001B" w:tentative="1">
+      <w:start w:val="1"/>
+      <w:numFmt w:val="lowerRoman"/>
+      <w:lvlText w:val="%3."/>
+      <w:lvlJc w:val="right"/>
+      <w:pPr>
+        <w:ind w:left="2160" w:hanging="180"/>
+      </w:pPr>
+    </w:lvl>
+    <w:lvl w:ilvl="3" w:tplc="0C0C000F" w:tentative="1">
+      <w:start w:val="1"/>
+      <w:numFmt w:val="decimal"/>
+      <w:lvlText w:val="%4."/>
+      <w:lvlJc w:val="left"/>
+      <w:pPr>
+        <w:ind w:left="2880" w:hanging="360"/>
+      </w:pPr>
+    </w:lvl>
+    <w:lvl w:ilvl="4" w:tplc="0C0C0019" w:tentative="1">
+      <w:start w:val="1"/>
+      <w:numFmt w:val="lowerLetter"/>
+      <w:lvlText w:val="%5."/>
+      <w:lvlJc w:val="left"/>
+      <w:pPr>
+        <w:ind w:left="3600" w:hanging="360"/>
+      </w:pPr>
+    </w:lvl>
+    <w:lvl w:ilvl="5" w:tplc="0C0C001B" w:tentative="1">
+      <w:start w:val="1"/>
+      <w:numFmt w:val="lowerRoman"/>
+      <w:lvlText w:val="%6."/>
+      <w:lvlJc w:val="right"/>
+      <w:pPr>
+        <w:ind w:left="4320" w:hanging="180"/>
+      </w:pPr>
+    </w:lvl>
+    <w:lvl w:ilvl="6" w:tplc="0C0C000F" w:tentative="1">
+      <w:start w:val="1"/>
+      <w:numFmt w:val="decimal"/>
+      <w:lvlText w:val="%7."/>
+      <w:lvlJc w:val="left"/>
+      <w:pPr>
+        <w:ind w:left="5040" w:hanging="360"/>
+      </w:pPr>
+    </w:lvl>
+    <w:lvl w:ilvl="7" w:tplc="0C0C0019" w:tentative="1">
+      <w:start w:val="1"/>
+      <w:numFmt w:val="lowerLetter"/>
+      <w:lvlText w:val="%8."/>
+      <w:lvlJc w:val="left"/>
+      <w:pPr>
+        <w:ind w:left="5760" w:hanging="360"/>
+      </w:pPr>
+    </w:lvl>
+    <w:lvl w:ilvl="8" w:tplc="0C0C001B" w:tentative="1">
+      <w:start w:val="1"/>
+      <w:numFmt w:val="lowerRoman"/>
+      <w:lvlText w:val="%9."/>
+      <w:lvlJc w:val="right"/>
+      <w:pPr>
+        <w:ind w:left="6480" w:hanging="180"/>
+      </w:pPr>
+    </w:lvl>
+  </w:abstractNum>
+  <w:abstractNum w:abstractNumId="7" w15:restartNumberingAfterBreak="0">
+    <w:nsid w:val="19B91329"/>
+    <w:multiLevelType w:val="hybridMultilevel"/>
+    <w:tmpl w:val="84C2AFC8"/>
+    <w:lvl w:ilvl="0" w:tplc="0C0C000F">
+      <w:start w:val="1"/>
+      <w:numFmt w:val="decimal"/>
+      <w:lvlText w:val="%1."/>
+      <w:lvlJc w:val="left"/>
+      <w:pPr>
+        <w:ind w:left="720" w:hanging="360"/>
+      </w:pPr>
+    </w:lvl>
+    <w:lvl w:ilvl="1" w:tplc="0C0C0019" w:tentative="1">
+      <w:start w:val="1"/>
+      <w:numFmt w:val="lowerLetter"/>
+      <w:lvlText w:val="%2."/>
+      <w:lvlJc w:val="left"/>
+      <w:pPr>
+        <w:ind w:left="1440" w:hanging="360"/>
+      </w:pPr>
+    </w:lvl>
+    <w:lvl w:ilvl="2" w:tplc="0C0C001B" w:tentative="1">
+      <w:start w:val="1"/>
+      <w:numFmt w:val="lowerRoman"/>
+      <w:lvlText w:val="%3."/>
+      <w:lvlJc w:val="right"/>
+      <w:pPr>
+        <w:ind w:left="2160" w:hanging="180"/>
+      </w:pPr>
+    </w:lvl>
+    <w:lvl w:ilvl="3" w:tplc="0C0C000F" w:tentative="1">
+      <w:start w:val="1"/>
+      <w:numFmt w:val="decimal"/>
+      <w:lvlText w:val="%4."/>
+      <w:lvlJc w:val="left"/>
+      <w:pPr>
+        <w:ind w:left="2880" w:hanging="360"/>
+      </w:pPr>
+    </w:lvl>
+    <w:lvl w:ilvl="4" w:tplc="0C0C0019" w:tentative="1">
+      <w:start w:val="1"/>
+      <w:numFmt w:val="lowerLetter"/>
+      <w:lvlText w:val="%5."/>
+      <w:lvlJc w:val="left"/>
+      <w:pPr>
+        <w:ind w:left="3600" w:hanging="360"/>
+      </w:pPr>
+    </w:lvl>
+    <w:lvl w:ilvl="5" w:tplc="0C0C001B" w:tentative="1">
+      <w:start w:val="1"/>
+      <w:numFmt w:val="lowerRoman"/>
+      <w:lvlText w:val="%6."/>
+      <w:lvlJc w:val="right"/>
+      <w:pPr>
+        <w:ind w:left="4320" w:hanging="180"/>
+      </w:pPr>
+    </w:lvl>
+    <w:lvl w:ilvl="6" w:tplc="0C0C000F" w:tentative="1">
+      <w:start w:val="1"/>
+      <w:numFmt w:val="decimal"/>
+      <w:lvlText w:val="%7."/>
+      <w:lvlJc w:val="left"/>
+      <w:pPr>
+        <w:ind w:left="5040" w:hanging="360"/>
+      </w:pPr>
+    </w:lvl>
+    <w:lvl w:ilvl="7" w:tplc="0C0C0019" w:tentative="1">
+      <w:start w:val="1"/>
+      <w:numFmt w:val="lowerLetter"/>
+      <w:lvlText w:val="%8."/>
+      <w:lvlJc w:val="left"/>
+      <w:pPr>
+        <w:ind w:left="5760" w:hanging="360"/>
+      </w:pPr>
+    </w:lvl>
+    <w:lvl w:ilvl="8" w:tplc="0C0C001B" w:tentative="1">
+      <w:start w:val="1"/>
+      <w:numFmt w:val="lowerRoman"/>
+      <w:lvlText w:val="%9."/>
+      <w:lvlJc w:val="right"/>
+      <w:pPr>
+        <w:ind w:left="6480" w:hanging="180"/>
+      </w:pPr>
+    </w:lvl>
+  </w:abstractNum>
+  <w:abstractNum w:abstractNumId="8" w15:restartNumberingAfterBreak="0">
     <w:nsid w:val="1B427C1D"/>
     <w:multiLevelType w:val="hybridMultilevel"/>
     <w:tmpl w:val="68A4DFA0"/>
@@ -3813,7 +5955,7 @@
       </w:pPr>
     </w:lvl>
   </w:abstractNum>
-  <w:abstractNum w:abstractNumId="5" w15:restartNumberingAfterBreak="0">
+  <w:abstractNum w:abstractNumId="9" w15:restartNumberingAfterBreak="0">
     <w:nsid w:val="1C075CE7"/>
     <w:multiLevelType w:val="hybridMultilevel"/>
     <w:tmpl w:val="9C307A64"/>
@@ -3899,7 +6041,93 @@
       </w:pPr>
     </w:lvl>
   </w:abstractNum>
-  <w:abstractNum w:abstractNumId="6" w15:restartNumberingAfterBreak="0">
+  <w:abstractNum w:abstractNumId="10" w15:restartNumberingAfterBreak="0">
+    <w:nsid w:val="1C2C040D"/>
+    <w:multiLevelType w:val="hybridMultilevel"/>
+    <w:tmpl w:val="4F664EEA"/>
+    <w:lvl w:ilvl="0" w:tplc="0C0C000F">
+      <w:start w:val="1"/>
+      <w:numFmt w:val="decimal"/>
+      <w:lvlText w:val="%1."/>
+      <w:lvlJc w:val="left"/>
+      <w:pPr>
+        <w:ind w:left="720" w:hanging="360"/>
+      </w:pPr>
+    </w:lvl>
+    <w:lvl w:ilvl="1" w:tplc="0C0C0019" w:tentative="1">
+      <w:start w:val="1"/>
+      <w:numFmt w:val="lowerLetter"/>
+      <w:lvlText w:val="%2."/>
+      <w:lvlJc w:val="left"/>
+      <w:pPr>
+        <w:ind w:left="1440" w:hanging="360"/>
+      </w:pPr>
+    </w:lvl>
+    <w:lvl w:ilvl="2" w:tplc="0C0C001B" w:tentative="1">
+      <w:start w:val="1"/>
+      <w:numFmt w:val="lowerRoman"/>
+      <w:lvlText w:val="%3."/>
+      <w:lvlJc w:val="right"/>
+      <w:pPr>
+        <w:ind w:left="2160" w:hanging="180"/>
+      </w:pPr>
+    </w:lvl>
+    <w:lvl w:ilvl="3" w:tplc="0C0C000F" w:tentative="1">
+      <w:start w:val="1"/>
+      <w:numFmt w:val="decimal"/>
+      <w:lvlText w:val="%4."/>
+      <w:lvlJc w:val="left"/>
+      <w:pPr>
+        <w:ind w:left="2880" w:hanging="360"/>
+      </w:pPr>
+    </w:lvl>
+    <w:lvl w:ilvl="4" w:tplc="0C0C0019" w:tentative="1">
+      <w:start w:val="1"/>
+      <w:numFmt w:val="lowerLetter"/>
+      <w:lvlText w:val="%5."/>
+      <w:lvlJc w:val="left"/>
+      <w:pPr>
+        <w:ind w:left="3600" w:hanging="360"/>
+      </w:pPr>
+    </w:lvl>
+    <w:lvl w:ilvl="5" w:tplc="0C0C001B" w:tentative="1">
+      <w:start w:val="1"/>
+      <w:numFmt w:val="lowerRoman"/>
+      <w:lvlText w:val="%6."/>
+      <w:lvlJc w:val="right"/>
+      <w:pPr>
+        <w:ind w:left="4320" w:hanging="180"/>
+      </w:pPr>
+    </w:lvl>
+    <w:lvl w:ilvl="6" w:tplc="0C0C000F" w:tentative="1">
+      <w:start w:val="1"/>
+      <w:numFmt w:val="decimal"/>
+      <w:lvlText w:val="%7."/>
+      <w:lvlJc w:val="left"/>
+      <w:pPr>
+        <w:ind w:left="5040" w:hanging="360"/>
+      </w:pPr>
+    </w:lvl>
+    <w:lvl w:ilvl="7" w:tplc="0C0C0019" w:tentative="1">
+      <w:start w:val="1"/>
+      <w:numFmt w:val="lowerLetter"/>
+      <w:lvlText w:val="%8."/>
+      <w:lvlJc w:val="left"/>
+      <w:pPr>
+        <w:ind w:left="5760" w:hanging="360"/>
+      </w:pPr>
+    </w:lvl>
+    <w:lvl w:ilvl="8" w:tplc="0C0C001B" w:tentative="1">
+      <w:start w:val="1"/>
+      <w:numFmt w:val="lowerRoman"/>
+      <w:lvlText w:val="%9."/>
+      <w:lvlJc w:val="right"/>
+      <w:pPr>
+        <w:ind w:left="6480" w:hanging="180"/>
+      </w:pPr>
+    </w:lvl>
+  </w:abstractNum>
+  <w:abstractNum w:abstractNumId="11" w15:restartNumberingAfterBreak="0">
     <w:nsid w:val="1DDD679B"/>
     <w:multiLevelType w:val="hybridMultilevel"/>
     <w:tmpl w:val="DDDAAA84"/>
@@ -3985,7 +6213,7 @@
       </w:pPr>
     </w:lvl>
   </w:abstractNum>
-  <w:abstractNum w:abstractNumId="7" w15:restartNumberingAfterBreak="0">
+  <w:abstractNum w:abstractNumId="12" w15:restartNumberingAfterBreak="0">
     <w:nsid w:val="295B3B22"/>
     <w:multiLevelType w:val="hybridMultilevel"/>
     <w:tmpl w:val="F564B6C6"/>
@@ -4071,7 +6299,156 @@
       </w:pPr>
     </w:lvl>
   </w:abstractNum>
-  <w:abstractNum w:abstractNumId="8" w15:restartNumberingAfterBreak="0">
+  <w:abstractNum w:abstractNumId="13" w15:restartNumberingAfterBreak="0">
+    <w:nsid w:val="2B1E6341"/>
+    <w:multiLevelType w:val="multilevel"/>
+    <w:tmpl w:val="22162088"/>
+    <w:lvl w:ilvl="0">
+      <w:start w:val="1"/>
+      <w:numFmt w:val="bullet"/>
+      <w:lvlText w:val=""/>
+      <w:lvlJc w:val="left"/>
+      <w:pPr>
+        <w:tabs>
+          <w:tab w:val="num" w:pos="720"/>
+        </w:tabs>
+        <w:ind w:left="720" w:hanging="360"/>
+      </w:pPr>
+      <w:rPr>
+        <w:rFonts w:ascii="Symbol" w:hAnsi="Symbol" w:hint="default"/>
+        <w:sz w:val="20"/>
+      </w:rPr>
+    </w:lvl>
+    <w:lvl w:ilvl="1" w:tentative="1">
+      <w:start w:val="1"/>
+      <w:numFmt w:val="bullet"/>
+      <w:lvlText w:val="o"/>
+      <w:lvlJc w:val="left"/>
+      <w:pPr>
+        <w:tabs>
+          <w:tab w:val="num" w:pos="1440"/>
+        </w:tabs>
+        <w:ind w:left="1440" w:hanging="360"/>
+      </w:pPr>
+      <w:rPr>
+        <w:rFonts w:ascii="Courier New" w:hAnsi="Courier New" w:hint="default"/>
+        <w:sz w:val="20"/>
+      </w:rPr>
+    </w:lvl>
+    <w:lvl w:ilvl="2" w:tentative="1">
+      <w:start w:val="1"/>
+      <w:numFmt w:val="bullet"/>
+      <w:lvlText w:val=""/>
+      <w:lvlJc w:val="left"/>
+      <w:pPr>
+        <w:tabs>
+          <w:tab w:val="num" w:pos="2160"/>
+        </w:tabs>
+        <w:ind w:left="2160" w:hanging="360"/>
+      </w:pPr>
+      <w:rPr>
+        <w:rFonts w:ascii="Wingdings" w:hAnsi="Wingdings" w:hint="default"/>
+        <w:sz w:val="20"/>
+      </w:rPr>
+    </w:lvl>
+    <w:lvl w:ilvl="3" w:tentative="1">
+      <w:start w:val="1"/>
+      <w:numFmt w:val="bullet"/>
+      <w:lvlText w:val=""/>
+      <w:lvlJc w:val="left"/>
+      <w:pPr>
+        <w:tabs>
+          <w:tab w:val="num" w:pos="2880"/>
+        </w:tabs>
+        <w:ind w:left="2880" w:hanging="360"/>
+      </w:pPr>
+      <w:rPr>
+        <w:rFonts w:ascii="Wingdings" w:hAnsi="Wingdings" w:hint="default"/>
+        <w:sz w:val="20"/>
+      </w:rPr>
+    </w:lvl>
+    <w:lvl w:ilvl="4" w:tentative="1">
+      <w:start w:val="1"/>
+      <w:numFmt w:val="bullet"/>
+      <w:lvlText w:val=""/>
+      <w:lvlJc w:val="left"/>
+      <w:pPr>
+        <w:tabs>
+          <w:tab w:val="num" w:pos="3600"/>
+        </w:tabs>
+        <w:ind w:left="3600" w:hanging="360"/>
+      </w:pPr>
+      <w:rPr>
+        <w:rFonts w:ascii="Wingdings" w:hAnsi="Wingdings" w:hint="default"/>
+        <w:sz w:val="20"/>
+      </w:rPr>
+    </w:lvl>
+    <w:lvl w:ilvl="5" w:tentative="1">
+      <w:start w:val="1"/>
+      <w:numFmt w:val="bullet"/>
+      <w:lvlText w:val=""/>
+      <w:lvlJc w:val="left"/>
+      <w:pPr>
+        <w:tabs>
+          <w:tab w:val="num" w:pos="4320"/>
+        </w:tabs>
+        <w:ind w:left="4320" w:hanging="360"/>
+      </w:pPr>
+      <w:rPr>
+        <w:rFonts w:ascii="Wingdings" w:hAnsi="Wingdings" w:hint="default"/>
+        <w:sz w:val="20"/>
+      </w:rPr>
+    </w:lvl>
+    <w:lvl w:ilvl="6" w:tentative="1">
+      <w:start w:val="1"/>
+      <w:numFmt w:val="bullet"/>
+      <w:lvlText w:val=""/>
+      <w:lvlJc w:val="left"/>
+      <w:pPr>
+        <w:tabs>
+          <w:tab w:val="num" w:pos="5040"/>
+        </w:tabs>
+        <w:ind w:left="5040" w:hanging="360"/>
+      </w:pPr>
+      <w:rPr>
+        <w:rFonts w:ascii="Wingdings" w:hAnsi="Wingdings" w:hint="default"/>
+        <w:sz w:val="20"/>
+      </w:rPr>
+    </w:lvl>
+    <w:lvl w:ilvl="7" w:tentative="1">
+      <w:start w:val="1"/>
+      <w:numFmt w:val="bullet"/>
+      <w:lvlText w:val=""/>
+      <w:lvlJc w:val="left"/>
+      <w:pPr>
+        <w:tabs>
+          <w:tab w:val="num" w:pos="5760"/>
+        </w:tabs>
+        <w:ind w:left="5760" w:hanging="360"/>
+      </w:pPr>
+      <w:rPr>
+        <w:rFonts w:ascii="Wingdings" w:hAnsi="Wingdings" w:hint="default"/>
+        <w:sz w:val="20"/>
+      </w:rPr>
+    </w:lvl>
+    <w:lvl w:ilvl="8" w:tentative="1">
+      <w:start w:val="1"/>
+      <w:numFmt w:val="bullet"/>
+      <w:lvlText w:val=""/>
+      <w:lvlJc w:val="left"/>
+      <w:pPr>
+        <w:tabs>
+          <w:tab w:val="num" w:pos="6480"/>
+        </w:tabs>
+        <w:ind w:left="6480" w:hanging="360"/>
+      </w:pPr>
+      <w:rPr>
+        <w:rFonts w:ascii="Wingdings" w:hAnsi="Wingdings" w:hint="default"/>
+        <w:sz w:val="20"/>
+      </w:rPr>
+    </w:lvl>
+  </w:abstractNum>
+  <w:abstractNum w:abstractNumId="14" w15:restartNumberingAfterBreak="0">
     <w:nsid w:val="2DD33749"/>
     <w:multiLevelType w:val="hybridMultilevel"/>
     <w:tmpl w:val="43F0CBF0"/>
@@ -4157,7 +6534,7 @@
       </w:pPr>
     </w:lvl>
   </w:abstractNum>
-  <w:abstractNum w:abstractNumId="9" w15:restartNumberingAfterBreak="0">
+  <w:abstractNum w:abstractNumId="15" w15:restartNumberingAfterBreak="0">
     <w:nsid w:val="2E1803A9"/>
     <w:multiLevelType w:val="hybridMultilevel"/>
     <w:tmpl w:val="89D065CA"/>
@@ -4243,7 +6620,242 @@
       </w:pPr>
     </w:lvl>
   </w:abstractNum>
-  <w:abstractNum w:abstractNumId="10" w15:restartNumberingAfterBreak="0">
+  <w:abstractNum w:abstractNumId="16" w15:restartNumberingAfterBreak="0">
+    <w:nsid w:val="2EDB4B5B"/>
+    <w:multiLevelType w:val="multilevel"/>
+    <w:tmpl w:val="2B72429A"/>
+    <w:lvl w:ilvl="0">
+      <w:start w:val="1"/>
+      <w:numFmt w:val="bullet"/>
+      <w:lvlText w:val=""/>
+      <w:lvlJc w:val="left"/>
+      <w:pPr>
+        <w:tabs>
+          <w:tab w:val="num" w:pos="720"/>
+        </w:tabs>
+        <w:ind w:left="720" w:hanging="360"/>
+      </w:pPr>
+      <w:rPr>
+        <w:rFonts w:ascii="Symbol" w:hAnsi="Symbol" w:hint="default"/>
+        <w:sz w:val="20"/>
+      </w:rPr>
+    </w:lvl>
+    <w:lvl w:ilvl="1" w:tentative="1">
+      <w:start w:val="1"/>
+      <w:numFmt w:val="bullet"/>
+      <w:lvlText w:val="o"/>
+      <w:lvlJc w:val="left"/>
+      <w:pPr>
+        <w:tabs>
+          <w:tab w:val="num" w:pos="1440"/>
+        </w:tabs>
+        <w:ind w:left="1440" w:hanging="360"/>
+      </w:pPr>
+      <w:rPr>
+        <w:rFonts w:ascii="Courier New" w:hAnsi="Courier New" w:hint="default"/>
+        <w:sz w:val="20"/>
+      </w:rPr>
+    </w:lvl>
+    <w:lvl w:ilvl="2" w:tentative="1">
+      <w:start w:val="1"/>
+      <w:numFmt w:val="bullet"/>
+      <w:lvlText w:val=""/>
+      <w:lvlJc w:val="left"/>
+      <w:pPr>
+        <w:tabs>
+          <w:tab w:val="num" w:pos="2160"/>
+        </w:tabs>
+        <w:ind w:left="2160" w:hanging="360"/>
+      </w:pPr>
+      <w:rPr>
+        <w:rFonts w:ascii="Wingdings" w:hAnsi="Wingdings" w:hint="default"/>
+        <w:sz w:val="20"/>
+      </w:rPr>
+    </w:lvl>
+    <w:lvl w:ilvl="3" w:tentative="1">
+      <w:start w:val="1"/>
+      <w:numFmt w:val="bullet"/>
+      <w:lvlText w:val=""/>
+      <w:lvlJc w:val="left"/>
+      <w:pPr>
+        <w:tabs>
+          <w:tab w:val="num" w:pos="2880"/>
+        </w:tabs>
+        <w:ind w:left="2880" w:hanging="360"/>
+      </w:pPr>
+      <w:rPr>
+        <w:rFonts w:ascii="Wingdings" w:hAnsi="Wingdings" w:hint="default"/>
+        <w:sz w:val="20"/>
+      </w:rPr>
+    </w:lvl>
+    <w:lvl w:ilvl="4" w:tentative="1">
+      <w:start w:val="1"/>
+      <w:numFmt w:val="bullet"/>
+      <w:lvlText w:val=""/>
+      <w:lvlJc w:val="left"/>
+      <w:pPr>
+        <w:tabs>
+          <w:tab w:val="num" w:pos="3600"/>
+        </w:tabs>
+        <w:ind w:left="3600" w:hanging="360"/>
+      </w:pPr>
+      <w:rPr>
+        <w:rFonts w:ascii="Wingdings" w:hAnsi="Wingdings" w:hint="default"/>
+        <w:sz w:val="20"/>
+      </w:rPr>
+    </w:lvl>
+    <w:lvl w:ilvl="5" w:tentative="1">
+      <w:start w:val="1"/>
+      <w:numFmt w:val="bullet"/>
+      <w:lvlText w:val=""/>
+      <w:lvlJc w:val="left"/>
+      <w:pPr>
+        <w:tabs>
+          <w:tab w:val="num" w:pos="4320"/>
+        </w:tabs>
+        <w:ind w:left="4320" w:hanging="360"/>
+      </w:pPr>
+      <w:rPr>
+        <w:rFonts w:ascii="Wingdings" w:hAnsi="Wingdings" w:hint="default"/>
+        <w:sz w:val="20"/>
+      </w:rPr>
+    </w:lvl>
+    <w:lvl w:ilvl="6" w:tentative="1">
+      <w:start w:val="1"/>
+      <w:numFmt w:val="bullet"/>
+      <w:lvlText w:val=""/>
+      <w:lvlJc w:val="left"/>
+      <w:pPr>
+        <w:tabs>
+          <w:tab w:val="num" w:pos="5040"/>
+        </w:tabs>
+        <w:ind w:left="5040" w:hanging="360"/>
+      </w:pPr>
+      <w:rPr>
+        <w:rFonts w:ascii="Wingdings" w:hAnsi="Wingdings" w:hint="default"/>
+        <w:sz w:val="20"/>
+      </w:rPr>
+    </w:lvl>
+    <w:lvl w:ilvl="7" w:tentative="1">
+      <w:start w:val="1"/>
+      <w:numFmt w:val="bullet"/>
+      <w:lvlText w:val=""/>
+      <w:lvlJc w:val="left"/>
+      <w:pPr>
+        <w:tabs>
+          <w:tab w:val="num" w:pos="5760"/>
+        </w:tabs>
+        <w:ind w:left="5760" w:hanging="360"/>
+      </w:pPr>
+      <w:rPr>
+        <w:rFonts w:ascii="Wingdings" w:hAnsi="Wingdings" w:hint="default"/>
+        <w:sz w:val="20"/>
+      </w:rPr>
+    </w:lvl>
+    <w:lvl w:ilvl="8" w:tentative="1">
+      <w:start w:val="1"/>
+      <w:numFmt w:val="bullet"/>
+      <w:lvlText w:val=""/>
+      <w:lvlJc w:val="left"/>
+      <w:pPr>
+        <w:tabs>
+          <w:tab w:val="num" w:pos="6480"/>
+        </w:tabs>
+        <w:ind w:left="6480" w:hanging="360"/>
+      </w:pPr>
+      <w:rPr>
+        <w:rFonts w:ascii="Wingdings" w:hAnsi="Wingdings" w:hint="default"/>
+        <w:sz w:val="20"/>
+      </w:rPr>
+    </w:lvl>
+  </w:abstractNum>
+  <w:abstractNum w:abstractNumId="17" w15:restartNumberingAfterBreak="0">
+    <w:nsid w:val="30043F14"/>
+    <w:multiLevelType w:val="hybridMultilevel"/>
+    <w:tmpl w:val="45D21D64"/>
+    <w:lvl w:ilvl="0" w:tplc="0C0C000F">
+      <w:start w:val="1"/>
+      <w:numFmt w:val="decimal"/>
+      <w:lvlText w:val="%1."/>
+      <w:lvlJc w:val="left"/>
+      <w:pPr>
+        <w:ind w:left="720" w:hanging="360"/>
+      </w:pPr>
+    </w:lvl>
+    <w:lvl w:ilvl="1" w:tplc="0C0C0019" w:tentative="1">
+      <w:start w:val="1"/>
+      <w:numFmt w:val="lowerLetter"/>
+      <w:lvlText w:val="%2."/>
+      <w:lvlJc w:val="left"/>
+      <w:pPr>
+        <w:ind w:left="1440" w:hanging="360"/>
+      </w:pPr>
+    </w:lvl>
+    <w:lvl w:ilvl="2" w:tplc="0C0C001B" w:tentative="1">
+      <w:start w:val="1"/>
+      <w:numFmt w:val="lowerRoman"/>
+      <w:lvlText w:val="%3."/>
+      <w:lvlJc w:val="right"/>
+      <w:pPr>
+        <w:ind w:left="2160" w:hanging="180"/>
+      </w:pPr>
+    </w:lvl>
+    <w:lvl w:ilvl="3" w:tplc="0C0C000F" w:tentative="1">
+      <w:start w:val="1"/>
+      <w:numFmt w:val="decimal"/>
+      <w:lvlText w:val="%4."/>
+      <w:lvlJc w:val="left"/>
+      <w:pPr>
+        <w:ind w:left="2880" w:hanging="360"/>
+      </w:pPr>
+    </w:lvl>
+    <w:lvl w:ilvl="4" w:tplc="0C0C0019" w:tentative="1">
+      <w:start w:val="1"/>
+      <w:numFmt w:val="lowerLetter"/>
+      <w:lvlText w:val="%5."/>
+      <w:lvlJc w:val="left"/>
+      <w:pPr>
+        <w:ind w:left="3600" w:hanging="360"/>
+      </w:pPr>
+    </w:lvl>
+    <w:lvl w:ilvl="5" w:tplc="0C0C001B" w:tentative="1">
+      <w:start w:val="1"/>
+      <w:numFmt w:val="lowerRoman"/>
+      <w:lvlText w:val="%6."/>
+      <w:lvlJc w:val="right"/>
+      <w:pPr>
+        <w:ind w:left="4320" w:hanging="180"/>
+      </w:pPr>
+    </w:lvl>
+    <w:lvl w:ilvl="6" w:tplc="0C0C000F" w:tentative="1">
+      <w:start w:val="1"/>
+      <w:numFmt w:val="decimal"/>
+      <w:lvlText w:val="%7."/>
+      <w:lvlJc w:val="left"/>
+      <w:pPr>
+        <w:ind w:left="5040" w:hanging="360"/>
+      </w:pPr>
+    </w:lvl>
+    <w:lvl w:ilvl="7" w:tplc="0C0C0019" w:tentative="1">
+      <w:start w:val="1"/>
+      <w:numFmt w:val="lowerLetter"/>
+      <w:lvlText w:val="%8."/>
+      <w:lvlJc w:val="left"/>
+      <w:pPr>
+        <w:ind w:left="5760" w:hanging="360"/>
+      </w:pPr>
+    </w:lvl>
+    <w:lvl w:ilvl="8" w:tplc="0C0C001B" w:tentative="1">
+      <w:start w:val="1"/>
+      <w:numFmt w:val="lowerRoman"/>
+      <w:lvlText w:val="%9."/>
+      <w:lvlJc w:val="right"/>
+      <w:pPr>
+        <w:ind w:left="6480" w:hanging="180"/>
+      </w:pPr>
+    </w:lvl>
+  </w:abstractNum>
+  <w:abstractNum w:abstractNumId="18" w15:restartNumberingAfterBreak="0">
     <w:nsid w:val="3B7526BB"/>
     <w:multiLevelType w:val="hybridMultilevel"/>
     <w:tmpl w:val="4DF081DA"/>
@@ -4329,7 +6941,7 @@
       </w:pPr>
     </w:lvl>
   </w:abstractNum>
-  <w:abstractNum w:abstractNumId="11" w15:restartNumberingAfterBreak="0">
+  <w:abstractNum w:abstractNumId="19" w15:restartNumberingAfterBreak="0">
     <w:nsid w:val="48F23E10"/>
     <w:multiLevelType w:val="hybridMultilevel"/>
     <w:tmpl w:val="39E438DE"/>
@@ -4442,7 +7054,7 @@
       </w:rPr>
     </w:lvl>
   </w:abstractNum>
-  <w:abstractNum w:abstractNumId="12" w15:restartNumberingAfterBreak="0">
+  <w:abstractNum w:abstractNumId="20" w15:restartNumberingAfterBreak="0">
     <w:nsid w:val="49783DDA"/>
     <w:multiLevelType w:val="hybridMultilevel"/>
     <w:tmpl w:val="06F07C78"/>
@@ -4528,7 +7140,7 @@
       </w:pPr>
     </w:lvl>
   </w:abstractNum>
-  <w:abstractNum w:abstractNumId="13" w15:restartNumberingAfterBreak="0">
+  <w:abstractNum w:abstractNumId="21" w15:restartNumberingAfterBreak="0">
     <w:nsid w:val="4EEC7135"/>
     <w:multiLevelType w:val="hybridMultilevel"/>
     <w:tmpl w:val="814CDFF4"/>
@@ -4614,7 +7226,156 @@
       </w:pPr>
     </w:lvl>
   </w:abstractNum>
-  <w:abstractNum w:abstractNumId="14" w15:restartNumberingAfterBreak="0">
+  <w:abstractNum w:abstractNumId="22" w15:restartNumberingAfterBreak="0">
+    <w:nsid w:val="52FD00C1"/>
+    <w:multiLevelType w:val="multilevel"/>
+    <w:tmpl w:val="4FB8AC3C"/>
+    <w:lvl w:ilvl="0">
+      <w:start w:val="1"/>
+      <w:numFmt w:val="bullet"/>
+      <w:lvlText w:val=""/>
+      <w:lvlJc w:val="left"/>
+      <w:pPr>
+        <w:tabs>
+          <w:tab w:val="num" w:pos="720"/>
+        </w:tabs>
+        <w:ind w:left="720" w:hanging="360"/>
+      </w:pPr>
+      <w:rPr>
+        <w:rFonts w:ascii="Symbol" w:hAnsi="Symbol" w:hint="default"/>
+        <w:sz w:val="20"/>
+      </w:rPr>
+    </w:lvl>
+    <w:lvl w:ilvl="1" w:tentative="1">
+      <w:start w:val="1"/>
+      <w:numFmt w:val="bullet"/>
+      <w:lvlText w:val="o"/>
+      <w:lvlJc w:val="left"/>
+      <w:pPr>
+        <w:tabs>
+          <w:tab w:val="num" w:pos="1440"/>
+        </w:tabs>
+        <w:ind w:left="1440" w:hanging="360"/>
+      </w:pPr>
+      <w:rPr>
+        <w:rFonts w:ascii="Courier New" w:hAnsi="Courier New" w:hint="default"/>
+        <w:sz w:val="20"/>
+      </w:rPr>
+    </w:lvl>
+    <w:lvl w:ilvl="2" w:tentative="1">
+      <w:start w:val="1"/>
+      <w:numFmt w:val="bullet"/>
+      <w:lvlText w:val=""/>
+      <w:lvlJc w:val="left"/>
+      <w:pPr>
+        <w:tabs>
+          <w:tab w:val="num" w:pos="2160"/>
+        </w:tabs>
+        <w:ind w:left="2160" w:hanging="360"/>
+      </w:pPr>
+      <w:rPr>
+        <w:rFonts w:ascii="Wingdings" w:hAnsi="Wingdings" w:hint="default"/>
+        <w:sz w:val="20"/>
+      </w:rPr>
+    </w:lvl>
+    <w:lvl w:ilvl="3" w:tentative="1">
+      <w:start w:val="1"/>
+      <w:numFmt w:val="bullet"/>
+      <w:lvlText w:val=""/>
+      <w:lvlJc w:val="left"/>
+      <w:pPr>
+        <w:tabs>
+          <w:tab w:val="num" w:pos="2880"/>
+        </w:tabs>
+        <w:ind w:left="2880" w:hanging="360"/>
+      </w:pPr>
+      <w:rPr>
+        <w:rFonts w:ascii="Wingdings" w:hAnsi="Wingdings" w:hint="default"/>
+        <w:sz w:val="20"/>
+      </w:rPr>
+    </w:lvl>
+    <w:lvl w:ilvl="4" w:tentative="1">
+      <w:start w:val="1"/>
+      <w:numFmt w:val="bullet"/>
+      <w:lvlText w:val=""/>
+      <w:lvlJc w:val="left"/>
+      <w:pPr>
+        <w:tabs>
+          <w:tab w:val="num" w:pos="3600"/>
+        </w:tabs>
+        <w:ind w:left="3600" w:hanging="360"/>
+      </w:pPr>
+      <w:rPr>
+        <w:rFonts w:ascii="Wingdings" w:hAnsi="Wingdings" w:hint="default"/>
+        <w:sz w:val="20"/>
+      </w:rPr>
+    </w:lvl>
+    <w:lvl w:ilvl="5" w:tentative="1">
+      <w:start w:val="1"/>
+      <w:numFmt w:val="bullet"/>
+      <w:lvlText w:val=""/>
+      <w:lvlJc w:val="left"/>
+      <w:pPr>
+        <w:tabs>
+          <w:tab w:val="num" w:pos="4320"/>
+        </w:tabs>
+        <w:ind w:left="4320" w:hanging="360"/>
+      </w:pPr>
+      <w:rPr>
+        <w:rFonts w:ascii="Wingdings" w:hAnsi="Wingdings" w:hint="default"/>
+        <w:sz w:val="20"/>
+      </w:rPr>
+    </w:lvl>
+    <w:lvl w:ilvl="6" w:tentative="1">
+      <w:start w:val="1"/>
+      <w:numFmt w:val="bullet"/>
+      <w:lvlText w:val=""/>
+      <w:lvlJc w:val="left"/>
+      <w:pPr>
+        <w:tabs>
+          <w:tab w:val="num" w:pos="5040"/>
+        </w:tabs>
+        <w:ind w:left="5040" w:hanging="360"/>
+      </w:pPr>
+      <w:rPr>
+        <w:rFonts w:ascii="Wingdings" w:hAnsi="Wingdings" w:hint="default"/>
+        <w:sz w:val="20"/>
+      </w:rPr>
+    </w:lvl>
+    <w:lvl w:ilvl="7" w:tentative="1">
+      <w:start w:val="1"/>
+      <w:numFmt w:val="bullet"/>
+      <w:lvlText w:val=""/>
+      <w:lvlJc w:val="left"/>
+      <w:pPr>
+        <w:tabs>
+          <w:tab w:val="num" w:pos="5760"/>
+        </w:tabs>
+        <w:ind w:left="5760" w:hanging="360"/>
+      </w:pPr>
+      <w:rPr>
+        <w:rFonts w:ascii="Wingdings" w:hAnsi="Wingdings" w:hint="default"/>
+        <w:sz w:val="20"/>
+      </w:rPr>
+    </w:lvl>
+    <w:lvl w:ilvl="8" w:tentative="1">
+      <w:start w:val="1"/>
+      <w:numFmt w:val="bullet"/>
+      <w:lvlText w:val=""/>
+      <w:lvlJc w:val="left"/>
+      <w:pPr>
+        <w:tabs>
+          <w:tab w:val="num" w:pos="6480"/>
+        </w:tabs>
+        <w:ind w:left="6480" w:hanging="360"/>
+      </w:pPr>
+      <w:rPr>
+        <w:rFonts w:ascii="Wingdings" w:hAnsi="Wingdings" w:hint="default"/>
+        <w:sz w:val="20"/>
+      </w:rPr>
+    </w:lvl>
+  </w:abstractNum>
+  <w:abstractNum w:abstractNumId="23" w15:restartNumberingAfterBreak="0">
     <w:nsid w:val="531462F1"/>
     <w:multiLevelType w:val="hybridMultilevel"/>
     <w:tmpl w:val="EFF8B4B4"/>
@@ -4700,7 +7461,156 @@
       </w:pPr>
     </w:lvl>
   </w:abstractNum>
-  <w:abstractNum w:abstractNumId="15" w15:restartNumberingAfterBreak="0">
+  <w:abstractNum w:abstractNumId="24" w15:restartNumberingAfterBreak="0">
+    <w:nsid w:val="5D3B6606"/>
+    <w:multiLevelType w:val="multilevel"/>
+    <w:tmpl w:val="9118C452"/>
+    <w:lvl w:ilvl="0">
+      <w:start w:val="1"/>
+      <w:numFmt w:val="bullet"/>
+      <w:lvlText w:val=""/>
+      <w:lvlJc w:val="left"/>
+      <w:pPr>
+        <w:tabs>
+          <w:tab w:val="num" w:pos="720"/>
+        </w:tabs>
+        <w:ind w:left="720" w:hanging="360"/>
+      </w:pPr>
+      <w:rPr>
+        <w:rFonts w:ascii="Symbol" w:hAnsi="Symbol" w:hint="default"/>
+        <w:sz w:val="20"/>
+      </w:rPr>
+    </w:lvl>
+    <w:lvl w:ilvl="1" w:tentative="1">
+      <w:start w:val="1"/>
+      <w:numFmt w:val="bullet"/>
+      <w:lvlText w:val="o"/>
+      <w:lvlJc w:val="left"/>
+      <w:pPr>
+        <w:tabs>
+          <w:tab w:val="num" w:pos="1440"/>
+        </w:tabs>
+        <w:ind w:left="1440" w:hanging="360"/>
+      </w:pPr>
+      <w:rPr>
+        <w:rFonts w:ascii="Courier New" w:hAnsi="Courier New" w:hint="default"/>
+        <w:sz w:val="20"/>
+      </w:rPr>
+    </w:lvl>
+    <w:lvl w:ilvl="2" w:tentative="1">
+      <w:start w:val="1"/>
+      <w:numFmt w:val="bullet"/>
+      <w:lvlText w:val=""/>
+      <w:lvlJc w:val="left"/>
+      <w:pPr>
+        <w:tabs>
+          <w:tab w:val="num" w:pos="2160"/>
+        </w:tabs>
+        <w:ind w:left="2160" w:hanging="360"/>
+      </w:pPr>
+      <w:rPr>
+        <w:rFonts w:ascii="Wingdings" w:hAnsi="Wingdings" w:hint="default"/>
+        <w:sz w:val="20"/>
+      </w:rPr>
+    </w:lvl>
+    <w:lvl w:ilvl="3" w:tentative="1">
+      <w:start w:val="1"/>
+      <w:numFmt w:val="bullet"/>
+      <w:lvlText w:val=""/>
+      <w:lvlJc w:val="left"/>
+      <w:pPr>
+        <w:tabs>
+          <w:tab w:val="num" w:pos="2880"/>
+        </w:tabs>
+        <w:ind w:left="2880" w:hanging="360"/>
+      </w:pPr>
+      <w:rPr>
+        <w:rFonts w:ascii="Wingdings" w:hAnsi="Wingdings" w:hint="default"/>
+        <w:sz w:val="20"/>
+      </w:rPr>
+    </w:lvl>
+    <w:lvl w:ilvl="4" w:tentative="1">
+      <w:start w:val="1"/>
+      <w:numFmt w:val="bullet"/>
+      <w:lvlText w:val=""/>
+      <w:lvlJc w:val="left"/>
+      <w:pPr>
+        <w:tabs>
+          <w:tab w:val="num" w:pos="3600"/>
+        </w:tabs>
+        <w:ind w:left="3600" w:hanging="360"/>
+      </w:pPr>
+      <w:rPr>
+        <w:rFonts w:ascii="Wingdings" w:hAnsi="Wingdings" w:hint="default"/>
+        <w:sz w:val="20"/>
+      </w:rPr>
+    </w:lvl>
+    <w:lvl w:ilvl="5" w:tentative="1">
+      <w:start w:val="1"/>
+      <w:numFmt w:val="bullet"/>
+      <w:lvlText w:val=""/>
+      <w:lvlJc w:val="left"/>
+      <w:pPr>
+        <w:tabs>
+          <w:tab w:val="num" w:pos="4320"/>
+        </w:tabs>
+        <w:ind w:left="4320" w:hanging="360"/>
+      </w:pPr>
+      <w:rPr>
+        <w:rFonts w:ascii="Wingdings" w:hAnsi="Wingdings" w:hint="default"/>
+        <w:sz w:val="20"/>
+      </w:rPr>
+    </w:lvl>
+    <w:lvl w:ilvl="6" w:tentative="1">
+      <w:start w:val="1"/>
+      <w:numFmt w:val="bullet"/>
+      <w:lvlText w:val=""/>
+      <w:lvlJc w:val="left"/>
+      <w:pPr>
+        <w:tabs>
+          <w:tab w:val="num" w:pos="5040"/>
+        </w:tabs>
+        <w:ind w:left="5040" w:hanging="360"/>
+      </w:pPr>
+      <w:rPr>
+        <w:rFonts w:ascii="Wingdings" w:hAnsi="Wingdings" w:hint="default"/>
+        <w:sz w:val="20"/>
+      </w:rPr>
+    </w:lvl>
+    <w:lvl w:ilvl="7" w:tentative="1">
+      <w:start w:val="1"/>
+      <w:numFmt w:val="bullet"/>
+      <w:lvlText w:val=""/>
+      <w:lvlJc w:val="left"/>
+      <w:pPr>
+        <w:tabs>
+          <w:tab w:val="num" w:pos="5760"/>
+        </w:tabs>
+        <w:ind w:left="5760" w:hanging="360"/>
+      </w:pPr>
+      <w:rPr>
+        <w:rFonts w:ascii="Wingdings" w:hAnsi="Wingdings" w:hint="default"/>
+        <w:sz w:val="20"/>
+      </w:rPr>
+    </w:lvl>
+    <w:lvl w:ilvl="8" w:tentative="1">
+      <w:start w:val="1"/>
+      <w:numFmt w:val="bullet"/>
+      <w:lvlText w:val=""/>
+      <w:lvlJc w:val="left"/>
+      <w:pPr>
+        <w:tabs>
+          <w:tab w:val="num" w:pos="6480"/>
+        </w:tabs>
+        <w:ind w:left="6480" w:hanging="360"/>
+      </w:pPr>
+      <w:rPr>
+        <w:rFonts w:ascii="Wingdings" w:hAnsi="Wingdings" w:hint="default"/>
+        <w:sz w:val="20"/>
+      </w:rPr>
+    </w:lvl>
+  </w:abstractNum>
+  <w:abstractNum w:abstractNumId="25" w15:restartNumberingAfterBreak="0">
     <w:nsid w:val="6CB1136A"/>
     <w:multiLevelType w:val="hybridMultilevel"/>
     <w:tmpl w:val="1F9854D4"/>
@@ -4786,7 +7696,7 @@
       </w:pPr>
     </w:lvl>
   </w:abstractNum>
-  <w:abstractNum w:abstractNumId="16" w15:restartNumberingAfterBreak="0">
+  <w:abstractNum w:abstractNumId="26" w15:restartNumberingAfterBreak="0">
     <w:nsid w:val="767B1777"/>
     <w:multiLevelType w:val="hybridMultilevel"/>
     <w:tmpl w:val="48707D7A"/>
@@ -4873,7 +7783,7 @@
     </w:lvl>
   </w:abstractNum>
   <w:num w:numId="1" w16cid:durableId="1617059456">
-    <w:abstractNumId w:val="7"/>
+    <w:abstractNumId w:val="12"/>
   </w:num>
   <w:num w:numId="2" w16cid:durableId="1588881246">
     <w:abstractNumId w:val="0"/>
@@ -4909,49 +7819,79 @@
     <w:abstractNumId w:val="0"/>
   </w:num>
   <w:num w:numId="4" w16cid:durableId="552423818">
+    <w:abstractNumId w:val="15"/>
+  </w:num>
+  <w:num w:numId="5" w16cid:durableId="924846493">
+    <w:abstractNumId w:val="25"/>
+  </w:num>
+  <w:num w:numId="6" w16cid:durableId="621501009">
     <w:abstractNumId w:val="9"/>
   </w:num>
-  <w:num w:numId="5" w16cid:durableId="924846493">
-    <w:abstractNumId w:val="15"/>
+  <w:num w:numId="7" w16cid:durableId="970987322">
+    <w:abstractNumId w:val="23"/>
   </w:num>
-  <w:num w:numId="6" w16cid:durableId="621501009">
+  <w:num w:numId="8" w16cid:durableId="1213274178">
+    <w:abstractNumId w:val="8"/>
+  </w:num>
+  <w:num w:numId="9" w16cid:durableId="121770381">
+    <w:abstractNumId w:val="2"/>
+  </w:num>
+  <w:num w:numId="10" w16cid:durableId="1587226040">
+    <w:abstractNumId w:val="3"/>
+  </w:num>
+  <w:num w:numId="11" w16cid:durableId="305206479">
+    <w:abstractNumId w:val="20"/>
+  </w:num>
+  <w:num w:numId="12" w16cid:durableId="594486131">
+    <w:abstractNumId w:val="14"/>
+  </w:num>
+  <w:num w:numId="13" w16cid:durableId="2011904963">
+    <w:abstractNumId w:val="4"/>
+  </w:num>
+  <w:num w:numId="14" w16cid:durableId="1429083337">
+    <w:abstractNumId w:val="26"/>
+  </w:num>
+  <w:num w:numId="15" w16cid:durableId="1349601748">
+    <w:abstractNumId w:val="11"/>
+  </w:num>
+  <w:num w:numId="16" w16cid:durableId="157384138">
+    <w:abstractNumId w:val="18"/>
+  </w:num>
+  <w:num w:numId="17" w16cid:durableId="1112480520">
+    <w:abstractNumId w:val="19"/>
+  </w:num>
+  <w:num w:numId="18" w16cid:durableId="273052498">
+    <w:abstractNumId w:val="21"/>
+  </w:num>
+  <w:num w:numId="19" w16cid:durableId="1381514980">
+    <w:abstractNumId w:val="16"/>
+  </w:num>
+  <w:num w:numId="20" w16cid:durableId="55051886">
+    <w:abstractNumId w:val="24"/>
+  </w:num>
+  <w:num w:numId="21" w16cid:durableId="178008309">
+    <w:abstractNumId w:val="22"/>
+  </w:num>
+  <w:num w:numId="22" w16cid:durableId="764688517">
+    <w:abstractNumId w:val="13"/>
+  </w:num>
+  <w:num w:numId="23" w16cid:durableId="1774473301">
+    <w:abstractNumId w:val="7"/>
+  </w:num>
+  <w:num w:numId="24" w16cid:durableId="893195605">
+    <w:abstractNumId w:val="6"/>
+  </w:num>
+  <w:num w:numId="25" w16cid:durableId="768700994">
     <w:abstractNumId w:val="5"/>
   </w:num>
-  <w:num w:numId="7" w16cid:durableId="970987322">
-    <w:abstractNumId w:val="14"/>
-  </w:num>
-  <w:num w:numId="8" w16cid:durableId="1213274178">
-    <w:abstractNumId w:val="4"/>
-  </w:num>
-  <w:num w:numId="9" w16cid:durableId="121770381">
+  <w:num w:numId="26" w16cid:durableId="1975988930">
     <w:abstractNumId w:val="1"/>
   </w:num>
-  <w:num w:numId="10" w16cid:durableId="1587226040">
-    <w:abstractNumId w:val="2"/>
+  <w:num w:numId="27" w16cid:durableId="1719208771">
+    <w:abstractNumId w:val="17"/>
   </w:num>
-  <w:num w:numId="11" w16cid:durableId="305206479">
-    <w:abstractNumId w:val="12"/>
-  </w:num>
-  <w:num w:numId="12" w16cid:durableId="594486131">
-    <w:abstractNumId w:val="8"/>
-  </w:num>
-  <w:num w:numId="13" w16cid:durableId="2011904963">
-    <w:abstractNumId w:val="3"/>
-  </w:num>
-  <w:num w:numId="14" w16cid:durableId="1429083337">
-    <w:abstractNumId w:val="16"/>
-  </w:num>
-  <w:num w:numId="15" w16cid:durableId="1349601748">
-    <w:abstractNumId w:val="6"/>
-  </w:num>
-  <w:num w:numId="16" w16cid:durableId="157384138">
+  <w:num w:numId="28" w16cid:durableId="2135980631">
     <w:abstractNumId w:val="10"/>
-  </w:num>
-  <w:num w:numId="17" w16cid:durableId="1112480520">
-    <w:abstractNumId w:val="11"/>
-  </w:num>
-  <w:num w:numId="18" w16cid:durableId="273052498">
-    <w:abstractNumId w:val="13"/>
   </w:num>
 </w:numbering>
 </file>
@@ -5356,7 +8296,7 @@
   <w:style w:type="paragraph" w:default="1" w:styleId="Normal">
     <w:name w:val="Normal"/>
     <w:qFormat/>
-    <w:rsid w:val="00A3319E"/>
+    <w:rsid w:val="0060255E"/>
     <w:pPr>
       <w:spacing w:after="200" w:line="276" w:lineRule="auto"/>
     </w:pPr>
@@ -5440,7 +8380,6 @@
     <w:next w:val="Normal"/>
     <w:link w:val="Titre4Car"/>
     <w:uiPriority w:val="9"/>
-    <w:semiHidden/>
     <w:unhideWhenUsed/>
     <w:qFormat/>
     <w:rsid w:val="00631CA0"/>
@@ -5569,7 +8508,6 @@
   <w:style w:type="character" w:default="1" w:styleId="Policepardfaut">
     <w:name w:val="Default Paragraph Font"/>
     <w:uiPriority w:val="1"/>
-    <w:semiHidden/>
     <w:unhideWhenUsed/>
   </w:style>
   <w:style w:type="table" w:default="1" w:styleId="TableauNormal">
@@ -5637,7 +8575,6 @@
     <w:basedOn w:val="Policepardfaut"/>
     <w:link w:val="Titre4"/>
     <w:uiPriority w:val="9"/>
-    <w:semiHidden/>
     <w:rsid w:val="00631CA0"/>
     <w:rPr>
       <w:rFonts w:eastAsiaTheme="majorEastAsia" w:cstheme="majorBidi"/>
@@ -6069,6 +9006,33 @@
       <w:ind w:left="440"/>
     </w:pPr>
   </w:style>
+  <w:style w:type="paragraph" w:styleId="NormalWeb">
+    <w:name w:val="Normal (Web)"/>
+    <w:basedOn w:val="Normal"/>
+    <w:uiPriority w:val="99"/>
+    <w:semiHidden/>
+    <w:unhideWhenUsed/>
+    <w:rsid w:val="004C64AF"/>
+    <w:pPr>
+      <w:spacing w:before="100" w:beforeAutospacing="1" w:after="100" w:afterAutospacing="1" w:line="240" w:lineRule="auto"/>
+    </w:pPr>
+    <w:rPr>
+      <w:rFonts w:ascii="Times New Roman" w:eastAsia="Times New Roman" w:hAnsi="Times New Roman" w:cs="Times New Roman"/>
+      <w:sz w:val="24"/>
+      <w:szCs w:val="24"/>
+    </w:rPr>
+  </w:style>
+  <w:style w:type="character" w:styleId="lev">
+    <w:name w:val="Strong"/>
+    <w:basedOn w:val="Policepardfaut"/>
+    <w:uiPriority w:val="22"/>
+    <w:qFormat/>
+    <w:rsid w:val="004C64AF"/>
+    <w:rPr>
+      <w:b/>
+      <w:bCs/>
+    </w:rPr>
+  </w:style>
 </w:styles>
 </file>
 

--- a/remise3.docx
+++ b/remise3.docx
@@ -2509,14 +2509,7 @@
         <w:rPr>
           <w:lang w:eastAsia="en-US"/>
         </w:rPr>
-        <w:t xml:space="preserve">) et la possibilité de stocker la sortie </w:t>
-      </w:r>
-      <w:proofErr w:type="gramStart"/>
-      <w:r>
-        <w:rPr>
-          <w:lang w:eastAsia="en-US"/>
-        </w:rPr>
-        <w:t xml:space="preserve">d'un </w:t>
+        <w:t xml:space="preserve">) et la possibilité de stocker la sortie d'un </w:t>
       </w:r>
       <w:r>
         <w:rPr>
@@ -2524,32 +2517,64 @@
           <w:iCs/>
           <w:lang w:eastAsia="en-US"/>
         </w:rPr>
-        <w:t>pipe</w:t>
-      </w:r>
-      <w:proofErr w:type="gramEnd"/>
+        <w:t>pipe </w:t>
+      </w:r>
+      <w:proofErr w:type="spellStart"/>
       <w:r>
         <w:rPr>
           <w:i/>
           <w:iCs/>
           <w:lang w:eastAsia="en-US"/>
         </w:rPr>
-        <w:t> </w:t>
-      </w:r>
-      <w:proofErr w:type="spellStart"/>
+        <w:t>async</w:t>
+      </w:r>
+      <w:proofErr w:type="spellEnd"/>
+      <w:r>
+        <w:rPr>
+          <w:lang w:eastAsia="en-US"/>
+        </w:rPr>
+        <w:t> dans une variable avec la syntaxe </w:t>
+      </w:r>
       <w:r>
         <w:rPr>
           <w:i/>
           <w:iCs/>
           <w:lang w:eastAsia="en-US"/>
         </w:rPr>
-        <w:t>async</w:t>
+        <w:t>@let</w:t>
+      </w:r>
+      <w:r>
+        <w:rPr>
+          <w:lang w:eastAsia="en-US"/>
+        </w:rPr>
+        <w:t>.</w:t>
+      </w:r>
+    </w:p>
+    <w:p>
+      <w:pPr>
+        <w:rPr>
+          <w:lang w:eastAsia="en-US"/>
+        </w:rPr>
+      </w:pPr>
+      <w:r>
+        <w:rPr>
+          <w:lang w:eastAsia="en-US"/>
+        </w:rPr>
+        <w:t xml:space="preserve">Ce </w:t>
+      </w:r>
+      <w:proofErr w:type="spellStart"/>
+      <w:r>
+        <w:rPr>
+          <w:lang w:eastAsia="en-US"/>
+        </w:rPr>
+        <w:t>framework</w:t>
       </w:r>
       <w:proofErr w:type="spellEnd"/>
       <w:r>
         <w:rPr>
           <w:lang w:eastAsia="en-US"/>
         </w:rPr>
-        <w:t> dans une variable avec la syntaxe </w:t>
+        <w:t xml:space="preserve"> est utilisé pour créer des applications web modernes et performantes, comme des SPA (</w:t>
       </w:r>
       <w:r>
         <w:rPr>
@@ -2557,143 +2582,572 @@
           <w:iCs/>
           <w:lang w:eastAsia="en-US"/>
         </w:rPr>
-        <w:t>@let</w:t>
-      </w:r>
-      <w:r>
-        <w:rPr>
-          <w:lang w:eastAsia="en-US"/>
-        </w:rPr>
-        <w:t>.</w:t>
-      </w:r>
-    </w:p>
-    <w:p>
-      <w:pPr>
-        <w:rPr>
-          <w:lang w:eastAsia="en-US"/>
-        </w:rPr>
-      </w:pPr>
-      <w:r>
-        <w:rPr>
-          <w:lang w:eastAsia="en-US"/>
-        </w:rPr>
-        <w:t xml:space="preserve">Ce </w:t>
+        <w:t>Single Page Applications</w:t>
+      </w:r>
+      <w:r>
+        <w:rPr>
+          <w:lang w:eastAsia="en-US"/>
+        </w:rPr>
+        <w:t xml:space="preserve">). Il facilite la gestion d’état grâce aux nouveaux signaux réactifs et offre une meilleure </w:t>
       </w:r>
       <w:proofErr w:type="spellStart"/>
       <w:r>
         <w:rPr>
           <w:lang w:eastAsia="en-US"/>
         </w:rPr>
-        <w:t>framework</w:t>
+        <w:t>composabilité</w:t>
       </w:r>
       <w:proofErr w:type="spellEnd"/>
       <w:r>
         <w:rPr>
           <w:lang w:eastAsia="en-US"/>
         </w:rPr>
-        <w:t xml:space="preserve"> est utilisé pour créer des applications web modernes et performantes, comme des SPA (</w:t>
-      </w:r>
+        <w:t xml:space="preserve"> pour les interfaces complexes.</w:t>
+      </w:r>
+      <w:r>
+        <w:rPr>
+          <w:lang w:eastAsia="en-US"/>
+        </w:rPr>
+        <w:t xml:space="preserve"> Ses utilisations typiques incluent des applications nécessitant une interface utilisateur réactive, un rendu rapide et une bonne scalabilité, comme des tableaux de bord, des plateformes d'e-commerce ou des applications internes. Les développeurs l'exploitent pour optimiser le chargement des pages, améliorer la </w:t>
+      </w:r>
+      <w:proofErr w:type="spellStart"/>
+      <w:r>
+        <w:rPr>
+          <w:lang w:eastAsia="en-US"/>
+        </w:rPr>
+        <w:t>composabilité</w:t>
+      </w:r>
+      <w:proofErr w:type="spellEnd"/>
+      <w:r>
+        <w:rPr>
+          <w:lang w:eastAsia="en-US"/>
+        </w:rPr>
+        <w:t xml:space="preserve"> </w:t>
+      </w:r>
+      <w:r>
+        <w:rPr>
+          <w:lang w:eastAsia="en-US"/>
+        </w:rPr>
+        <w:t>et simplifier le débogage. </w:t>
+      </w:r>
+    </w:p>
+    <w:p>
+      <w:pPr>
+        <w:rPr>
+          <w:lang w:eastAsia="en-US"/>
+        </w:rPr>
+      </w:pPr>
+      <w:r>
+        <w:rPr>
+          <w:lang w:eastAsia="en-US"/>
+        </w:rPr>
+        <w:t>Les</w:t>
+      </w:r>
+      <w:r>
+        <w:rPr>
+          <w:lang w:eastAsia="en-US"/>
+        </w:rPr>
+        <w:t xml:space="preserve"> meilleures pratiques incluent l'utilisation des nouvelles fonctionnalités comme le Control Flow et les composants autonomes, l'adoption de la gestion d'état avec les signaux</w:t>
+      </w:r>
+      <w:r>
+        <w:rPr>
+          <w:lang w:eastAsia="en-US"/>
+        </w:rPr>
+        <w:t xml:space="preserve"> et</w:t>
+      </w:r>
+      <w:r>
+        <w:rPr>
+          <w:lang w:eastAsia="en-US"/>
+        </w:rPr>
+        <w:t xml:space="preserve"> l'optimisation des performances grâce au </w:t>
+      </w:r>
+      <w:proofErr w:type="spellStart"/>
       <w:r>
         <w:rPr>
           <w:i/>
           <w:iCs/>
           <w:lang w:eastAsia="en-US"/>
         </w:rPr>
-        <w:t>Single Page Applications</w:t>
-      </w:r>
-      <w:r>
-        <w:rPr>
-          <w:lang w:eastAsia="en-US"/>
-        </w:rPr>
-        <w:t xml:space="preserve">). Il facilite la gestion d’état grâce aux nouveaux signaux réactifs et offre une meilleure </w:t>
-      </w:r>
-      <w:proofErr w:type="spellStart"/>
-      <w:r>
-        <w:rPr>
-          <w:lang w:eastAsia="en-US"/>
-        </w:rPr>
-        <w:t>composabilité</w:t>
+        <w:t>lazy</w:t>
       </w:r>
       <w:proofErr w:type="spellEnd"/>
-      <w:r>
-        <w:rPr>
-          <w:lang w:eastAsia="en-US"/>
-        </w:rPr>
-        <w:t xml:space="preserve"> pour les interfaces complexes.</w:t>
-      </w:r>
-      <w:r>
-        <w:rPr>
-          <w:lang w:eastAsia="en-US"/>
-        </w:rPr>
-        <w:t xml:space="preserve"> Ses utilisations typiques incluent des applications nécessitant une interface utilisateur réactive, un rendu rapide et une bonne scalabilité, comme des tableaux de bord, des plateformes d'e-commerce ou des applications internes. Les développeurs l'exploitent pour optimiser le chargement des pages, améliorer la </w:t>
-      </w:r>
-      <w:proofErr w:type="spellStart"/>
-      <w:r>
-        <w:rPr>
-          <w:lang w:eastAsia="en-US"/>
-        </w:rPr>
-        <w:t>composabilité</w:t>
-      </w:r>
-      <w:proofErr w:type="spellEnd"/>
-      <w:r>
-        <w:rPr>
-          <w:lang w:eastAsia="en-US"/>
-        </w:rPr>
-        <w:t xml:space="preserve"> </w:t>
-      </w:r>
-      <w:r>
-        <w:rPr>
-          <w:lang w:eastAsia="en-US"/>
-        </w:rPr>
-        <w:t>et simplifier le débogage. </w:t>
-      </w:r>
-    </w:p>
-    <w:p>
-      <w:pPr>
-        <w:rPr>
-          <w:lang w:eastAsia="en-US"/>
-        </w:rPr>
-      </w:pPr>
-      <w:r>
-        <w:rPr>
-          <w:lang w:eastAsia="en-US"/>
-        </w:rPr>
-        <w:t>Les</w:t>
-      </w:r>
-      <w:r>
-        <w:rPr>
-          <w:lang w:eastAsia="en-US"/>
-        </w:rPr>
-        <w:t xml:space="preserve"> meilleures pratiques incluent l'utilisation des nouvelles fonctionnalités comme le Control Flow et les composants autonomes, l'adoption de la gestion d'état avec les signaux</w:t>
-      </w:r>
-      <w:r>
-        <w:rPr>
-          <w:lang w:eastAsia="en-US"/>
-        </w:rPr>
-        <w:t xml:space="preserve"> et</w:t>
-      </w:r>
-      <w:r>
-        <w:rPr>
-          <w:lang w:eastAsia="en-US"/>
-        </w:rPr>
-        <w:t xml:space="preserve"> l'optimisation des performances grâce au </w:t>
-      </w:r>
-      <w:proofErr w:type="spellStart"/>
       <w:r>
         <w:rPr>
           <w:i/>
           <w:iCs/>
           <w:lang w:eastAsia="en-US"/>
         </w:rPr>
-        <w:t>lazy</w:t>
-      </w:r>
-      <w:proofErr w:type="spellEnd"/>
+        <w:t xml:space="preserve"> </w:t>
+      </w:r>
+      <w:proofErr w:type="spellStart"/>
       <w:r>
         <w:rPr>
           <w:i/>
           <w:iCs/>
           <w:lang w:eastAsia="en-US"/>
         </w:rPr>
+        <w:t>loading</w:t>
+      </w:r>
+      <w:proofErr w:type="spellEnd"/>
+      <w:r>
+        <w:rPr>
+          <w:lang w:eastAsia="en-US"/>
+        </w:rPr>
+        <w:t xml:space="preserve">. </w:t>
+      </w:r>
+      <w:r>
+        <w:rPr>
+          <w:lang w:eastAsia="en-US"/>
+        </w:rPr>
+        <w:t>De plus, il est important de maintenir une structure de projet propre et de sécuriser les applications contre les failles. </w:t>
+      </w:r>
+    </w:p>
+    <w:p>
+      <w:pPr>
+        <w:rPr>
+          <w:lang w:eastAsia="en-US"/>
+        </w:rPr>
+      </w:pPr>
+      <w:proofErr w:type="spellStart"/>
+      <w:r>
+        <w:rPr>
+          <w:lang w:eastAsia="en-US"/>
+        </w:rPr>
+        <w:t>Angular</w:t>
+      </w:r>
+      <w:proofErr w:type="spellEnd"/>
+      <w:r>
+        <w:rPr>
+          <w:lang w:eastAsia="en-US"/>
+        </w:rPr>
+        <w:t xml:space="preserve"> 18 s’intègre facilement avec de nombreux outils et environnements modernes. Il fonctionne bien avec des backends comme Node.js, </w:t>
+      </w:r>
+      <w:proofErr w:type="spellStart"/>
+      <w:r>
+        <w:rPr>
+          <w:lang w:eastAsia="en-US"/>
+        </w:rPr>
+        <w:t>Laravel</w:t>
+      </w:r>
+      <w:proofErr w:type="spellEnd"/>
+      <w:r>
+        <w:rPr>
+          <w:lang w:eastAsia="en-US"/>
+        </w:rPr>
+        <w:t xml:space="preserve"> ou </w:t>
+      </w:r>
+      <w:proofErr w:type="spellStart"/>
+      <w:r>
+        <w:rPr>
+          <w:lang w:eastAsia="en-US"/>
+        </w:rPr>
+        <w:t>Firebase</w:t>
+      </w:r>
+      <w:proofErr w:type="spellEnd"/>
+      <w:r>
+        <w:rPr>
+          <w:lang w:eastAsia="en-US"/>
+        </w:rPr>
+        <w:t xml:space="preserve"> grâce à ses services HTTP, et s’appuie sur des outils de développement tels que VS Code, Git ou Docker.</w:t>
+      </w:r>
+    </w:p>
+    <w:p>
+      <w:pPr>
+        <w:pStyle w:val="Titre3"/>
+        <w:rPr>
+          <w:lang w:val="fr-FR" w:eastAsia="en-US"/>
+        </w:rPr>
+      </w:pPr>
+      <w:bookmarkStart w:id="8" w:name="_Toc214210179"/>
+      <w:r>
+        <w:rPr>
+          <w:lang w:val="fr-FR" w:eastAsia="en-US"/>
+        </w:rPr>
+        <w:t>Node.js</w:t>
+      </w:r>
+      <w:bookmarkEnd w:id="8"/>
+    </w:p>
+    <w:p>
+      <w:pPr>
+        <w:rPr>
+          <w:lang w:eastAsia="en-US"/>
+        </w:rPr>
+      </w:pPr>
+      <w:r>
+        <w:rPr>
+          <w:lang w:eastAsia="en-US"/>
+        </w:rPr>
+        <w:t xml:space="preserve">Node.js est un environnement d'exécution JavaScript </w:t>
+      </w:r>
+      <w:r>
+        <w:rPr>
+          <w:lang w:eastAsia="en-US"/>
+        </w:rPr>
+        <w:t>open-source</w:t>
+      </w:r>
+      <w:r>
+        <w:rPr>
+          <w:lang w:eastAsia="en-US"/>
+        </w:rPr>
+        <w:t xml:space="preserve"> qui permet d'écrire des programmes côté serveur en </w:t>
+      </w:r>
+      <w:proofErr w:type="spellStart"/>
+      <w:r>
+        <w:rPr>
+          <w:lang w:eastAsia="en-US"/>
+        </w:rPr>
+        <w:t>JavaScrip</w:t>
+      </w:r>
+      <w:proofErr w:type="spellEnd"/>
+      <w:r>
+        <w:rPr>
+          <w:lang w:eastAsia="en-US"/>
+        </w:rPr>
+        <w:t xml:space="preserve">. Il utilise le moteur V8 de Google et une architecture </w:t>
+      </w:r>
+      <w:r>
+        <w:rPr>
+          <w:lang w:eastAsia="en-US"/>
+        </w:rPr>
+        <w:t>événementielle</w:t>
+      </w:r>
+      <w:r>
+        <w:rPr>
+          <w:lang w:eastAsia="en-US"/>
+        </w:rPr>
+        <w:t xml:space="preserve">, non bloquante et </w:t>
+      </w:r>
+      <w:r>
+        <w:rPr>
+          <w:lang w:eastAsia="en-US"/>
+        </w:rPr>
+        <w:t>asynchrone</w:t>
+      </w:r>
+      <w:r>
+        <w:rPr>
+          <w:lang w:eastAsia="en-US"/>
+        </w:rPr>
+        <w:t xml:space="preserve"> pour créer des applications réseau performantes et évolutives, comme des serveurs web ou des applications en temps réel. </w:t>
+      </w:r>
+    </w:p>
+    <w:p>
+      <w:pPr>
+        <w:rPr>
+          <w:lang w:val="fr-FR" w:eastAsia="en-US"/>
+        </w:rPr>
+      </w:pPr>
+      <w:r>
+        <w:rPr>
+          <w:lang w:eastAsia="en-US"/>
+        </w:rPr>
+        <w:t>C’</w:t>
+      </w:r>
+      <w:r>
+        <w:rPr>
+          <w:lang w:eastAsia="en-US"/>
+        </w:rPr>
+        <w:t xml:space="preserve">est couramment utilisé pour le développement backend d'applications web, la création d'APIs (REST et autres), la construction d'applications temps réel (comme les jeux et les plateformes de chat), le streaming de données et la création de </w:t>
+      </w:r>
+      <w:proofErr w:type="spellStart"/>
+      <w:r>
+        <w:rPr>
+          <w:lang w:eastAsia="en-US"/>
+        </w:rPr>
+        <w:t>microservices</w:t>
+      </w:r>
+      <w:proofErr w:type="spellEnd"/>
+      <w:r>
+        <w:rPr>
+          <w:lang w:eastAsia="en-US"/>
+        </w:rPr>
+        <w:t>. Son architecture le rend particulièrement efficace pour les opérations d'entrée/sortie (I/O) intensives. </w:t>
+      </w:r>
+      <w:r>
+        <w:rPr>
+          <w:lang w:val="fr-FR" w:eastAsia="en-US"/>
+        </w:rPr>
         <w:t xml:space="preserve"> </w:t>
+      </w:r>
+    </w:p>
+    <w:p>
+      <w:pPr>
+        <w:rPr>
+          <w:lang w:val="fr-FR" w:eastAsia="en-US"/>
+        </w:rPr>
+      </w:pPr>
+      <w:r>
+        <w:rPr>
+          <w:lang w:eastAsia="en-US"/>
+        </w:rPr>
+        <w:t xml:space="preserve">Les meilleures pratiques pour Node.js incluent l'externalisation de la configuration avec des variables d'environnement, la gestion des erreurs avec des bibliothèques comme Winston ou Pino, la structuration du code selon des modèles comme le MVC, et l'utilisation de </w:t>
+      </w:r>
+      <w:proofErr w:type="spellStart"/>
+      <w:r>
+        <w:rPr>
+          <w:lang w:eastAsia="en-US"/>
+        </w:rPr>
+        <w:t>frameworks</w:t>
+      </w:r>
+      <w:proofErr w:type="spellEnd"/>
+      <w:r>
+        <w:rPr>
+          <w:lang w:eastAsia="en-US"/>
+        </w:rPr>
+        <w:t xml:space="preserve"> comme Express pour une gestion efficace des requêtes. Il est également crucial d'éviter de bloquer la boucle </w:t>
+      </w:r>
+      <w:r>
+        <w:rPr>
+          <w:lang w:eastAsia="en-US"/>
+        </w:rPr>
+        <w:lastRenderedPageBreak/>
+        <w:t>d'événements en utilisant correctement les opérations asynchrones, les promesses et </w:t>
+      </w:r>
+      <w:proofErr w:type="spellStart"/>
+      <w:r>
+        <w:rPr>
+          <w:lang w:eastAsia="en-US"/>
+        </w:rPr>
+        <w:t>async</w:t>
+      </w:r>
+      <w:proofErr w:type="spellEnd"/>
+      <w:r>
+        <w:rPr>
+          <w:lang w:eastAsia="en-US"/>
+        </w:rPr>
+        <w:t>/</w:t>
+      </w:r>
+      <w:proofErr w:type="spellStart"/>
+      <w:r>
+        <w:rPr>
+          <w:lang w:eastAsia="en-US"/>
+        </w:rPr>
+        <w:t>await</w:t>
+      </w:r>
+      <w:proofErr w:type="spellEnd"/>
+      <w:r>
+        <w:rPr>
+          <w:lang w:eastAsia="en-US"/>
+        </w:rPr>
+        <w:t xml:space="preserve">, et de tester rigoureusement le code avec des outils comme </w:t>
+      </w:r>
+      <w:proofErr w:type="spellStart"/>
+      <w:r>
+        <w:rPr>
+          <w:lang w:eastAsia="en-US"/>
+        </w:rPr>
+        <w:t>Jest</w:t>
+      </w:r>
+      <w:proofErr w:type="spellEnd"/>
+      <w:r>
+        <w:rPr>
+          <w:lang w:eastAsia="en-US"/>
+        </w:rPr>
+        <w:t xml:space="preserve"> ou Mocha. </w:t>
+      </w:r>
+    </w:p>
+    <w:p>
+      <w:pPr>
+        <w:pStyle w:val="Titre3"/>
+        <w:rPr>
+          <w:lang w:val="fr-FR" w:eastAsia="en-US"/>
+        </w:rPr>
+      </w:pPr>
+      <w:bookmarkStart w:id="9" w:name="_Toc214210180"/>
+      <w:r>
+        <w:rPr>
+          <w:lang w:val="fr-FR" w:eastAsia="en-US"/>
+        </w:rPr>
+        <w:t>API Laravel</w:t>
+      </w:r>
+      <w:bookmarkEnd w:id="9"/>
+    </w:p>
+    <w:p>
+      <w:pPr>
+        <w:rPr>
+          <w:lang w:eastAsia="en-US"/>
+        </w:rPr>
+      </w:pPr>
+      <w:r>
+        <w:rPr>
+          <w:lang w:eastAsia="en-US"/>
+        </w:rPr>
+        <w:t>Une API Laravel est une interface permettant à des applications externes d’interagir avec une application Laravel via HTTP, généralement en utilisant JSON comme format de données.</w:t>
+      </w:r>
+      <w:r>
+        <w:rPr>
+          <w:lang w:eastAsia="en-US"/>
+        </w:rPr>
+        <w:t xml:space="preserve"> </w:t>
+      </w:r>
+      <w:r>
+        <w:rPr>
+          <w:lang w:eastAsia="en-US"/>
+        </w:rPr>
+        <w:t xml:space="preserve">Laravel fournit des outils pour créer facilement des routes, contrôleurs et ressources API. Une API sépare le </w:t>
+      </w:r>
+      <w:proofErr w:type="spellStart"/>
+      <w:r>
+        <w:rPr>
+          <w:lang w:eastAsia="en-US"/>
+        </w:rPr>
+        <w:t>back-end</w:t>
+      </w:r>
+      <w:proofErr w:type="spellEnd"/>
+      <w:r>
+        <w:rPr>
+          <w:lang w:eastAsia="en-US"/>
+        </w:rPr>
+        <w:t xml:space="preserve"> (</w:t>
+      </w:r>
+      <w:proofErr w:type="spellStart"/>
+      <w:r>
+        <w:rPr>
+          <w:lang w:eastAsia="en-US"/>
+        </w:rPr>
+        <w:t>Laravel</w:t>
+      </w:r>
+      <w:proofErr w:type="spellEnd"/>
+      <w:r>
+        <w:rPr>
+          <w:lang w:eastAsia="en-US"/>
+        </w:rPr>
+        <w:t xml:space="preserve">) du </w:t>
+      </w:r>
+      <w:proofErr w:type="spellStart"/>
+      <w:r>
+        <w:rPr>
+          <w:lang w:eastAsia="en-US"/>
+        </w:rPr>
+        <w:t>front-end</w:t>
+      </w:r>
+      <w:proofErr w:type="spellEnd"/>
+      <w:r>
+        <w:rPr>
+          <w:lang w:eastAsia="en-US"/>
+        </w:rPr>
+        <w:t>.</w:t>
+      </w:r>
+    </w:p>
+    <w:p>
+      <w:pPr>
+        <w:rPr>
+          <w:lang w:eastAsia="en-US"/>
+        </w:rPr>
+      </w:pPr>
+      <w:r>
+        <w:rPr>
+          <w:lang w:eastAsia="en-US"/>
+        </w:rPr>
+        <w:t>Laravel offre des fonctionnalités robustes pour créer des API, un système de routage flexible, un ORM pour interagir avec les bases de données, des outils de validation, un système d'authentification et d'autorisation</w:t>
+      </w:r>
+      <w:r>
+        <w:rPr>
+          <w:lang w:eastAsia="en-US"/>
+        </w:rPr>
+        <w:t>, et</w:t>
+      </w:r>
+      <w:r>
+        <w:rPr>
+          <w:lang w:eastAsia="en-US"/>
+        </w:rPr>
+        <w:t xml:space="preserve"> la gestion de la sérialisation des réponses avec les ressources API. Ces fonctionnalités permettent de construire des API sécurisées, évolutives et maintenables. </w:t>
+      </w:r>
+    </w:p>
+    <w:p>
+      <w:pPr>
+        <w:rPr>
+          <w:lang w:eastAsia="en-US"/>
+        </w:rPr>
+      </w:pPr>
+      <w:r>
+        <w:rPr>
+          <w:lang w:eastAsia="en-US"/>
+        </w:rPr>
+        <w:t>Les meilleures pratiques d’un API Laravel est d’utiliser JSON comme format de réponse, de séparer les routes web et les routes API</w:t>
+      </w:r>
+      <w:r>
+        <w:rPr>
+          <w:lang w:eastAsia="en-US"/>
+        </w:rPr>
+        <w:t>. Il faut aussi gérer les erreurs avec des réponses standardisées (</w:t>
+      </w:r>
+      <w:proofErr w:type="spellStart"/>
+      <w:proofErr w:type="gramStart"/>
+      <w:r>
+        <w:rPr>
+          <w:lang w:eastAsia="en-US"/>
+        </w:rPr>
+        <w:t>response</w:t>
+      </w:r>
+      <w:proofErr w:type="spellEnd"/>
+      <w:r>
+        <w:rPr>
+          <w:lang w:eastAsia="en-US"/>
+        </w:rPr>
+        <w:t>(</w:t>
+      </w:r>
+      <w:proofErr w:type="gramEnd"/>
+      <w:r>
+        <w:rPr>
+          <w:lang w:eastAsia="en-US"/>
+        </w:rPr>
+        <w:t>)-&gt;</w:t>
+      </w:r>
+      <w:proofErr w:type="spellStart"/>
+      <w:proofErr w:type="gramStart"/>
+      <w:r>
+        <w:rPr>
+          <w:lang w:eastAsia="en-US"/>
+        </w:rPr>
+        <w:t>json</w:t>
+      </w:r>
+      <w:proofErr w:type="spellEnd"/>
+      <w:r>
+        <w:rPr>
+          <w:lang w:eastAsia="en-US"/>
+        </w:rPr>
+        <w:t>(</w:t>
+      </w:r>
+      <w:proofErr w:type="gramEnd"/>
+      <w:r>
+        <w:rPr>
+          <w:lang w:eastAsia="en-US"/>
+        </w:rPr>
+        <w:t>[...], 400)).</w:t>
+      </w:r>
+      <w:r>
+        <w:rPr>
+          <w:lang w:eastAsia="en-US"/>
+        </w:rPr>
+        <w:t xml:space="preserve"> L’utilisation de </w:t>
+      </w:r>
+      <w:proofErr w:type="spellStart"/>
+      <w:r>
+        <w:rPr>
+          <w:lang w:eastAsia="en-US"/>
+        </w:rPr>
+        <w:t>tokens</w:t>
+      </w:r>
+      <w:proofErr w:type="spellEnd"/>
+      <w:r>
+        <w:rPr>
+          <w:lang w:eastAsia="en-US"/>
+        </w:rPr>
+        <w:t xml:space="preserve"> ou de </w:t>
+      </w:r>
+      <w:proofErr w:type="spellStart"/>
+      <w:r>
+        <w:rPr>
+          <w:lang w:eastAsia="en-US"/>
+        </w:rPr>
+        <w:t>Auth</w:t>
+      </w:r>
+      <w:proofErr w:type="spellEnd"/>
+      <w:r>
+        <w:rPr>
+          <w:lang w:eastAsia="en-US"/>
+        </w:rPr>
+        <w:t xml:space="preserve">, documenter l’API et limiter les requêtes avec </w:t>
       </w:r>
       <w:proofErr w:type="spellStart"/>
       <w:r>
@@ -2702,460 +3156,6 @@
           <w:iCs/>
           <w:lang w:eastAsia="en-US"/>
         </w:rPr>
-        <w:t>loading</w:t>
-      </w:r>
-      <w:proofErr w:type="spellEnd"/>
-      <w:r>
-        <w:rPr>
-          <w:lang w:eastAsia="en-US"/>
-        </w:rPr>
-        <w:t xml:space="preserve">. </w:t>
-      </w:r>
-      <w:r>
-        <w:rPr>
-          <w:lang w:eastAsia="en-US"/>
-        </w:rPr>
-        <w:t>De plus, il est important de maintenir une structure de projet propre et de sécuriser les applications contre les failles. </w:t>
-      </w:r>
-    </w:p>
-    <w:p>
-      <w:pPr>
-        <w:rPr>
-          <w:lang w:eastAsia="en-US"/>
-        </w:rPr>
-      </w:pPr>
-      <w:proofErr w:type="spellStart"/>
-      <w:r>
-        <w:rPr>
-          <w:lang w:eastAsia="en-US"/>
-        </w:rPr>
-        <w:t>Angular</w:t>
-      </w:r>
-      <w:proofErr w:type="spellEnd"/>
-      <w:r>
-        <w:rPr>
-          <w:lang w:eastAsia="en-US"/>
-        </w:rPr>
-        <w:t xml:space="preserve"> 18 s’intègre facilement avec de nombreux outils et environnements modernes. Il fonctionne bien avec des backends comme Node.js, Laravel ou </w:t>
-      </w:r>
-      <w:proofErr w:type="spellStart"/>
-      <w:r>
-        <w:rPr>
-          <w:lang w:eastAsia="en-US"/>
-        </w:rPr>
-        <w:t>Firebase</w:t>
-      </w:r>
-      <w:proofErr w:type="spellEnd"/>
-      <w:r>
-        <w:rPr>
-          <w:lang w:eastAsia="en-US"/>
-        </w:rPr>
-        <w:t xml:space="preserve"> grâce à ses services HTTP, et s’appuie sur des outils de développement tels que VS Code, Git ou Docker.</w:t>
-      </w:r>
-    </w:p>
-    <w:p>
-      <w:pPr>
-        <w:pStyle w:val="Titre3"/>
-        <w:rPr>
-          <w:lang w:val="fr-FR" w:eastAsia="en-US"/>
-        </w:rPr>
-      </w:pPr>
-      <w:bookmarkStart w:id="8" w:name="_Toc214210179"/>
-      <w:r>
-        <w:rPr>
-          <w:lang w:val="fr-FR" w:eastAsia="en-US"/>
-        </w:rPr>
-        <w:t>Node.js</w:t>
-      </w:r>
-      <w:bookmarkEnd w:id="8"/>
-    </w:p>
-    <w:p>
-      <w:pPr>
-        <w:rPr>
-          <w:lang w:eastAsia="en-US"/>
-        </w:rPr>
-      </w:pPr>
-      <w:r>
-        <w:rPr>
-          <w:lang w:eastAsia="en-US"/>
-        </w:rPr>
-        <w:t xml:space="preserve">Node.js est un environnement d'exécution JavaScript </w:t>
-      </w:r>
-      <w:r>
-        <w:rPr>
-          <w:lang w:eastAsia="en-US"/>
-        </w:rPr>
-        <w:t>open-source</w:t>
-      </w:r>
-      <w:r>
-        <w:rPr>
-          <w:lang w:eastAsia="en-US"/>
-        </w:rPr>
-        <w:t xml:space="preserve"> qui permet d'écrire des programmes côté serveur en </w:t>
-      </w:r>
-      <w:proofErr w:type="spellStart"/>
-      <w:r>
-        <w:rPr>
-          <w:lang w:eastAsia="en-US"/>
-        </w:rPr>
-        <w:t>JavaScrip</w:t>
-      </w:r>
-      <w:proofErr w:type="spellEnd"/>
-      <w:r>
-        <w:rPr>
-          <w:lang w:eastAsia="en-US"/>
-        </w:rPr>
-        <w:t xml:space="preserve">. Il utilise le moteur V8 de Google et une architecture </w:t>
-      </w:r>
-      <w:r>
-        <w:rPr>
-          <w:lang w:eastAsia="en-US"/>
-        </w:rPr>
-        <w:t>événementielle</w:t>
-      </w:r>
-      <w:r>
-        <w:rPr>
-          <w:lang w:eastAsia="en-US"/>
-        </w:rPr>
-        <w:t xml:space="preserve">, non bloquante et </w:t>
-      </w:r>
-      <w:r>
-        <w:rPr>
-          <w:lang w:eastAsia="en-US"/>
-        </w:rPr>
-        <w:t>asynchrone</w:t>
-      </w:r>
-      <w:r>
-        <w:rPr>
-          <w:lang w:eastAsia="en-US"/>
-        </w:rPr>
-        <w:t xml:space="preserve"> pour créer des applications réseau performantes et évolutives, comme des serveurs web ou des applications en temps réel. </w:t>
-      </w:r>
-    </w:p>
-    <w:p>
-      <w:pPr>
-        <w:rPr>
-          <w:lang w:val="fr-FR" w:eastAsia="en-US"/>
-        </w:rPr>
-      </w:pPr>
-      <w:r>
-        <w:rPr>
-          <w:lang w:eastAsia="en-US"/>
-        </w:rPr>
-        <w:t>C’</w:t>
-      </w:r>
-      <w:r>
-        <w:rPr>
-          <w:lang w:eastAsia="en-US"/>
-        </w:rPr>
-        <w:t xml:space="preserve">est couramment utilisé pour le développement backend d'applications web, la création d'APIs (REST et autres), la construction d'applications temps réel (comme les jeux et les plateformes de chat), le streaming de données et la création de </w:t>
-      </w:r>
-      <w:proofErr w:type="spellStart"/>
-      <w:r>
-        <w:rPr>
-          <w:lang w:eastAsia="en-US"/>
-        </w:rPr>
-        <w:t>microservices</w:t>
-      </w:r>
-      <w:proofErr w:type="spellEnd"/>
-      <w:r>
-        <w:rPr>
-          <w:lang w:eastAsia="en-US"/>
-        </w:rPr>
-        <w:t>. Son architecture le rend particulièrement efficace pour les opérations d'entrée/sortie (I/O) intensives. </w:t>
-      </w:r>
-      <w:r>
-        <w:rPr>
-          <w:lang w:val="fr-FR" w:eastAsia="en-US"/>
-        </w:rPr>
-        <w:t xml:space="preserve"> </w:t>
-      </w:r>
-    </w:p>
-    <w:p>
-      <w:pPr>
-        <w:rPr>
-          <w:lang w:val="fr-FR" w:eastAsia="en-US"/>
-        </w:rPr>
-      </w:pPr>
-      <w:r>
-        <w:rPr>
-          <w:lang w:eastAsia="en-US"/>
-        </w:rPr>
-        <w:t xml:space="preserve">Les meilleures pratiques pour Node.js incluent l'externalisation de la configuration avec des variables d'environnement, la gestion des erreurs avec des bibliothèques comme Winston ou Pino, la structuration du code selon des modèles comme le MVC, et l'utilisation de </w:t>
-      </w:r>
-      <w:proofErr w:type="spellStart"/>
-      <w:r>
-        <w:rPr>
-          <w:lang w:eastAsia="en-US"/>
-        </w:rPr>
-        <w:t>frameworks</w:t>
-      </w:r>
-      <w:proofErr w:type="spellEnd"/>
-      <w:r>
-        <w:rPr>
-          <w:lang w:eastAsia="en-US"/>
-        </w:rPr>
-        <w:t xml:space="preserve"> comme Express pour une gestion efficace des requêtes. Il est également crucial d'éviter de bloquer la boucle </w:t>
-      </w:r>
-      <w:r>
-        <w:rPr>
-          <w:lang w:eastAsia="en-US"/>
-        </w:rPr>
-        <w:lastRenderedPageBreak/>
-        <w:t>d'événements en utilisant correctement les opérations asynchrones, les promesses et </w:t>
-      </w:r>
-      <w:proofErr w:type="spellStart"/>
-      <w:r>
-        <w:rPr>
-          <w:lang w:eastAsia="en-US"/>
-        </w:rPr>
-        <w:t>async</w:t>
-      </w:r>
-      <w:proofErr w:type="spellEnd"/>
-      <w:r>
-        <w:rPr>
-          <w:lang w:eastAsia="en-US"/>
-        </w:rPr>
-        <w:t>/</w:t>
-      </w:r>
-      <w:proofErr w:type="spellStart"/>
-      <w:r>
-        <w:rPr>
-          <w:lang w:eastAsia="en-US"/>
-        </w:rPr>
-        <w:t>await</w:t>
-      </w:r>
-      <w:proofErr w:type="spellEnd"/>
-      <w:r>
-        <w:rPr>
-          <w:lang w:eastAsia="en-US"/>
-        </w:rPr>
-        <w:t xml:space="preserve">, et de tester rigoureusement le code avec des outils comme </w:t>
-      </w:r>
-      <w:proofErr w:type="spellStart"/>
-      <w:r>
-        <w:rPr>
-          <w:lang w:eastAsia="en-US"/>
-        </w:rPr>
-        <w:t>Jest</w:t>
-      </w:r>
-      <w:proofErr w:type="spellEnd"/>
-      <w:r>
-        <w:rPr>
-          <w:lang w:eastAsia="en-US"/>
-        </w:rPr>
-        <w:t xml:space="preserve"> ou Mocha. </w:t>
-      </w:r>
-    </w:p>
-    <w:p>
-      <w:pPr>
-        <w:pStyle w:val="Titre3"/>
-        <w:rPr>
-          <w:lang w:val="fr-FR" w:eastAsia="en-US"/>
-        </w:rPr>
-      </w:pPr>
-      <w:bookmarkStart w:id="9" w:name="_Toc214210180"/>
-      <w:r>
-        <w:rPr>
-          <w:lang w:val="fr-FR" w:eastAsia="en-US"/>
-        </w:rPr>
-        <w:t>API Laravel</w:t>
-      </w:r>
-      <w:bookmarkEnd w:id="9"/>
-    </w:p>
-    <w:p>
-      <w:pPr>
-        <w:rPr>
-          <w:lang w:eastAsia="en-US"/>
-        </w:rPr>
-      </w:pPr>
-      <w:r>
-        <w:rPr>
-          <w:lang w:eastAsia="en-US"/>
-        </w:rPr>
-        <w:t>Une API Laravel est une interface permettant à des applications externes d’interagir avec une application Laravel via HTTP, généralement en utilisant JSON comme format de données.</w:t>
-      </w:r>
-      <w:r>
-        <w:rPr>
-          <w:lang w:eastAsia="en-US"/>
-        </w:rPr>
-        <w:t xml:space="preserve"> </w:t>
-      </w:r>
-      <w:r>
-        <w:rPr>
-          <w:lang w:eastAsia="en-US"/>
-        </w:rPr>
-        <w:t>Laravel fournit des outils pour créer facilement des routes, contrôleurs et ressources API.</w:t>
-      </w:r>
-      <w:r>
-        <w:rPr>
-          <w:lang w:eastAsia="en-US"/>
-        </w:rPr>
-        <w:t xml:space="preserve"> </w:t>
-      </w:r>
-      <w:r>
-        <w:rPr>
-          <w:lang w:eastAsia="en-US"/>
-        </w:rPr>
-        <w:t xml:space="preserve">Une API sépare le </w:t>
-      </w:r>
-      <w:proofErr w:type="spellStart"/>
-      <w:r>
-        <w:rPr>
-          <w:lang w:eastAsia="en-US"/>
-        </w:rPr>
-        <w:t>back-end</w:t>
-      </w:r>
-      <w:proofErr w:type="spellEnd"/>
-      <w:r>
-        <w:rPr>
-          <w:lang w:eastAsia="en-US"/>
-        </w:rPr>
-        <w:t xml:space="preserve"> (Laravel) du </w:t>
-      </w:r>
-      <w:proofErr w:type="spellStart"/>
-      <w:r>
-        <w:rPr>
-          <w:lang w:eastAsia="en-US"/>
-        </w:rPr>
-        <w:t>front-end</w:t>
-      </w:r>
-      <w:proofErr w:type="spellEnd"/>
-      <w:r>
-        <w:rPr>
-          <w:lang w:eastAsia="en-US"/>
-        </w:rPr>
-        <w:t>.</w:t>
-      </w:r>
-    </w:p>
-    <w:p>
-      <w:pPr>
-        <w:rPr>
-          <w:lang w:eastAsia="en-US"/>
-        </w:rPr>
-      </w:pPr>
-      <w:r>
-        <w:rPr>
-          <w:lang w:eastAsia="en-US"/>
-        </w:rPr>
-        <w:t>Laravel offre des fonctionnalités robustes pour créer des API, un système de routage flexible, un ORM pour interagir avec les bases de données, des outils de validation, un système d'authentification et d'autorisation</w:t>
-      </w:r>
-      <w:r>
-        <w:rPr>
-          <w:lang w:eastAsia="en-US"/>
-        </w:rPr>
-        <w:t>, et</w:t>
-      </w:r>
-      <w:r>
-        <w:rPr>
-          <w:lang w:eastAsia="en-US"/>
-        </w:rPr>
-        <w:t xml:space="preserve"> la gestion de la sérialisation des réponses avec les ressources API. Ces fonctionnalités permettent de construire des API sécurisées, évolutives et maintenables. </w:t>
-      </w:r>
-    </w:p>
-    <w:p>
-      <w:pPr>
-        <w:rPr>
-          <w:lang w:eastAsia="en-US"/>
-        </w:rPr>
-      </w:pPr>
-      <w:r>
-        <w:rPr>
-          <w:lang w:eastAsia="en-US"/>
-        </w:rPr>
-        <w:t>Les meilleures pratiques d’un API Laravel est d’utiliser JSON comme format de réponse, de séparer les routes web et les routes API</w:t>
-      </w:r>
-      <w:r>
-        <w:rPr>
-          <w:lang w:eastAsia="en-US"/>
-        </w:rPr>
-        <w:t>. Il faut aussi gérer les erreurs avec des réponses standardisées (</w:t>
-      </w:r>
-      <w:proofErr w:type="spellStart"/>
-      <w:proofErr w:type="gramStart"/>
-      <w:r>
-        <w:rPr>
-          <w:lang w:eastAsia="en-US"/>
-        </w:rPr>
-        <w:t>response</w:t>
-      </w:r>
-      <w:proofErr w:type="spellEnd"/>
-      <w:r>
-        <w:rPr>
-          <w:lang w:eastAsia="en-US"/>
-        </w:rPr>
-        <w:t>(</w:t>
-      </w:r>
-      <w:proofErr w:type="gramEnd"/>
-      <w:r>
-        <w:rPr>
-          <w:lang w:eastAsia="en-US"/>
-        </w:rPr>
-        <w:t>)-&gt;</w:t>
-      </w:r>
-      <w:proofErr w:type="spellStart"/>
-      <w:proofErr w:type="gramStart"/>
-      <w:r>
-        <w:rPr>
-          <w:lang w:eastAsia="en-US"/>
-        </w:rPr>
-        <w:t>json</w:t>
-      </w:r>
-      <w:proofErr w:type="spellEnd"/>
-      <w:r>
-        <w:rPr>
-          <w:lang w:eastAsia="en-US"/>
-        </w:rPr>
-        <w:t>(</w:t>
-      </w:r>
-      <w:proofErr w:type="gramEnd"/>
-      <w:r>
-        <w:rPr>
-          <w:lang w:eastAsia="en-US"/>
-        </w:rPr>
-        <w:t>[...], 400)).</w:t>
-      </w:r>
-      <w:r>
-        <w:rPr>
-          <w:lang w:eastAsia="en-US"/>
-        </w:rPr>
-        <w:t xml:space="preserve"> L’utilisation de </w:t>
-      </w:r>
-      <w:proofErr w:type="spellStart"/>
-      <w:r>
-        <w:rPr>
-          <w:lang w:eastAsia="en-US"/>
-        </w:rPr>
-        <w:t>tokens</w:t>
-      </w:r>
-      <w:proofErr w:type="spellEnd"/>
-      <w:r>
-        <w:rPr>
-          <w:lang w:eastAsia="en-US"/>
-        </w:rPr>
-        <w:t xml:space="preserve"> ou de </w:t>
-      </w:r>
-      <w:proofErr w:type="spellStart"/>
-      <w:r>
-        <w:rPr>
-          <w:lang w:eastAsia="en-US"/>
-        </w:rPr>
-        <w:t>Auth</w:t>
-      </w:r>
-      <w:proofErr w:type="spellEnd"/>
-      <w:r>
-        <w:rPr>
-          <w:lang w:eastAsia="en-US"/>
-        </w:rPr>
-        <w:t xml:space="preserve">, documenter l’API et limiter les requêtes avec </w:t>
-      </w:r>
-      <w:proofErr w:type="spellStart"/>
-      <w:r>
-        <w:rPr>
-          <w:i/>
-          <w:iCs/>
-          <w:lang w:eastAsia="en-US"/>
-        </w:rPr>
         <w:t>throttle</w:t>
       </w:r>
       <w:proofErr w:type="spellEnd"/>
@@ -3244,6 +3244,7 @@
       </w:pPr>
       <w:r>
         <w:rPr>
+          <w:noProof/>
           <w:lang w:val="fr-FR" w:eastAsia="en-US"/>
         </w:rPr>
         <w:drawing>
@@ -3541,16 +3542,7 @@
           <w:bCs/>
           <w:lang w:eastAsia="en-US"/>
         </w:rPr>
-        <w:t xml:space="preserve">Sortie </w:t>
-      </w:r>
-      <w:proofErr w:type="gramStart"/>
-      <w:r>
-        <w:rPr>
-          <w:b/>
-          <w:bCs/>
-          <w:lang w:eastAsia="en-US"/>
-        </w:rPr>
-        <w:t xml:space="preserve">d'un </w:t>
+        <w:t xml:space="preserve">Sortie d'un </w:t>
       </w:r>
       <w:r>
         <w:rPr>
@@ -3560,9 +3552,9 @@
           <w:iCs/>
           <w:lang w:eastAsia="en-US"/>
         </w:rPr>
-        <w:t>pipe</w:t>
-      </w:r>
-      <w:proofErr w:type="gramEnd"/>
+        <w:t>pipe </w:t>
+      </w:r>
+      <w:proofErr w:type="spellStart"/>
       <w:r>
         <w:rPr>
           <w:b/>
@@ -3571,9 +3563,150 @@
           <w:iCs/>
           <w:lang w:eastAsia="en-US"/>
         </w:rPr>
-        <w:t> </w:t>
-      </w:r>
+        <w:t>async</w:t>
+      </w:r>
+      <w:proofErr w:type="spellEnd"/>
+      <w:r>
+        <w:rPr>
+          <w:lang w:eastAsia="en-US"/>
+        </w:rPr>
+        <w:t> : Valeur</w:t>
+      </w:r>
+      <w:r>
+        <w:rPr>
+          <w:b/>
+          <w:bCs/>
+          <w:lang w:eastAsia="en-US"/>
+        </w:rPr>
+        <w:t xml:space="preserve"> </w:t>
+      </w:r>
+      <w:r>
+        <w:rPr>
+          <w:lang w:eastAsia="en-US"/>
+        </w:rPr>
+        <w:t>finale d’une donnée asynchrone.</w:t>
+      </w:r>
+    </w:p>
+    <w:p>
+      <w:pPr>
+        <w:rPr>
+          <w:lang w:eastAsia="en-US"/>
+        </w:rPr>
+      </w:pPr>
+      <w:r>
+        <w:rPr>
+          <w:b/>
+          <w:bCs/>
+          <w:lang w:eastAsia="en-US"/>
+        </w:rPr>
+        <w:t>SPA :</w:t>
+      </w:r>
+      <w:r>
+        <w:rPr>
+          <w:b/>
+          <w:bCs/>
+        </w:rPr>
+        <w:t xml:space="preserve"> </w:t>
+      </w:r>
+      <w:r>
+        <w:rPr>
+          <w:lang w:eastAsia="en-US"/>
+        </w:rPr>
+        <w:t>U</w:t>
+      </w:r>
+      <w:r>
+        <w:rPr>
+          <w:lang w:eastAsia="en-US"/>
+        </w:rPr>
+        <w:t>ne application web qui charge une seule page HTML et met à jour son contenu dynamiquement sans recharger toute la page à chaque action</w:t>
+      </w:r>
+      <w:r>
+        <w:rPr>
+          <w:lang w:eastAsia="en-US"/>
+        </w:rPr>
+        <w:t>. (</w:t>
+      </w:r>
+      <w:r>
+        <w:rPr>
+          <w:lang w:eastAsia="en-US"/>
+        </w:rPr>
+        <w:t>Single Page Application)</w:t>
+      </w:r>
+    </w:p>
+    <w:p>
+      <w:pPr>
+        <w:rPr>
+          <w:lang w:eastAsia="en-US"/>
+        </w:rPr>
+      </w:pPr>
+      <w:r>
+        <w:rPr>
+          <w:b/>
+          <w:bCs/>
+          <w:lang w:eastAsia="en-US"/>
+        </w:rPr>
+        <w:t>Signaux réactifs</w:t>
+      </w:r>
+      <w:r>
+        <w:rPr>
+          <w:lang w:eastAsia="en-US"/>
+        </w:rPr>
+        <w:t> :</w:t>
+      </w:r>
+      <w:r>
+        <w:rPr>
+          <w:lang w:eastAsia="en-US"/>
+        </w:rPr>
+        <w:t xml:space="preserve"> </w:t>
+      </w:r>
+      <w:r>
+        <w:rPr>
+          <w:lang w:eastAsia="en-US"/>
+        </w:rPr>
+        <w:t>Valeurs qui “réagissent” automatiquement aux changements.</w:t>
+      </w:r>
+    </w:p>
+    <w:p>
+      <w:pPr>
+        <w:rPr>
+          <w:lang w:eastAsia="en-US"/>
+        </w:rPr>
+      </w:pPr>
       <w:proofErr w:type="spellStart"/>
+      <w:r>
+        <w:rPr>
+          <w:b/>
+          <w:bCs/>
+          <w:lang w:eastAsia="en-US"/>
+        </w:rPr>
+        <w:t>Composabilité</w:t>
+      </w:r>
+      <w:proofErr w:type="spellEnd"/>
+      <w:r>
+        <w:rPr>
+          <w:lang w:eastAsia="en-US"/>
+        </w:rPr>
+        <w:t> :</w:t>
+      </w:r>
+      <w:r>
+        <w:rPr>
+          <w:lang w:eastAsia="en-US"/>
+        </w:rPr>
+        <w:t xml:space="preserve"> </w:t>
+      </w:r>
+      <w:r>
+        <w:rPr>
+          <w:lang w:eastAsia="en-US"/>
+        </w:rPr>
+        <w:t>Capacité à être construit à partir de composants indépendants et réutilisables.</w:t>
+      </w:r>
+    </w:p>
+    <w:p>
+      <w:pPr>
+        <w:rPr>
+          <w:lang w:eastAsia="en-US"/>
+        </w:rPr>
+      </w:pPr>
       <w:r>
         <w:rPr>
           <w:b/>
@@ -3582,107 +3715,39 @@
           <w:iCs/>
           <w:lang w:eastAsia="en-US"/>
         </w:rPr>
-        <w:t>async</w:t>
+        <w:t>Control Flow</w:t>
+      </w:r>
+      <w:r>
+        <w:rPr>
+          <w:lang w:eastAsia="en-US"/>
+        </w:rPr>
+        <w:t xml:space="preserve"> :</w:t>
+      </w:r>
+      <w:r>
+        <w:rPr>
+          <w:lang w:eastAsia="en-US"/>
+        </w:rPr>
+        <w:t xml:space="preserve"> Permet de contrôler l’affichage ou le comportement des éléments dans le </w:t>
+      </w:r>
+      <w:proofErr w:type="spellStart"/>
+      <w:r>
+        <w:rPr>
+          <w:lang w:eastAsia="en-US"/>
+        </w:rPr>
+        <w:t>template</w:t>
       </w:r>
       <w:proofErr w:type="spellEnd"/>
       <w:r>
         <w:rPr>
           <w:lang w:eastAsia="en-US"/>
         </w:rPr>
-        <w:t> : Valeur</w:t>
-      </w:r>
-      <w:r>
-        <w:rPr>
-          <w:b/>
-          <w:bCs/>
-          <w:lang w:eastAsia="en-US"/>
-        </w:rPr>
-        <w:t xml:space="preserve"> </w:t>
-      </w:r>
-      <w:r>
-        <w:rPr>
-          <w:lang w:eastAsia="en-US"/>
-        </w:rPr>
-        <w:t>finale d’une donnée asynchrone.</w:t>
-      </w:r>
-    </w:p>
-    <w:p>
-      <w:pPr>
-        <w:rPr>
-          <w:lang w:eastAsia="en-US"/>
-        </w:rPr>
-      </w:pPr>
-      <w:r>
-        <w:rPr>
-          <w:b/>
-          <w:bCs/>
-          <w:lang w:eastAsia="en-US"/>
-        </w:rPr>
-        <w:t>SPA :</w:t>
-      </w:r>
-      <w:r>
-        <w:rPr>
-          <w:b/>
-          <w:bCs/>
-        </w:rPr>
-        <w:t xml:space="preserve"> </w:t>
-      </w:r>
-      <w:r>
-        <w:rPr>
-          <w:lang w:eastAsia="en-US"/>
-        </w:rPr>
-        <w:t>U</w:t>
-      </w:r>
-      <w:r>
-        <w:rPr>
-          <w:lang w:eastAsia="en-US"/>
-        </w:rPr>
-        <w:t>ne application web qui charge une seule page HTML et met à jour son contenu dynamiquement sans recharger toute la page à chaque action</w:t>
-      </w:r>
-      <w:r>
-        <w:rPr>
-          <w:lang w:eastAsia="en-US"/>
-        </w:rPr>
-        <w:t>. (</w:t>
-      </w:r>
-      <w:r>
-        <w:rPr>
-          <w:lang w:eastAsia="en-US"/>
-        </w:rPr>
-        <w:t>Single Page Application)</w:t>
-      </w:r>
-    </w:p>
-    <w:p>
-      <w:pPr>
-        <w:rPr>
-          <w:lang w:eastAsia="en-US"/>
-        </w:rPr>
-      </w:pPr>
-      <w:r>
-        <w:rPr>
-          <w:b/>
-          <w:bCs/>
-          <w:lang w:eastAsia="en-US"/>
-        </w:rPr>
-        <w:t>Signaux réactifs</w:t>
-      </w:r>
-      <w:r>
-        <w:rPr>
-          <w:lang w:eastAsia="en-US"/>
-        </w:rPr>
-        <w:t> :</w:t>
-      </w:r>
-      <w:r>
-        <w:rPr>
-          <w:lang w:eastAsia="en-US"/>
-        </w:rPr>
-        <w:t xml:space="preserve"> </w:t>
-      </w:r>
-      <w:r>
-        <w:rPr>
-          <w:lang w:eastAsia="en-US"/>
-        </w:rPr>
-        <w:t>Valeurs qui “réagissent” automatiquement aux changements.</w:t>
+        <w:t xml:space="preserve"> en fonction de conditions ou de boucles</w:t>
+      </w:r>
+      <w:r>
+        <w:rPr>
+          <w:lang w:eastAsia="en-US"/>
+        </w:rPr>
+        <w:t>. (Flux de contrôle)</w:t>
       </w:r>
     </w:p>
     <w:p>
@@ -3692,40 +3757,6 @@
         </w:rPr>
       </w:pPr>
       <w:proofErr w:type="spellStart"/>
-      <w:r>
-        <w:rPr>
-          <w:b/>
-          <w:bCs/>
-          <w:lang w:eastAsia="en-US"/>
-        </w:rPr>
-        <w:t>Composabilité</w:t>
-      </w:r>
-      <w:proofErr w:type="spellEnd"/>
-      <w:r>
-        <w:rPr>
-          <w:lang w:eastAsia="en-US"/>
-        </w:rPr>
-        <w:t> :</w:t>
-      </w:r>
-      <w:r>
-        <w:rPr>
-          <w:lang w:eastAsia="en-US"/>
-        </w:rPr>
-        <w:t xml:space="preserve"> </w:t>
-      </w:r>
-      <w:r>
-        <w:rPr>
-          <w:lang w:eastAsia="en-US"/>
-        </w:rPr>
-        <w:t>Capacité à être construit à partir de composants indépendants et réutilisables.</w:t>
-      </w:r>
-    </w:p>
-    <w:p>
-      <w:pPr>
-        <w:rPr>
-          <w:lang w:eastAsia="en-US"/>
-        </w:rPr>
-      </w:pPr>
       <w:r>
         <w:rPr>
           <w:b/>
@@ -3734,48 +3765,9 @@
           <w:iCs/>
           <w:lang w:eastAsia="en-US"/>
         </w:rPr>
-        <w:t>Control Flow</w:t>
-      </w:r>
-      <w:r>
-        <w:rPr>
-          <w:lang w:eastAsia="en-US"/>
-        </w:rPr>
-        <w:t xml:space="preserve"> :</w:t>
-      </w:r>
-      <w:r>
-        <w:rPr>
-          <w:lang w:eastAsia="en-US"/>
-        </w:rPr>
-        <w:t xml:space="preserve"> Permet de contrôler l’affichage ou le comportement des éléments dans le </w:t>
-      </w:r>
-      <w:proofErr w:type="spellStart"/>
-      <w:r>
-        <w:rPr>
-          <w:lang w:eastAsia="en-US"/>
-        </w:rPr>
-        <w:t>template</w:t>
+        <w:t>Lazy</w:t>
       </w:r>
       <w:proofErr w:type="spellEnd"/>
-      <w:r>
-        <w:rPr>
-          <w:lang w:eastAsia="en-US"/>
-        </w:rPr>
-        <w:t xml:space="preserve"> en fonction de conditions ou de boucles</w:t>
-      </w:r>
-      <w:r>
-        <w:rPr>
-          <w:lang w:eastAsia="en-US"/>
-        </w:rPr>
-        <w:t>. (Flux de contrôle)</w:t>
-      </w:r>
-    </w:p>
-    <w:p>
-      <w:pPr>
-        <w:rPr>
-          <w:lang w:eastAsia="en-US"/>
-        </w:rPr>
-      </w:pPr>
-      <w:proofErr w:type="spellStart"/>
       <w:r>
         <w:rPr>
           <w:b/>
@@ -3784,9 +3776,9 @@
           <w:iCs/>
           <w:lang w:eastAsia="en-US"/>
         </w:rPr>
-        <w:t>Lazy</w:t>
-      </w:r>
-      <w:proofErr w:type="spellEnd"/>
+        <w:t xml:space="preserve"> </w:t>
+      </w:r>
+      <w:proofErr w:type="spellStart"/>
       <w:r>
         <w:rPr>
           <w:b/>
@@ -3795,8 +3787,171 @@
           <w:iCs/>
           <w:lang w:eastAsia="en-US"/>
         </w:rPr>
+        <w:t>loading</w:t>
+      </w:r>
+      <w:proofErr w:type="spellEnd"/>
+      <w:r>
+        <w:rPr>
+          <w:i/>
+          <w:iCs/>
+          <w:lang w:eastAsia="en-US"/>
+        </w:rPr>
         <w:t xml:space="preserve"> </w:t>
       </w:r>
+      <w:r>
+        <w:rPr>
+          <w:lang w:eastAsia="en-US"/>
+        </w:rPr>
+        <w:t>:</w:t>
+      </w:r>
+      <w:r>
+        <w:rPr>
+          <w:lang w:eastAsia="en-US"/>
+        </w:rPr>
+        <w:t xml:space="preserve"> </w:t>
+      </w:r>
+      <w:r>
+        <w:rPr>
+          <w:lang w:eastAsia="en-US"/>
+        </w:rPr>
+        <w:t>Charger une partie de l’application que lorsque c’est nécessaire, au lieu de tout charger au démarrage.</w:t>
+      </w:r>
+    </w:p>
+    <w:p>
+      <w:pPr>
+        <w:rPr>
+          <w:lang w:eastAsia="en-US"/>
+        </w:rPr>
+      </w:pPr>
+      <w:r>
+        <w:rPr>
+          <w:b/>
+          <w:bCs/>
+          <w:lang w:eastAsia="en-US"/>
+        </w:rPr>
+        <w:t>Open-source </w:t>
+      </w:r>
+      <w:r>
+        <w:rPr>
+          <w:lang w:eastAsia="en-US"/>
+        </w:rPr>
+        <w:t xml:space="preserve">: Code source disposition </w:t>
+      </w:r>
+      <w:r>
+        <w:rPr>
+          <w:lang w:eastAsia="en-US"/>
+        </w:rPr>
+        <w:t>au</w:t>
+      </w:r>
+      <w:r>
+        <w:rPr>
+          <w:lang w:eastAsia="en-US"/>
+        </w:rPr>
+        <w:t xml:space="preserve"> public</w:t>
+      </w:r>
+      <w:r>
+        <w:rPr>
+          <w:lang w:eastAsia="en-US"/>
+        </w:rPr>
+        <w:t>.</w:t>
+      </w:r>
+    </w:p>
+    <w:p>
+      <w:pPr>
+        <w:rPr>
+          <w:lang w:eastAsia="en-US"/>
+        </w:rPr>
+      </w:pPr>
+      <w:proofErr w:type="spellStart"/>
+      <w:r>
+        <w:rPr>
+          <w:b/>
+          <w:bCs/>
+          <w:lang w:eastAsia="en-US"/>
+        </w:rPr>
+        <w:t>Npm</w:t>
+      </w:r>
+      <w:proofErr w:type="spellEnd"/>
+      <w:r>
+        <w:rPr>
+          <w:lang w:eastAsia="en-US"/>
+        </w:rPr>
+        <w:t xml:space="preserve"> : </w:t>
+      </w:r>
+      <w:r>
+        <w:rPr>
+          <w:lang w:eastAsia="en-US"/>
+        </w:rPr>
+        <w:t>G</w:t>
+      </w:r>
+      <w:r>
+        <w:rPr>
+          <w:lang w:eastAsia="en-US"/>
+        </w:rPr>
+        <w:t>estionnaire de paquets le plus populaire pour JavaScript</w:t>
+      </w:r>
+      <w:r>
+        <w:rPr>
+          <w:lang w:eastAsia="en-US"/>
+        </w:rPr>
+        <w:t>.</w:t>
+      </w:r>
+    </w:p>
+    <w:p>
+      <w:pPr>
+        <w:rPr>
+          <w:lang w:eastAsia="en-US"/>
+        </w:rPr>
+      </w:pPr>
+      <w:r>
+        <w:rPr>
+          <w:b/>
+          <w:bCs/>
+          <w:lang w:eastAsia="en-US"/>
+        </w:rPr>
+        <w:t>ORM</w:t>
+      </w:r>
+      <w:r>
+        <w:rPr>
+          <w:lang w:eastAsia="en-US"/>
+        </w:rPr>
+        <w:t> :</w:t>
+      </w:r>
+      <w:r>
+        <w:rPr>
+          <w:lang w:eastAsia="en-US"/>
+        </w:rPr>
+        <w:t xml:space="preserve"> Convertir des données entre une base de données relationnelle (tables) et des objets dans un langage de programmation orienté objet. (Object-</w:t>
+      </w:r>
+      <w:proofErr w:type="spellStart"/>
+      <w:r>
+        <w:rPr>
+          <w:lang w:eastAsia="en-US"/>
+        </w:rPr>
+        <w:t>Relational</w:t>
+      </w:r>
+      <w:proofErr w:type="spellEnd"/>
+      <w:r>
+        <w:rPr>
+          <w:lang w:eastAsia="en-US"/>
+        </w:rPr>
+        <w:t xml:space="preserve"> Mapping</w:t>
+      </w:r>
+      <w:r>
+        <w:rPr>
+          <w:b/>
+          <w:bCs/>
+          <w:lang w:eastAsia="en-US"/>
+        </w:rPr>
+        <w:t>)</w:t>
+      </w:r>
+    </w:p>
+    <w:p>
+      <w:pPr>
+        <w:rPr>
+          <w:lang w:eastAsia="en-US"/>
+        </w:rPr>
+      </w:pPr>
       <w:proofErr w:type="spellStart"/>
       <w:r>
         <w:rPr>
@@ -3806,115 +3961,11 @@
           <w:iCs/>
           <w:lang w:eastAsia="en-US"/>
         </w:rPr>
-        <w:t>loading</w:t>
+        <w:t>Throttle</w:t>
       </w:r>
       <w:proofErr w:type="spellEnd"/>
       <w:r>
         <w:rPr>
-          <w:i/>
-          <w:iCs/>
-          <w:lang w:eastAsia="en-US"/>
-        </w:rPr>
-        <w:t xml:space="preserve"> </w:t>
-      </w:r>
-      <w:r>
-        <w:rPr>
-          <w:lang w:eastAsia="en-US"/>
-        </w:rPr>
-        <w:t>:</w:t>
-      </w:r>
-      <w:r>
-        <w:rPr>
-          <w:lang w:eastAsia="en-US"/>
-        </w:rPr>
-        <w:t xml:space="preserve"> </w:t>
-      </w:r>
-      <w:r>
-        <w:rPr>
-          <w:lang w:eastAsia="en-US"/>
-        </w:rPr>
-        <w:t>Charger une partie de l’application que lorsque c’est nécessaire, au lieu de tout charger au démarrage.</w:t>
-      </w:r>
-    </w:p>
-    <w:p>
-      <w:pPr>
-        <w:rPr>
-          <w:lang w:eastAsia="en-US"/>
-        </w:rPr>
-      </w:pPr>
-      <w:r>
-        <w:rPr>
-          <w:b/>
-          <w:bCs/>
-          <w:lang w:eastAsia="en-US"/>
-        </w:rPr>
-        <w:t>O</w:t>
-      </w:r>
-      <w:r>
-        <w:rPr>
-          <w:b/>
-          <w:bCs/>
-          <w:lang w:eastAsia="en-US"/>
-        </w:rPr>
-        <w:t>pen-source</w:t>
-      </w:r>
-      <w:r>
-        <w:rPr>
-          <w:b/>
-          <w:bCs/>
-          <w:lang w:eastAsia="en-US"/>
-        </w:rPr>
-        <w:t> </w:t>
-      </w:r>
-      <w:r>
-        <w:rPr>
-          <w:lang w:eastAsia="en-US"/>
-        </w:rPr>
-        <w:t>: Code</w:t>
-      </w:r>
-      <w:r>
-        <w:rPr>
-          <w:lang w:eastAsia="en-US"/>
-        </w:rPr>
-        <w:t xml:space="preserve"> source disposition </w:t>
-      </w:r>
-      <w:r>
-        <w:rPr>
-          <w:lang w:eastAsia="en-US"/>
-        </w:rPr>
-        <w:t>au</w:t>
-      </w:r>
-      <w:r>
-        <w:rPr>
-          <w:lang w:eastAsia="en-US"/>
-        </w:rPr>
-        <w:t xml:space="preserve"> public</w:t>
-      </w:r>
-      <w:r>
-        <w:rPr>
-          <w:lang w:eastAsia="en-US"/>
-        </w:rPr>
-        <w:t>.</w:t>
-      </w:r>
-    </w:p>
-    <w:p>
-      <w:pPr>
-        <w:rPr>
-          <w:lang w:eastAsia="en-US"/>
-        </w:rPr>
-      </w:pPr>
-      <w:proofErr w:type="spellStart"/>
-      <w:r>
-        <w:rPr>
-          <w:b/>
-          <w:bCs/>
-          <w:lang w:eastAsia="en-US"/>
-        </w:rPr>
-        <w:t>Npm</w:t>
-      </w:r>
-      <w:proofErr w:type="spellEnd"/>
-      <w:r>
-        <w:rPr>
           <w:lang w:eastAsia="en-US"/>
         </w:rPr>
         <w:t xml:space="preserve"> : </w:t>
@@ -3923,145 +3974,7 @@
         <w:rPr>
           <w:lang w:eastAsia="en-US"/>
         </w:rPr>
-        <w:t>G</w:t>
-      </w:r>
-      <w:r>
-        <w:rPr>
-          <w:lang w:eastAsia="en-US"/>
-        </w:rPr>
-        <w:t>estionnaire de paquets le plus populaire pour JavaScript</w:t>
-      </w:r>
-      <w:r>
-        <w:rPr>
-          <w:lang w:eastAsia="en-US"/>
-        </w:rPr>
-        <w:t>.</w:t>
-      </w:r>
-    </w:p>
-    <w:p>
-      <w:pPr>
-        <w:rPr>
-          <w:lang w:eastAsia="en-US"/>
-        </w:rPr>
-      </w:pPr>
-      <w:r>
-        <w:rPr>
-          <w:b/>
-          <w:bCs/>
-          <w:lang w:eastAsia="en-US"/>
-        </w:rPr>
-        <w:t>ORM</w:t>
-      </w:r>
-      <w:r>
-        <w:rPr>
-          <w:lang w:eastAsia="en-US"/>
-        </w:rPr>
-        <w:t> :</w:t>
-      </w:r>
-      <w:r>
-        <w:rPr>
-          <w:lang w:eastAsia="en-US"/>
-        </w:rPr>
-        <w:t xml:space="preserve"> </w:t>
-      </w:r>
-      <w:r>
-        <w:rPr>
-          <w:lang w:eastAsia="en-US"/>
-        </w:rPr>
-        <w:t>C</w:t>
-      </w:r>
-      <w:r>
-        <w:rPr>
-          <w:lang w:eastAsia="en-US"/>
-        </w:rPr>
-        <w:t>onvertir des données entre une base de données relationnelle (tables) et des objets dans un langage de programmation orienté objet.</w:t>
-      </w:r>
-      <w:r>
-        <w:rPr>
-          <w:lang w:eastAsia="en-US"/>
-        </w:rPr>
-        <w:t xml:space="preserve"> </w:t>
-      </w:r>
-      <w:r>
-        <w:rPr>
-          <w:lang w:eastAsia="en-US"/>
-        </w:rPr>
-        <w:t>(Object-</w:t>
-      </w:r>
-      <w:proofErr w:type="spellStart"/>
-      <w:r>
-        <w:rPr>
-          <w:lang w:eastAsia="en-US"/>
-        </w:rPr>
-        <w:t>Relational</w:t>
-      </w:r>
-      <w:proofErr w:type="spellEnd"/>
-      <w:r>
-        <w:rPr>
-          <w:lang w:eastAsia="en-US"/>
-        </w:rPr>
-        <w:t xml:space="preserve"> Mapping</w:t>
-      </w:r>
-      <w:r>
-        <w:rPr>
-          <w:b/>
-          <w:bCs/>
-          <w:lang w:eastAsia="en-US"/>
-        </w:rPr>
-        <w:t>)</w:t>
-      </w:r>
-    </w:p>
-    <w:p>
-      <w:pPr>
-        <w:rPr>
-          <w:lang w:eastAsia="en-US"/>
-        </w:rPr>
-      </w:pPr>
-      <w:proofErr w:type="spellStart"/>
-      <w:r>
-        <w:rPr>
-          <w:b/>
-          <w:bCs/>
-          <w:i/>
-          <w:iCs/>
-          <w:lang w:eastAsia="en-US"/>
-        </w:rPr>
-        <w:t>T</w:t>
-      </w:r>
-      <w:r>
-        <w:rPr>
-          <w:b/>
-          <w:bCs/>
-          <w:i/>
-          <w:iCs/>
-          <w:lang w:eastAsia="en-US"/>
-        </w:rPr>
-        <w:t>hrottle</w:t>
-      </w:r>
-      <w:proofErr w:type="spellEnd"/>
-      <w:r>
-        <w:rPr>
-          <w:lang w:eastAsia="en-US"/>
-        </w:rPr>
-        <w:t> :</w:t>
-      </w:r>
-      <w:r>
-        <w:rPr>
-          <w:lang w:eastAsia="en-US"/>
-        </w:rPr>
-        <w:t xml:space="preserve"> </w:t>
-      </w:r>
-      <w:r>
-        <w:rPr>
-          <w:lang w:eastAsia="en-US"/>
-        </w:rPr>
-        <w:t>L</w:t>
-      </w:r>
-      <w:r>
-        <w:rPr>
-          <w:lang w:eastAsia="en-US"/>
-        </w:rPr>
-        <w:t>imiter la fréquence ou la vitesse à laquelle une opération peut être exécutée.</w:t>
+        <w:t>Limiter la fréquence ou la vitesse à laquelle une opération peut être exécutée.</w:t>
       </w:r>
     </w:p>
     <w:p>
@@ -4165,13 +4078,7 @@
         <w:rPr>
           <w:lang w:val="fr-FR" w:eastAsia="en-US"/>
         </w:rPr>
-        <w:t xml:space="preserve"> 18</w:t>
-      </w:r>
-      <w:r>
-        <w:rPr>
-          <w:lang w:val="fr-FR" w:eastAsia="en-US"/>
-        </w:rPr>
-        <w:t> :</w:t>
+        <w:t xml:space="preserve"> 18 :</w:t>
       </w:r>
       <w:r>
         <w:rPr>
@@ -4199,13 +4106,7 @@
         <w:rPr>
           <w:lang w:val="fr-FR" w:eastAsia="en-US"/>
         </w:rPr>
-        <w:t>Documentation Node.js</w:t>
-      </w:r>
-      <w:r>
-        <w:rPr>
-          <w:lang w:val="fr-FR" w:eastAsia="en-US"/>
-        </w:rPr>
-        <w:t xml:space="preserve"> : </w:t>
+        <w:t xml:space="preserve">Documentation Node.js : </w:t>
       </w:r>
       <w:r>
         <w:rPr>
@@ -4233,13 +4134,7 @@
         <w:rPr>
           <w:lang w:val="fr-FR" w:eastAsia="en-US"/>
         </w:rPr>
-        <w:t>Documentation Laravel</w:t>
-      </w:r>
-      <w:r>
-        <w:rPr>
-          <w:lang w:val="fr-FR" w:eastAsia="en-US"/>
-        </w:rPr>
-        <w:t xml:space="preserve"> : </w:t>
+        <w:t xml:space="preserve">Documentation Laravel : </w:t>
       </w:r>
       <w:r>
         <w:rPr>
@@ -4267,13 +4162,7 @@
         <w:rPr>
           <w:lang w:val="fr-FR" w:eastAsia="en-US"/>
         </w:rPr>
-        <w:t>Documentation API Laravel</w:t>
-      </w:r>
-      <w:r>
-        <w:rPr>
-          <w:lang w:val="fr-FR" w:eastAsia="en-US"/>
-        </w:rPr>
-        <w:t xml:space="preserve"> : </w:t>
+        <w:t xml:space="preserve">Documentation API Laravel : </w:t>
       </w:r>
       <w:r>
         <w:rPr>
@@ -8508,6 +8397,7 @@
   <w:style w:type="character" w:default="1" w:styleId="Policepardfaut">
     <w:name w:val="Default Paragraph Font"/>
     <w:uiPriority w:val="1"/>
+    <w:semiHidden/>
     <w:unhideWhenUsed/>
   </w:style>
   <w:style w:type="table" w:default="1" w:styleId="TableauNormal">

--- a/remise3.docx
+++ b/remise3.docx
@@ -2220,7 +2220,7 @@
         <w:rPr>
           <w:lang w:val="fr-FR" w:eastAsia="en-US"/>
         </w:rPr>
-        <w:t xml:space="preserve"> avec Node.js</w:t>
+        <w:t xml:space="preserve"> </w:t>
       </w:r>
     </w:p>
     <w:p>
@@ -2720,21 +2720,7 @@
         <w:rPr>
           <w:lang w:eastAsia="en-US"/>
         </w:rPr>
-        <w:t xml:space="preserve"> 18 s’intègre facilement avec de nombreux outils et environnements modernes. Il fonctionne bien avec des backends comme Node.js, </w:t>
-      </w:r>
-      <w:proofErr w:type="spellStart"/>
-      <w:r>
-        <w:rPr>
-          <w:lang w:eastAsia="en-US"/>
-        </w:rPr>
-        <w:t>Laravel</w:t>
-      </w:r>
-      <w:proofErr w:type="spellEnd"/>
-      <w:r>
-        <w:rPr>
-          <w:lang w:eastAsia="en-US"/>
-        </w:rPr>
-        <w:t xml:space="preserve"> ou </w:t>
+        <w:t xml:space="preserve"> 18 s’intègre facilement avec de nombreux outils et environnements modernes. Il fonctionne bien avec des backends comme Node.js, Laravel ou </w:t>
       </w:r>
       <w:proofErr w:type="spellStart"/>
       <w:r>
@@ -2997,123 +2983,93 @@
         <w:rPr>
           <w:lang w:eastAsia="en-US"/>
         </w:rPr>
-        <w:t xml:space="preserve"> (</w:t>
+        <w:t xml:space="preserve"> (Laravel) du </w:t>
       </w:r>
       <w:proofErr w:type="spellStart"/>
       <w:r>
         <w:rPr>
           <w:lang w:eastAsia="en-US"/>
         </w:rPr>
-        <w:t>Laravel</w:t>
+        <w:t>front-end</w:t>
       </w:r>
       <w:proofErr w:type="spellEnd"/>
       <w:r>
         <w:rPr>
           <w:lang w:eastAsia="en-US"/>
         </w:rPr>
-        <w:t xml:space="preserve">) du </w:t>
+        <w:t>.</w:t>
+      </w:r>
+    </w:p>
+    <w:p>
+      <w:pPr>
+        <w:rPr>
+          <w:lang w:eastAsia="en-US"/>
+        </w:rPr>
+      </w:pPr>
+      <w:r>
+        <w:rPr>
+          <w:lang w:eastAsia="en-US"/>
+        </w:rPr>
+        <w:t>Laravel offre des fonctionnalités robustes pour créer des API, un système de routage flexible, un ORM pour interagir avec les bases de données, des outils de validation, un système d'authentification et d'autorisation</w:t>
+      </w:r>
+      <w:r>
+        <w:rPr>
+          <w:lang w:eastAsia="en-US"/>
+        </w:rPr>
+        <w:t>, et</w:t>
+      </w:r>
+      <w:r>
+        <w:rPr>
+          <w:lang w:eastAsia="en-US"/>
+        </w:rPr>
+        <w:t xml:space="preserve"> la gestion de la sérialisation des réponses avec les ressources API. Ces fonctionnalités permettent de construire des API sécurisées, évolutives et maintenables. </w:t>
+      </w:r>
+    </w:p>
+    <w:p>
+      <w:pPr>
+        <w:rPr>
+          <w:lang w:eastAsia="en-US"/>
+        </w:rPr>
+      </w:pPr>
+      <w:r>
+        <w:rPr>
+          <w:lang w:eastAsia="en-US"/>
+        </w:rPr>
+        <w:t>Les meilleures pratiques d’un API Laravel est d’utiliser JSON comme format de réponse, de séparer les routes web et les routes API</w:t>
+      </w:r>
+      <w:r>
+        <w:rPr>
+          <w:lang w:eastAsia="en-US"/>
+        </w:rPr>
+        <w:t>. Il faut aussi gérer les erreurs avec des réponses standardisées (</w:t>
       </w:r>
       <w:proofErr w:type="spellStart"/>
       <w:r>
         <w:rPr>
           <w:lang w:eastAsia="en-US"/>
         </w:rPr>
-        <w:t>front-end</w:t>
+        <w:t>response</w:t>
       </w:r>
       <w:proofErr w:type="spellEnd"/>
       <w:r>
         <w:rPr>
           <w:lang w:eastAsia="en-US"/>
         </w:rPr>
-        <w:t>.</w:t>
-      </w:r>
-    </w:p>
-    <w:p>
-      <w:pPr>
-        <w:rPr>
-          <w:lang w:eastAsia="en-US"/>
-        </w:rPr>
-      </w:pPr>
-      <w:r>
-        <w:rPr>
-          <w:lang w:eastAsia="en-US"/>
-        </w:rPr>
-        <w:t>Laravel offre des fonctionnalités robustes pour créer des API, un système de routage flexible, un ORM pour interagir avec les bases de données, des outils de validation, un système d'authentification et d'autorisation</w:t>
-      </w:r>
-      <w:r>
-        <w:rPr>
-          <w:lang w:eastAsia="en-US"/>
-        </w:rPr>
-        <w:t>, et</w:t>
-      </w:r>
-      <w:r>
-        <w:rPr>
-          <w:lang w:eastAsia="en-US"/>
-        </w:rPr>
-        <w:t xml:space="preserve"> la gestion de la sérialisation des réponses avec les ressources API. Ces fonctionnalités permettent de construire des API sécurisées, évolutives et maintenables. </w:t>
-      </w:r>
-    </w:p>
-    <w:p>
-      <w:pPr>
-        <w:rPr>
-          <w:lang w:eastAsia="en-US"/>
-        </w:rPr>
-      </w:pPr>
-      <w:r>
-        <w:rPr>
-          <w:lang w:eastAsia="en-US"/>
-        </w:rPr>
-        <w:t>Les meilleures pratiques d’un API Laravel est d’utiliser JSON comme format de réponse, de séparer les routes web et les routes API</w:t>
-      </w:r>
-      <w:r>
-        <w:rPr>
-          <w:lang w:eastAsia="en-US"/>
-        </w:rPr>
-        <w:t>. Il faut aussi gérer les erreurs avec des réponses standardisées (</w:t>
+        <w:t>()-&gt;</w:t>
       </w:r>
       <w:proofErr w:type="spellStart"/>
-      <w:proofErr w:type="gramStart"/>
-      <w:r>
-        <w:rPr>
-          <w:lang w:eastAsia="en-US"/>
-        </w:rPr>
-        <w:t>response</w:t>
+      <w:r>
+        <w:rPr>
+          <w:lang w:eastAsia="en-US"/>
+        </w:rPr>
+        <w:t>json</w:t>
       </w:r>
       <w:proofErr w:type="spellEnd"/>
       <w:r>
         <w:rPr>
           <w:lang w:eastAsia="en-US"/>
         </w:rPr>
-        <w:t>(</w:t>
-      </w:r>
-      <w:proofErr w:type="gramEnd"/>
-      <w:r>
-        <w:rPr>
-          <w:lang w:eastAsia="en-US"/>
-        </w:rPr>
-        <w:t>)-&gt;</w:t>
-      </w:r>
-      <w:proofErr w:type="spellStart"/>
-      <w:proofErr w:type="gramStart"/>
-      <w:r>
-        <w:rPr>
-          <w:lang w:eastAsia="en-US"/>
-        </w:rPr>
-        <w:t>json</w:t>
-      </w:r>
-      <w:proofErr w:type="spellEnd"/>
-      <w:r>
-        <w:rPr>
-          <w:lang w:eastAsia="en-US"/>
-        </w:rPr>
-        <w:t>(</w:t>
-      </w:r>
-      <w:proofErr w:type="gramEnd"/>
-      <w:r>
-        <w:rPr>
-          <w:lang w:eastAsia="en-US"/>
-        </w:rPr>
-        <w:t>[...], 400)).</w:t>
+        <w:t>([...], 400)).</w:t>
       </w:r>
       <w:r>
         <w:rPr>

--- a/remise3.docx
+++ b/remise3.docx
@@ -2184,19 +2184,11 @@
           <w:lang w:val="fr-FR" w:eastAsia="en-US"/>
         </w:rPr>
       </w:pPr>
-      <w:proofErr w:type="spellStart"/>
-      <w:r>
-        <w:rPr>
-          <w:lang w:val="fr-FR" w:eastAsia="en-US"/>
-        </w:rPr>
-        <w:t>Angular</w:t>
-      </w:r>
-      <w:proofErr w:type="spellEnd"/>
-      <w:r>
-        <w:rPr>
-          <w:lang w:val="fr-FR" w:eastAsia="en-US"/>
-        </w:rPr>
-        <w:t xml:space="preserve"> 18</w:t>
+      <w:r>
+        <w:rPr>
+          <w:lang w:val="fr-FR" w:eastAsia="en-US"/>
+        </w:rPr>
+        <w:t>Angular 18</w:t>
       </w:r>
       <w:r>
         <w:rPr>
@@ -2297,41 +2289,13 @@
         <w:rPr>
           <w:lang w:eastAsia="en-US"/>
         </w:rPr>
-        <w:t xml:space="preserve">Semaine 1 : Apprivoiser </w:t>
-      </w:r>
-      <w:proofErr w:type="spellStart"/>
-      <w:r>
-        <w:rPr>
-          <w:lang w:eastAsia="en-US"/>
-        </w:rPr>
-        <w:t>Angular</w:t>
-      </w:r>
-      <w:proofErr w:type="spellEnd"/>
-      <w:r>
-        <w:rPr>
-          <w:lang w:eastAsia="en-US"/>
-        </w:rPr>
-        <w:t xml:space="preserve"> 18</w:t>
-      </w:r>
-      <w:r>
-        <w:rPr>
-          <w:lang w:eastAsia="en-US"/>
-        </w:rPr>
-        <w:t xml:space="preserve">, se familiariser avec l’environnement </w:t>
-      </w:r>
-      <w:proofErr w:type="spellStart"/>
-      <w:r>
-        <w:rPr>
-          <w:lang w:eastAsia="en-US"/>
-        </w:rPr>
-        <w:t>Angular</w:t>
-      </w:r>
-      <w:proofErr w:type="spellEnd"/>
-      <w:r>
-        <w:rPr>
-          <w:lang w:eastAsia="en-US"/>
-        </w:rPr>
-        <w:t xml:space="preserve"> et ses fichiers</w:t>
+        <w:t>Semaine 1 : Apprivoiser Angular 18</w:t>
+      </w:r>
+      <w:r>
+        <w:rPr>
+          <w:lang w:eastAsia="en-US"/>
+        </w:rPr>
+        <w:t>, se familiariser avec l’environnement Angular et ses fichiers</w:t>
       </w:r>
     </w:p>
     <w:p>
@@ -2351,16 +2315,8 @@
         <w:rPr>
           <w:lang w:eastAsia="en-US"/>
         </w:rPr>
-        <w:t xml:space="preserve">Début du projet dans </w:t>
-      </w:r>
-      <w:proofErr w:type="spellStart"/>
-      <w:r>
-        <w:rPr>
-          <w:lang w:eastAsia="en-US"/>
-        </w:rPr>
-        <w:t>VSCode</w:t>
-      </w:r>
-      <w:proofErr w:type="spellEnd"/>
+        <w:t>Début du projet dans VSCode</w:t>
+      </w:r>
     </w:p>
     <w:p>
       <w:pPr>
@@ -2435,19 +2391,11 @@
         </w:rPr>
       </w:pPr>
       <w:bookmarkStart w:id="7" w:name="_Toc214210178"/>
-      <w:proofErr w:type="spellStart"/>
-      <w:r>
-        <w:rPr>
-          <w:lang w:eastAsia="en-US"/>
-        </w:rPr>
-        <w:t>Angular</w:t>
-      </w:r>
-      <w:proofErr w:type="spellEnd"/>
-      <w:r>
-        <w:rPr>
-          <w:lang w:eastAsia="en-US"/>
-        </w:rPr>
-        <w:t xml:space="preserve"> 18</w:t>
+      <w:r>
+        <w:rPr>
+          <w:lang w:eastAsia="en-US"/>
+        </w:rPr>
+        <w:t>Angular 18</w:t>
       </w:r>
       <w:bookmarkEnd w:id="7"/>
     </w:p>
@@ -2457,33 +2405,11 @@
           <w:lang w:eastAsia="en-US"/>
         </w:rPr>
       </w:pPr>
-      <w:proofErr w:type="spellStart"/>
-      <w:r>
-        <w:rPr>
-          <w:lang w:eastAsia="en-US"/>
-        </w:rPr>
-        <w:t>Angular</w:t>
-      </w:r>
-      <w:proofErr w:type="spellEnd"/>
-      <w:r>
-        <w:rPr>
-          <w:lang w:eastAsia="en-US"/>
-        </w:rPr>
-        <w:t xml:space="preserve"> 18 est une version majeure du </w:t>
-      </w:r>
-      <w:proofErr w:type="spellStart"/>
-      <w:r>
-        <w:rPr>
-          <w:lang w:eastAsia="en-US"/>
-        </w:rPr>
-        <w:t>framework</w:t>
-      </w:r>
-      <w:proofErr w:type="spellEnd"/>
-      <w:r>
-        <w:rPr>
-          <w:lang w:eastAsia="en-US"/>
-        </w:rPr>
-        <w:t xml:space="preserve"> web open source de Google. Elle apporte de</w:t>
+      <w:r>
+        <w:rPr>
+          <w:lang w:eastAsia="en-US"/>
+        </w:rPr>
+        <w:t>Angular 18 est une version majeure du framework web open source de Google. Elle apporte de</w:t>
       </w:r>
       <w:r>
         <w:rPr>
@@ -2517,23 +2443,40 @@
           <w:iCs/>
           <w:lang w:eastAsia="en-US"/>
         </w:rPr>
-        <w:t>pipe </w:t>
-      </w:r>
-      <w:proofErr w:type="spellStart"/>
+        <w:t>pipe async</w:t>
+      </w:r>
+      <w:r>
+        <w:rPr>
+          <w:lang w:eastAsia="en-US"/>
+        </w:rPr>
+        <w:t> dans une variable avec la syntaxe </w:t>
+      </w:r>
       <w:r>
         <w:rPr>
           <w:i/>
           <w:iCs/>
           <w:lang w:eastAsia="en-US"/>
         </w:rPr>
-        <w:t>async</w:t>
-      </w:r>
-      <w:proofErr w:type="spellEnd"/>
-      <w:r>
-        <w:rPr>
-          <w:lang w:eastAsia="en-US"/>
-        </w:rPr>
-        <w:t> dans une variable avec la syntaxe </w:t>
+        <w:t>@let</w:t>
+      </w:r>
+      <w:r>
+        <w:rPr>
+          <w:lang w:eastAsia="en-US"/>
+        </w:rPr>
+        <w:t>.</w:t>
+      </w:r>
+    </w:p>
+    <w:p>
+      <w:pPr>
+        <w:rPr>
+          <w:lang w:eastAsia="en-US"/>
+        </w:rPr>
+      </w:pPr>
+      <w:r>
+        <w:rPr>
+          <w:lang w:eastAsia="en-US"/>
+        </w:rPr>
+        <w:t>Ce framework est utilisé pour créer des applications web modernes et performantes, comme des SPA (</w:t>
       </w:r>
       <w:r>
         <w:rPr>
@@ -2541,40 +2484,62 @@
           <w:iCs/>
           <w:lang w:eastAsia="en-US"/>
         </w:rPr>
-        <w:t>@let</w:t>
-      </w:r>
-      <w:r>
-        <w:rPr>
-          <w:lang w:eastAsia="en-US"/>
-        </w:rPr>
-        <w:t>.</w:t>
-      </w:r>
-    </w:p>
-    <w:p>
-      <w:pPr>
-        <w:rPr>
-          <w:lang w:eastAsia="en-US"/>
-        </w:rPr>
-      </w:pPr>
-      <w:r>
-        <w:rPr>
-          <w:lang w:eastAsia="en-US"/>
-        </w:rPr>
-        <w:t xml:space="preserve">Ce </w:t>
-      </w:r>
-      <w:proofErr w:type="spellStart"/>
-      <w:r>
-        <w:rPr>
-          <w:lang w:eastAsia="en-US"/>
-        </w:rPr>
-        <w:t>framework</w:t>
-      </w:r>
-      <w:proofErr w:type="spellEnd"/>
-      <w:r>
-        <w:rPr>
-          <w:lang w:eastAsia="en-US"/>
-        </w:rPr>
-        <w:t xml:space="preserve"> est utilisé pour créer des applications web modernes et performantes, comme des SPA (</w:t>
+        <w:t>Single Page Applications</w:t>
+      </w:r>
+      <w:r>
+        <w:rPr>
+          <w:lang w:eastAsia="en-US"/>
+        </w:rPr>
+        <w:t>). Il facilite la gestion d’état grâce aux nouveaux signaux réactifs et offre une meilleure composabilité pour les interfaces complexes.</w:t>
+      </w:r>
+      <w:r>
+        <w:rPr>
+          <w:lang w:eastAsia="en-US"/>
+        </w:rPr>
+        <w:t xml:space="preserve"> Ses utilisations typiques incluent des applications nécessitant une interface utilisateur réactive, un rendu rapide et une bonne scalabilité, comme des tableaux de bord, des plateformes d'e-commerce ou des applications internes. Les développeurs l'exploitent pour optimiser le chargement des pages, améliorer la composabilité</w:t>
+      </w:r>
+      <w:r>
+        <w:rPr>
+          <w:lang w:eastAsia="en-US"/>
+        </w:rPr>
+        <w:t xml:space="preserve"> </w:t>
+      </w:r>
+      <w:r>
+        <w:rPr>
+          <w:lang w:eastAsia="en-US"/>
+        </w:rPr>
+        <w:t>et simplifier le débogage. </w:t>
+      </w:r>
+    </w:p>
+    <w:p>
+      <w:pPr>
+        <w:rPr>
+          <w:lang w:eastAsia="en-US"/>
+        </w:rPr>
+      </w:pPr>
+      <w:r>
+        <w:rPr>
+          <w:lang w:eastAsia="en-US"/>
+        </w:rPr>
+        <w:t>Les</w:t>
+      </w:r>
+      <w:r>
+        <w:rPr>
+          <w:lang w:eastAsia="en-US"/>
+        </w:rPr>
+        <w:t xml:space="preserve"> meilleures pratiques incluent l'utilisation des nouvelles fonctionnalités comme le Control Flow et les composants autonomes, l'adoption de la gestion d'état avec les signaux</w:t>
+      </w:r>
+      <w:r>
+        <w:rPr>
+          <w:lang w:eastAsia="en-US"/>
+        </w:rPr>
+        <w:t xml:space="preserve"> et</w:t>
+      </w:r>
+      <w:r>
+        <w:rPr>
+          <w:lang w:eastAsia="en-US"/>
+        </w:rPr>
+        <w:t xml:space="preserve"> l'optimisation des performances grâce au </w:t>
       </w:r>
       <w:r>
         <w:rPr>
@@ -2582,539 +2547,266 @@
           <w:iCs/>
           <w:lang w:eastAsia="en-US"/>
         </w:rPr>
-        <w:t>Single Page Applications</w:t>
-      </w:r>
-      <w:r>
-        <w:rPr>
-          <w:lang w:eastAsia="en-US"/>
-        </w:rPr>
-        <w:t xml:space="preserve">). Il facilite la gestion d’état grâce aux nouveaux signaux réactifs et offre une meilleure </w:t>
-      </w:r>
-      <w:proofErr w:type="spellStart"/>
-      <w:r>
-        <w:rPr>
-          <w:lang w:eastAsia="en-US"/>
-        </w:rPr>
-        <w:t>composabilité</w:t>
-      </w:r>
-      <w:proofErr w:type="spellEnd"/>
-      <w:r>
-        <w:rPr>
-          <w:lang w:eastAsia="en-US"/>
-        </w:rPr>
-        <w:t xml:space="preserve"> pour les interfaces complexes.</w:t>
-      </w:r>
-      <w:r>
-        <w:rPr>
-          <w:lang w:eastAsia="en-US"/>
-        </w:rPr>
-        <w:t xml:space="preserve"> Ses utilisations typiques incluent des applications nécessitant une interface utilisateur réactive, un rendu rapide et une bonne scalabilité, comme des tableaux de bord, des plateformes d'e-commerce ou des applications internes. Les développeurs l'exploitent pour optimiser le chargement des pages, améliorer la </w:t>
-      </w:r>
-      <w:proofErr w:type="spellStart"/>
-      <w:r>
-        <w:rPr>
-          <w:lang w:eastAsia="en-US"/>
-        </w:rPr>
-        <w:t>composabilité</w:t>
-      </w:r>
-      <w:proofErr w:type="spellEnd"/>
-      <w:r>
-        <w:rPr>
-          <w:lang w:eastAsia="en-US"/>
+        <w:t>lazy loading</w:t>
+      </w:r>
+      <w:r>
+        <w:rPr>
+          <w:lang w:eastAsia="en-US"/>
+        </w:rPr>
+        <w:t xml:space="preserve">. </w:t>
+      </w:r>
+      <w:r>
+        <w:rPr>
+          <w:lang w:eastAsia="en-US"/>
+        </w:rPr>
+        <w:t>De plus, il est important de maintenir une structure de projet propre et de sécuriser les applications contre les failles. </w:t>
+      </w:r>
+    </w:p>
+    <w:p>
+      <w:pPr>
+        <w:rPr>
+          <w:lang w:eastAsia="en-US"/>
+        </w:rPr>
+      </w:pPr>
+      <w:r>
+        <w:rPr>
+          <w:lang w:eastAsia="en-US"/>
+        </w:rPr>
+        <w:t>Angular 18 s’intègre facilement avec de nombreux outils et environnements modernes. Il fonctionne bien avec des backends comme Node.js, Laravel ou Firebase grâce à ses services HTTP, et s’appuie sur des outils de développement tels que VS Code, Git ou Docker.</w:t>
+      </w:r>
+    </w:p>
+    <w:p>
+      <w:pPr>
+        <w:pStyle w:val="Titre3"/>
+        <w:rPr>
+          <w:lang w:val="fr-FR" w:eastAsia="en-US"/>
+        </w:rPr>
+      </w:pPr>
+      <w:bookmarkStart w:id="8" w:name="_Toc214210179"/>
+      <w:r>
+        <w:rPr>
+          <w:lang w:val="fr-FR" w:eastAsia="en-US"/>
+        </w:rPr>
+        <w:t>Node.js</w:t>
+      </w:r>
+      <w:bookmarkEnd w:id="8"/>
+    </w:p>
+    <w:p>
+      <w:pPr>
+        <w:rPr>
+          <w:lang w:eastAsia="en-US"/>
+        </w:rPr>
+      </w:pPr>
+      <w:r>
+        <w:rPr>
+          <w:lang w:eastAsia="en-US"/>
+        </w:rPr>
+        <w:t xml:space="preserve">Node.js est un environnement d'exécution JavaScript </w:t>
+      </w:r>
+      <w:r>
+        <w:rPr>
+          <w:lang w:eastAsia="en-US"/>
+        </w:rPr>
+        <w:t>open-source</w:t>
+      </w:r>
+      <w:r>
+        <w:rPr>
+          <w:lang w:eastAsia="en-US"/>
+        </w:rPr>
+        <w:t xml:space="preserve"> qui permet d'écrire des programmes côté serveur en JavaScrip. Il utilise le moteur V8 de Google et une architecture </w:t>
+      </w:r>
+      <w:r>
+        <w:rPr>
+          <w:lang w:eastAsia="en-US"/>
+        </w:rPr>
+        <w:t>événementielle</w:t>
+      </w:r>
+      <w:r>
+        <w:rPr>
+          <w:lang w:eastAsia="en-US"/>
+        </w:rPr>
+        <w:t xml:space="preserve">, non bloquante et </w:t>
+      </w:r>
+      <w:r>
+        <w:rPr>
+          <w:lang w:eastAsia="en-US"/>
+        </w:rPr>
+        <w:t>asynchrone</w:t>
+      </w:r>
+      <w:r>
+        <w:rPr>
+          <w:lang w:eastAsia="en-US"/>
+        </w:rPr>
+        <w:t xml:space="preserve"> pour créer des applications réseau performantes et évolutives, comme des serveurs web ou des applications en temps réel. </w:t>
+      </w:r>
+    </w:p>
+    <w:p>
+      <w:pPr>
+        <w:rPr>
+          <w:lang w:val="fr-FR" w:eastAsia="en-US"/>
+        </w:rPr>
+      </w:pPr>
+      <w:r>
+        <w:rPr>
+          <w:lang w:eastAsia="en-US"/>
+        </w:rPr>
+        <w:t>C’</w:t>
+      </w:r>
+      <w:r>
+        <w:rPr>
+          <w:lang w:eastAsia="en-US"/>
+        </w:rPr>
+        <w:t>est couramment utilisé pour le développement backend d'applications web, la création d'APIs (REST et autres), la construction d'applications temps réel (comme les jeux et les plateformes de chat), le streaming de données et la création de microservices. Son architecture le rend particulièrement efficace pour les opérations d'entrée/sortie (I/O) intensives. </w:t>
+      </w:r>
+      <w:r>
+        <w:rPr>
+          <w:lang w:val="fr-FR" w:eastAsia="en-US"/>
         </w:rPr>
         <w:t xml:space="preserve"> </w:t>
       </w:r>
-      <w:r>
-        <w:rPr>
-          <w:lang w:eastAsia="en-US"/>
-        </w:rPr>
-        <w:t>et simplifier le débogage. </w:t>
-      </w:r>
-    </w:p>
-    <w:p>
-      <w:pPr>
-        <w:rPr>
-          <w:lang w:eastAsia="en-US"/>
-        </w:rPr>
-      </w:pPr>
-      <w:r>
-        <w:rPr>
-          <w:lang w:eastAsia="en-US"/>
-        </w:rPr>
-        <w:t>Les</w:t>
-      </w:r>
-      <w:r>
-        <w:rPr>
-          <w:lang w:eastAsia="en-US"/>
-        </w:rPr>
-        <w:t xml:space="preserve"> meilleures pratiques incluent l'utilisation des nouvelles fonctionnalités comme le Control Flow et les composants autonomes, l'adoption de la gestion d'état avec les signaux</w:t>
-      </w:r>
-      <w:r>
-        <w:rPr>
-          <w:lang w:eastAsia="en-US"/>
-        </w:rPr>
-        <w:t xml:space="preserve"> et</w:t>
-      </w:r>
-      <w:r>
-        <w:rPr>
-          <w:lang w:eastAsia="en-US"/>
-        </w:rPr>
-        <w:t xml:space="preserve"> l'optimisation des performances grâce au </w:t>
-      </w:r>
-      <w:proofErr w:type="spellStart"/>
+    </w:p>
+    <w:p>
+      <w:pPr>
+        <w:rPr>
+          <w:lang w:val="fr-FR" w:eastAsia="en-US"/>
+        </w:rPr>
+      </w:pPr>
+      <w:r>
+        <w:rPr>
+          <w:lang w:eastAsia="en-US"/>
+        </w:rPr>
+        <w:t xml:space="preserve">Les meilleures pratiques pour Node.js incluent l'externalisation de la configuration avec des variables d'environnement, la gestion des erreurs avec des bibliothèques comme Winston ou Pino, la structuration du code selon des modèles comme le MVC, et l'utilisation de frameworks comme Express pour une gestion efficace des requêtes. Il est également crucial d'éviter de bloquer la boucle </w:t>
+      </w:r>
+      <w:r>
+        <w:rPr>
+          <w:lang w:eastAsia="en-US"/>
+        </w:rPr>
+        <w:lastRenderedPageBreak/>
+        <w:t>d'événements en utilisant correctement les opérations asynchrones, les promesses et async/await, et de tester rigoureusement le code avec des outils comme Jest ou Mocha. </w:t>
+      </w:r>
+    </w:p>
+    <w:p>
+      <w:pPr>
+        <w:pStyle w:val="Titre3"/>
+        <w:rPr>
+          <w:lang w:val="fr-FR" w:eastAsia="en-US"/>
+        </w:rPr>
+      </w:pPr>
+      <w:bookmarkStart w:id="9" w:name="_Toc214210180"/>
+      <w:r>
+        <w:rPr>
+          <w:lang w:val="fr-FR" w:eastAsia="en-US"/>
+        </w:rPr>
+        <w:t>API Laravel</w:t>
+      </w:r>
+      <w:bookmarkEnd w:id="9"/>
+    </w:p>
+    <w:p>
+      <w:pPr>
+        <w:rPr>
+          <w:lang w:eastAsia="en-US"/>
+        </w:rPr>
+      </w:pPr>
+      <w:r>
+        <w:rPr>
+          <w:lang w:eastAsia="en-US"/>
+        </w:rPr>
+        <w:t>Une API Laravel est une interface permettant à des applications externes d’interagir avec une application Laravel via HTTP, généralement en utilisant JSON comme format de données.</w:t>
+      </w:r>
+      <w:r>
+        <w:rPr>
+          <w:lang w:eastAsia="en-US"/>
+        </w:rPr>
+        <w:t xml:space="preserve"> </w:t>
+      </w:r>
+      <w:r>
+        <w:rPr>
+          <w:lang w:eastAsia="en-US"/>
+        </w:rPr>
+        <w:t>Laravel fournit des outils pour créer facilement des routes, contrôleurs et ressources API. Une API sépare le back-end (Laravel) du front-end</w:t>
+      </w:r>
+      <w:r>
+        <w:rPr>
+          <w:lang w:eastAsia="en-US"/>
+        </w:rPr>
+        <w:t>.</w:t>
+      </w:r>
+    </w:p>
+    <w:p>
+      <w:pPr>
+        <w:rPr>
+          <w:lang w:eastAsia="en-US"/>
+        </w:rPr>
+      </w:pPr>
+      <w:r>
+        <w:rPr>
+          <w:lang w:eastAsia="en-US"/>
+        </w:rPr>
+        <w:t>Laravel offre des fonctionnalités robustes pour créer des API, un système de routage flexible, un ORM pour interagir avec les bases de données, des outils de validation, un système d'authentification et d'autorisation</w:t>
+      </w:r>
+      <w:r>
+        <w:rPr>
+          <w:lang w:eastAsia="en-US"/>
+        </w:rPr>
+        <w:t>, et</w:t>
+      </w:r>
+      <w:r>
+        <w:rPr>
+          <w:lang w:eastAsia="en-US"/>
+        </w:rPr>
+        <w:t xml:space="preserve"> la gestion de la sérialisation des réponses avec les ressources API. Ces fonctionnalités permettent de construire des API sécurisées, évolutives et maintenables. </w:t>
+      </w:r>
+    </w:p>
+    <w:p>
+      <w:pPr>
+        <w:rPr>
+          <w:lang w:eastAsia="en-US"/>
+        </w:rPr>
+      </w:pPr>
+      <w:r>
+        <w:rPr>
+          <w:lang w:eastAsia="en-US"/>
+        </w:rPr>
+        <w:t>Les meilleures pratiques d’un API Laravel est d’utiliser JSON comme format de réponse, de séparer les routes web et les routes API</w:t>
+      </w:r>
+      <w:r>
+        <w:rPr>
+          <w:lang w:eastAsia="en-US"/>
+        </w:rPr>
+        <w:t>. Il faut aussi gérer les erreurs avec des réponses standardisées (response()-&gt;json</w:t>
+      </w:r>
+      <w:r>
+        <w:rPr>
+          <w:lang w:eastAsia="en-US"/>
+        </w:rPr>
+        <w:t>([...], 400)).</w:t>
+      </w:r>
+      <w:r>
+        <w:rPr>
+          <w:lang w:eastAsia="en-US"/>
+        </w:rPr>
+        <w:t xml:space="preserve"> L’utilisation de </w:t>
+      </w:r>
+      <w:r>
+        <w:rPr>
+          <w:lang w:eastAsia="en-US"/>
+        </w:rPr>
+        <w:t>tokens</w:t>
+      </w:r>
+      <w:r>
+        <w:rPr>
+          <w:lang w:eastAsia="en-US"/>
+        </w:rPr>
+        <w:t xml:space="preserve"> ou de Auth, documenter l’API et limiter les requêtes avec </w:t>
+      </w:r>
       <w:r>
         <w:rPr>
           <w:i/>
           <w:iCs/>
           <w:lang w:eastAsia="en-US"/>
         </w:rPr>
-        <w:t>lazy</w:t>
-      </w:r>
-      <w:proofErr w:type="spellEnd"/>
-      <w:r>
-        <w:rPr>
-          <w:i/>
-          <w:iCs/>
-          <w:lang w:eastAsia="en-US"/>
-        </w:rPr>
-        <w:t xml:space="preserve"> </w:t>
-      </w:r>
-      <w:proofErr w:type="spellStart"/>
-      <w:r>
-        <w:rPr>
-          <w:i/>
-          <w:iCs/>
-          <w:lang w:eastAsia="en-US"/>
-        </w:rPr>
-        <w:t>loading</w:t>
-      </w:r>
-      <w:proofErr w:type="spellEnd"/>
-      <w:r>
-        <w:rPr>
-          <w:lang w:eastAsia="en-US"/>
-        </w:rPr>
-        <w:t xml:space="preserve">. </w:t>
-      </w:r>
-      <w:r>
-        <w:rPr>
-          <w:lang w:eastAsia="en-US"/>
-        </w:rPr>
-        <w:t>De plus, il est important de maintenir une structure de projet propre et de sécuriser les applications contre les failles. </w:t>
-      </w:r>
-    </w:p>
-    <w:p>
-      <w:pPr>
-        <w:rPr>
-          <w:lang w:eastAsia="en-US"/>
-        </w:rPr>
-      </w:pPr>
-      <w:proofErr w:type="spellStart"/>
-      <w:r>
-        <w:rPr>
-          <w:lang w:eastAsia="en-US"/>
-        </w:rPr>
-        <w:t>Angular</w:t>
-      </w:r>
-      <w:proofErr w:type="spellEnd"/>
-      <w:r>
-        <w:rPr>
-          <w:lang w:eastAsia="en-US"/>
-        </w:rPr>
-        <w:t xml:space="preserve"> 18 s’intègre facilement avec de nombreux outils et environnements modernes. Il fonctionne bien avec des backends comme Node.js, Laravel ou </w:t>
-      </w:r>
-      <w:proofErr w:type="spellStart"/>
-      <w:r>
-        <w:rPr>
-          <w:lang w:eastAsia="en-US"/>
-        </w:rPr>
-        <w:t>Firebase</w:t>
-      </w:r>
-      <w:proofErr w:type="spellEnd"/>
-      <w:r>
-        <w:rPr>
-          <w:lang w:eastAsia="en-US"/>
-        </w:rPr>
-        <w:t xml:space="preserve"> grâce à ses services HTTP, et s’appuie sur des outils de développement tels que VS Code, Git ou Docker.</w:t>
-      </w:r>
-    </w:p>
-    <w:p>
-      <w:pPr>
-        <w:pStyle w:val="Titre3"/>
-        <w:rPr>
-          <w:lang w:val="fr-FR" w:eastAsia="en-US"/>
-        </w:rPr>
-      </w:pPr>
-      <w:bookmarkStart w:id="8" w:name="_Toc214210179"/>
-      <w:r>
-        <w:rPr>
-          <w:lang w:val="fr-FR" w:eastAsia="en-US"/>
-        </w:rPr>
-        <w:t>Node.js</w:t>
-      </w:r>
-      <w:bookmarkEnd w:id="8"/>
-    </w:p>
-    <w:p>
-      <w:pPr>
-        <w:rPr>
-          <w:lang w:eastAsia="en-US"/>
-        </w:rPr>
-      </w:pPr>
-      <w:r>
-        <w:rPr>
-          <w:lang w:eastAsia="en-US"/>
-        </w:rPr>
-        <w:t xml:space="preserve">Node.js est un environnement d'exécution JavaScript </w:t>
-      </w:r>
-      <w:r>
-        <w:rPr>
-          <w:lang w:eastAsia="en-US"/>
-        </w:rPr>
-        <w:t>open-source</w:t>
-      </w:r>
-      <w:r>
-        <w:rPr>
-          <w:lang w:eastAsia="en-US"/>
-        </w:rPr>
-        <w:t xml:space="preserve"> qui permet d'écrire des programmes côté serveur en </w:t>
-      </w:r>
-      <w:proofErr w:type="spellStart"/>
-      <w:r>
-        <w:rPr>
-          <w:lang w:eastAsia="en-US"/>
-        </w:rPr>
-        <w:t>JavaScrip</w:t>
-      </w:r>
-      <w:proofErr w:type="spellEnd"/>
-      <w:r>
-        <w:rPr>
-          <w:lang w:eastAsia="en-US"/>
-        </w:rPr>
-        <w:t xml:space="preserve">. Il utilise le moteur V8 de Google et une architecture </w:t>
-      </w:r>
-      <w:r>
-        <w:rPr>
-          <w:lang w:eastAsia="en-US"/>
-        </w:rPr>
-        <w:t>événementielle</w:t>
-      </w:r>
-      <w:r>
-        <w:rPr>
-          <w:lang w:eastAsia="en-US"/>
-        </w:rPr>
-        <w:t xml:space="preserve">, non bloquante et </w:t>
-      </w:r>
-      <w:r>
-        <w:rPr>
-          <w:lang w:eastAsia="en-US"/>
-        </w:rPr>
-        <w:t>asynchrone</w:t>
-      </w:r>
-      <w:r>
-        <w:rPr>
-          <w:lang w:eastAsia="en-US"/>
-        </w:rPr>
-        <w:t xml:space="preserve"> pour créer des applications réseau performantes et évolutives, comme des serveurs web ou des applications en temps réel. </w:t>
-      </w:r>
-    </w:p>
-    <w:p>
-      <w:pPr>
-        <w:rPr>
-          <w:lang w:val="fr-FR" w:eastAsia="en-US"/>
-        </w:rPr>
-      </w:pPr>
-      <w:r>
-        <w:rPr>
-          <w:lang w:eastAsia="en-US"/>
-        </w:rPr>
-        <w:t>C’</w:t>
-      </w:r>
-      <w:r>
-        <w:rPr>
-          <w:lang w:eastAsia="en-US"/>
-        </w:rPr>
-        <w:t xml:space="preserve">est couramment utilisé pour le développement backend d'applications web, la création d'APIs (REST et autres), la construction d'applications temps réel (comme les jeux et les plateformes de chat), le streaming de données et la création de </w:t>
-      </w:r>
-      <w:proofErr w:type="spellStart"/>
-      <w:r>
-        <w:rPr>
-          <w:lang w:eastAsia="en-US"/>
-        </w:rPr>
-        <w:t>microservices</w:t>
-      </w:r>
-      <w:proofErr w:type="spellEnd"/>
-      <w:r>
-        <w:rPr>
-          <w:lang w:eastAsia="en-US"/>
-        </w:rPr>
-        <w:t>. Son architecture le rend particulièrement efficace pour les opérations d'entrée/sortie (I/O) intensives. </w:t>
-      </w:r>
-      <w:r>
-        <w:rPr>
-          <w:lang w:val="fr-FR" w:eastAsia="en-US"/>
-        </w:rPr>
-        <w:t xml:space="preserve"> </w:t>
-      </w:r>
-    </w:p>
-    <w:p>
-      <w:pPr>
-        <w:rPr>
-          <w:lang w:val="fr-FR" w:eastAsia="en-US"/>
-        </w:rPr>
-      </w:pPr>
-      <w:r>
-        <w:rPr>
-          <w:lang w:eastAsia="en-US"/>
-        </w:rPr>
-        <w:t xml:space="preserve">Les meilleures pratiques pour Node.js incluent l'externalisation de la configuration avec des variables d'environnement, la gestion des erreurs avec des bibliothèques comme Winston ou Pino, la structuration du code selon des modèles comme le MVC, et l'utilisation de </w:t>
-      </w:r>
-      <w:proofErr w:type="spellStart"/>
-      <w:r>
-        <w:rPr>
-          <w:lang w:eastAsia="en-US"/>
-        </w:rPr>
-        <w:t>frameworks</w:t>
-      </w:r>
-      <w:proofErr w:type="spellEnd"/>
-      <w:r>
-        <w:rPr>
-          <w:lang w:eastAsia="en-US"/>
-        </w:rPr>
-        <w:t xml:space="preserve"> comme Express pour une gestion efficace des requêtes. Il est également crucial d'éviter de bloquer la boucle </w:t>
-      </w:r>
-      <w:r>
-        <w:rPr>
-          <w:lang w:eastAsia="en-US"/>
-        </w:rPr>
-        <w:lastRenderedPageBreak/>
-        <w:t>d'événements en utilisant correctement les opérations asynchrones, les promesses et </w:t>
-      </w:r>
-      <w:proofErr w:type="spellStart"/>
-      <w:r>
-        <w:rPr>
-          <w:lang w:eastAsia="en-US"/>
-        </w:rPr>
-        <w:t>async</w:t>
-      </w:r>
-      <w:proofErr w:type="spellEnd"/>
-      <w:r>
-        <w:rPr>
-          <w:lang w:eastAsia="en-US"/>
-        </w:rPr>
-        <w:t>/</w:t>
-      </w:r>
-      <w:proofErr w:type="spellStart"/>
-      <w:r>
-        <w:rPr>
-          <w:lang w:eastAsia="en-US"/>
-        </w:rPr>
-        <w:t>await</w:t>
-      </w:r>
-      <w:proofErr w:type="spellEnd"/>
-      <w:r>
-        <w:rPr>
-          <w:lang w:eastAsia="en-US"/>
-        </w:rPr>
-        <w:t xml:space="preserve">, et de tester rigoureusement le code avec des outils comme </w:t>
-      </w:r>
-      <w:proofErr w:type="spellStart"/>
-      <w:r>
-        <w:rPr>
-          <w:lang w:eastAsia="en-US"/>
-        </w:rPr>
-        <w:t>Jest</w:t>
-      </w:r>
-      <w:proofErr w:type="spellEnd"/>
-      <w:r>
-        <w:rPr>
-          <w:lang w:eastAsia="en-US"/>
-        </w:rPr>
-        <w:t xml:space="preserve"> ou Mocha. </w:t>
-      </w:r>
-    </w:p>
-    <w:p>
-      <w:pPr>
-        <w:pStyle w:val="Titre3"/>
-        <w:rPr>
-          <w:lang w:val="fr-FR" w:eastAsia="en-US"/>
-        </w:rPr>
-      </w:pPr>
-      <w:bookmarkStart w:id="9" w:name="_Toc214210180"/>
-      <w:r>
-        <w:rPr>
-          <w:lang w:val="fr-FR" w:eastAsia="en-US"/>
-        </w:rPr>
-        <w:t>API Laravel</w:t>
-      </w:r>
-      <w:bookmarkEnd w:id="9"/>
-    </w:p>
-    <w:p>
-      <w:pPr>
-        <w:rPr>
-          <w:lang w:eastAsia="en-US"/>
-        </w:rPr>
-      </w:pPr>
-      <w:r>
-        <w:rPr>
-          <w:lang w:eastAsia="en-US"/>
-        </w:rPr>
-        <w:t>Une API Laravel est une interface permettant à des applications externes d’interagir avec une application Laravel via HTTP, généralement en utilisant JSON comme format de données.</w:t>
-      </w:r>
-      <w:r>
-        <w:rPr>
-          <w:lang w:eastAsia="en-US"/>
-        </w:rPr>
-        <w:t xml:space="preserve"> </w:t>
-      </w:r>
-      <w:r>
-        <w:rPr>
-          <w:lang w:eastAsia="en-US"/>
-        </w:rPr>
-        <w:t xml:space="preserve">Laravel fournit des outils pour créer facilement des routes, contrôleurs et ressources API. Une API sépare le </w:t>
-      </w:r>
-      <w:proofErr w:type="spellStart"/>
-      <w:r>
-        <w:rPr>
-          <w:lang w:eastAsia="en-US"/>
-        </w:rPr>
-        <w:t>back-end</w:t>
-      </w:r>
-      <w:proofErr w:type="spellEnd"/>
-      <w:r>
-        <w:rPr>
-          <w:lang w:eastAsia="en-US"/>
-        </w:rPr>
-        <w:t xml:space="preserve"> (Laravel) du </w:t>
-      </w:r>
-      <w:proofErr w:type="spellStart"/>
-      <w:r>
-        <w:rPr>
-          <w:lang w:eastAsia="en-US"/>
-        </w:rPr>
-        <w:t>front-end</w:t>
-      </w:r>
-      <w:proofErr w:type="spellEnd"/>
-      <w:r>
-        <w:rPr>
-          <w:lang w:eastAsia="en-US"/>
-        </w:rPr>
-        <w:t>.</w:t>
-      </w:r>
-    </w:p>
-    <w:p>
-      <w:pPr>
-        <w:rPr>
-          <w:lang w:eastAsia="en-US"/>
-        </w:rPr>
-      </w:pPr>
-      <w:r>
-        <w:rPr>
-          <w:lang w:eastAsia="en-US"/>
-        </w:rPr>
-        <w:t>Laravel offre des fonctionnalités robustes pour créer des API, un système de routage flexible, un ORM pour interagir avec les bases de données, des outils de validation, un système d'authentification et d'autorisation</w:t>
-      </w:r>
-      <w:r>
-        <w:rPr>
-          <w:lang w:eastAsia="en-US"/>
-        </w:rPr>
-        <w:t>, et</w:t>
-      </w:r>
-      <w:r>
-        <w:rPr>
-          <w:lang w:eastAsia="en-US"/>
-        </w:rPr>
-        <w:t xml:space="preserve"> la gestion de la sérialisation des réponses avec les ressources API. Ces fonctionnalités permettent de construire des API sécurisées, évolutives et maintenables. </w:t>
-      </w:r>
-    </w:p>
-    <w:p>
-      <w:pPr>
-        <w:rPr>
-          <w:lang w:eastAsia="en-US"/>
-        </w:rPr>
-      </w:pPr>
-      <w:r>
-        <w:rPr>
-          <w:lang w:eastAsia="en-US"/>
-        </w:rPr>
-        <w:t>Les meilleures pratiques d’un API Laravel est d’utiliser JSON comme format de réponse, de séparer les routes web et les routes API</w:t>
-      </w:r>
-      <w:r>
-        <w:rPr>
-          <w:lang w:eastAsia="en-US"/>
-        </w:rPr>
-        <w:t>. Il faut aussi gérer les erreurs avec des réponses standardisées (</w:t>
-      </w:r>
-      <w:proofErr w:type="spellStart"/>
-      <w:r>
-        <w:rPr>
-          <w:lang w:eastAsia="en-US"/>
-        </w:rPr>
-        <w:t>response</w:t>
-      </w:r>
-      <w:proofErr w:type="spellEnd"/>
-      <w:r>
-        <w:rPr>
-          <w:lang w:eastAsia="en-US"/>
-        </w:rPr>
-        <w:t>()-&gt;</w:t>
-      </w:r>
-      <w:proofErr w:type="spellStart"/>
-      <w:r>
-        <w:rPr>
-          <w:lang w:eastAsia="en-US"/>
-        </w:rPr>
-        <w:t>json</w:t>
-      </w:r>
-      <w:proofErr w:type="spellEnd"/>
-      <w:r>
-        <w:rPr>
-          <w:lang w:eastAsia="en-US"/>
-        </w:rPr>
-        <w:t>([...], 400)).</w:t>
-      </w:r>
-      <w:r>
-        <w:rPr>
-          <w:lang w:eastAsia="en-US"/>
-        </w:rPr>
-        <w:t xml:space="preserve"> L’utilisation de </w:t>
-      </w:r>
-      <w:proofErr w:type="spellStart"/>
-      <w:r>
-        <w:rPr>
-          <w:lang w:eastAsia="en-US"/>
-        </w:rPr>
-        <w:t>tokens</w:t>
-      </w:r>
-      <w:proofErr w:type="spellEnd"/>
-      <w:r>
-        <w:rPr>
-          <w:lang w:eastAsia="en-US"/>
-        </w:rPr>
-        <w:t xml:space="preserve"> ou de </w:t>
-      </w:r>
-      <w:proofErr w:type="spellStart"/>
-      <w:r>
-        <w:rPr>
-          <w:lang w:eastAsia="en-US"/>
-        </w:rPr>
-        <w:t>Auth</w:t>
-      </w:r>
-      <w:proofErr w:type="spellEnd"/>
-      <w:r>
-        <w:rPr>
-          <w:lang w:eastAsia="en-US"/>
-        </w:rPr>
-        <w:t xml:space="preserve">, documenter l’API et limiter les requêtes avec </w:t>
-      </w:r>
-      <w:proofErr w:type="spellStart"/>
-      <w:r>
-        <w:rPr>
-          <w:i/>
-          <w:iCs/>
-          <w:lang w:eastAsia="en-US"/>
-        </w:rPr>
         <w:t>throttle</w:t>
       </w:r>
-      <w:proofErr w:type="spellEnd"/>
       <w:r>
         <w:rPr>
           <w:lang w:eastAsia="en-US"/>
@@ -3132,21 +2824,7 @@
         <w:rPr>
           <w:lang w:eastAsia="en-US"/>
         </w:rPr>
-        <w:t xml:space="preserve">Les utilisations courantes d’un API Laravel sont : le </w:t>
-      </w:r>
-      <w:proofErr w:type="spellStart"/>
-      <w:r>
-        <w:rPr>
-          <w:lang w:eastAsia="en-US"/>
-        </w:rPr>
-        <w:t>back-end</w:t>
-      </w:r>
-      <w:proofErr w:type="spellEnd"/>
-      <w:r>
-        <w:rPr>
-          <w:lang w:eastAsia="en-US"/>
-        </w:rPr>
-        <w:t xml:space="preserve"> pour des applications mobiles ou </w:t>
+        <w:t xml:space="preserve">Les utilisations courantes d’un API Laravel sont : le back-end pour des applications mobiles ou </w:t>
       </w:r>
       <w:r>
         <w:rPr>
@@ -3158,21 +2836,7 @@
         <w:rPr>
           <w:lang w:eastAsia="en-US"/>
         </w:rPr>
-        <w:t xml:space="preserve">, le </w:t>
-      </w:r>
-      <w:proofErr w:type="spellStart"/>
-      <w:r>
-        <w:rPr>
-          <w:lang w:eastAsia="en-US"/>
-        </w:rPr>
-        <w:t>back-end</w:t>
-      </w:r>
-      <w:proofErr w:type="spellEnd"/>
-      <w:r>
-        <w:rPr>
-          <w:lang w:eastAsia="en-US"/>
-        </w:rPr>
-        <w:t xml:space="preserve"> d’applications qui exposent des données publiques ou des micro-services et intégration entre différents systèmes.</w:t>
+        <w:t>, le back-end d’applications qui exposent des données publiques ou des micro-services et intégration entre différents systèmes.</w:t>
       </w:r>
     </w:p>
     <w:p>
@@ -3268,28 +2932,12 @@
           <w:lang w:val="fr-FR" w:eastAsia="en-US"/>
         </w:rPr>
       </w:pPr>
-      <w:proofErr w:type="spellStart"/>
-      <w:r>
-        <w:rPr>
-          <w:lang w:val="fr-FR" w:eastAsia="en-US"/>
-        </w:rPr>
-        <w:t>Angular</w:t>
-      </w:r>
-      <w:proofErr w:type="spellEnd"/>
-      <w:r>
-        <w:rPr>
-          <w:lang w:val="fr-FR" w:eastAsia="en-US"/>
-        </w:rPr>
-        <w:t xml:space="preserve"> 18 est un </w:t>
-      </w:r>
-      <w:proofErr w:type="spellStart"/>
-      <w:r>
-        <w:rPr>
-          <w:lang w:val="fr-FR" w:eastAsia="en-US"/>
-        </w:rPr>
-        <w:t>framework</w:t>
-      </w:r>
-      <w:proofErr w:type="spellEnd"/>
+      <w:r>
+        <w:rPr>
+          <w:lang w:val="fr-FR" w:eastAsia="en-US"/>
+        </w:rPr>
+        <w:t>Angular 18 est un framework</w:t>
+      </w:r>
       <w:r>
         <w:rPr>
           <w:lang w:val="fr-FR" w:eastAsia="en-US"/>
@@ -3324,16 +2972,8 @@
         <w:rPr>
           <w:lang w:val="fr-FR" w:eastAsia="en-US"/>
         </w:rPr>
-        <w:t xml:space="preserve">C’est basé sur </w:t>
-      </w:r>
-      <w:proofErr w:type="spellStart"/>
-      <w:r>
-        <w:rPr>
-          <w:lang w:val="fr-FR" w:eastAsia="en-US"/>
-        </w:rPr>
-        <w:t>TypeScript</w:t>
-      </w:r>
-      <w:proofErr w:type="spellEnd"/>
+        <w:t>C’est basé sur TypeScript</w:t>
+      </w:r>
       <w:r>
         <w:rPr>
           <w:lang w:val="fr-FR" w:eastAsia="en-US"/>
@@ -3398,16 +3038,8 @@
         <w:rPr>
           <w:lang w:eastAsia="en-US"/>
         </w:rPr>
-        <w:t xml:space="preserve">Node.js inclut </w:t>
-      </w:r>
-      <w:proofErr w:type="spellStart"/>
-      <w:r>
-        <w:rPr>
-          <w:lang w:eastAsia="en-US"/>
-        </w:rPr>
-        <w:t>npm</w:t>
-      </w:r>
-      <w:proofErr w:type="spellEnd"/>
+        <w:t>Node.js inclut npm</w:t>
+      </w:r>
       <w:r>
         <w:rPr>
           <w:b/>
@@ -3508,9 +3140,147 @@
           <w:iCs/>
           <w:lang w:eastAsia="en-US"/>
         </w:rPr>
-        <w:t>pipe </w:t>
-      </w:r>
-      <w:proofErr w:type="spellStart"/>
+        <w:t>pipe async</w:t>
+      </w:r>
+      <w:r>
+        <w:rPr>
+          <w:lang w:eastAsia="en-US"/>
+        </w:rPr>
+        <w:t> : Valeur</w:t>
+      </w:r>
+      <w:r>
+        <w:rPr>
+          <w:b/>
+          <w:bCs/>
+          <w:lang w:eastAsia="en-US"/>
+        </w:rPr>
+        <w:t xml:space="preserve"> </w:t>
+      </w:r>
+      <w:r>
+        <w:rPr>
+          <w:lang w:eastAsia="en-US"/>
+        </w:rPr>
+        <w:t>finale d’une donnée asynchrone.</w:t>
+      </w:r>
+    </w:p>
+    <w:p>
+      <w:pPr>
+        <w:rPr>
+          <w:lang w:eastAsia="en-US"/>
+        </w:rPr>
+      </w:pPr>
+      <w:r>
+        <w:rPr>
+          <w:b/>
+          <w:bCs/>
+          <w:lang w:eastAsia="en-US"/>
+        </w:rPr>
+        <w:t>SPA :</w:t>
+      </w:r>
+      <w:r>
+        <w:rPr>
+          <w:b/>
+          <w:bCs/>
+        </w:rPr>
+        <w:t xml:space="preserve"> </w:t>
+      </w:r>
+      <w:r>
+        <w:rPr>
+          <w:lang w:eastAsia="en-US"/>
+        </w:rPr>
+        <w:t>U</w:t>
+      </w:r>
+      <w:r>
+        <w:rPr>
+          <w:lang w:eastAsia="en-US"/>
+        </w:rPr>
+        <w:t>ne application web qui charge une seule page HTML et met à jour son contenu dynamiquement sans recharger toute la page à chaque action</w:t>
+      </w:r>
+      <w:r>
+        <w:rPr>
+          <w:lang w:eastAsia="en-US"/>
+        </w:rPr>
+        <w:t>. (</w:t>
+      </w:r>
+      <w:r>
+        <w:rPr>
+          <w:lang w:eastAsia="en-US"/>
+        </w:rPr>
+        <w:t>Single Page Application)</w:t>
+      </w:r>
+    </w:p>
+    <w:p>
+      <w:pPr>
+        <w:rPr>
+          <w:lang w:eastAsia="en-US"/>
+        </w:rPr>
+      </w:pPr>
+      <w:r>
+        <w:rPr>
+          <w:b/>
+          <w:bCs/>
+          <w:lang w:eastAsia="en-US"/>
+        </w:rPr>
+        <w:t>Signaux réactifs</w:t>
+      </w:r>
+      <w:r>
+        <w:rPr>
+          <w:lang w:eastAsia="en-US"/>
+        </w:rPr>
+        <w:t> :</w:t>
+      </w:r>
+      <w:r>
+        <w:rPr>
+          <w:lang w:eastAsia="en-US"/>
+        </w:rPr>
+        <w:t xml:space="preserve"> </w:t>
+      </w:r>
+      <w:r>
+        <w:rPr>
+          <w:lang w:eastAsia="en-US"/>
+        </w:rPr>
+        <w:t>Valeurs qui “réagissent” automatiquement aux changements.</w:t>
+      </w:r>
+    </w:p>
+    <w:p>
+      <w:pPr>
+        <w:rPr>
+          <w:lang w:eastAsia="en-US"/>
+        </w:rPr>
+      </w:pPr>
+      <w:r>
+        <w:rPr>
+          <w:b/>
+          <w:bCs/>
+          <w:lang w:eastAsia="en-US"/>
+        </w:rPr>
+        <w:t>Composabilité</w:t>
+      </w:r>
+      <w:r>
+        <w:rPr>
+          <w:lang w:eastAsia="en-US"/>
+        </w:rPr>
+        <w:t> :</w:t>
+      </w:r>
+      <w:r>
+        <w:rPr>
+          <w:lang w:eastAsia="en-US"/>
+        </w:rPr>
+        <w:t xml:space="preserve"> </w:t>
+      </w:r>
+      <w:r>
+        <w:rPr>
+          <w:lang w:eastAsia="en-US"/>
+        </w:rPr>
+        <w:t>Capacité à être construit à partir de composants indépendants et réutilisables.</w:t>
+      </w:r>
+    </w:p>
+    <w:p>
+      <w:pPr>
+        <w:rPr>
+          <w:lang w:eastAsia="en-US"/>
+        </w:rPr>
+      </w:pPr>
       <w:r>
         <w:rPr>
           <w:b/>
@@ -3519,142 +3289,25 @@
           <w:iCs/>
           <w:lang w:eastAsia="en-US"/>
         </w:rPr>
-        <w:t>async</w:t>
-      </w:r>
-      <w:proofErr w:type="spellEnd"/>
-      <w:r>
-        <w:rPr>
-          <w:lang w:eastAsia="en-US"/>
-        </w:rPr>
-        <w:t> : Valeur</w:t>
-      </w:r>
-      <w:r>
-        <w:rPr>
-          <w:b/>
-          <w:bCs/>
-          <w:lang w:eastAsia="en-US"/>
-        </w:rPr>
-        <w:t xml:space="preserve"> </w:t>
-      </w:r>
-      <w:r>
-        <w:rPr>
-          <w:lang w:eastAsia="en-US"/>
-        </w:rPr>
-        <w:t>finale d’une donnée asynchrone.</w:t>
-      </w:r>
-    </w:p>
-    <w:p>
-      <w:pPr>
-        <w:rPr>
-          <w:lang w:eastAsia="en-US"/>
-        </w:rPr>
-      </w:pPr>
-      <w:r>
-        <w:rPr>
-          <w:b/>
-          <w:bCs/>
-          <w:lang w:eastAsia="en-US"/>
-        </w:rPr>
-        <w:t>SPA :</w:t>
-      </w:r>
-      <w:r>
-        <w:rPr>
-          <w:b/>
-          <w:bCs/>
-        </w:rPr>
-        <w:t xml:space="preserve"> </w:t>
-      </w:r>
-      <w:r>
-        <w:rPr>
-          <w:lang w:eastAsia="en-US"/>
-        </w:rPr>
-        <w:t>U</w:t>
-      </w:r>
-      <w:r>
-        <w:rPr>
-          <w:lang w:eastAsia="en-US"/>
-        </w:rPr>
-        <w:t>ne application web qui charge une seule page HTML et met à jour son contenu dynamiquement sans recharger toute la page à chaque action</w:t>
-      </w:r>
-      <w:r>
-        <w:rPr>
-          <w:lang w:eastAsia="en-US"/>
-        </w:rPr>
-        <w:t>. (</w:t>
-      </w:r>
-      <w:r>
-        <w:rPr>
-          <w:lang w:eastAsia="en-US"/>
-        </w:rPr>
-        <w:t>Single Page Application)</w:t>
-      </w:r>
-    </w:p>
-    <w:p>
-      <w:pPr>
-        <w:rPr>
-          <w:lang w:eastAsia="en-US"/>
-        </w:rPr>
-      </w:pPr>
-      <w:r>
-        <w:rPr>
-          <w:b/>
-          <w:bCs/>
-          <w:lang w:eastAsia="en-US"/>
-        </w:rPr>
-        <w:t>Signaux réactifs</w:t>
-      </w:r>
-      <w:r>
-        <w:rPr>
-          <w:lang w:eastAsia="en-US"/>
-        </w:rPr>
-        <w:t> :</w:t>
-      </w:r>
-      <w:r>
-        <w:rPr>
-          <w:lang w:eastAsia="en-US"/>
-        </w:rPr>
-        <w:t xml:space="preserve"> </w:t>
-      </w:r>
-      <w:r>
-        <w:rPr>
-          <w:lang w:eastAsia="en-US"/>
-        </w:rPr>
-        <w:t>Valeurs qui “réagissent” automatiquement aux changements.</w:t>
-      </w:r>
-    </w:p>
-    <w:p>
-      <w:pPr>
-        <w:rPr>
-          <w:lang w:eastAsia="en-US"/>
-        </w:rPr>
-      </w:pPr>
-      <w:proofErr w:type="spellStart"/>
-      <w:r>
-        <w:rPr>
-          <w:b/>
-          <w:bCs/>
-          <w:lang w:eastAsia="en-US"/>
-        </w:rPr>
-        <w:t>Composabilité</w:t>
-      </w:r>
-      <w:proofErr w:type="spellEnd"/>
-      <w:r>
-        <w:rPr>
-          <w:lang w:eastAsia="en-US"/>
-        </w:rPr>
-        <w:t> :</w:t>
-      </w:r>
-      <w:r>
-        <w:rPr>
-          <w:lang w:eastAsia="en-US"/>
-        </w:rPr>
-        <w:t xml:space="preserve"> </w:t>
-      </w:r>
-      <w:r>
-        <w:rPr>
-          <w:lang w:eastAsia="en-US"/>
-        </w:rPr>
-        <w:t>Capacité à être construit à partir de composants indépendants et réutilisables.</w:t>
+        <w:t>Control Flow</w:t>
+      </w:r>
+      <w:r>
+        <w:rPr>
+          <w:lang w:eastAsia="en-US"/>
+        </w:rPr>
+        <w:t xml:space="preserve"> :</w:t>
+      </w:r>
+      <w:r>
+        <w:rPr>
+          <w:lang w:eastAsia="en-US"/>
+        </w:rPr>
+        <w:t xml:space="preserve"> Permet de contrôler l’affichage ou le comportement des éléments dans le template en fonction de conditions ou de boucles</w:t>
+      </w:r>
+      <w:r>
+        <w:rPr>
+          <w:lang w:eastAsia="en-US"/>
+        </w:rPr>
+        <w:t>. (Flux de contrôle)</w:t>
       </w:r>
     </w:p>
     <w:p>
@@ -3671,48 +3324,154 @@
           <w:iCs/>
           <w:lang w:eastAsia="en-US"/>
         </w:rPr>
-        <w:t>Control Flow</w:t>
-      </w:r>
-      <w:r>
-        <w:rPr>
-          <w:lang w:eastAsia="en-US"/>
-        </w:rPr>
-        <w:t xml:space="preserve"> :</w:t>
-      </w:r>
-      <w:r>
-        <w:rPr>
-          <w:lang w:eastAsia="en-US"/>
-        </w:rPr>
-        <w:t xml:space="preserve"> Permet de contrôler l’affichage ou le comportement des éléments dans le </w:t>
-      </w:r>
-      <w:proofErr w:type="spellStart"/>
-      <w:r>
-        <w:rPr>
-          <w:lang w:eastAsia="en-US"/>
-        </w:rPr>
-        <w:t>template</w:t>
-      </w:r>
-      <w:proofErr w:type="spellEnd"/>
-      <w:r>
-        <w:rPr>
-          <w:lang w:eastAsia="en-US"/>
-        </w:rPr>
-        <w:t xml:space="preserve"> en fonction de conditions ou de boucles</w:t>
-      </w:r>
-      <w:r>
-        <w:rPr>
-          <w:lang w:eastAsia="en-US"/>
-        </w:rPr>
-        <w:t>. (Flux de contrôle)</w:t>
-      </w:r>
-    </w:p>
-    <w:p>
-      <w:pPr>
-        <w:rPr>
-          <w:lang w:eastAsia="en-US"/>
-        </w:rPr>
-      </w:pPr>
-      <w:proofErr w:type="spellStart"/>
+        <w:t>Lazy loading</w:t>
+      </w:r>
+      <w:r>
+        <w:rPr>
+          <w:i/>
+          <w:iCs/>
+          <w:lang w:eastAsia="en-US"/>
+        </w:rPr>
+        <w:t xml:space="preserve"> </w:t>
+      </w:r>
+      <w:r>
+        <w:rPr>
+          <w:lang w:eastAsia="en-US"/>
+        </w:rPr>
+        <w:t>:</w:t>
+      </w:r>
+      <w:r>
+        <w:rPr>
+          <w:lang w:eastAsia="en-US"/>
+        </w:rPr>
+        <w:t xml:space="preserve"> </w:t>
+      </w:r>
+      <w:r>
+        <w:rPr>
+          <w:lang w:eastAsia="en-US"/>
+        </w:rPr>
+        <w:t>Charger une partie de l’application que lorsque c’est nécessaire, au lieu de tout charger au démarrage.</w:t>
+      </w:r>
+    </w:p>
+    <w:p>
+      <w:pPr>
+        <w:rPr>
+          <w:lang w:eastAsia="en-US"/>
+        </w:rPr>
+      </w:pPr>
+      <w:r>
+        <w:rPr>
+          <w:b/>
+          <w:bCs/>
+          <w:lang w:eastAsia="en-US"/>
+        </w:rPr>
+        <w:t>Open-source </w:t>
+      </w:r>
+      <w:r>
+        <w:rPr>
+          <w:lang w:eastAsia="en-US"/>
+        </w:rPr>
+        <w:t xml:space="preserve">: Code source disposition </w:t>
+      </w:r>
+      <w:r>
+        <w:rPr>
+          <w:lang w:eastAsia="en-US"/>
+        </w:rPr>
+        <w:t>au</w:t>
+      </w:r>
+      <w:r>
+        <w:rPr>
+          <w:lang w:eastAsia="en-US"/>
+        </w:rPr>
+        <w:t xml:space="preserve"> public</w:t>
+      </w:r>
+      <w:r>
+        <w:rPr>
+          <w:lang w:eastAsia="en-US"/>
+        </w:rPr>
+        <w:t>.</w:t>
+      </w:r>
+    </w:p>
+    <w:p>
+      <w:pPr>
+        <w:rPr>
+          <w:lang w:eastAsia="en-US"/>
+        </w:rPr>
+      </w:pPr>
+      <w:r>
+        <w:rPr>
+          <w:b/>
+          <w:bCs/>
+          <w:lang w:eastAsia="en-US"/>
+        </w:rPr>
+        <w:t>Npm</w:t>
+      </w:r>
+      <w:r>
+        <w:rPr>
+          <w:lang w:eastAsia="en-US"/>
+        </w:rPr>
+        <w:t xml:space="preserve"> : </w:t>
+      </w:r>
+      <w:r>
+        <w:rPr>
+          <w:lang w:eastAsia="en-US"/>
+        </w:rPr>
+        <w:t>G</w:t>
+      </w:r>
+      <w:r>
+        <w:rPr>
+          <w:lang w:eastAsia="en-US"/>
+        </w:rPr>
+        <w:t>estionnaire de paquets le plus populaire pour JavaScript</w:t>
+      </w:r>
+      <w:r>
+        <w:rPr>
+          <w:lang w:eastAsia="en-US"/>
+        </w:rPr>
+        <w:t>.</w:t>
+      </w:r>
+    </w:p>
+    <w:p>
+      <w:pPr>
+        <w:rPr>
+          <w:lang w:eastAsia="en-US"/>
+        </w:rPr>
+      </w:pPr>
+      <w:r>
+        <w:rPr>
+          <w:b/>
+          <w:bCs/>
+          <w:lang w:eastAsia="en-US"/>
+        </w:rPr>
+        <w:t>ORM</w:t>
+      </w:r>
+      <w:r>
+        <w:rPr>
+          <w:lang w:eastAsia="en-US"/>
+        </w:rPr>
+        <w:t> :</w:t>
+      </w:r>
+      <w:r>
+        <w:rPr>
+          <w:lang w:eastAsia="en-US"/>
+        </w:rPr>
+        <w:t xml:space="preserve"> Convertir des données entre une base de données relationnelle (tables) et des objets dans un langage de programmation orienté objet. (Object-Relational Mapping</w:t>
+      </w:r>
+      <w:r>
+        <w:rPr>
+          <w:b/>
+          <w:bCs/>
+          <w:lang w:eastAsia="en-US"/>
+        </w:rPr>
+        <w:t>)</w:t>
+      </w:r>
+    </w:p>
+    <w:p>
+      <w:pPr>
+        <w:rPr>
+          <w:lang w:eastAsia="en-US"/>
+        </w:rPr>
+      </w:pPr>
       <w:r>
         <w:rPr>
           <w:b/>
@@ -3721,113 +3480,8 @@
           <w:iCs/>
           <w:lang w:eastAsia="en-US"/>
         </w:rPr>
-        <w:t>Lazy</w:t>
-      </w:r>
-      <w:proofErr w:type="spellEnd"/>
-      <w:r>
-        <w:rPr>
-          <w:b/>
-          <w:bCs/>
-          <w:i/>
-          <w:iCs/>
-          <w:lang w:eastAsia="en-US"/>
-        </w:rPr>
-        <w:t xml:space="preserve"> </w:t>
-      </w:r>
-      <w:proofErr w:type="spellStart"/>
-      <w:r>
-        <w:rPr>
-          <w:b/>
-          <w:bCs/>
-          <w:i/>
-          <w:iCs/>
-          <w:lang w:eastAsia="en-US"/>
-        </w:rPr>
-        <w:t>loading</w:t>
-      </w:r>
-      <w:proofErr w:type="spellEnd"/>
-      <w:r>
-        <w:rPr>
-          <w:i/>
-          <w:iCs/>
-          <w:lang w:eastAsia="en-US"/>
-        </w:rPr>
-        <w:t xml:space="preserve"> </w:t>
-      </w:r>
-      <w:r>
-        <w:rPr>
-          <w:lang w:eastAsia="en-US"/>
-        </w:rPr>
-        <w:t>:</w:t>
-      </w:r>
-      <w:r>
-        <w:rPr>
-          <w:lang w:eastAsia="en-US"/>
-        </w:rPr>
-        <w:t xml:space="preserve"> </w:t>
-      </w:r>
-      <w:r>
-        <w:rPr>
-          <w:lang w:eastAsia="en-US"/>
-        </w:rPr>
-        <w:t>Charger une partie de l’application que lorsque c’est nécessaire, au lieu de tout charger au démarrage.</w:t>
-      </w:r>
-    </w:p>
-    <w:p>
-      <w:pPr>
-        <w:rPr>
-          <w:lang w:eastAsia="en-US"/>
-        </w:rPr>
-      </w:pPr>
-      <w:r>
-        <w:rPr>
-          <w:b/>
-          <w:bCs/>
-          <w:lang w:eastAsia="en-US"/>
-        </w:rPr>
-        <w:t>Open-source </w:t>
-      </w:r>
-      <w:r>
-        <w:rPr>
-          <w:lang w:eastAsia="en-US"/>
-        </w:rPr>
-        <w:t xml:space="preserve">: Code source disposition </w:t>
-      </w:r>
-      <w:r>
-        <w:rPr>
-          <w:lang w:eastAsia="en-US"/>
-        </w:rPr>
-        <w:t>au</w:t>
-      </w:r>
-      <w:r>
-        <w:rPr>
-          <w:lang w:eastAsia="en-US"/>
-        </w:rPr>
-        <w:t xml:space="preserve"> public</w:t>
-      </w:r>
-      <w:r>
-        <w:rPr>
-          <w:lang w:eastAsia="en-US"/>
-        </w:rPr>
-        <w:t>.</w:t>
-      </w:r>
-    </w:p>
-    <w:p>
-      <w:pPr>
-        <w:rPr>
-          <w:lang w:eastAsia="en-US"/>
-        </w:rPr>
-      </w:pPr>
-      <w:proofErr w:type="spellStart"/>
-      <w:r>
-        <w:rPr>
-          <w:b/>
-          <w:bCs/>
-          <w:lang w:eastAsia="en-US"/>
-        </w:rPr>
-        <w:t>Npm</w:t>
-      </w:r>
-      <w:proofErr w:type="spellEnd"/>
+        <w:t>Throttle</w:t>
+      </w:r>
       <w:r>
         <w:rPr>
           <w:lang w:eastAsia="en-US"/>
@@ -3838,98 +3492,6 @@
         <w:rPr>
           <w:lang w:eastAsia="en-US"/>
         </w:rPr>
-        <w:t>G</w:t>
-      </w:r>
-      <w:r>
-        <w:rPr>
-          <w:lang w:eastAsia="en-US"/>
-        </w:rPr>
-        <w:t>estionnaire de paquets le plus populaire pour JavaScript</w:t>
-      </w:r>
-      <w:r>
-        <w:rPr>
-          <w:lang w:eastAsia="en-US"/>
-        </w:rPr>
-        <w:t>.</w:t>
-      </w:r>
-    </w:p>
-    <w:p>
-      <w:pPr>
-        <w:rPr>
-          <w:lang w:eastAsia="en-US"/>
-        </w:rPr>
-      </w:pPr>
-      <w:r>
-        <w:rPr>
-          <w:b/>
-          <w:bCs/>
-          <w:lang w:eastAsia="en-US"/>
-        </w:rPr>
-        <w:t>ORM</w:t>
-      </w:r>
-      <w:r>
-        <w:rPr>
-          <w:lang w:eastAsia="en-US"/>
-        </w:rPr>
-        <w:t> :</w:t>
-      </w:r>
-      <w:r>
-        <w:rPr>
-          <w:lang w:eastAsia="en-US"/>
-        </w:rPr>
-        <w:t xml:space="preserve"> Convertir des données entre une base de données relationnelle (tables) et des objets dans un langage de programmation orienté objet. (Object-</w:t>
-      </w:r>
-      <w:proofErr w:type="spellStart"/>
-      <w:r>
-        <w:rPr>
-          <w:lang w:eastAsia="en-US"/>
-        </w:rPr>
-        <w:t>Relational</w:t>
-      </w:r>
-      <w:proofErr w:type="spellEnd"/>
-      <w:r>
-        <w:rPr>
-          <w:lang w:eastAsia="en-US"/>
-        </w:rPr>
-        <w:t xml:space="preserve"> Mapping</w:t>
-      </w:r>
-      <w:r>
-        <w:rPr>
-          <w:b/>
-          <w:bCs/>
-          <w:lang w:eastAsia="en-US"/>
-        </w:rPr>
-        <w:t>)</w:t>
-      </w:r>
-    </w:p>
-    <w:p>
-      <w:pPr>
-        <w:rPr>
-          <w:lang w:eastAsia="en-US"/>
-        </w:rPr>
-      </w:pPr>
-      <w:proofErr w:type="spellStart"/>
-      <w:r>
-        <w:rPr>
-          <w:b/>
-          <w:bCs/>
-          <w:i/>
-          <w:iCs/>
-          <w:lang w:eastAsia="en-US"/>
-        </w:rPr>
-        <w:t>Throttle</w:t>
-      </w:r>
-      <w:proofErr w:type="spellEnd"/>
-      <w:r>
-        <w:rPr>
-          <w:lang w:eastAsia="en-US"/>
-        </w:rPr>
-        <w:t xml:space="preserve"> : </w:t>
-      </w:r>
-      <w:r>
-        <w:rPr>
-          <w:lang w:eastAsia="en-US"/>
-        </w:rPr>
         <w:t>Limiter la fréquence ou la vitesse à laquelle une opération peut être exécutée.</w:t>
       </w:r>
     </w:p>
@@ -3971,21 +3533,7 @@
         <w:rPr>
           <w:lang w:eastAsia="en-US"/>
         </w:rPr>
-        <w:t xml:space="preserve"> développeurs Web qui veulent apprendre </w:t>
-      </w:r>
-      <w:proofErr w:type="spellStart"/>
-      <w:r>
-        <w:rPr>
-          <w:lang w:eastAsia="en-US"/>
-        </w:rPr>
-        <w:t>Angular</w:t>
-      </w:r>
-      <w:proofErr w:type="spellEnd"/>
-      <w:r>
-        <w:rPr>
-          <w:lang w:eastAsia="en-US"/>
-        </w:rPr>
-        <w:t xml:space="preserve"> avec de bonnes bases</w:t>
+        <w:t xml:space="preserve"> développeurs Web qui veulent apprendre Angular avec de bonnes bases</w:t>
       </w:r>
       <w:r>
         <w:rPr>
@@ -4020,21 +3568,7 @@
           <w:lang w:val="fr-FR" w:eastAsia="en-US"/>
         </w:rPr>
         <w:lastRenderedPageBreak/>
-        <w:t xml:space="preserve">Documentation de </w:t>
-      </w:r>
-      <w:proofErr w:type="spellStart"/>
-      <w:r>
-        <w:rPr>
-          <w:lang w:val="fr-FR" w:eastAsia="en-US"/>
-        </w:rPr>
-        <w:t>Angular</w:t>
-      </w:r>
-      <w:proofErr w:type="spellEnd"/>
-      <w:r>
-        <w:rPr>
-          <w:lang w:val="fr-FR" w:eastAsia="en-US"/>
-        </w:rPr>
-        <w:t xml:space="preserve"> 18 :</w:t>
+        <w:t>Documentation de Angular 18 :</w:t>
       </w:r>
       <w:r>
         <w:rPr>
@@ -4216,19 +3750,11 @@
           <w:lang w:val="fr-FR" w:eastAsia="en-US"/>
         </w:rPr>
       </w:pPr>
-      <w:proofErr w:type="spellStart"/>
-      <w:r>
-        <w:rPr>
-          <w:lang w:val="fr-FR" w:eastAsia="en-US"/>
-        </w:rPr>
-        <w:t>Angular</w:t>
-      </w:r>
-      <w:proofErr w:type="spellEnd"/>
-      <w:r>
-        <w:rPr>
-          <w:lang w:val="fr-FR" w:eastAsia="en-US"/>
-        </w:rPr>
-        <w:t xml:space="preserve"> 18</w:t>
+      <w:r>
+        <w:rPr>
+          <w:lang w:val="fr-FR" w:eastAsia="en-US"/>
+        </w:rPr>
+        <w:t>Angular 18</w:t>
       </w:r>
     </w:p>
     <w:p>
@@ -4418,21 +3944,7 @@
         <w:rPr>
           <w:lang w:val="fr-FR" w:eastAsia="en-US"/>
         </w:rPr>
-        <w:t xml:space="preserve">Laravel est plus lourd que d’autres </w:t>
-      </w:r>
-      <w:proofErr w:type="spellStart"/>
-      <w:r>
-        <w:rPr>
-          <w:lang w:val="fr-FR" w:eastAsia="en-US"/>
-        </w:rPr>
-        <w:t>frameworks</w:t>
-      </w:r>
-      <w:proofErr w:type="spellEnd"/>
-      <w:r>
-        <w:rPr>
-          <w:lang w:val="fr-FR" w:eastAsia="en-US"/>
-        </w:rPr>
-        <w:t>, il peut ralentir l’API.</w:t>
+        <w:t>Laravel est plus lourd que d’autres frameworks, il peut ralentir l’API.</w:t>
       </w:r>
     </w:p>
     <w:p>
@@ -4468,21 +3980,7 @@
         <w:rPr>
           <w:lang w:val="fr-FR" w:eastAsia="en-US"/>
         </w:rPr>
-        <w:t xml:space="preserve">Peut être complexe pour des débutants à cause de l’écosystème (middleware, </w:t>
-      </w:r>
-      <w:proofErr w:type="spellStart"/>
-      <w:r>
-        <w:rPr>
-          <w:lang w:val="fr-FR" w:eastAsia="en-US"/>
-        </w:rPr>
-        <w:t>resources</w:t>
-      </w:r>
-      <w:proofErr w:type="spellEnd"/>
-      <w:r>
-        <w:rPr>
-          <w:lang w:val="fr-FR" w:eastAsia="en-US"/>
-        </w:rPr>
-        <w:t>, services…)</w:t>
+        <w:t>Peut être complexe pour des débutants à cause de l’écosystème (middleware, resources, services…)</w:t>
       </w:r>
     </w:p>
     <w:p>
@@ -4508,19 +4006,11 @@
           <w:lang w:val="fr-FR" w:eastAsia="en-US"/>
         </w:rPr>
       </w:pPr>
-      <w:proofErr w:type="spellStart"/>
-      <w:r>
-        <w:rPr>
-          <w:lang w:val="fr-FR" w:eastAsia="en-US"/>
-        </w:rPr>
-        <w:t>Angular</w:t>
-      </w:r>
-      <w:proofErr w:type="spellEnd"/>
-      <w:r>
-        <w:rPr>
-          <w:lang w:val="fr-FR" w:eastAsia="en-US"/>
-        </w:rPr>
-        <w:t xml:space="preserve"> 18</w:t>
+      <w:r>
+        <w:rPr>
+          <w:lang w:val="fr-FR" w:eastAsia="en-US"/>
+        </w:rPr>
+        <w:t>Angular 18</w:t>
       </w:r>
     </w:p>
     <w:p>
@@ -4625,21 +4115,7 @@
         <w:rPr>
           <w:lang w:val="fr-FR" w:eastAsia="en-US"/>
         </w:rPr>
-        <w:t xml:space="preserve">Comme </w:t>
-      </w:r>
-      <w:proofErr w:type="spellStart"/>
-      <w:r>
-        <w:rPr>
-          <w:lang w:val="fr-FR" w:eastAsia="en-US"/>
-        </w:rPr>
-        <w:t>npm</w:t>
-      </w:r>
-      <w:proofErr w:type="spellEnd"/>
-      <w:r>
-        <w:rPr>
-          <w:lang w:val="fr-FR" w:eastAsia="en-US"/>
-        </w:rPr>
-        <w:t xml:space="preserve"> est présent, il y a beaucoup de package disponible, ce qui accélère le développement.</w:t>
+        <w:t>Comme npm est présent, il y a beaucoup de package disponible, ce qui accélère le développement.</w:t>
       </w:r>
     </w:p>
     <w:p>
@@ -4707,21 +4183,7 @@
         <w:rPr>
           <w:lang w:val="fr-FR" w:eastAsia="en-US"/>
         </w:rPr>
-        <w:t xml:space="preserve">Facilité à connecter à différents </w:t>
-      </w:r>
-      <w:proofErr w:type="spellStart"/>
-      <w:r>
-        <w:rPr>
-          <w:lang w:val="fr-FR" w:eastAsia="en-US"/>
-        </w:rPr>
-        <w:t>front-end</w:t>
-      </w:r>
-      <w:proofErr w:type="spellEnd"/>
-      <w:r>
-        <w:rPr>
-          <w:lang w:val="fr-FR" w:eastAsia="en-US"/>
-        </w:rPr>
-        <w:t xml:space="preserve"> ou d’autres services.</w:t>
+        <w:t>Facilité à connecter à différents front-end ou d’autres services.</w:t>
       </w:r>
       <w:r>
         <w:rPr>

--- a/remise3.docx
+++ b/remise3.docx
@@ -678,7 +678,7 @@
           <w:r>
             <w:fldChar w:fldCharType="separate"/>
           </w:r>
-          <w:hyperlink w:anchor="_Toc214210171" w:history="1">
+          <w:hyperlink w:anchor="_Toc216001191" w:history="1">
             <w:r>
               <w:rPr>
                 <w:rStyle w:val="Lienhypertexte"/>
@@ -706,7 +706,7 @@
                 <w:noProof/>
                 <w:webHidden/>
               </w:rPr>
-              <w:instrText xml:space="preserve"> PAGEREF _Toc214210171 \h </w:instrText>
+              <w:instrText xml:space="preserve"> PAGEREF _Toc216001191 \h </w:instrText>
             </w:r>
             <w:r>
               <w:rPr>
@@ -751,7 +751,7 @@
               <w14:ligatures w14:val="standardContextual"/>
             </w:rPr>
           </w:pPr>
-          <w:hyperlink w:anchor="_Toc214210172" w:history="1">
+          <w:hyperlink w:anchor="_Toc216001192" w:history="1">
             <w:r>
               <w:rPr>
                 <w:rStyle w:val="Lienhypertexte"/>
@@ -779,7 +779,7 @@
                 <w:noProof/>
                 <w:webHidden/>
               </w:rPr>
-              <w:instrText xml:space="preserve"> PAGEREF _Toc214210172 \h </w:instrText>
+              <w:instrText xml:space="preserve"> PAGEREF _Toc216001192 \h </w:instrText>
             </w:r>
             <w:r>
               <w:rPr>
@@ -824,7 +824,7 @@
               <w14:ligatures w14:val="standardContextual"/>
             </w:rPr>
           </w:pPr>
-          <w:hyperlink w:anchor="_Toc214210173" w:history="1">
+          <w:hyperlink w:anchor="_Toc216001193" w:history="1">
             <w:r>
               <w:rPr>
                 <w:rStyle w:val="Lienhypertexte"/>
@@ -852,7 +852,7 @@
                 <w:noProof/>
                 <w:webHidden/>
               </w:rPr>
-              <w:instrText xml:space="preserve"> PAGEREF _Toc214210173 \h </w:instrText>
+              <w:instrText xml:space="preserve"> PAGEREF _Toc216001193 \h </w:instrText>
             </w:r>
             <w:r>
               <w:rPr>
@@ -897,7 +897,7 @@
               <w14:ligatures w14:val="standardContextual"/>
             </w:rPr>
           </w:pPr>
-          <w:hyperlink w:anchor="_Toc214210174" w:history="1">
+          <w:hyperlink w:anchor="_Toc216001194" w:history="1">
             <w:r>
               <w:rPr>
                 <w:rStyle w:val="Lienhypertexte"/>
@@ -925,7 +925,7 @@
                 <w:noProof/>
                 <w:webHidden/>
               </w:rPr>
-              <w:instrText xml:space="preserve"> PAGEREF _Toc214210174 \h </w:instrText>
+              <w:instrText xml:space="preserve"> PAGEREF _Toc216001194 \h </w:instrText>
             </w:r>
             <w:r>
               <w:rPr>
@@ -970,7 +970,7 @@
               <w14:ligatures w14:val="standardContextual"/>
             </w:rPr>
           </w:pPr>
-          <w:hyperlink w:anchor="_Toc214210175" w:history="1">
+          <w:hyperlink w:anchor="_Toc216001195" w:history="1">
             <w:r>
               <w:rPr>
                 <w:rStyle w:val="Lienhypertexte"/>
@@ -998,7 +998,7 @@
                 <w:noProof/>
                 <w:webHidden/>
               </w:rPr>
-              <w:instrText xml:space="preserve"> PAGEREF _Toc214210175 \h </w:instrText>
+              <w:instrText xml:space="preserve"> PAGEREF _Toc216001195 \h </w:instrText>
             </w:r>
             <w:r>
               <w:rPr>
@@ -1043,7 +1043,7 @@
               <w14:ligatures w14:val="standardContextual"/>
             </w:rPr>
           </w:pPr>
-          <w:hyperlink w:anchor="_Toc214210176" w:history="1">
+          <w:hyperlink w:anchor="_Toc216001196" w:history="1">
             <w:r>
               <w:rPr>
                 <w:rStyle w:val="Lienhypertexte"/>
@@ -1071,7 +1071,7 @@
                 <w:noProof/>
                 <w:webHidden/>
               </w:rPr>
-              <w:instrText xml:space="preserve"> PAGEREF _Toc214210176 \h </w:instrText>
+              <w:instrText xml:space="preserve"> PAGEREF _Toc216001196 \h </w:instrText>
             </w:r>
             <w:r>
               <w:rPr>
@@ -1116,7 +1116,7 @@
               <w14:ligatures w14:val="standardContextual"/>
             </w:rPr>
           </w:pPr>
-          <w:hyperlink w:anchor="_Toc214210177" w:history="1">
+          <w:hyperlink w:anchor="_Toc216001197" w:history="1">
             <w:r>
               <w:rPr>
                 <w:rStyle w:val="Lienhypertexte"/>
@@ -1144,7 +1144,7 @@
                 <w:noProof/>
                 <w:webHidden/>
               </w:rPr>
-              <w:instrText xml:space="preserve"> PAGEREF _Toc214210177 \h </w:instrText>
+              <w:instrText xml:space="preserve"> PAGEREF _Toc216001197 \h </w:instrText>
             </w:r>
             <w:r>
               <w:rPr>
@@ -1189,7 +1189,7 @@
               <w14:ligatures w14:val="standardContextual"/>
             </w:rPr>
           </w:pPr>
-          <w:hyperlink w:anchor="_Toc214210178" w:history="1">
+          <w:hyperlink w:anchor="_Toc216001198" w:history="1">
             <w:r>
               <w:rPr>
                 <w:rStyle w:val="Lienhypertexte"/>
@@ -1217,7 +1217,7 @@
                 <w:noProof/>
                 <w:webHidden/>
               </w:rPr>
-              <w:instrText xml:space="preserve"> PAGEREF _Toc214210178 \h </w:instrText>
+              <w:instrText xml:space="preserve"> PAGEREF _Toc216001198 \h </w:instrText>
             </w:r>
             <w:r>
               <w:rPr>
@@ -1262,7 +1262,7 @@
               <w14:ligatures w14:val="standardContextual"/>
             </w:rPr>
           </w:pPr>
-          <w:hyperlink w:anchor="_Toc214210179" w:history="1">
+          <w:hyperlink w:anchor="_Toc216001199" w:history="1">
             <w:r>
               <w:rPr>
                 <w:rStyle w:val="Lienhypertexte"/>
@@ -1290,7 +1290,7 @@
                 <w:noProof/>
                 <w:webHidden/>
               </w:rPr>
-              <w:instrText xml:space="preserve"> PAGEREF _Toc214210179 \h </w:instrText>
+              <w:instrText xml:space="preserve"> PAGEREF _Toc216001199 \h </w:instrText>
             </w:r>
             <w:r>
               <w:rPr>
@@ -1335,7 +1335,7 @@
               <w14:ligatures w14:val="standardContextual"/>
             </w:rPr>
           </w:pPr>
-          <w:hyperlink w:anchor="_Toc214210180" w:history="1">
+          <w:hyperlink w:anchor="_Toc216001200" w:history="1">
             <w:r>
               <w:rPr>
                 <w:rStyle w:val="Lienhypertexte"/>
@@ -1363,7 +1363,7 @@
                 <w:noProof/>
                 <w:webHidden/>
               </w:rPr>
-              <w:instrText xml:space="preserve"> PAGEREF _Toc214210180 \h </w:instrText>
+              <w:instrText xml:space="preserve"> PAGEREF _Toc216001200 \h </w:instrText>
             </w:r>
             <w:r>
               <w:rPr>
@@ -1408,7 +1408,7 @@
               <w14:ligatures w14:val="standardContextual"/>
             </w:rPr>
           </w:pPr>
-          <w:hyperlink w:anchor="_Toc214210181" w:history="1">
+          <w:hyperlink w:anchor="_Toc216001201" w:history="1">
             <w:r>
               <w:rPr>
                 <w:rStyle w:val="Lienhypertexte"/>
@@ -1436,7 +1436,7 @@
                 <w:noProof/>
                 <w:webHidden/>
               </w:rPr>
-              <w:instrText xml:space="preserve"> PAGEREF _Toc214210181 \h </w:instrText>
+              <w:instrText xml:space="preserve"> PAGEREF _Toc216001201 \h </w:instrText>
             </w:r>
             <w:r>
               <w:rPr>
@@ -1481,7 +1481,7 @@
               <w14:ligatures w14:val="standardContextual"/>
             </w:rPr>
           </w:pPr>
-          <w:hyperlink w:anchor="_Toc214210182" w:history="1">
+          <w:hyperlink w:anchor="_Toc216001202" w:history="1">
             <w:r>
               <w:rPr>
                 <w:rStyle w:val="Lienhypertexte"/>
@@ -1508,7 +1508,7 @@
                 <w:noProof/>
                 <w:webHidden/>
               </w:rPr>
-              <w:instrText xml:space="preserve"> PAGEREF _Toc214210182 \h </w:instrText>
+              <w:instrText xml:space="preserve"> PAGEREF _Toc216001202 \h </w:instrText>
             </w:r>
             <w:r>
               <w:rPr>
@@ -1553,7 +1553,7 @@
               <w14:ligatures w14:val="standardContextual"/>
             </w:rPr>
           </w:pPr>
-          <w:hyperlink w:anchor="_Toc214210183" w:history="1">
+          <w:hyperlink w:anchor="_Toc216001203" w:history="1">
             <w:r>
               <w:rPr>
                 <w:rStyle w:val="Lienhypertexte"/>
@@ -1581,7 +1581,7 @@
                 <w:noProof/>
                 <w:webHidden/>
               </w:rPr>
-              <w:instrText xml:space="preserve"> PAGEREF _Toc214210183 \h </w:instrText>
+              <w:instrText xml:space="preserve"> PAGEREF _Toc216001203 \h </w:instrText>
             </w:r>
             <w:r>
               <w:rPr>
@@ -1626,7 +1626,7 @@
               <w14:ligatures w14:val="standardContextual"/>
             </w:rPr>
           </w:pPr>
-          <w:hyperlink w:anchor="_Toc214210184" w:history="1">
+          <w:hyperlink w:anchor="_Toc216001204" w:history="1">
             <w:r>
               <w:rPr>
                 <w:rStyle w:val="Lienhypertexte"/>
@@ -1654,7 +1654,7 @@
                 <w:noProof/>
                 <w:webHidden/>
               </w:rPr>
-              <w:instrText xml:space="preserve"> PAGEREF _Toc214210184 \h </w:instrText>
+              <w:instrText xml:space="preserve"> PAGEREF _Toc216001204 \h </w:instrText>
             </w:r>
             <w:r>
               <w:rPr>
@@ -1699,7 +1699,7 @@
               <w14:ligatures w14:val="standardContextual"/>
             </w:rPr>
           </w:pPr>
-          <w:hyperlink w:anchor="_Toc214210185" w:history="1">
+          <w:hyperlink w:anchor="_Toc216001205" w:history="1">
             <w:r>
               <w:rPr>
                 <w:rStyle w:val="Lienhypertexte"/>
@@ -1727,7 +1727,7 @@
                 <w:noProof/>
                 <w:webHidden/>
               </w:rPr>
-              <w:instrText xml:space="preserve"> PAGEREF _Toc214210185 \h </w:instrText>
+              <w:instrText xml:space="preserve"> PAGEREF _Toc216001205 \h </w:instrText>
             </w:r>
             <w:r>
               <w:rPr>
@@ -1772,7 +1772,7 @@
               <w14:ligatures w14:val="standardContextual"/>
             </w:rPr>
           </w:pPr>
-          <w:hyperlink w:anchor="_Toc214210186" w:history="1">
+          <w:hyperlink w:anchor="_Toc216001206" w:history="1">
             <w:r>
               <w:rPr>
                 <w:rStyle w:val="Lienhypertexte"/>
@@ -1800,7 +1800,7 @@
                 <w:noProof/>
                 <w:webHidden/>
               </w:rPr>
-              <w:instrText xml:space="preserve"> PAGEREF _Toc214210186 \h </w:instrText>
+              <w:instrText xml:space="preserve"> PAGEREF _Toc216001206 \h </w:instrText>
             </w:r>
             <w:r>
               <w:rPr>
@@ -1845,7 +1845,7 @@
               <w14:ligatures w14:val="standardContextual"/>
             </w:rPr>
           </w:pPr>
-          <w:hyperlink w:anchor="_Toc214210187" w:history="1">
+          <w:hyperlink w:anchor="_Toc216001207" w:history="1">
             <w:r>
               <w:rPr>
                 <w:rStyle w:val="Lienhypertexte"/>
@@ -1873,7 +1873,7 @@
                 <w:noProof/>
                 <w:webHidden/>
               </w:rPr>
-              <w:instrText xml:space="preserve"> PAGEREF _Toc214210187 \h </w:instrText>
+              <w:instrText xml:space="preserve"> PAGEREF _Toc216001207 \h </w:instrText>
             </w:r>
             <w:r>
               <w:rPr>
@@ -1894,152 +1894,6 @@
                 <w:webHidden/>
               </w:rPr>
               <w:t>7</w:t>
-            </w:r>
-            <w:r>
-              <w:rPr>
-                <w:noProof/>
-                <w:webHidden/>
-              </w:rPr>
-              <w:fldChar w:fldCharType="end"/>
-            </w:r>
-          </w:hyperlink>
-        </w:p>
-        <w:p>
-          <w:pPr>
-            <w:pStyle w:val="TM1"/>
-            <w:tabs>
-              <w:tab w:val="right" w:leader="dot" w:pos="9622"/>
-            </w:tabs>
-            <w:rPr>
-              <w:noProof/>
-              <w:kern w:val="2"/>
-              <w:sz w:val="24"/>
-              <w:szCs w:val="24"/>
-              <w14:ligatures w14:val="standardContextual"/>
-            </w:rPr>
-          </w:pPr>
-          <w:hyperlink w:anchor="_Toc214210188" w:history="1">
-            <w:r>
-              <w:rPr>
-                <w:rStyle w:val="Lienhypertexte"/>
-                <w:noProof/>
-                <w:lang w:val="fr-FR" w:eastAsia="en-US"/>
-              </w:rPr>
-              <w:t>Partie 3 – Démonstration</w:t>
-            </w:r>
-            <w:r>
-              <w:rPr>
-                <w:noProof/>
-                <w:webHidden/>
-              </w:rPr>
-              <w:tab/>
-            </w:r>
-            <w:r>
-              <w:rPr>
-                <w:noProof/>
-                <w:webHidden/>
-              </w:rPr>
-              <w:fldChar w:fldCharType="begin"/>
-            </w:r>
-            <w:r>
-              <w:rPr>
-                <w:noProof/>
-                <w:webHidden/>
-              </w:rPr>
-              <w:instrText xml:space="preserve"> PAGEREF _Toc214210188 \h </w:instrText>
-            </w:r>
-            <w:r>
-              <w:rPr>
-                <w:noProof/>
-                <w:webHidden/>
-              </w:rPr>
-            </w:r>
-            <w:r>
-              <w:rPr>
-                <w:noProof/>
-                <w:webHidden/>
-              </w:rPr>
-              <w:fldChar w:fldCharType="separate"/>
-            </w:r>
-            <w:r>
-              <w:rPr>
-                <w:noProof/>
-                <w:webHidden/>
-              </w:rPr>
-              <w:t>9</w:t>
-            </w:r>
-            <w:r>
-              <w:rPr>
-                <w:noProof/>
-                <w:webHidden/>
-              </w:rPr>
-              <w:fldChar w:fldCharType="end"/>
-            </w:r>
-          </w:hyperlink>
-        </w:p>
-        <w:p>
-          <w:pPr>
-            <w:pStyle w:val="TM2"/>
-            <w:tabs>
-              <w:tab w:val="right" w:leader="dot" w:pos="9622"/>
-            </w:tabs>
-            <w:rPr>
-              <w:noProof/>
-              <w:kern w:val="2"/>
-              <w:sz w:val="24"/>
-              <w:szCs w:val="24"/>
-              <w14:ligatures w14:val="standardContextual"/>
-            </w:rPr>
-          </w:pPr>
-          <w:hyperlink w:anchor="_Toc214210189" w:history="1">
-            <w:r>
-              <w:rPr>
-                <w:rStyle w:val="Lienhypertexte"/>
-                <w:noProof/>
-                <w:lang w:val="fr-FR" w:eastAsia="en-US"/>
-              </w:rPr>
-              <w:t>Lien vers notre démonstration :</w:t>
-            </w:r>
-            <w:r>
-              <w:rPr>
-                <w:noProof/>
-                <w:webHidden/>
-              </w:rPr>
-              <w:tab/>
-            </w:r>
-            <w:r>
-              <w:rPr>
-                <w:noProof/>
-                <w:webHidden/>
-              </w:rPr>
-              <w:fldChar w:fldCharType="begin"/>
-            </w:r>
-            <w:r>
-              <w:rPr>
-                <w:noProof/>
-                <w:webHidden/>
-              </w:rPr>
-              <w:instrText xml:space="preserve"> PAGEREF _Toc214210189 \h </w:instrText>
-            </w:r>
-            <w:r>
-              <w:rPr>
-                <w:noProof/>
-                <w:webHidden/>
-              </w:rPr>
-            </w:r>
-            <w:r>
-              <w:rPr>
-                <w:noProof/>
-                <w:webHidden/>
-              </w:rPr>
-              <w:fldChar w:fldCharType="separate"/>
-            </w:r>
-            <w:r>
-              <w:rPr>
-                <w:noProof/>
-                <w:webHidden/>
-              </w:rPr>
-              <w:t>9</w:t>
             </w:r>
             <w:r>
               <w:rPr>
@@ -2089,7 +1943,7 @@
           <w:lang w:val="fr-FR" w:eastAsia="en-US"/>
         </w:rPr>
       </w:pPr>
-      <w:bookmarkStart w:id="0" w:name="_Toc214210171"/>
+      <w:bookmarkStart w:id="0" w:name="_Toc216001191"/>
       <w:r>
         <w:rPr>
           <w:lang w:val="fr-FR" w:eastAsia="en-US"/>
@@ -2112,7 +1966,7 @@
           <w:lang w:val="fr-FR" w:eastAsia="en-US"/>
         </w:rPr>
       </w:pPr>
-      <w:bookmarkStart w:id="1" w:name="_Toc214210172"/>
+      <w:bookmarkStart w:id="1" w:name="_Toc216001192"/>
       <w:r>
         <w:rPr>
           <w:lang w:val="fr-FR" w:eastAsia="en-US"/>
@@ -2128,7 +1982,7 @@
           <w:lang w:val="fr-FR" w:eastAsia="en-US"/>
         </w:rPr>
       </w:pPr>
-      <w:bookmarkStart w:id="2" w:name="_Toc214210173"/>
+      <w:bookmarkStart w:id="2" w:name="_Toc216001193"/>
       <w:r>
         <w:rPr>
           <w:lang w:val="fr-FR" w:eastAsia="en-US"/>
@@ -2163,7 +2017,7 @@
           <w:lang w:val="fr-FR" w:eastAsia="en-US"/>
         </w:rPr>
       </w:pPr>
-      <w:bookmarkStart w:id="3" w:name="_Toc214210174"/>
+      <w:bookmarkStart w:id="3" w:name="_Toc216001194"/>
       <w:r>
         <w:rPr>
           <w:lang w:val="fr-FR" w:eastAsia="en-US"/>
@@ -2184,11 +2038,19 @@
           <w:lang w:val="fr-FR" w:eastAsia="en-US"/>
         </w:rPr>
       </w:pPr>
-      <w:r>
-        <w:rPr>
-          <w:lang w:val="fr-FR" w:eastAsia="en-US"/>
-        </w:rPr>
-        <w:t>Angular 18</w:t>
+      <w:proofErr w:type="spellStart"/>
+      <w:r>
+        <w:rPr>
+          <w:lang w:val="fr-FR" w:eastAsia="en-US"/>
+        </w:rPr>
+        <w:t>Angular</w:t>
+      </w:r>
+      <w:proofErr w:type="spellEnd"/>
+      <w:r>
+        <w:rPr>
+          <w:lang w:val="fr-FR" w:eastAsia="en-US"/>
+        </w:rPr>
+        <w:t xml:space="preserve"> 18</w:t>
       </w:r>
       <w:r>
         <w:rPr>
@@ -2222,7 +2084,7 @@
           <w:lang w:val="fr-FR" w:eastAsia="en-US"/>
         </w:rPr>
       </w:pPr>
-      <w:bookmarkStart w:id="4" w:name="_Toc214210175"/>
+      <w:bookmarkStart w:id="4" w:name="_Toc216001195"/>
       <w:r>
         <w:rPr>
           <w:lang w:val="fr-FR" w:eastAsia="en-US"/>
@@ -2335,7 +2197,57 @@
         <w:rPr>
           <w:lang w:eastAsia="en-US"/>
         </w:rPr>
-        <w:t>Préparation de la démonstration</w:t>
+        <w:t>Travailler sur le projet et p</w:t>
+      </w:r>
+      <w:r>
+        <w:rPr>
+          <w:lang w:eastAsia="en-US"/>
+        </w:rPr>
+        <w:t>réparation de la démonstration</w:t>
+      </w:r>
+    </w:p>
+    <w:p>
+      <w:pPr>
+        <w:spacing w:after="160" w:line="278" w:lineRule="auto"/>
+        <w:rPr>
+          <w:lang w:eastAsia="en-US"/>
+        </w:rPr>
+      </w:pPr>
+      <w:r>
+        <w:rPr>
+          <w:lang w:eastAsia="en-US"/>
+        </w:rPr>
+        <w:t xml:space="preserve">Semaine </w:t>
+      </w:r>
+      <w:r>
+        <w:rPr>
+          <w:lang w:eastAsia="en-US"/>
+        </w:rPr>
+        <w:t>4</w:t>
+      </w:r>
+      <w:r>
+        <w:rPr>
+          <w:lang w:eastAsia="en-US"/>
+        </w:rPr>
+        <w:t xml:space="preserve"> : </w:t>
+      </w:r>
+      <w:r>
+        <w:rPr>
+          <w:lang w:eastAsia="en-US"/>
+        </w:rPr>
+        <w:t>D</w:t>
+      </w:r>
+      <w:r>
+        <w:rPr>
+          <w:lang w:eastAsia="en-US"/>
+        </w:rPr>
+        <w:t>émonstration</w:t>
+      </w:r>
+      <w:r>
+        <w:rPr>
+          <w:lang w:eastAsia="en-US"/>
+        </w:rPr>
+        <w:t xml:space="preserve"> </w:t>
       </w:r>
       <w:r>
         <w:rPr>
@@ -2351,7 +2263,7 @@
           <w:lang w:eastAsia="en-US"/>
         </w:rPr>
       </w:pPr>
-      <w:bookmarkStart w:id="5" w:name="_Toc214210176"/>
+      <w:bookmarkStart w:id="5" w:name="_Toc216001196"/>
       <w:r>
         <w:rPr>
           <w:lang w:eastAsia="en-US"/>
@@ -2374,7 +2286,7 @@
           <w:lang w:val="fr-FR" w:eastAsia="en-US"/>
         </w:rPr>
       </w:pPr>
-      <w:bookmarkStart w:id="6" w:name="_Toc214210177"/>
+      <w:bookmarkStart w:id="6" w:name="_Toc216001197"/>
       <w:r>
         <w:rPr>
           <w:lang w:val="fr-FR" w:eastAsia="en-US"/>
@@ -2390,7 +2302,7 @@
           <w:lang w:eastAsia="en-US"/>
         </w:rPr>
       </w:pPr>
-      <w:bookmarkStart w:id="7" w:name="_Toc214210178"/>
+      <w:bookmarkStart w:id="7" w:name="_Toc216001198"/>
       <w:r>
         <w:rPr>
           <w:lang w:eastAsia="en-US"/>
@@ -2582,7 +2494,7 @@
           <w:lang w:val="fr-FR" w:eastAsia="en-US"/>
         </w:rPr>
       </w:pPr>
-      <w:bookmarkStart w:id="8" w:name="_Toc214210179"/>
+      <w:bookmarkStart w:id="8" w:name="_Toc216001199"/>
       <w:r>
         <w:rPr>
           <w:lang w:val="fr-FR" w:eastAsia="en-US"/>
@@ -2692,7 +2604,7 @@
           <w:lang w:val="fr-FR" w:eastAsia="en-US"/>
         </w:rPr>
       </w:pPr>
-      <w:bookmarkStart w:id="9" w:name="_Toc214210180"/>
+      <w:bookmarkStart w:id="9" w:name="_Toc216001200"/>
       <w:r>
         <w:rPr>
           <w:lang w:val="fr-FR" w:eastAsia="en-US"/>
@@ -2911,7 +2823,7 @@
           <w:lang w:val="fr-FR" w:eastAsia="en-US"/>
         </w:rPr>
       </w:pPr>
-      <w:bookmarkStart w:id="10" w:name="_Toc214210181"/>
+      <w:bookmarkStart w:id="10" w:name="_Toc216001201"/>
       <w:r>
         <w:rPr>
           <w:lang w:val="fr-FR" w:eastAsia="en-US"/>
@@ -3074,7 +2986,7 @@
           <w:lang w:val="fr-FR" w:eastAsia="en-US"/>
         </w:rPr>
       </w:pPr>
-      <w:bookmarkStart w:id="11" w:name="_Toc214210182"/>
+      <w:bookmarkStart w:id="11" w:name="_Toc216001202"/>
       <w:r>
         <w:t>Clarifications</w:t>
       </w:r>
@@ -3502,7 +3414,7 @@
           <w:lang w:eastAsia="en-US"/>
         </w:rPr>
       </w:pPr>
-      <w:bookmarkStart w:id="12" w:name="_Toc214210183"/>
+      <w:bookmarkStart w:id="12" w:name="_Toc216001203"/>
       <w:r>
         <w:rPr>
           <w:lang w:eastAsia="en-US"/>
@@ -3677,7 +3589,7 @@
           <w:lang w:val="fr-FR" w:eastAsia="en-US"/>
         </w:rPr>
       </w:pPr>
-      <w:bookmarkStart w:id="13" w:name="_Toc214210184"/>
+      <w:bookmarkStart w:id="13" w:name="_Toc216001204"/>
       <w:r>
         <w:rPr>
           <w:lang w:val="fr-FR" w:eastAsia="en-US"/>
@@ -3706,7 +3618,7 @@
           <w:lang w:val="fr-FR" w:eastAsia="en-US"/>
         </w:rPr>
       </w:pPr>
-      <w:bookmarkStart w:id="14" w:name="_Toc214210185"/>
+      <w:bookmarkStart w:id="14" w:name="_Toc216001205"/>
       <w:r>
         <w:rPr>
           <w:lang w:val="fr-FR" w:eastAsia="en-US"/>
@@ -3728,7 +3640,7 @@
           <w:lang w:val="fr-FR" w:eastAsia="en-US"/>
         </w:rPr>
       </w:pPr>
-      <w:bookmarkStart w:id="15" w:name="_Toc214210186"/>
+      <w:bookmarkStart w:id="15" w:name="_Toc216001206"/>
       <w:r>
         <w:rPr>
           <w:lang w:val="fr-FR" w:eastAsia="en-US"/>
@@ -3990,7 +3902,7 @@
           <w:lang w:val="fr-FR" w:eastAsia="en-US"/>
         </w:rPr>
       </w:pPr>
-      <w:bookmarkStart w:id="16" w:name="_Toc214210187"/>
+      <w:bookmarkStart w:id="16" w:name="_Toc216001207"/>
       <w:r>
         <w:rPr>
           <w:lang w:val="fr-FR" w:eastAsia="en-US"/>
@@ -4184,199 +4096,6 @@
           <w:lang w:val="fr-FR" w:eastAsia="en-US"/>
         </w:rPr>
         <w:t>Facilité à connecter à différents front-end ou d’autres services.</w:t>
-      </w:r>
-      <w:r>
-        <w:rPr>
-          <w:lang w:val="fr-FR" w:eastAsia="en-US"/>
-        </w:rPr>
-        <w:br w:type="page"/>
-      </w:r>
-    </w:p>
-    <w:p>
-      <w:pPr>
-        <w:pStyle w:val="Titre1"/>
-        <w:rPr>
-          <w:lang w:val="fr-FR" w:eastAsia="en-US"/>
-        </w:rPr>
-      </w:pPr>
-      <w:bookmarkStart w:id="17" w:name="_Toc214210188"/>
-      <w:r>
-        <w:rPr>
-          <w:lang w:val="fr-FR" w:eastAsia="en-US"/>
-        </w:rPr>
-        <w:lastRenderedPageBreak/>
-        <w:t>Partie 3 – Démonstration</w:t>
-      </w:r>
-      <w:bookmarkEnd w:id="17"/>
-    </w:p>
-    <w:p>
-      <w:pPr>
-        <w:pStyle w:val="Titre2"/>
-        <w:rPr>
-          <w:lang w:val="fr-FR" w:eastAsia="en-US"/>
-        </w:rPr>
-      </w:pPr>
-      <w:bookmarkStart w:id="18" w:name="_Toc214210189"/>
-      <w:r>
-        <w:rPr>
-          <w:lang w:val="fr-FR" w:eastAsia="en-US"/>
-        </w:rPr>
-        <w:t>Lien vers notre démonstration :</w:t>
-      </w:r>
-      <w:bookmarkEnd w:id="18"/>
-      <w:r>
-        <w:rPr>
-          <w:lang w:val="fr-FR" w:eastAsia="en-US"/>
-        </w:rPr>
-        <w:t xml:space="preserve"> </w:t>
-      </w:r>
-    </w:p>
-    <w:p>
-      <w:pPr>
-        <w:rPr>
-          <w:lang w:val="fr-FR" w:eastAsia="en-US"/>
-        </w:rPr>
-      </w:pPr>
-    </w:p>
-    <w:p>
-      <w:pPr>
-        <w:rPr>
-          <w:lang w:eastAsia="en-US"/>
-        </w:rPr>
-      </w:pPr>
-      <w:r>
-        <w:rPr>
-          <w:lang w:eastAsia="en-US"/>
-        </w:rPr>
-        <w:t xml:space="preserve">Réalisez un prototype ou une démonstration pratique mettant en œuvre la technologie choisie. </w:t>
-      </w:r>
-    </w:p>
-    <w:p>
-      <w:pPr>
-        <w:rPr>
-          <w:lang w:eastAsia="en-US"/>
-        </w:rPr>
-      </w:pPr>
-      <w:r>
-        <w:rPr>
-          <w:lang w:eastAsia="en-US"/>
-        </w:rPr>
-        <w:t xml:space="preserve">Cela peut impliquer : le développement d’une application la configuration d’un service ou d’un outil et la mise en place d’un scénario d’utilisation concret. </w:t>
-      </w:r>
-    </w:p>
-    <w:p>
-      <w:pPr>
-        <w:rPr>
-          <w:lang w:eastAsia="en-US"/>
-        </w:rPr>
-      </w:pPr>
-      <w:r>
-        <w:rPr>
-          <w:lang w:eastAsia="en-US"/>
-        </w:rPr>
-        <w:t>Préparez une démonstration pratique (10 minutes) à présenter à l’enseignant.</w:t>
-      </w:r>
-    </w:p>
-    <w:p>
-      <w:pPr>
-        <w:rPr>
-          <w:lang w:eastAsia="en-US"/>
-        </w:rPr>
-      </w:pPr>
-      <w:r>
-        <w:rPr>
-          <w:lang w:eastAsia="en-US"/>
-        </w:rPr>
-        <w:t xml:space="preserve"> Utilisation de l’IA : Générer ou corriger du code. Diagnostiquer des erreurs. Automatiser certaines étapes techniques. Produire la documentation ou la présentation finale.</w:t>
-      </w:r>
-    </w:p>
-    <w:p>
-      <w:pPr>
-        <w:rPr>
-          <w:b/>
-          <w:bCs/>
-          <w:lang w:eastAsia="en-US"/>
-        </w:rPr>
-      </w:pPr>
-      <w:r>
-        <w:rPr>
-          <w:b/>
-          <w:bCs/>
-          <w:lang w:eastAsia="en-US"/>
-        </w:rPr>
-        <w:t xml:space="preserve">Conseils </w:t>
-      </w:r>
-    </w:p>
-    <w:p>
-      <w:pPr>
-        <w:pStyle w:val="Paragraphedeliste"/>
-        <w:numPr>
-          <w:ilvl w:val="0"/>
-          <w:numId w:val="17"/>
-        </w:numPr>
-        <w:rPr>
-          <w:lang w:eastAsia="en-US"/>
-        </w:rPr>
-      </w:pPr>
-      <w:r>
-        <w:rPr>
-          <w:lang w:eastAsia="en-US"/>
-        </w:rPr>
-        <w:t xml:space="preserve">Utilisez l’IA comme outil d’aide, pas comme simple générateur de contenu. </w:t>
-      </w:r>
-    </w:p>
-    <w:p>
-      <w:pPr>
-        <w:pStyle w:val="Paragraphedeliste"/>
-        <w:numPr>
-          <w:ilvl w:val="0"/>
-          <w:numId w:val="17"/>
-        </w:numPr>
-        <w:rPr>
-          <w:lang w:eastAsia="en-US"/>
-        </w:rPr>
-      </w:pPr>
-      <w:r>
-        <w:rPr>
-          <w:lang w:eastAsia="en-US"/>
-        </w:rPr>
-        <w:t xml:space="preserve">Documentez vos interactions avec l’IA (prompts utiles, extraits pertinents). </w:t>
-      </w:r>
-    </w:p>
-    <w:p>
-      <w:pPr>
-        <w:pStyle w:val="Paragraphedeliste"/>
-        <w:numPr>
-          <w:ilvl w:val="0"/>
-          <w:numId w:val="17"/>
-        </w:numPr>
-        <w:rPr>
-          <w:lang w:eastAsia="en-US"/>
-        </w:rPr>
-      </w:pPr>
-      <w:r>
-        <w:rPr>
-          <w:lang w:eastAsia="en-US"/>
-        </w:rPr>
-        <w:t xml:space="preserve">Mettez en valeur ce que vous avez appris grâce à l’IA plutôt que ce que l’IA a produit. </w:t>
-      </w:r>
-    </w:p>
-    <w:p>
-      <w:pPr>
-        <w:pStyle w:val="Paragraphedeliste"/>
-        <w:numPr>
-          <w:ilvl w:val="0"/>
-          <w:numId w:val="17"/>
-        </w:numPr>
-        <w:rPr>
-          <w:lang w:eastAsia="en-US"/>
-        </w:rPr>
-      </w:pPr>
-      <w:r>
-        <w:rPr>
-          <w:lang w:eastAsia="en-US"/>
-        </w:rPr>
-        <w:t>La réflexion critique sur l’outil d’IA (forces, limites, biais) sera valorisée dans l’évaluation.</w:t>
       </w:r>
     </w:p>
     <w:sectPr>

--- a/remise3.docx
+++ b/remise3.docx
@@ -678,7 +678,7 @@
           <w:r>
             <w:fldChar w:fldCharType="separate"/>
           </w:r>
-          <w:hyperlink w:anchor="_Toc216001191" w:history="1">
+          <w:hyperlink w:anchor="_Toc216001499" w:history="1">
             <w:r>
               <w:rPr>
                 <w:rStyle w:val="Lienhypertexte"/>
@@ -706,7 +706,7 @@
                 <w:noProof/>
                 <w:webHidden/>
               </w:rPr>
-              <w:instrText xml:space="preserve"> PAGEREF _Toc216001191 \h </w:instrText>
+              <w:instrText xml:space="preserve"> PAGEREF _Toc216001499 \h </w:instrText>
             </w:r>
             <w:r>
               <w:rPr>
@@ -751,7 +751,7 @@
               <w14:ligatures w14:val="standardContextual"/>
             </w:rPr>
           </w:pPr>
-          <w:hyperlink w:anchor="_Toc216001192" w:history="1">
+          <w:hyperlink w:anchor="_Toc216001500" w:history="1">
             <w:r>
               <w:rPr>
                 <w:rStyle w:val="Lienhypertexte"/>
@@ -779,7 +779,7 @@
                 <w:noProof/>
                 <w:webHidden/>
               </w:rPr>
-              <w:instrText xml:space="preserve"> PAGEREF _Toc216001192 \h </w:instrText>
+              <w:instrText xml:space="preserve"> PAGEREF _Toc216001500 \h </w:instrText>
             </w:r>
             <w:r>
               <w:rPr>
@@ -824,7 +824,7 @@
               <w14:ligatures w14:val="standardContextual"/>
             </w:rPr>
           </w:pPr>
-          <w:hyperlink w:anchor="_Toc216001193" w:history="1">
+          <w:hyperlink w:anchor="_Toc216001501" w:history="1">
             <w:r>
               <w:rPr>
                 <w:rStyle w:val="Lienhypertexte"/>
@@ -852,7 +852,7 @@
                 <w:noProof/>
                 <w:webHidden/>
               </w:rPr>
-              <w:instrText xml:space="preserve"> PAGEREF _Toc216001193 \h </w:instrText>
+              <w:instrText xml:space="preserve"> PAGEREF _Toc216001501 \h </w:instrText>
             </w:r>
             <w:r>
               <w:rPr>
@@ -897,7 +897,7 @@
               <w14:ligatures w14:val="standardContextual"/>
             </w:rPr>
           </w:pPr>
-          <w:hyperlink w:anchor="_Toc216001194" w:history="1">
+          <w:hyperlink w:anchor="_Toc216001502" w:history="1">
             <w:r>
               <w:rPr>
                 <w:rStyle w:val="Lienhypertexte"/>
@@ -925,7 +925,7 @@
                 <w:noProof/>
                 <w:webHidden/>
               </w:rPr>
-              <w:instrText xml:space="preserve"> PAGEREF _Toc216001194 \h </w:instrText>
+              <w:instrText xml:space="preserve"> PAGEREF _Toc216001502 \h </w:instrText>
             </w:r>
             <w:r>
               <w:rPr>
@@ -970,7 +970,7 @@
               <w14:ligatures w14:val="standardContextual"/>
             </w:rPr>
           </w:pPr>
-          <w:hyperlink w:anchor="_Toc216001195" w:history="1">
+          <w:hyperlink w:anchor="_Toc216001503" w:history="1">
             <w:r>
               <w:rPr>
                 <w:rStyle w:val="Lienhypertexte"/>
@@ -998,7 +998,7 @@
                 <w:noProof/>
                 <w:webHidden/>
               </w:rPr>
-              <w:instrText xml:space="preserve"> PAGEREF _Toc216001195 \h </w:instrText>
+              <w:instrText xml:space="preserve"> PAGEREF _Toc216001503 \h </w:instrText>
             </w:r>
             <w:r>
               <w:rPr>
@@ -1043,7 +1043,7 @@
               <w14:ligatures w14:val="standardContextual"/>
             </w:rPr>
           </w:pPr>
-          <w:hyperlink w:anchor="_Toc216001196" w:history="1">
+          <w:hyperlink w:anchor="_Toc216001504" w:history="1">
             <w:r>
               <w:rPr>
                 <w:rStyle w:val="Lienhypertexte"/>
@@ -1071,7 +1071,7 @@
                 <w:noProof/>
                 <w:webHidden/>
               </w:rPr>
-              <w:instrText xml:space="preserve"> PAGEREF _Toc216001196 \h </w:instrText>
+              <w:instrText xml:space="preserve"> PAGEREF _Toc216001504 \h </w:instrText>
             </w:r>
             <w:r>
               <w:rPr>
@@ -1116,7 +1116,7 @@
               <w14:ligatures w14:val="standardContextual"/>
             </w:rPr>
           </w:pPr>
-          <w:hyperlink w:anchor="_Toc216001197" w:history="1">
+          <w:hyperlink w:anchor="_Toc216001505" w:history="1">
             <w:r>
               <w:rPr>
                 <w:rStyle w:val="Lienhypertexte"/>
@@ -1144,7 +1144,7 @@
                 <w:noProof/>
                 <w:webHidden/>
               </w:rPr>
-              <w:instrText xml:space="preserve"> PAGEREF _Toc216001197 \h </w:instrText>
+              <w:instrText xml:space="preserve"> PAGEREF _Toc216001505 \h </w:instrText>
             </w:r>
             <w:r>
               <w:rPr>
@@ -1189,7 +1189,7 @@
               <w14:ligatures w14:val="standardContextual"/>
             </w:rPr>
           </w:pPr>
-          <w:hyperlink w:anchor="_Toc216001198" w:history="1">
+          <w:hyperlink w:anchor="_Toc216001506" w:history="1">
             <w:r>
               <w:rPr>
                 <w:rStyle w:val="Lienhypertexte"/>
@@ -1217,7 +1217,7 @@
                 <w:noProof/>
                 <w:webHidden/>
               </w:rPr>
-              <w:instrText xml:space="preserve"> PAGEREF _Toc216001198 \h </w:instrText>
+              <w:instrText xml:space="preserve"> PAGEREF _Toc216001506 \h </w:instrText>
             </w:r>
             <w:r>
               <w:rPr>
@@ -1262,7 +1262,7 @@
               <w14:ligatures w14:val="standardContextual"/>
             </w:rPr>
           </w:pPr>
-          <w:hyperlink w:anchor="_Toc216001199" w:history="1">
+          <w:hyperlink w:anchor="_Toc216001507" w:history="1">
             <w:r>
               <w:rPr>
                 <w:rStyle w:val="Lienhypertexte"/>
@@ -1290,7 +1290,7 @@
                 <w:noProof/>
                 <w:webHidden/>
               </w:rPr>
-              <w:instrText xml:space="preserve"> PAGEREF _Toc216001199 \h </w:instrText>
+              <w:instrText xml:space="preserve"> PAGEREF _Toc216001507 \h </w:instrText>
             </w:r>
             <w:r>
               <w:rPr>
@@ -1335,7 +1335,7 @@
               <w14:ligatures w14:val="standardContextual"/>
             </w:rPr>
           </w:pPr>
-          <w:hyperlink w:anchor="_Toc216001200" w:history="1">
+          <w:hyperlink w:anchor="_Toc216001508" w:history="1">
             <w:r>
               <w:rPr>
                 <w:rStyle w:val="Lienhypertexte"/>
@@ -1363,7 +1363,7 @@
                 <w:noProof/>
                 <w:webHidden/>
               </w:rPr>
-              <w:instrText xml:space="preserve"> PAGEREF _Toc216001200 \h </w:instrText>
+              <w:instrText xml:space="preserve"> PAGEREF _Toc216001508 \h </w:instrText>
             </w:r>
             <w:r>
               <w:rPr>
@@ -1408,7 +1408,7 @@
               <w14:ligatures w14:val="standardContextual"/>
             </w:rPr>
           </w:pPr>
-          <w:hyperlink w:anchor="_Toc216001201" w:history="1">
+          <w:hyperlink w:anchor="_Toc216001509" w:history="1">
             <w:r>
               <w:rPr>
                 <w:rStyle w:val="Lienhypertexte"/>
@@ -1436,7 +1436,7 @@
                 <w:noProof/>
                 <w:webHidden/>
               </w:rPr>
-              <w:instrText xml:space="preserve"> PAGEREF _Toc216001201 \h </w:instrText>
+              <w:instrText xml:space="preserve"> PAGEREF _Toc216001509 \h </w:instrText>
             </w:r>
             <w:r>
               <w:rPr>
@@ -1481,7 +1481,7 @@
               <w14:ligatures w14:val="standardContextual"/>
             </w:rPr>
           </w:pPr>
-          <w:hyperlink w:anchor="_Toc216001202" w:history="1">
+          <w:hyperlink w:anchor="_Toc216001510" w:history="1">
             <w:r>
               <w:rPr>
                 <w:rStyle w:val="Lienhypertexte"/>
@@ -1508,7 +1508,7 @@
                 <w:noProof/>
                 <w:webHidden/>
               </w:rPr>
-              <w:instrText xml:space="preserve"> PAGEREF _Toc216001202 \h </w:instrText>
+              <w:instrText xml:space="preserve"> PAGEREF _Toc216001510 \h </w:instrText>
             </w:r>
             <w:r>
               <w:rPr>
@@ -1553,7 +1553,7 @@
               <w14:ligatures w14:val="standardContextual"/>
             </w:rPr>
           </w:pPr>
-          <w:hyperlink w:anchor="_Toc216001203" w:history="1">
+          <w:hyperlink w:anchor="_Toc216001511" w:history="1">
             <w:r>
               <w:rPr>
                 <w:rStyle w:val="Lienhypertexte"/>
@@ -1581,7 +1581,7 @@
                 <w:noProof/>
                 <w:webHidden/>
               </w:rPr>
-              <w:instrText xml:space="preserve"> PAGEREF _Toc216001203 \h </w:instrText>
+              <w:instrText xml:space="preserve"> PAGEREF _Toc216001511 \h </w:instrText>
             </w:r>
             <w:r>
               <w:rPr>
@@ -1626,7 +1626,7 @@
               <w14:ligatures w14:val="standardContextual"/>
             </w:rPr>
           </w:pPr>
-          <w:hyperlink w:anchor="_Toc216001204" w:history="1">
+          <w:hyperlink w:anchor="_Toc216001512" w:history="1">
             <w:r>
               <w:rPr>
                 <w:rStyle w:val="Lienhypertexte"/>
@@ -1654,7 +1654,79 @@
                 <w:noProof/>
                 <w:webHidden/>
               </w:rPr>
-              <w:instrText xml:space="preserve"> PAGEREF _Toc216001204 \h </w:instrText>
+              <w:instrText xml:space="preserve"> PAGEREF _Toc216001512 \h </w:instrText>
+            </w:r>
+            <w:r>
+              <w:rPr>
+                <w:noProof/>
+                <w:webHidden/>
+              </w:rPr>
+            </w:r>
+            <w:r>
+              <w:rPr>
+                <w:noProof/>
+                <w:webHidden/>
+              </w:rPr>
+              <w:fldChar w:fldCharType="separate"/>
+            </w:r>
+            <w:r>
+              <w:rPr>
+                <w:noProof/>
+                <w:webHidden/>
+              </w:rPr>
+              <w:t>7</w:t>
+            </w:r>
+            <w:r>
+              <w:rPr>
+                <w:noProof/>
+                <w:webHidden/>
+              </w:rPr>
+              <w:fldChar w:fldCharType="end"/>
+            </w:r>
+          </w:hyperlink>
+        </w:p>
+        <w:p>
+          <w:pPr>
+            <w:pStyle w:val="TM3"/>
+            <w:tabs>
+              <w:tab w:val="right" w:leader="dot" w:pos="9622"/>
+            </w:tabs>
+            <w:rPr>
+              <w:noProof/>
+              <w:kern w:val="2"/>
+              <w:sz w:val="24"/>
+              <w:szCs w:val="24"/>
+              <w14:ligatures w14:val="standardContextual"/>
+            </w:rPr>
+          </w:pPr>
+          <w:hyperlink w:anchor="_Toc216001513" w:history="1">
+            <w:r>
+              <w:rPr>
+                <w:rStyle w:val="Lienhypertexte"/>
+                <w:noProof/>
+              </w:rPr>
+              <w:t>AIs utilisés</w:t>
+            </w:r>
+            <w:r>
+              <w:rPr>
+                <w:noProof/>
+                <w:webHidden/>
+              </w:rPr>
+              <w:tab/>
+            </w:r>
+            <w:r>
+              <w:rPr>
+                <w:noProof/>
+                <w:webHidden/>
+              </w:rPr>
+              <w:fldChar w:fldCharType="begin"/>
+            </w:r>
+            <w:r>
+              <w:rPr>
+                <w:noProof/>
+                <w:webHidden/>
+              </w:rPr>
+              <w:instrText xml:space="preserve"> PAGEREF _Toc216001513 \h </w:instrText>
             </w:r>
             <w:r>
               <w:rPr>
@@ -1699,7 +1771,7 @@
               <w14:ligatures w14:val="standardContextual"/>
             </w:rPr>
           </w:pPr>
-          <w:hyperlink w:anchor="_Toc216001205" w:history="1">
+          <w:hyperlink w:anchor="_Toc216001514" w:history="1">
             <w:r>
               <w:rPr>
                 <w:rStyle w:val="Lienhypertexte"/>
@@ -1727,7 +1799,7 @@
                 <w:noProof/>
                 <w:webHidden/>
               </w:rPr>
-              <w:instrText xml:space="preserve"> PAGEREF _Toc216001205 \h </w:instrText>
+              <w:instrText xml:space="preserve"> PAGEREF _Toc216001514 \h </w:instrText>
             </w:r>
             <w:r>
               <w:rPr>
@@ -1772,7 +1844,7 @@
               <w14:ligatures w14:val="standardContextual"/>
             </w:rPr>
           </w:pPr>
-          <w:hyperlink w:anchor="_Toc216001206" w:history="1">
+          <w:hyperlink w:anchor="_Toc216001515" w:history="1">
             <w:r>
               <w:rPr>
                 <w:rStyle w:val="Lienhypertexte"/>
@@ -1800,7 +1872,7 @@
                 <w:noProof/>
                 <w:webHidden/>
               </w:rPr>
-              <w:instrText xml:space="preserve"> PAGEREF _Toc216001206 \h </w:instrText>
+              <w:instrText xml:space="preserve"> PAGEREF _Toc216001515 \h </w:instrText>
             </w:r>
             <w:r>
               <w:rPr>
@@ -1845,7 +1917,7 @@
               <w14:ligatures w14:val="standardContextual"/>
             </w:rPr>
           </w:pPr>
-          <w:hyperlink w:anchor="_Toc216001207" w:history="1">
+          <w:hyperlink w:anchor="_Toc216001516" w:history="1">
             <w:r>
               <w:rPr>
                 <w:rStyle w:val="Lienhypertexte"/>
@@ -1873,7 +1945,7 @@
                 <w:noProof/>
                 <w:webHidden/>
               </w:rPr>
-              <w:instrText xml:space="preserve"> PAGEREF _Toc216001207 \h </w:instrText>
+              <w:instrText xml:space="preserve"> PAGEREF _Toc216001516 \h </w:instrText>
             </w:r>
             <w:r>
               <w:rPr>
@@ -1893,7 +1965,7 @@
                 <w:noProof/>
                 <w:webHidden/>
               </w:rPr>
-              <w:t>7</w:t>
+              <w:t>8</w:t>
             </w:r>
             <w:r>
               <w:rPr>
@@ -1943,7 +2015,7 @@
           <w:lang w:val="fr-FR" w:eastAsia="en-US"/>
         </w:rPr>
       </w:pPr>
-      <w:bookmarkStart w:id="0" w:name="_Toc216001191"/>
+      <w:bookmarkStart w:id="0" w:name="_Toc216001499"/>
       <w:r>
         <w:rPr>
           <w:lang w:val="fr-FR" w:eastAsia="en-US"/>
@@ -1966,7 +2038,7 @@
           <w:lang w:val="fr-FR" w:eastAsia="en-US"/>
         </w:rPr>
       </w:pPr>
-      <w:bookmarkStart w:id="1" w:name="_Toc216001192"/>
+      <w:bookmarkStart w:id="1" w:name="_Toc216001500"/>
       <w:r>
         <w:rPr>
           <w:lang w:val="fr-FR" w:eastAsia="en-US"/>
@@ -1982,7 +2054,7 @@
           <w:lang w:val="fr-FR" w:eastAsia="en-US"/>
         </w:rPr>
       </w:pPr>
-      <w:bookmarkStart w:id="2" w:name="_Toc216001193"/>
+      <w:bookmarkStart w:id="2" w:name="_Toc216001501"/>
       <w:r>
         <w:rPr>
           <w:lang w:val="fr-FR" w:eastAsia="en-US"/>
@@ -2017,7 +2089,7 @@
           <w:lang w:val="fr-FR" w:eastAsia="en-US"/>
         </w:rPr>
       </w:pPr>
-      <w:bookmarkStart w:id="3" w:name="_Toc216001194"/>
+      <w:bookmarkStart w:id="3" w:name="_Toc216001502"/>
       <w:r>
         <w:rPr>
           <w:lang w:val="fr-FR" w:eastAsia="en-US"/>
@@ -2038,19 +2110,11 @@
           <w:lang w:val="fr-FR" w:eastAsia="en-US"/>
         </w:rPr>
       </w:pPr>
-      <w:proofErr w:type="spellStart"/>
-      <w:r>
-        <w:rPr>
-          <w:lang w:val="fr-FR" w:eastAsia="en-US"/>
-        </w:rPr>
-        <w:t>Angular</w:t>
-      </w:r>
-      <w:proofErr w:type="spellEnd"/>
-      <w:r>
-        <w:rPr>
-          <w:lang w:val="fr-FR" w:eastAsia="en-US"/>
-        </w:rPr>
-        <w:t xml:space="preserve"> 18</w:t>
+      <w:r>
+        <w:rPr>
+          <w:lang w:val="fr-FR" w:eastAsia="en-US"/>
+        </w:rPr>
+        <w:t>Angular 18</w:t>
       </w:r>
       <w:r>
         <w:rPr>
@@ -2084,7 +2148,7 @@
           <w:lang w:val="fr-FR" w:eastAsia="en-US"/>
         </w:rPr>
       </w:pPr>
-      <w:bookmarkStart w:id="4" w:name="_Toc216001195"/>
+      <w:bookmarkStart w:id="4" w:name="_Toc216001503"/>
       <w:r>
         <w:rPr>
           <w:lang w:val="fr-FR" w:eastAsia="en-US"/>
@@ -2217,37 +2281,7 @@
         <w:rPr>
           <w:lang w:eastAsia="en-US"/>
         </w:rPr>
-        <w:t xml:space="preserve">Semaine </w:t>
-      </w:r>
-      <w:r>
-        <w:rPr>
-          <w:lang w:eastAsia="en-US"/>
-        </w:rPr>
-        <w:t>4</w:t>
-      </w:r>
-      <w:r>
-        <w:rPr>
-          <w:lang w:eastAsia="en-US"/>
-        </w:rPr>
-        <w:t xml:space="preserve"> : </w:t>
-      </w:r>
-      <w:r>
-        <w:rPr>
-          <w:lang w:eastAsia="en-US"/>
-        </w:rPr>
-        <w:t>D</w:t>
-      </w:r>
-      <w:r>
-        <w:rPr>
-          <w:lang w:eastAsia="en-US"/>
-        </w:rPr>
-        <w:t>émonstration</w:t>
-      </w:r>
-      <w:r>
-        <w:rPr>
-          <w:lang w:eastAsia="en-US"/>
-        </w:rPr>
-        <w:t xml:space="preserve"> </w:t>
+        <w:t xml:space="preserve">Semaine 4 : Démonstration </w:t>
       </w:r>
       <w:r>
         <w:rPr>
@@ -2263,7 +2297,7 @@
           <w:lang w:eastAsia="en-US"/>
         </w:rPr>
       </w:pPr>
-      <w:bookmarkStart w:id="5" w:name="_Toc216001196"/>
+      <w:bookmarkStart w:id="5" w:name="_Toc216001504"/>
       <w:r>
         <w:rPr>
           <w:lang w:eastAsia="en-US"/>
@@ -2286,7 +2320,7 @@
           <w:lang w:val="fr-FR" w:eastAsia="en-US"/>
         </w:rPr>
       </w:pPr>
-      <w:bookmarkStart w:id="6" w:name="_Toc216001197"/>
+      <w:bookmarkStart w:id="6" w:name="_Toc216001505"/>
       <w:r>
         <w:rPr>
           <w:lang w:val="fr-FR" w:eastAsia="en-US"/>
@@ -2302,7 +2336,7 @@
           <w:lang w:eastAsia="en-US"/>
         </w:rPr>
       </w:pPr>
-      <w:bookmarkStart w:id="7" w:name="_Toc216001198"/>
+      <w:bookmarkStart w:id="7" w:name="_Toc216001506"/>
       <w:r>
         <w:rPr>
           <w:lang w:eastAsia="en-US"/>
@@ -2494,7 +2528,7 @@
           <w:lang w:val="fr-FR" w:eastAsia="en-US"/>
         </w:rPr>
       </w:pPr>
-      <w:bookmarkStart w:id="8" w:name="_Toc216001199"/>
+      <w:bookmarkStart w:id="8" w:name="_Toc216001507"/>
       <w:r>
         <w:rPr>
           <w:lang w:val="fr-FR" w:eastAsia="en-US"/>
@@ -2604,7 +2638,7 @@
           <w:lang w:val="fr-FR" w:eastAsia="en-US"/>
         </w:rPr>
       </w:pPr>
-      <w:bookmarkStart w:id="9" w:name="_Toc216001200"/>
+      <w:bookmarkStart w:id="9" w:name="_Toc216001508"/>
       <w:r>
         <w:rPr>
           <w:lang w:val="fr-FR" w:eastAsia="en-US"/>
@@ -2823,7 +2857,7 @@
           <w:lang w:val="fr-FR" w:eastAsia="en-US"/>
         </w:rPr>
       </w:pPr>
-      <w:bookmarkStart w:id="10" w:name="_Toc216001201"/>
+      <w:bookmarkStart w:id="10" w:name="_Toc216001509"/>
       <w:r>
         <w:rPr>
           <w:lang w:val="fr-FR" w:eastAsia="en-US"/>
@@ -2986,7 +3020,7 @@
           <w:lang w:val="fr-FR" w:eastAsia="en-US"/>
         </w:rPr>
       </w:pPr>
-      <w:bookmarkStart w:id="11" w:name="_Toc216001202"/>
+      <w:bookmarkStart w:id="11" w:name="_Toc216001510"/>
       <w:r>
         <w:t>Clarifications</w:t>
       </w:r>
@@ -3414,7 +3448,7 @@
           <w:lang w:eastAsia="en-US"/>
         </w:rPr>
       </w:pPr>
-      <w:bookmarkStart w:id="12" w:name="_Toc216001203"/>
+      <w:bookmarkStart w:id="12" w:name="_Toc216001511"/>
       <w:r>
         <w:rPr>
           <w:lang w:eastAsia="en-US"/>
@@ -3589,7 +3623,7 @@
           <w:lang w:val="fr-FR" w:eastAsia="en-US"/>
         </w:rPr>
       </w:pPr>
-      <w:bookmarkStart w:id="13" w:name="_Toc216001204"/>
+      <w:bookmarkStart w:id="13" w:name="_Toc216001512"/>
       <w:r>
         <w:rPr>
           <w:lang w:val="fr-FR" w:eastAsia="en-US"/>
@@ -3613,19 +3647,58 @@
     </w:p>
     <w:p>
       <w:pPr>
+        <w:rPr>
+          <w:lang w:val="fr-FR" w:eastAsia="en-US"/>
+        </w:rPr>
+      </w:pPr>
+      <w:bookmarkStart w:id="14" w:name="_Toc216001513"/>
+      <w:r>
+        <w:rPr>
+          <w:rStyle w:val="Titre3Car"/>
+        </w:rPr>
+        <w:t>AI</w:t>
+      </w:r>
+      <w:r>
+        <w:rPr>
+          <w:rStyle w:val="Titre3Car"/>
+        </w:rPr>
+        <w:t>s</w:t>
+      </w:r>
+      <w:r>
+        <w:rPr>
+          <w:rStyle w:val="Titre3Car"/>
+        </w:rPr>
+        <w:t xml:space="preserve"> utilisé</w:t>
+      </w:r>
+      <w:r>
+        <w:rPr>
+          <w:rStyle w:val="Titre3Car"/>
+        </w:rPr>
+        <w:t>s</w:t>
+      </w:r>
+      <w:bookmarkEnd w:id="14"/>
+      <w:r>
+        <w:rPr>
+          <w:lang w:val="fr-FR" w:eastAsia="en-US"/>
+        </w:rPr>
+        <w:t> :  Chat GPT, Claude et Copilot.</w:t>
+      </w:r>
+    </w:p>
+    <w:p>
+      <w:pPr>
         <w:pStyle w:val="Titre2"/>
         <w:rPr>
           <w:lang w:val="fr-FR" w:eastAsia="en-US"/>
         </w:rPr>
       </w:pPr>
-      <w:bookmarkStart w:id="14" w:name="_Toc216001205"/>
+      <w:bookmarkStart w:id="15" w:name="_Toc216001514"/>
       <w:r>
         <w:rPr>
           <w:lang w:val="fr-FR" w:eastAsia="en-US"/>
         </w:rPr>
         <w:t>Réflexions critique</w:t>
       </w:r>
-      <w:bookmarkEnd w:id="14"/>
+      <w:bookmarkEnd w:id="15"/>
       <w:r>
         <w:rPr>
           <w:lang w:val="fr-FR" w:eastAsia="en-US"/>
@@ -3640,14 +3713,14 @@
           <w:lang w:val="fr-FR" w:eastAsia="en-US"/>
         </w:rPr>
       </w:pPr>
-      <w:bookmarkStart w:id="15" w:name="_Toc216001206"/>
+      <w:bookmarkStart w:id="16" w:name="_Toc216001515"/>
       <w:r>
         <w:rPr>
           <w:lang w:val="fr-FR" w:eastAsia="en-US"/>
         </w:rPr>
         <w:t>Sur les limites de la technologie</w:t>
       </w:r>
-      <w:bookmarkEnd w:id="15"/>
+      <w:bookmarkEnd w:id="16"/>
       <w:r>
         <w:rPr>
           <w:lang w:val="fr-FR" w:eastAsia="en-US"/>
@@ -3902,14 +3975,15 @@
           <w:lang w:val="fr-FR" w:eastAsia="en-US"/>
         </w:rPr>
       </w:pPr>
-      <w:bookmarkStart w:id="16" w:name="_Toc216001207"/>
-      <w:r>
-        <w:rPr>
-          <w:lang w:val="fr-FR" w:eastAsia="en-US"/>
-        </w:rPr>
+      <w:bookmarkStart w:id="17" w:name="_Toc216001516"/>
+      <w:r>
+        <w:rPr>
+          <w:lang w:val="fr-FR" w:eastAsia="en-US"/>
+        </w:rPr>
+        <w:lastRenderedPageBreak/>
         <w:t>Sur le potentiel de la technologie</w:t>
       </w:r>
-      <w:bookmarkEnd w:id="16"/>
+      <w:bookmarkEnd w:id="17"/>
     </w:p>
     <w:p>
       <w:pPr>
@@ -3972,7 +4046,6 @@
         <w:rPr>
           <w:lang w:val="fr-FR" w:eastAsia="en-US"/>
         </w:rPr>
-        <w:lastRenderedPageBreak/>
         <w:t>Node.js</w:t>
       </w:r>
     </w:p>
